--- a/pdfs/templates/pdfs/contrato_commeta_pagos_varios.docx
+++ b/pdfs/templates/pdfs/contrato_commeta_pagos_varios.docx
@@ -794,7 +794,14 @@
         <w:rPr>
           <w:rFonts w:ascii="Arial Narrow" w:eastAsia="Arial Narrow" w:hAnsi="Arial Narrow" w:cs="Arial Narrow"/>
         </w:rPr>
-        <w:t>{{SEXO_2}}</w:t>
+        <w:t>{{SEXO_2</w:t>
+      </w:r>
+      <w:proofErr w:type="gramStart"/>
+      <w:r>
+        <w:rPr>
+          <w:rFonts w:ascii="Arial Narrow" w:eastAsia="Arial Narrow" w:hAnsi="Arial Narrow" w:cs="Arial Narrow"/>
+        </w:rPr>
+        <w:t>}}</w:t>
       </w:r>
       <w:r>
         <w:rPr>
@@ -802,6 +809,7 @@
         </w:rPr>
         <w:t>S</w:t>
       </w:r>
+      <w:proofErr w:type="gramEnd"/>
       <w:r>
         <w:rPr>
           <w:rFonts w:ascii="Arial Narrow" w:eastAsia="Arial Narrow" w:hAnsi="Arial Narrow" w:cs="Arial Narrow"/>
@@ -883,7 +891,16 @@
           <w:b/>
           <w:bCs/>
         </w:rPr>
-        <w:t>{{SEXO_2}}</w:t>
+        <w:t>{{SEXO_2</w:t>
+      </w:r>
+      <w:proofErr w:type="gramStart"/>
+      <w:r>
+        <w:rPr>
+          <w:rFonts w:ascii="Arial Narrow" w:eastAsia="Arial Narrow" w:hAnsi="Arial Narrow" w:cs="Arial Narrow"/>
+          <w:b/>
+          <w:bCs/>
+        </w:rPr>
+        <w:t>}}</w:t>
       </w:r>
       <w:r>
         <w:rPr>
@@ -893,6 +910,7 @@
         </w:rPr>
         <w:t>S</w:t>
       </w:r>
+      <w:proofErr w:type="gramEnd"/>
       <w:r>
         <w:rPr>
           <w:rFonts w:ascii="Arial Narrow" w:eastAsia="Arial Narrow" w:hAnsi="Arial Narrow" w:cs="Arial Narrow"/>
@@ -1632,31 +1650,87 @@
         <w:rPr>
           <w:rFonts w:ascii="Arial Narrow" w:eastAsia="Arial Narrow" w:hAnsi="Arial Narrow" w:cs="Arial Narrow"/>
         </w:rPr>
-        <w:t xml:space="preserve">LOTE    </w:t>
-      </w:r>
-      <w:r>
-        <w:rPr>
-          <w:rFonts w:ascii="Arial Narrow" w:eastAsia="Arial Narrow" w:hAnsi="Arial Narrow" w:cs="Arial Narrow"/>
-        </w:rPr>
-        <w:t>{{ID_LOTE}}</w:t>
-      </w:r>
-      <w:r>
-        <w:rPr>
-          <w:rFonts w:ascii="Arial Narrow" w:eastAsia="Arial Narrow" w:hAnsi="Arial Narrow" w:cs="Arial Narrow"/>
-        </w:rPr>
-        <w:t xml:space="preserve">     MANZANA    </w:t>
-      </w:r>
-      <w:r>
-        <w:rPr>
-          <w:rFonts w:ascii="Arial Narrow" w:eastAsia="Arial Narrow" w:hAnsi="Arial Narrow" w:cs="Arial Narrow"/>
-        </w:rPr>
-        <w:t>{{MANZ}}</w:t>
-      </w:r>
-      <w:r>
-        <w:rPr>
-          <w:rFonts w:ascii="Arial Narrow" w:eastAsia="Arial Narrow" w:hAnsi="Arial Narrow" w:cs="Arial Narrow"/>
-        </w:rPr>
-        <w:t xml:space="preserve">             </w:t>
+        <w:t xml:space="preserve">LOTE </w:t>
+      </w:r>
+      <w:proofErr w:type="gramStart"/>
+      <w:r>
+        <w:rPr>
+          <w:rFonts w:ascii="Arial Narrow" w:eastAsia="Arial Narrow" w:hAnsi="Arial Narrow" w:cs="Arial Narrow"/>
+        </w:rPr>
+        <w:t xml:space="preserve">   </w:t>
+      </w:r>
+      <w:r>
+        <w:rPr>
+          <w:rFonts w:ascii="Arial Narrow" w:eastAsia="Arial Narrow" w:hAnsi="Arial Narrow" w:cs="Arial Narrow"/>
+        </w:rPr>
+        <w:t>{</w:t>
+      </w:r>
+      <w:proofErr w:type="gramEnd"/>
+      <w:r>
+        <w:rPr>
+          <w:rFonts w:ascii="Arial Narrow" w:eastAsia="Arial Narrow" w:hAnsi="Arial Narrow" w:cs="Arial Narrow"/>
+        </w:rPr>
+        <w:t>{ID_LOTE</w:t>
+      </w:r>
+      <w:proofErr w:type="gramStart"/>
+      <w:r>
+        <w:rPr>
+          <w:rFonts w:ascii="Arial Narrow" w:eastAsia="Arial Narrow" w:hAnsi="Arial Narrow" w:cs="Arial Narrow"/>
+        </w:rPr>
+        <w:t>}}</w:t>
+      </w:r>
+      <w:r>
+        <w:rPr>
+          <w:rFonts w:ascii="Arial Narrow" w:eastAsia="Arial Narrow" w:hAnsi="Arial Narrow" w:cs="Arial Narrow"/>
+        </w:rPr>
+        <w:t xml:space="preserve">   </w:t>
+      </w:r>
+      <w:proofErr w:type="gramEnd"/>
+      <w:r>
+        <w:rPr>
+          <w:rFonts w:ascii="Arial Narrow" w:eastAsia="Arial Narrow" w:hAnsi="Arial Narrow" w:cs="Arial Narrow"/>
+        </w:rPr>
+        <w:t xml:space="preserve">  MANZANA </w:t>
+      </w:r>
+      <w:proofErr w:type="gramStart"/>
+      <w:r>
+        <w:rPr>
+          <w:rFonts w:ascii="Arial Narrow" w:eastAsia="Arial Narrow" w:hAnsi="Arial Narrow" w:cs="Arial Narrow"/>
+        </w:rPr>
+        <w:t xml:space="preserve">   </w:t>
+      </w:r>
+      <w:r>
+        <w:rPr>
+          <w:rFonts w:ascii="Arial Narrow" w:eastAsia="Arial Narrow" w:hAnsi="Arial Narrow" w:cs="Arial Narrow"/>
+        </w:rPr>
+        <w:t>{</w:t>
+      </w:r>
+      <w:proofErr w:type="gramEnd"/>
+      <w:r>
+        <w:rPr>
+          <w:rFonts w:ascii="Arial Narrow" w:eastAsia="Arial Narrow" w:hAnsi="Arial Narrow" w:cs="Arial Narrow"/>
+        </w:rPr>
+        <w:t>{MANZ</w:t>
+      </w:r>
+      <w:proofErr w:type="gramStart"/>
+      <w:r>
+        <w:rPr>
+          <w:rFonts w:ascii="Arial Narrow" w:eastAsia="Arial Narrow" w:hAnsi="Arial Narrow" w:cs="Arial Narrow"/>
+        </w:rPr>
+        <w:t>}}</w:t>
+      </w:r>
+      <w:r>
+        <w:rPr>
+          <w:rFonts w:ascii="Arial Narrow" w:eastAsia="Arial Narrow" w:hAnsi="Arial Narrow" w:cs="Arial Narrow"/>
+        </w:rPr>
+        <w:t xml:space="preserve">   </w:t>
+      </w:r>
+      <w:proofErr w:type="gramEnd"/>
+      <w:r>
+        <w:rPr>
+          <w:rFonts w:ascii="Arial Narrow" w:eastAsia="Arial Narrow" w:hAnsi="Arial Narrow" w:cs="Arial Narrow"/>
+        </w:rPr>
+        <w:t xml:space="preserve">          </w:t>
       </w:r>
       <w:r>
         <w:rPr>
@@ -2549,13 +2623,27 @@
         <w:rPr>
           <w:rFonts w:ascii="Arial Narrow" w:eastAsia="Arial Narrow" w:hAnsi="Arial Narrow" w:cs="Arial Narrow"/>
         </w:rPr>
-        <w:t>{{METROS_CUADRADOS}}</w:t>
-      </w:r>
-      <w:r>
-        <w:rPr>
-          <w:rFonts w:ascii="Arial Narrow" w:eastAsia="Arial Narrow" w:hAnsi="Arial Narrow" w:cs="Arial Narrow"/>
-        </w:rPr>
-        <w:t xml:space="preserve">   M2</w:t>
+        <w:t>{{METROS_CUADRADOS</w:t>
+      </w:r>
+      <w:proofErr w:type="gramStart"/>
+      <w:r>
+        <w:rPr>
+          <w:rFonts w:ascii="Arial Narrow" w:eastAsia="Arial Narrow" w:hAnsi="Arial Narrow" w:cs="Arial Narrow"/>
+        </w:rPr>
+        <w:t>}}</w:t>
+      </w:r>
+      <w:r>
+        <w:rPr>
+          <w:rFonts w:ascii="Arial Narrow" w:eastAsia="Arial Narrow" w:hAnsi="Arial Narrow" w:cs="Arial Narrow"/>
+        </w:rPr>
+        <w:t xml:space="preserve">   </w:t>
+      </w:r>
+      <w:proofErr w:type="gramEnd"/>
+      <w:r>
+        <w:rPr>
+          <w:rFonts w:ascii="Arial Narrow" w:eastAsia="Arial Narrow" w:hAnsi="Arial Narrow" w:cs="Arial Narrow"/>
+        </w:rPr>
+        <w:t>M2</w:t>
       </w:r>
       <w:r>
         <w:rPr>
@@ -2893,7 +2981,14 @@
         <w:rPr>
           <w:rFonts w:ascii="Arial Narrow" w:eastAsia="Arial Narrow" w:hAnsi="Arial Narrow" w:cs="Arial Narrow"/>
         </w:rPr>
-        <w:t>{{SEXO_4}}</w:t>
+        <w:t>{{SEXO_4</w:t>
+      </w:r>
+      <w:proofErr w:type="gramStart"/>
+      <w:r>
+        <w:rPr>
+          <w:rFonts w:ascii="Arial Narrow" w:eastAsia="Arial Narrow" w:hAnsi="Arial Narrow" w:cs="Arial Narrow"/>
+        </w:rPr>
+        <w:t>}}</w:t>
       </w:r>
       <w:r>
         <w:rPr>
@@ -2901,11 +2996,19 @@
         </w:rPr>
         <w:t>CESIONARI</w:t>
       </w:r>
-      <w:r>
-        <w:rPr>
-          <w:rFonts w:ascii="Arial Narrow" w:eastAsia="Arial Narrow" w:hAnsi="Arial Narrow" w:cs="Arial Narrow"/>
-        </w:rPr>
-        <w:t>{{SEXO_2}}</w:t>
+      <w:proofErr w:type="gramEnd"/>
+      <w:r>
+        <w:rPr>
+          <w:rFonts w:ascii="Arial Narrow" w:eastAsia="Arial Narrow" w:hAnsi="Arial Narrow" w:cs="Arial Narrow"/>
+        </w:rPr>
+        <w:t>{{SEXO_2</w:t>
+      </w:r>
+      <w:proofErr w:type="gramStart"/>
+      <w:r>
+        <w:rPr>
+          <w:rFonts w:ascii="Arial Narrow" w:eastAsia="Arial Narrow" w:hAnsi="Arial Narrow" w:cs="Arial Narrow"/>
+        </w:rPr>
+        <w:t>}}</w:t>
       </w:r>
       <w:r>
         <w:rPr>
@@ -2913,6 +3016,7 @@
         </w:rPr>
         <w:t>S</w:t>
       </w:r>
+      <w:proofErr w:type="gramEnd"/>
       <w:r>
         <w:rPr>
           <w:rFonts w:ascii="Arial Narrow" w:eastAsia="Arial Narrow" w:hAnsi="Arial Narrow" w:cs="Arial Narrow"/>
@@ -2999,7 +3103,14 @@
         <w:rPr>
           <w:rFonts w:ascii="Arial Narrow" w:eastAsia="Arial Narrow" w:hAnsi="Arial Narrow" w:cs="Arial Narrow"/>
         </w:rPr>
-        <w:t>{{SEXO_2}}</w:t>
+        <w:t>{{SEXO_2</w:t>
+      </w:r>
+      <w:proofErr w:type="gramStart"/>
+      <w:r>
+        <w:rPr>
+          <w:rFonts w:ascii="Arial Narrow" w:eastAsia="Arial Narrow" w:hAnsi="Arial Narrow" w:cs="Arial Narrow"/>
+        </w:rPr>
+        <w:t>}}</w:t>
       </w:r>
       <w:r>
         <w:rPr>
@@ -3007,6 +3118,7 @@
         </w:rPr>
         <w:t>S</w:t>
       </w:r>
+      <w:proofErr w:type="gramEnd"/>
       <w:r>
         <w:rPr>
           <w:rFonts w:ascii="Arial Narrow" w:eastAsia="Arial Narrow" w:hAnsi="Arial Narrow" w:cs="Arial Narrow"/>
@@ -3078,7 +3190,14 @@
         <w:rPr>
           <w:rFonts w:ascii="Arial Narrow" w:eastAsia="Arial Narrow" w:hAnsi="Arial Narrow" w:cs="Arial Narrow"/>
         </w:rPr>
-        <w:t>{{SEXO_2}}</w:t>
+        <w:t>{{SEXO_2</w:t>
+      </w:r>
+      <w:proofErr w:type="gramStart"/>
+      <w:r>
+        <w:rPr>
+          <w:rFonts w:ascii="Arial Narrow" w:eastAsia="Arial Narrow" w:hAnsi="Arial Narrow" w:cs="Arial Narrow"/>
+        </w:rPr>
+        <w:t>}}</w:t>
       </w:r>
       <w:r>
         <w:rPr>
@@ -3086,6 +3205,7 @@
         </w:rPr>
         <w:t>S</w:t>
       </w:r>
+      <w:proofErr w:type="gramEnd"/>
       <w:r>
         <w:rPr>
           <w:rFonts w:ascii="Arial Narrow" w:eastAsia="Arial Narrow" w:hAnsi="Arial Narrow" w:cs="Arial Narrow"/>
@@ -3181,7 +3301,14 @@
         <w:rPr>
           <w:rFonts w:ascii="Arial Narrow" w:eastAsia="Arial Narrow" w:hAnsi="Arial Narrow" w:cs="Arial Narrow"/>
         </w:rPr>
-        <w:t>{{SEXO_1}} CESIONARI{{SEXO_2}}</w:t>
+        <w:t>{{SEXO_1}} CESIONARI{{SEXO_2</w:t>
+      </w:r>
+      <w:proofErr w:type="gramStart"/>
+      <w:r>
+        <w:rPr>
+          <w:rFonts w:ascii="Arial Narrow" w:eastAsia="Arial Narrow" w:hAnsi="Arial Narrow" w:cs="Arial Narrow"/>
+        </w:rPr>
+        <w:t>}}</w:t>
       </w:r>
       <w:r>
         <w:rPr>
@@ -3189,6 +3316,7 @@
         </w:rPr>
         <w:t>S</w:t>
       </w:r>
+      <w:proofErr w:type="gramEnd"/>
       <w:r>
         <w:rPr>
           <w:rFonts w:ascii="Arial Narrow" w:eastAsia="Arial Narrow" w:hAnsi="Arial Narrow" w:cs="Arial Narrow"/>
@@ -3234,7 +3362,14 @@
         <w:rPr>
           <w:rFonts w:ascii="Arial Narrow" w:eastAsia="Arial Narrow" w:hAnsi="Arial Narrow" w:cs="Arial Narrow"/>
         </w:rPr>
-        <w:t>{{SEXO_1}} CESIONARI{{SEXO_2}}</w:t>
+        <w:t>{{SEXO_1}} CESIONARI{{SEXO_2</w:t>
+      </w:r>
+      <w:proofErr w:type="gramStart"/>
+      <w:r>
+        <w:rPr>
+          <w:rFonts w:ascii="Arial Narrow" w:eastAsia="Arial Narrow" w:hAnsi="Arial Narrow" w:cs="Arial Narrow"/>
+        </w:rPr>
+        <w:t>}}</w:t>
       </w:r>
       <w:r>
         <w:rPr>
@@ -3242,6 +3377,7 @@
         </w:rPr>
         <w:t>S</w:t>
       </w:r>
+      <w:proofErr w:type="gramEnd"/>
       <w:r>
         <w:rPr>
           <w:rFonts w:ascii="Arial Narrow" w:eastAsia="Arial Narrow" w:hAnsi="Arial Narrow" w:cs="Arial Narrow"/>
@@ -3335,7 +3471,14 @@
         <w:rPr>
           <w:rFonts w:ascii="Arial Narrow" w:eastAsia="Arial Narrow" w:hAnsi="Arial Narrow" w:cs="Arial Narrow"/>
         </w:rPr>
-        <w:t>{{SEXO_1}} CESIONARI{{SEXO_2}}</w:t>
+        <w:t>{{SEXO_1}} CESIONARI{{SEXO_2</w:t>
+      </w:r>
+      <w:proofErr w:type="gramStart"/>
+      <w:r>
+        <w:rPr>
+          <w:rFonts w:ascii="Arial Narrow" w:eastAsia="Arial Narrow" w:hAnsi="Arial Narrow" w:cs="Arial Narrow"/>
+        </w:rPr>
+        <w:t>}}</w:t>
       </w:r>
       <w:r>
         <w:rPr>
@@ -3343,6 +3486,7 @@
         </w:rPr>
         <w:t>S</w:t>
       </w:r>
+      <w:proofErr w:type="gramEnd"/>
       <w:r>
         <w:rPr>
           <w:rFonts w:ascii="Arial Narrow" w:eastAsia="Arial Narrow" w:hAnsi="Arial Narrow" w:cs="Arial Narrow"/>
@@ -3377,13 +3521,27 @@
         <w:rPr>
           <w:rFonts w:ascii="Arial Narrow" w:eastAsia="Arial Narrow" w:hAnsi="Arial Narrow" w:cs="Arial Narrow"/>
         </w:rPr>
-        <w:t>{{PORCENTAJE}}</w:t>
-      </w:r>
-      <w:r>
-        <w:rPr>
-          <w:rFonts w:ascii="Arial Narrow" w:eastAsia="Arial Narrow" w:hAnsi="Arial Narrow" w:cs="Arial Narrow"/>
-        </w:rPr>
-        <w:t>% MENSUAL, CALCULADOS SOBRE EL MONTO CORRESPONDIENTE AL PAGO VENCIDO. POR SU PARTE, “EL CEDENTE</w:t>
+        <w:t>{{PORCENTAJE</w:t>
+      </w:r>
+      <w:proofErr w:type="gramStart"/>
+      <w:r>
+        <w:rPr>
+          <w:rFonts w:ascii="Arial Narrow" w:eastAsia="Arial Narrow" w:hAnsi="Arial Narrow" w:cs="Arial Narrow"/>
+        </w:rPr>
+        <w:t>}}</w:t>
+      </w:r>
+      <w:r>
+        <w:rPr>
+          <w:rFonts w:ascii="Arial Narrow" w:eastAsia="Arial Narrow" w:hAnsi="Arial Narrow" w:cs="Arial Narrow"/>
+        </w:rPr>
+        <w:t>%</w:t>
+      </w:r>
+      <w:proofErr w:type="gramEnd"/>
+      <w:r>
+        <w:rPr>
+          <w:rFonts w:ascii="Arial Narrow" w:eastAsia="Arial Narrow" w:hAnsi="Arial Narrow" w:cs="Arial Narrow"/>
+        </w:rPr>
+        <w:t xml:space="preserve"> MENSUAL, CALCULADOS SOBRE EL MONTO CORRESPONDIENTE AL PAGO VENCIDO. POR SU PARTE, “EL CEDENTE</w:t>
       </w:r>
       <w:r>
         <w:rPr>
@@ -3426,7 +3584,14 @@
         <w:rPr>
           <w:rFonts w:ascii="Arial Narrow" w:eastAsia="Arial Narrow" w:hAnsi="Arial Narrow" w:cs="Arial Narrow"/>
         </w:rPr>
-        <w:t>{{SEXO_1}} CESIONARI{{SEXO_2}}</w:t>
+        <w:t>{{SEXO_1}} CESIONARI{{SEXO_2</w:t>
+      </w:r>
+      <w:proofErr w:type="gramStart"/>
+      <w:r>
+        <w:rPr>
+          <w:rFonts w:ascii="Arial Narrow" w:eastAsia="Arial Narrow" w:hAnsi="Arial Narrow" w:cs="Arial Narrow"/>
+        </w:rPr>
+        <w:t>}}</w:t>
       </w:r>
       <w:r>
         <w:rPr>
@@ -3434,6 +3599,7 @@
         </w:rPr>
         <w:t>S</w:t>
       </w:r>
+      <w:proofErr w:type="gramEnd"/>
       <w:r>
         <w:rPr>
           <w:rFonts w:ascii="Arial Narrow" w:eastAsia="Arial Narrow" w:hAnsi="Arial Narrow" w:cs="Arial Narrow"/>
@@ -3514,7 +3680,14 @@
         <w:rPr>
           <w:rFonts w:ascii="Arial Narrow" w:eastAsia="Arial Narrow" w:hAnsi="Arial Narrow" w:cs="Arial Narrow"/>
         </w:rPr>
-        <w:t>{{SEXO_1}} CESIONARI{{SEXO_2}}</w:t>
+        <w:t>{{SEXO_1}} CESIONARI{{SEXO_2</w:t>
+      </w:r>
+      <w:proofErr w:type="gramStart"/>
+      <w:r>
+        <w:rPr>
+          <w:rFonts w:ascii="Arial Narrow" w:eastAsia="Arial Narrow" w:hAnsi="Arial Narrow" w:cs="Arial Narrow"/>
+        </w:rPr>
+        <w:t>}}</w:t>
       </w:r>
       <w:r>
         <w:rPr>
@@ -3522,6 +3695,7 @@
         </w:rPr>
         <w:t>S</w:t>
       </w:r>
+      <w:proofErr w:type="gramEnd"/>
       <w:r>
         <w:rPr>
           <w:rFonts w:ascii="Arial Narrow" w:eastAsia="Arial Narrow" w:hAnsi="Arial Narrow" w:cs="Arial Narrow"/>
@@ -3544,7 +3718,14 @@
         <w:rPr>
           <w:rFonts w:ascii="Arial Narrow" w:eastAsia="Arial Narrow" w:hAnsi="Arial Narrow" w:cs="Arial Narrow"/>
         </w:rPr>
-        <w:t>{{SEXO_1}} CESIONARI{{SEXO_2}}</w:t>
+        <w:t>{{SEXO_1}} CESIONARI{{SEXO_2</w:t>
+      </w:r>
+      <w:proofErr w:type="gramStart"/>
+      <w:r>
+        <w:rPr>
+          <w:rFonts w:ascii="Arial Narrow" w:eastAsia="Arial Narrow" w:hAnsi="Arial Narrow" w:cs="Arial Narrow"/>
+        </w:rPr>
+        <w:t>}}</w:t>
       </w:r>
       <w:r>
         <w:rPr>
@@ -3552,6 +3733,7 @@
         </w:rPr>
         <w:t>S</w:t>
       </w:r>
+      <w:proofErr w:type="gramEnd"/>
       <w:r>
         <w:rPr>
           <w:rFonts w:ascii="Arial Narrow" w:eastAsia="Arial Narrow" w:hAnsi="Arial Narrow" w:cs="Arial Narrow"/>
@@ -3562,7 +3744,14 @@
         <w:rPr>
           <w:rFonts w:ascii="Arial Narrow" w:eastAsia="Arial Narrow" w:hAnsi="Arial Narrow" w:cs="Arial Narrow"/>
         </w:rPr>
-        <w:t>{{SEXO_1}} CESIONARI{{SEXO_2}}</w:t>
+        <w:t>{{SEXO_1}} CESIONARI{{SEXO_2</w:t>
+      </w:r>
+      <w:proofErr w:type="gramStart"/>
+      <w:r>
+        <w:rPr>
+          <w:rFonts w:ascii="Arial Narrow" w:eastAsia="Arial Narrow" w:hAnsi="Arial Narrow" w:cs="Arial Narrow"/>
+        </w:rPr>
+        <w:t>}}</w:t>
       </w:r>
       <w:r>
         <w:rPr>
@@ -3570,6 +3759,7 @@
         </w:rPr>
         <w:t>S</w:t>
       </w:r>
+      <w:proofErr w:type="gramEnd"/>
       <w:r>
         <w:rPr>
           <w:rFonts w:ascii="Arial Narrow" w:eastAsia="Arial Narrow" w:hAnsi="Arial Narrow" w:cs="Arial Narrow"/>
@@ -3723,7 +3913,14 @@
         <w:rPr>
           <w:rFonts w:ascii="Arial Narrow" w:eastAsia="Arial Narrow" w:hAnsi="Arial Narrow" w:cs="Arial Narrow"/>
         </w:rPr>
-        <w:t>{{SEXO_5}}</w:t>
+        <w:t>{{SEXO_5</w:t>
+      </w:r>
+      <w:proofErr w:type="gramStart"/>
+      <w:r>
+        <w:rPr>
+          <w:rFonts w:ascii="Arial Narrow" w:eastAsia="Arial Narrow" w:hAnsi="Arial Narrow" w:cs="Arial Narrow"/>
+        </w:rPr>
+        <w:t>}}</w:t>
       </w:r>
       <w:r>
         <w:rPr>
@@ -3731,11 +3928,19 @@
         </w:rPr>
         <w:t>CESIONARI</w:t>
       </w:r>
-      <w:r>
-        <w:rPr>
-          <w:rFonts w:ascii="Arial Narrow" w:eastAsia="Arial Narrow" w:hAnsi="Arial Narrow" w:cs="Arial Narrow"/>
-        </w:rPr>
-        <w:t>{{SEXO_2}}</w:t>
+      <w:proofErr w:type="gramEnd"/>
+      <w:r>
+        <w:rPr>
+          <w:rFonts w:ascii="Arial Narrow" w:eastAsia="Arial Narrow" w:hAnsi="Arial Narrow" w:cs="Arial Narrow"/>
+        </w:rPr>
+        <w:t>{{SEXO_2</w:t>
+      </w:r>
+      <w:proofErr w:type="gramStart"/>
+      <w:r>
+        <w:rPr>
+          <w:rFonts w:ascii="Arial Narrow" w:eastAsia="Arial Narrow" w:hAnsi="Arial Narrow" w:cs="Arial Narrow"/>
+        </w:rPr>
+        <w:t>}}</w:t>
       </w:r>
       <w:r>
         <w:rPr>
@@ -3743,6 +3948,7 @@
         </w:rPr>
         <w:t>S</w:t>
       </w:r>
+      <w:proofErr w:type="gramEnd"/>
       <w:r>
         <w:rPr>
           <w:rFonts w:ascii="Arial Narrow" w:eastAsia="Arial Narrow" w:hAnsi="Arial Narrow" w:cs="Arial Narrow"/>
@@ -3799,7 +4005,14 @@
         <w:rPr>
           <w:rFonts w:ascii="Arial Narrow" w:eastAsia="Arial Narrow" w:hAnsi="Arial Narrow" w:cs="Arial Narrow"/>
         </w:rPr>
-        <w:t>{{SEXO_1}} CESIONARI{{SEXO_2}}</w:t>
+        <w:t>{{SEXO_1}} CESIONARI{{SEXO_2</w:t>
+      </w:r>
+      <w:proofErr w:type="gramStart"/>
+      <w:r>
+        <w:rPr>
+          <w:rFonts w:ascii="Arial Narrow" w:eastAsia="Arial Narrow" w:hAnsi="Arial Narrow" w:cs="Arial Narrow"/>
+        </w:rPr>
+        <w:t>}}</w:t>
       </w:r>
       <w:r>
         <w:rPr>
@@ -3807,6 +4020,7 @@
         </w:rPr>
         <w:t>S</w:t>
       </w:r>
+      <w:proofErr w:type="gramEnd"/>
       <w:r>
         <w:rPr>
           <w:rFonts w:ascii="Arial Narrow" w:eastAsia="Arial Narrow" w:hAnsi="Arial Narrow" w:cs="Arial Narrow"/>
@@ -3881,7 +4095,14 @@
         <w:rPr>
           <w:rFonts w:ascii="Arial Narrow" w:eastAsia="Arial Narrow" w:hAnsi="Arial Narrow" w:cs="Arial Narrow"/>
         </w:rPr>
-        <w:t>{{SEXO_2}}</w:t>
+        <w:t>{{SEXO_2</w:t>
+      </w:r>
+      <w:proofErr w:type="gramStart"/>
+      <w:r>
+        <w:rPr>
+          <w:rFonts w:ascii="Arial Narrow" w:eastAsia="Arial Narrow" w:hAnsi="Arial Narrow" w:cs="Arial Narrow"/>
+        </w:rPr>
+        <w:t>}}</w:t>
       </w:r>
       <w:r>
         <w:rPr>
@@ -3889,6 +4110,7 @@
         </w:rPr>
         <w:t>S</w:t>
       </w:r>
+      <w:proofErr w:type="gramEnd"/>
       <w:r>
         <w:rPr>
           <w:rFonts w:ascii="Arial Narrow" w:eastAsia="Arial Narrow" w:hAnsi="Arial Narrow" w:cs="Arial Narrow"/>
@@ -3940,7 +4162,16 @@
           <w:b/>
           <w:bCs/>
         </w:rPr>
-        <w:t>{{SEXO_1}} CESIONARI{{SEXO_2}}</w:t>
+        <w:t>{{SEXO_1}} CESIONARI{{SEXO_2</w:t>
+      </w:r>
+      <w:proofErr w:type="gramStart"/>
+      <w:r>
+        <w:rPr>
+          <w:rFonts w:ascii="Arial Narrow" w:eastAsia="Arial Narrow" w:hAnsi="Arial Narrow" w:cs="Arial Narrow"/>
+          <w:b/>
+          <w:bCs/>
+        </w:rPr>
+        <w:t>}}</w:t>
       </w:r>
       <w:r>
         <w:rPr>
@@ -3950,6 +4181,7 @@
         </w:rPr>
         <w:t>S</w:t>
       </w:r>
+      <w:proofErr w:type="gramEnd"/>
       <w:r>
         <w:rPr>
           <w:rFonts w:ascii="Arial Narrow" w:eastAsia="Arial Narrow" w:hAnsi="Arial Narrow" w:cs="Arial Narrow"/>
@@ -3985,7 +4217,14 @@
         <w:rPr>
           <w:rFonts w:ascii="Arial Narrow" w:eastAsia="Arial Narrow" w:hAnsi="Arial Narrow" w:cs="Arial Narrow"/>
         </w:rPr>
-        <w:t>{{SEXO_1}} CESIONARI{{SEXO_2}}</w:t>
+        <w:t>{{SEXO_1}} CESIONARI{{SEXO_2</w:t>
+      </w:r>
+      <w:proofErr w:type="gramStart"/>
+      <w:r>
+        <w:rPr>
+          <w:rFonts w:ascii="Arial Narrow" w:eastAsia="Arial Narrow" w:hAnsi="Arial Narrow" w:cs="Arial Narrow"/>
+        </w:rPr>
+        <w:t>}}</w:t>
       </w:r>
       <w:r>
         <w:rPr>
@@ -3993,6 +4232,7 @@
         </w:rPr>
         <w:t>S</w:t>
       </w:r>
+      <w:proofErr w:type="gramEnd"/>
       <w:r>
         <w:rPr>
           <w:rFonts w:ascii="Arial Narrow" w:eastAsia="Arial Narrow" w:hAnsi="Arial Narrow" w:cs="Arial Narrow"/>
@@ -4050,7 +4290,14 @@
         <w:rPr>
           <w:rFonts w:ascii="Arial Narrow" w:eastAsia="Arial Narrow" w:hAnsi="Arial Narrow" w:cs="Arial Narrow"/>
         </w:rPr>
-        <w:t>{{SEXO_1}} CESIONARI{{SEXO_2}}</w:t>
+        <w:t>{{SEXO_1}} CESIONARI{{SEXO_2</w:t>
+      </w:r>
+      <w:proofErr w:type="gramStart"/>
+      <w:r>
+        <w:rPr>
+          <w:rFonts w:ascii="Arial Narrow" w:eastAsia="Arial Narrow" w:hAnsi="Arial Narrow" w:cs="Arial Narrow"/>
+        </w:rPr>
+        <w:t>}}</w:t>
       </w:r>
       <w:r>
         <w:rPr>
@@ -4058,6 +4305,7 @@
         </w:rPr>
         <w:t>S</w:t>
       </w:r>
+      <w:proofErr w:type="gramEnd"/>
       <w:r>
         <w:rPr>
           <w:rFonts w:ascii="Arial Narrow" w:eastAsia="Arial Narrow" w:hAnsi="Arial Narrow" w:cs="Arial Narrow"/>
@@ -4091,7 +4339,14 @@
         <w:rPr>
           <w:rFonts w:ascii="Arial Narrow" w:eastAsia="Arial Narrow" w:hAnsi="Arial Narrow" w:cs="Arial Narrow"/>
         </w:rPr>
-        <w:t>{{SEXO_1}} CESIONARI{{SEXO_2}}</w:t>
+        <w:t>{{SEXO_1}} CESIONARI{{SEXO_2</w:t>
+      </w:r>
+      <w:proofErr w:type="gramStart"/>
+      <w:r>
+        <w:rPr>
+          <w:rFonts w:ascii="Arial Narrow" w:eastAsia="Arial Narrow" w:hAnsi="Arial Narrow" w:cs="Arial Narrow"/>
+        </w:rPr>
+        <w:t>}}</w:t>
       </w:r>
       <w:r>
         <w:rPr>
@@ -4099,6 +4354,7 @@
         </w:rPr>
         <w:t>S</w:t>
       </w:r>
+      <w:proofErr w:type="gramEnd"/>
       <w:r>
         <w:rPr>
           <w:rFonts w:ascii="Arial Narrow" w:eastAsia="Arial Narrow" w:hAnsi="Arial Narrow" w:cs="Arial Narrow"/>
@@ -4144,7 +4400,14 @@
         <w:rPr>
           <w:rFonts w:ascii="Arial Narrow" w:eastAsia="Arial Narrow" w:hAnsi="Arial Narrow" w:cs="Arial Narrow"/>
         </w:rPr>
-        <w:t>{{SEXO_1}} CESIONARI{{SEXO_2}}</w:t>
+        <w:t>{{SEXO_1}} CESIONARI{{SEXO_2</w:t>
+      </w:r>
+      <w:proofErr w:type="gramStart"/>
+      <w:r>
+        <w:rPr>
+          <w:rFonts w:ascii="Arial Narrow" w:eastAsia="Arial Narrow" w:hAnsi="Arial Narrow" w:cs="Arial Narrow"/>
+        </w:rPr>
+        <w:t>}}</w:t>
       </w:r>
       <w:r>
         <w:rPr>
@@ -4152,6 +4415,7 @@
         </w:rPr>
         <w:t>S</w:t>
       </w:r>
+      <w:proofErr w:type="gramEnd"/>
       <w:r>
         <w:rPr>
           <w:rFonts w:ascii="Arial Narrow" w:eastAsia="Arial Narrow" w:hAnsi="Arial Narrow" w:cs="Arial Narrow"/>
@@ -4320,7 +4584,14 @@
         <w:rPr>
           <w:rFonts w:ascii="Arial Narrow" w:eastAsia="Arial Narrow" w:hAnsi="Arial Narrow" w:cs="Arial Narrow"/>
         </w:rPr>
-        <w:t>{{SEXO_5}}</w:t>
+        <w:t>{{SEXO_5</w:t>
+      </w:r>
+      <w:proofErr w:type="gramStart"/>
+      <w:r>
+        <w:rPr>
+          <w:rFonts w:ascii="Arial Narrow" w:eastAsia="Arial Narrow" w:hAnsi="Arial Narrow" w:cs="Arial Narrow"/>
+        </w:rPr>
+        <w:t>}}</w:t>
       </w:r>
       <w:r>
         <w:rPr>
@@ -4328,11 +4599,19 @@
         </w:rPr>
         <w:t>CESIONARI</w:t>
       </w:r>
-      <w:r>
-        <w:rPr>
-          <w:rFonts w:ascii="Arial Narrow" w:eastAsia="Arial Narrow" w:hAnsi="Arial Narrow" w:cs="Arial Narrow"/>
-        </w:rPr>
-        <w:t>{{SEXO_2}}</w:t>
+      <w:proofErr w:type="gramEnd"/>
+      <w:r>
+        <w:rPr>
+          <w:rFonts w:ascii="Arial Narrow" w:eastAsia="Arial Narrow" w:hAnsi="Arial Narrow" w:cs="Arial Narrow"/>
+        </w:rPr>
+        <w:t>{{SEXO_2</w:t>
+      </w:r>
+      <w:proofErr w:type="gramStart"/>
+      <w:r>
+        <w:rPr>
+          <w:rFonts w:ascii="Arial Narrow" w:eastAsia="Arial Narrow" w:hAnsi="Arial Narrow" w:cs="Arial Narrow"/>
+        </w:rPr>
+        <w:t>}}</w:t>
       </w:r>
       <w:r>
         <w:rPr>
@@ -4340,6 +4619,7 @@
         </w:rPr>
         <w:t>S</w:t>
       </w:r>
+      <w:proofErr w:type="gramEnd"/>
       <w:r>
         <w:rPr>
           <w:rFonts w:ascii="Arial Narrow" w:eastAsia="Arial Narrow" w:hAnsi="Arial Narrow" w:cs="Arial Narrow"/>
@@ -4487,7 +4767,14 @@
         <w:rPr>
           <w:rFonts w:ascii="Arial Narrow" w:eastAsia="Arial Narrow" w:hAnsi="Arial Narrow" w:cs="Arial Narrow"/>
         </w:rPr>
-        <w:t>{{SEXO_1}} CESIONARI{{SEXO_2}}</w:t>
+        <w:t>{{SEXO_1}} CESIONARI{{SEXO_2</w:t>
+      </w:r>
+      <w:proofErr w:type="gramStart"/>
+      <w:r>
+        <w:rPr>
+          <w:rFonts w:ascii="Arial Narrow" w:eastAsia="Arial Narrow" w:hAnsi="Arial Narrow" w:cs="Arial Narrow"/>
+        </w:rPr>
+        <w:t>}}</w:t>
       </w:r>
       <w:r>
         <w:rPr>
@@ -4495,6 +4782,7 @@
         </w:rPr>
         <w:t>S</w:t>
       </w:r>
+      <w:proofErr w:type="gramEnd"/>
       <w:r>
         <w:rPr>
           <w:rFonts w:ascii="Arial Narrow" w:eastAsia="Arial Narrow" w:hAnsi="Arial Narrow" w:cs="Arial Narrow"/>
@@ -4540,7 +4828,14 @@
         <w:rPr>
           <w:rFonts w:ascii="Arial Narrow" w:eastAsia="Arial Narrow" w:hAnsi="Arial Narrow" w:cs="Arial Narrow"/>
         </w:rPr>
-        <w:t>{{SEXO_1}} CESIONARI{{SEXO_2}}</w:t>
+        <w:t>{{SEXO_1}} CESIONARI{{SEXO_2</w:t>
+      </w:r>
+      <w:proofErr w:type="gramStart"/>
+      <w:r>
+        <w:rPr>
+          <w:rFonts w:ascii="Arial Narrow" w:eastAsia="Arial Narrow" w:hAnsi="Arial Narrow" w:cs="Arial Narrow"/>
+        </w:rPr>
+        <w:t>}}</w:t>
       </w:r>
       <w:r>
         <w:rPr>
@@ -4548,6 +4843,7 @@
         </w:rPr>
         <w:t>S</w:t>
       </w:r>
+      <w:proofErr w:type="gramEnd"/>
       <w:r>
         <w:rPr>
           <w:rFonts w:ascii="Arial Narrow" w:eastAsia="Arial Narrow" w:hAnsi="Arial Narrow" w:cs="Arial Narrow"/>
@@ -4593,7 +4889,14 @@
         <w:rPr>
           <w:rFonts w:ascii="Arial Narrow" w:eastAsia="Arial Narrow" w:hAnsi="Arial Narrow" w:cs="Arial Narrow"/>
         </w:rPr>
-        <w:t>{{SEXO_1}} CESIONARI{{SEXO_2}}</w:t>
+        <w:t>{{SEXO_1}} CESIONARI{{SEXO_2</w:t>
+      </w:r>
+      <w:proofErr w:type="gramStart"/>
+      <w:r>
+        <w:rPr>
+          <w:rFonts w:ascii="Arial Narrow" w:eastAsia="Arial Narrow" w:hAnsi="Arial Narrow" w:cs="Arial Narrow"/>
+        </w:rPr>
+        <w:t>}}</w:t>
       </w:r>
       <w:r>
         <w:rPr>
@@ -4601,6 +4904,7 @@
         </w:rPr>
         <w:t>S</w:t>
       </w:r>
+      <w:proofErr w:type="gramEnd"/>
       <w:r>
         <w:rPr>
           <w:rFonts w:ascii="Arial Narrow" w:eastAsia="Arial Narrow" w:hAnsi="Arial Narrow" w:cs="Arial Narrow"/>
@@ -4638,7 +4942,14 @@
         <w:rPr>
           <w:rFonts w:ascii="Arial Narrow" w:eastAsia="Arial Narrow" w:hAnsi="Arial Narrow" w:cs="Arial Narrow"/>
         </w:rPr>
-        <w:t>{{SEXO_1}} CESIONARI{{SEXO_2}}</w:t>
+        <w:t>{{SEXO_1}} CESIONARI{{SEXO_2</w:t>
+      </w:r>
+      <w:proofErr w:type="gramStart"/>
+      <w:r>
+        <w:rPr>
+          <w:rFonts w:ascii="Arial Narrow" w:eastAsia="Arial Narrow" w:hAnsi="Arial Narrow" w:cs="Arial Narrow"/>
+        </w:rPr>
+        <w:t>}}</w:t>
       </w:r>
       <w:r>
         <w:rPr>
@@ -4646,6 +4957,7 @@
         </w:rPr>
         <w:t>S</w:t>
       </w:r>
+      <w:proofErr w:type="gramEnd"/>
       <w:r>
         <w:rPr>
           <w:rFonts w:ascii="Arial Narrow" w:eastAsia="Arial Narrow" w:hAnsi="Arial Narrow" w:cs="Arial Narrow"/>
@@ -4677,7 +4989,14 @@
         <w:rPr>
           <w:rFonts w:ascii="Arial Narrow" w:eastAsia="Arial Narrow" w:hAnsi="Arial Narrow" w:cs="Arial Narrow"/>
         </w:rPr>
-        <w:t>{{SEXO_1}} CESIONARI{{SEXO_2}}</w:t>
+        <w:t>{{SEXO_1}} CESIONARI{{SEXO_2</w:t>
+      </w:r>
+      <w:proofErr w:type="gramStart"/>
+      <w:r>
+        <w:rPr>
+          <w:rFonts w:ascii="Arial Narrow" w:eastAsia="Arial Narrow" w:hAnsi="Arial Narrow" w:cs="Arial Narrow"/>
+        </w:rPr>
+        <w:t>}}</w:t>
       </w:r>
       <w:r>
         <w:rPr>
@@ -4685,6 +5004,7 @@
         </w:rPr>
         <w:t>S</w:t>
       </w:r>
+      <w:proofErr w:type="gramEnd"/>
       <w:r>
         <w:rPr>
           <w:rFonts w:ascii="Arial Narrow" w:eastAsia="Arial Narrow" w:hAnsi="Arial Narrow" w:cs="Arial Narrow"/>
@@ -4843,7 +5163,16 @@
           <w:b/>
           <w:bCs/>
         </w:rPr>
-        <w:t>{{SEXO_1}} CESIONARI{{SEXO_2}}</w:t>
+        <w:t>{{SEXO_1}} CESIONARI{{SEXO_2</w:t>
+      </w:r>
+      <w:proofErr w:type="gramStart"/>
+      <w:r>
+        <w:rPr>
+          <w:rFonts w:ascii="Arial Narrow" w:eastAsia="Arial Narrow" w:hAnsi="Arial Narrow" w:cs="Arial Narrow"/>
+          <w:b/>
+          <w:bCs/>
+        </w:rPr>
+        <w:t>}}</w:t>
       </w:r>
       <w:r>
         <w:rPr>
@@ -4853,6 +5182,7 @@
         </w:rPr>
         <w:t>S</w:t>
       </w:r>
+      <w:proofErr w:type="gramEnd"/>
       <w:r>
         <w:rPr>
           <w:rFonts w:ascii="Arial Narrow" w:eastAsia="Arial Narrow" w:hAnsi="Arial Narrow" w:cs="Arial Narrow"/>
@@ -4897,7 +5227,14 @@
         <w:rPr>
           <w:rFonts w:ascii="Arial Narrow" w:eastAsia="Arial Narrow" w:hAnsi="Arial Narrow" w:cs="Arial Narrow"/>
         </w:rPr>
-        <w:t>{{SEXO_1}} CESIONARI{{SEXO_2}}</w:t>
+        <w:t>{{SEXO_1}} CESIONARI{{SEXO_2</w:t>
+      </w:r>
+      <w:proofErr w:type="gramStart"/>
+      <w:r>
+        <w:rPr>
+          <w:rFonts w:ascii="Arial Narrow" w:eastAsia="Arial Narrow" w:hAnsi="Arial Narrow" w:cs="Arial Narrow"/>
+        </w:rPr>
+        <w:t>}}</w:t>
       </w:r>
       <w:r>
         <w:rPr>
@@ -4905,6 +5242,7 @@
         </w:rPr>
         <w:t>S</w:t>
       </w:r>
+      <w:proofErr w:type="gramEnd"/>
       <w:r>
         <w:rPr>
           <w:rFonts w:ascii="Arial Narrow" w:eastAsia="Arial Narrow" w:hAnsi="Arial Narrow" w:cs="Arial Narrow"/>
@@ -4939,7 +5277,14 @@
         <w:rPr>
           <w:rFonts w:ascii="Arial Narrow" w:eastAsia="Arial Narrow" w:hAnsi="Arial Narrow" w:cs="Arial Narrow"/>
         </w:rPr>
-        <w:t>{{SEXO_1}} CESIONARI{{SEXO_2}}</w:t>
+        <w:t>{{SEXO_1}} CESIONARI{{SEXO_2</w:t>
+      </w:r>
+      <w:proofErr w:type="gramStart"/>
+      <w:r>
+        <w:rPr>
+          <w:rFonts w:ascii="Arial Narrow" w:eastAsia="Arial Narrow" w:hAnsi="Arial Narrow" w:cs="Arial Narrow"/>
+        </w:rPr>
+        <w:t>}}</w:t>
       </w:r>
       <w:r>
         <w:rPr>
@@ -4947,6 +5292,7 @@
         </w:rPr>
         <w:t>S</w:t>
       </w:r>
+      <w:proofErr w:type="gramEnd"/>
       <w:r>
         <w:rPr>
           <w:rFonts w:ascii="Arial Narrow" w:eastAsia="Arial Narrow" w:hAnsi="Arial Narrow" w:cs="Arial Narrow"/>
@@ -4969,7 +5315,14 @@
         <w:rPr>
           <w:rFonts w:ascii="Arial Narrow" w:eastAsia="Arial Narrow" w:hAnsi="Arial Narrow" w:cs="Arial Narrow"/>
         </w:rPr>
-        <w:t>{{SEXO_2}}</w:t>
+        <w:t>{{SEXO_2</w:t>
+      </w:r>
+      <w:proofErr w:type="gramStart"/>
+      <w:r>
+        <w:rPr>
+          <w:rFonts w:ascii="Arial Narrow" w:eastAsia="Arial Narrow" w:hAnsi="Arial Narrow" w:cs="Arial Narrow"/>
+        </w:rPr>
+        <w:t>}}</w:t>
       </w:r>
       <w:r>
         <w:rPr>
@@ -4977,6 +5330,7 @@
         </w:rPr>
         <w:t>S</w:t>
       </w:r>
+      <w:proofErr w:type="gramEnd"/>
       <w:r>
         <w:rPr>
           <w:rFonts w:ascii="Arial Narrow" w:eastAsia="Arial Narrow" w:hAnsi="Arial Narrow" w:cs="Arial Narrow"/>
@@ -5042,7 +5396,14 @@
         <w:rPr>
           <w:rFonts w:ascii="Arial Narrow" w:eastAsia="Arial Narrow" w:hAnsi="Arial Narrow" w:cs="Arial Narrow"/>
         </w:rPr>
-        <w:t>{{SEXO_1}} CESIONARI{{SEXO_2}}</w:t>
+        <w:t>{{SEXO_1}} CESIONARI{{SEXO_2</w:t>
+      </w:r>
+      <w:proofErr w:type="gramStart"/>
+      <w:r>
+        <w:rPr>
+          <w:rFonts w:ascii="Arial Narrow" w:eastAsia="Arial Narrow" w:hAnsi="Arial Narrow" w:cs="Arial Narrow"/>
+        </w:rPr>
+        <w:t>}}</w:t>
       </w:r>
       <w:r>
         <w:rPr>
@@ -5050,6 +5411,7 @@
         </w:rPr>
         <w:t>S</w:t>
       </w:r>
+      <w:proofErr w:type="gramEnd"/>
       <w:r>
         <w:rPr>
           <w:rFonts w:ascii="Arial Narrow" w:eastAsia="Arial Narrow" w:hAnsi="Arial Narrow" w:cs="Arial Narrow"/>
@@ -5060,7 +5422,14 @@
         <w:rPr>
           <w:rFonts w:ascii="Arial Narrow" w:eastAsia="Arial Narrow" w:hAnsi="Arial Narrow" w:cs="Arial Narrow"/>
         </w:rPr>
-        <w:t>{{SEXO_1}} CESIONARI{{SEXO_2}}</w:t>
+        <w:t>{{SEXO_1}} CESIONARI{{SEXO_2</w:t>
+      </w:r>
+      <w:proofErr w:type="gramStart"/>
+      <w:r>
+        <w:rPr>
+          <w:rFonts w:ascii="Arial Narrow" w:eastAsia="Arial Narrow" w:hAnsi="Arial Narrow" w:cs="Arial Narrow"/>
+        </w:rPr>
+        <w:t>}}</w:t>
       </w:r>
       <w:r>
         <w:rPr>
@@ -5068,6 +5437,7 @@
         </w:rPr>
         <w:t>S</w:t>
       </w:r>
+      <w:proofErr w:type="gramEnd"/>
       <w:r>
         <w:rPr>
           <w:rFonts w:ascii="Arial Narrow" w:eastAsia="Arial Narrow" w:hAnsi="Arial Narrow" w:cs="Arial Narrow"/>
@@ -5101,7 +5471,14 @@
         <w:rPr>
           <w:rFonts w:ascii="Arial Narrow" w:eastAsia="Arial Narrow" w:hAnsi="Arial Narrow" w:cs="Arial Narrow"/>
         </w:rPr>
-        <w:t>{{SEXO_1}} CESIONARI{{SEXO_2}}</w:t>
+        <w:t>{{SEXO_1}} CESIONARI{{SEXO_2</w:t>
+      </w:r>
+      <w:proofErr w:type="gramStart"/>
+      <w:r>
+        <w:rPr>
+          <w:rFonts w:ascii="Arial Narrow" w:eastAsia="Arial Narrow" w:hAnsi="Arial Narrow" w:cs="Arial Narrow"/>
+        </w:rPr>
+        <w:t>}}</w:t>
       </w:r>
       <w:r>
         <w:rPr>
@@ -5109,6 +5486,7 @@
         </w:rPr>
         <w:t>S</w:t>
       </w:r>
+      <w:proofErr w:type="gramEnd"/>
       <w:r>
         <w:rPr>
           <w:rFonts w:ascii="Arial Narrow" w:eastAsia="Arial Narrow" w:hAnsi="Arial Narrow" w:cs="Arial Narrow"/>
@@ -5211,7 +5589,14 @@
         <w:rPr>
           <w:rFonts w:ascii="Arial Narrow" w:eastAsia="Arial Narrow" w:hAnsi="Arial Narrow" w:cs="Arial Narrow"/>
         </w:rPr>
-        <w:t>{{SEXO_1}} CESIONARI{{SEXO_2}}</w:t>
+        <w:t>{{SEXO_1}} CESIONARI{{SEXO_2</w:t>
+      </w:r>
+      <w:proofErr w:type="gramStart"/>
+      <w:r>
+        <w:rPr>
+          <w:rFonts w:ascii="Arial Narrow" w:eastAsia="Arial Narrow" w:hAnsi="Arial Narrow" w:cs="Arial Narrow"/>
+        </w:rPr>
+        <w:t>}}</w:t>
       </w:r>
       <w:r>
         <w:rPr>
@@ -5219,6 +5604,7 @@
         </w:rPr>
         <w:t>S</w:t>
       </w:r>
+      <w:proofErr w:type="gramEnd"/>
       <w:r>
         <w:rPr>
           <w:rFonts w:ascii="Arial Narrow" w:eastAsia="Arial Narrow" w:hAnsi="Arial Narrow" w:cs="Arial Narrow"/>
@@ -5346,7 +5732,14 @@
         <w:rPr>
           <w:rFonts w:ascii="Arial Narrow" w:eastAsia="Arial Narrow" w:hAnsi="Arial Narrow" w:cs="Arial Narrow"/>
         </w:rPr>
-        <w:t>{{SEXO_1}} CESIONARI{{SEXO_2}}</w:t>
+        <w:t>{{SEXO_1}} CESIONARI{{SEXO_2</w:t>
+      </w:r>
+      <w:proofErr w:type="gramStart"/>
+      <w:r>
+        <w:rPr>
+          <w:rFonts w:ascii="Arial Narrow" w:eastAsia="Arial Narrow" w:hAnsi="Arial Narrow" w:cs="Arial Narrow"/>
+        </w:rPr>
+        <w:t>}}</w:t>
       </w:r>
       <w:r>
         <w:rPr>
@@ -5354,6 +5747,7 @@
         </w:rPr>
         <w:t>S</w:t>
       </w:r>
+      <w:proofErr w:type="gramEnd"/>
       <w:r>
         <w:rPr>
           <w:rFonts w:ascii="Arial Narrow" w:eastAsia="Arial Narrow" w:hAnsi="Arial Narrow" w:cs="Arial Narrow"/>
@@ -5367,58 +5761,20 @@
         <w:jc w:val="both"/>
         <w:rPr>
           <w:rFonts w:ascii="Arial Narrow" w:eastAsia="Arial Narrow" w:hAnsi="Arial Narrow" w:cs="Arial Narrow"/>
-        </w:rPr>
-      </w:pPr>
-      <w:r>
-        <w:rPr>
-          <w:rFonts w:ascii="Arial Narrow" w:eastAsia="Arial Narrow" w:hAnsi="Arial Narrow" w:cs="Arial Narrow"/>
-          <w:b/>
-          <w:bCs/>
-        </w:rPr>
-        <w:t xml:space="preserve">DÉCIMA TERCERA. – DISPOSICIONES DE CONSTRUCCIÓN. </w:t>
-      </w:r>
-      <w:r>
-        <w:rPr>
-          <w:rFonts w:ascii="Arial Narrow" w:eastAsia="Arial Narrow" w:hAnsi="Arial Narrow" w:cs="Arial Narrow"/>
-        </w:rPr>
-        <w:t>“</w:t>
-      </w:r>
-      <w:r>
-        <w:rPr>
-          <w:rFonts w:ascii="Arial Narrow" w:eastAsia="Arial Narrow" w:hAnsi="Arial Narrow" w:cs="Arial Narrow"/>
-        </w:rPr>
-        <w:t>{{SEXO_1}} CESIONARI{{SEXO_2}}</w:t>
-      </w:r>
-      <w:r>
-        <w:rPr>
-          <w:rFonts w:ascii="Arial Narrow" w:eastAsia="Arial Narrow" w:hAnsi="Arial Narrow" w:cs="Arial Narrow"/>
-        </w:rPr>
-        <w:t>S</w:t>
-      </w:r>
-      <w:r>
-        <w:rPr>
-          <w:rFonts w:ascii="Arial Narrow" w:eastAsia="Arial Narrow" w:hAnsi="Arial Narrow" w:cs="Arial Narrow"/>
-        </w:rPr>
-        <w:t>” SE OBLIGA</w:t>
-      </w:r>
-      <w:r>
-        <w:rPr>
-          <w:rFonts w:ascii="Arial Narrow" w:eastAsia="Arial Narrow" w:hAnsi="Arial Narrow" w:cs="Arial Narrow"/>
-        </w:rPr>
-        <w:t>N</w:t>
-      </w:r>
-      <w:r>
-        <w:rPr>
-          <w:rFonts w:ascii="Arial Narrow" w:eastAsia="Arial Narrow" w:hAnsi="Arial Narrow" w:cs="Arial Narrow"/>
-        </w:rPr>
-        <w:t xml:space="preserve"> A CUMPLIR CON LAS DISPOSICIONES Y RESTRICCIONES EN MATERIA DE CONSTRUCCIÓN QUE EMITAN LAS AUTORIDADES COMPETENTES O QUE EN SU MOMENTO ESTABLEZCA</w:t>
-      </w:r>
-      <w:r>
-        <w:rPr>
-          <w:rFonts w:ascii="Arial Narrow" w:eastAsia="Arial Narrow" w:hAnsi="Arial Narrow" w:cs="Arial Narrow"/>
-        </w:rPr>
-        <w:t xml:space="preserve"> “EL CEDENTE”. DICHAS DISPOSICIONES PODRÁN INCORPORARSE POSTERIORMENTE COMO ANEXO AL PRESENTE CONTRATO, ADQUIRIENDO PLENO VALOR LEGAL. CUALQUIER OBRA DEBERÁ CONTAR CON LA AUTORIZACIÓN CORRESPONDIENTE.</w:t>
-      </w:r>
+          <w:b/>
+          <w:bCs/>
+        </w:rPr>
+        <w:sectPr>
+          <w:headerReference w:type="even" r:id="rId9"/>
+          <w:headerReference w:type="default" r:id="rId10"/>
+          <w:footerReference w:type="default" r:id="rId11"/>
+          <w:headerReference w:type="first" r:id="rId12"/>
+          <w:pgSz w:w="12240" w:h="20160"/>
+          <w:pgMar w:top="1417" w:right="1701" w:bottom="1417" w:left="1701" w:header="708" w:footer="708" w:gutter="0"/>
+          <w:pgNumType w:start="1"/>
+          <w:cols w:space="720"/>
+        </w:sectPr>
+      </w:pPr>
     </w:p>
     <w:p>
       <w:pPr>
@@ -5434,13 +5790,57 @@
           <w:b/>
           <w:bCs/>
         </w:rPr>
-        <w:t xml:space="preserve">DÉCIMA CUARTA. - </w:t>
-      </w:r>
-      <w:r>
-        <w:rPr>
-          <w:rFonts w:ascii="Arial Narrow" w:eastAsia="Arial Narrow" w:hAnsi="Arial Narrow" w:cs="Arial Narrow"/>
-        </w:rPr>
-        <w:t>CUALQUIER NOTIFICACIÓN, AVISO U OTRA COMUNICACIÓN QUE DEBA SER REALIZADA O ENTREGADA POR Y ENTRE LAS PARTES, QUE TENGA RELACIÓN CON EL PRESENTE CONTRATO, DEBERÁ SER ENTREGADA EN LOS DOMICILIOS Y CORREOS ELECTRÓNICOS INDICADOS EN LAS DECLARACIONES DEL PRESENTE CONTRATO, O BIEN POR SERVICIO DE MENSAJERÍA INSTANTÁNEA DE APARATOS CELULARES, EN DONDE EXISTA LA CERTEZA QUE PROVIENE DE NÚMERO TELEFÓNICO CELULAR EN USO DE LOS CONTRATANTES.</w:t>
+        <w:t xml:space="preserve">DÉCIMA TERCERA. – DISPOSICIONES DE CONSTRUCCIÓN. </w:t>
+      </w:r>
+      <w:r>
+        <w:rPr>
+          <w:rFonts w:ascii="Arial Narrow" w:eastAsia="Arial Narrow" w:hAnsi="Arial Narrow" w:cs="Arial Narrow"/>
+        </w:rPr>
+        <w:t>“</w:t>
+      </w:r>
+      <w:r>
+        <w:rPr>
+          <w:rFonts w:ascii="Arial Narrow" w:eastAsia="Arial Narrow" w:hAnsi="Arial Narrow" w:cs="Arial Narrow"/>
+        </w:rPr>
+        <w:t>{{SEXO_1}} CESIONARI{{SEXO_2</w:t>
+      </w:r>
+      <w:proofErr w:type="gramStart"/>
+      <w:r>
+        <w:rPr>
+          <w:rFonts w:ascii="Arial Narrow" w:eastAsia="Arial Narrow" w:hAnsi="Arial Narrow" w:cs="Arial Narrow"/>
+        </w:rPr>
+        <w:t>}}</w:t>
+      </w:r>
+      <w:r>
+        <w:rPr>
+          <w:rFonts w:ascii="Arial Narrow" w:eastAsia="Arial Narrow" w:hAnsi="Arial Narrow" w:cs="Arial Narrow"/>
+        </w:rPr>
+        <w:t>S</w:t>
+      </w:r>
+      <w:proofErr w:type="gramEnd"/>
+      <w:r>
+        <w:rPr>
+          <w:rFonts w:ascii="Arial Narrow" w:eastAsia="Arial Narrow" w:hAnsi="Arial Narrow" w:cs="Arial Narrow"/>
+        </w:rPr>
+        <w:t>” SE OBLIGA</w:t>
+      </w:r>
+      <w:r>
+        <w:rPr>
+          <w:rFonts w:ascii="Arial Narrow" w:eastAsia="Arial Narrow" w:hAnsi="Arial Narrow" w:cs="Arial Narrow"/>
+        </w:rPr>
+        <w:t>N</w:t>
+      </w:r>
+      <w:r>
+        <w:rPr>
+          <w:rFonts w:ascii="Arial Narrow" w:eastAsia="Arial Narrow" w:hAnsi="Arial Narrow" w:cs="Arial Narrow"/>
+        </w:rPr>
+        <w:t xml:space="preserve"> A CUMPLIR CON LAS DISPOSICIONES Y RESTRICCIONES EN MATERIA DE CONSTRUCCIÓN QUE EMITAN LAS AUTORIDADES COMPETENTES O QUE EN SU MOMENTO ESTABLEZCA</w:t>
+      </w:r>
+      <w:r>
+        <w:rPr>
+          <w:rFonts w:ascii="Arial Narrow" w:eastAsia="Arial Narrow" w:hAnsi="Arial Narrow" w:cs="Arial Narrow"/>
+        </w:rPr>
+        <w:t xml:space="preserve"> “EL CEDENTE”. DICHAS DISPOSICIONES PODRÁN INCORPORARSE POSTERIORMENTE COMO ANEXO AL PRESENTE CONTRATO, ADQUIRIENDO PLENO VALOR LEGAL. CUALQUIER OBRA DEBERÁ CONTAR CON LA AUTORIZACIÓN CORRESPONDIENTE.</w:t>
       </w:r>
     </w:p>
     <w:p>
@@ -5457,6 +5857,29 @@
           <w:b/>
           <w:bCs/>
         </w:rPr>
+        <w:t xml:space="preserve">DÉCIMA CUARTA. - </w:t>
+      </w:r>
+      <w:r>
+        <w:rPr>
+          <w:rFonts w:ascii="Arial Narrow" w:eastAsia="Arial Narrow" w:hAnsi="Arial Narrow" w:cs="Arial Narrow"/>
+        </w:rPr>
+        <w:t>CUALQUIER NOTIFICACIÓN, AVISO U OTRA COMUNICACIÓN QUE DEBA SER REALIZADA O ENTREGADA POR Y ENTRE LAS PARTES, QUE TENGA RELACIÓN CON EL PRESENTE CONTRATO, DEBERÁ SER ENTREGADA EN LOS DOMICILIOS Y CORREOS ELECTRÓNICOS INDICADOS EN LAS DECLARACIONES DEL PRESENTE CONTRATO, O BIEN POR SERVICIO DE MENSAJERÍA INSTANTÁNEA DE APARATOS CELULARES, EN DONDE EXISTA LA CERTEZA QUE PROVIENE DE NÚMERO TELEFÓNICO CELULAR EN USO DE LOS CONTRATANTES.</w:t>
+      </w:r>
+    </w:p>
+    <w:p>
+      <w:pPr>
+        <w:spacing w:before="240" w:after="240"/>
+        <w:jc w:val="both"/>
+        <w:rPr>
+          <w:rFonts w:ascii="Arial Narrow" w:eastAsia="Arial Narrow" w:hAnsi="Arial Narrow" w:cs="Arial Narrow"/>
+        </w:rPr>
+      </w:pPr>
+      <w:r>
+        <w:rPr>
+          <w:rFonts w:ascii="Arial Narrow" w:eastAsia="Arial Narrow" w:hAnsi="Arial Narrow" w:cs="Arial Narrow"/>
+          <w:b/>
+          <w:bCs/>
+        </w:rPr>
         <w:t xml:space="preserve">DÉCIMA QUINTA. - </w:t>
       </w:r>
       <w:r>
@@ -5568,9 +5991,27 @@
           <w:rFonts w:ascii="Arial Narrow" w:eastAsia="Arial Narrow" w:hAnsi="Arial Narrow" w:cs="Arial Narrow"/>
           <w:b/>
         </w:rPr>
+        <w:sectPr>
+          <w:headerReference w:type="default" r:id="rId13"/>
+          <w:footerReference w:type="default" r:id="rId14"/>
+          <w:type w:val="continuous"/>
+          <w:pgSz w:w="12240" w:h="20160"/>
+          <w:pgMar w:top="1417" w:right="1701" w:bottom="1417" w:left="1701" w:header="708" w:footer="708" w:gutter="0"/>
+          <w:pgNumType w:start="1"/>
+          <w:cols w:space="720"/>
+        </w:sectPr>
       </w:pPr>
       <w:bookmarkStart w:id="0" w:name="_Hlk207657513"/>
       <w:bookmarkStart w:id="1" w:name="_Hlk212282777"/>
+    </w:p>
+    <w:p>
+      <w:pPr>
+        <w:jc w:val="center"/>
+        <w:rPr>
+          <w:rFonts w:ascii="Arial Narrow" w:eastAsia="Arial Narrow" w:hAnsi="Arial Narrow" w:cs="Arial Narrow"/>
+          <w:b/>
+        </w:rPr>
+      </w:pPr>
       <w:r>
         <w:rPr>
           <w:rFonts w:ascii="Arial Narrow" w:eastAsia="Arial Narrow" w:hAnsi="Arial Narrow" w:cs="Arial Narrow"/>
@@ -5926,6 +6367,7 @@
         </w:rPr>
         <w:t>CEDA</w:t>
       </w:r>
+      <w:proofErr w:type="gramStart"/>
       <w:r>
         <w:rPr>
           <w:rFonts w:ascii="Arial Narrow" w:eastAsia="Arial Narrow" w:hAnsi="Arial Narrow" w:cs="Arial Narrow"/>
@@ -5937,7 +6379,14 @@
         <w:rPr>
           <w:rFonts w:ascii="Arial Narrow" w:eastAsia="Arial Narrow" w:hAnsi="Arial Narrow" w:cs="Arial Narrow"/>
         </w:rPr>
-        <w:t xml:space="preserve">                                                             </w:t>
+        <w:t xml:space="preserve">   </w:t>
+      </w:r>
+      <w:proofErr w:type="gramEnd"/>
+      <w:r>
+        <w:rPr>
+          <w:rFonts w:ascii="Arial Narrow" w:eastAsia="Arial Narrow" w:hAnsi="Arial Narrow" w:cs="Arial Narrow"/>
+        </w:rPr>
+        <w:t xml:space="preserve">                                                          </w:t>
       </w:r>
       <w:r>
         <w:rPr>
@@ -5965,11 +6414,19 @@
         </w:rPr>
         <w:t>2</w:t>
       </w:r>
-      <w:r>
-        <w:rPr>
-          <w:rFonts w:ascii="Arial Narrow" w:eastAsia="Arial Narrow" w:hAnsi="Arial Narrow" w:cs="Arial Narrow"/>
-        </w:rPr>
-        <w:t>}}                                                                                                              CEDENTE</w:t>
+      <w:proofErr w:type="gramStart"/>
+      <w:r>
+        <w:rPr>
+          <w:rFonts w:ascii="Arial Narrow" w:eastAsia="Arial Narrow" w:hAnsi="Arial Narrow" w:cs="Arial Narrow"/>
+        </w:rPr>
+        <w:t xml:space="preserve">}}   </w:t>
+      </w:r>
+      <w:proofErr w:type="gramEnd"/>
+      <w:r>
+        <w:rPr>
+          <w:rFonts w:ascii="Arial Narrow" w:eastAsia="Arial Narrow" w:hAnsi="Arial Narrow" w:cs="Arial Narrow"/>
+        </w:rPr>
+        <w:t xml:space="preserve">                                                                                                           CEDENTE</w:t>
       </w:r>
     </w:p>
     <w:p>
@@ -6774,10 +7231,7 @@
       </w:pPr>
     </w:p>
     <w:sectPr>
-      <w:headerReference w:type="even" r:id="rId9"/>
-      <w:headerReference w:type="default" r:id="rId10"/>
-      <w:footerReference w:type="default" r:id="rId11"/>
-      <w:headerReference w:type="first" r:id="rId12"/>
+      <w:type w:val="continuous"/>
       <w:pgSz w:w="12240" w:h="20160"/>
       <w:pgMar w:top="1417" w:right="1701" w:bottom="1417" w:left="1701" w:header="708" w:footer="708" w:gutter="0"/>
       <w:pgNumType w:start="1"/>
@@ -6833,6 +7287,105 @@
         <w:color w:val="000000"/>
       </w:rPr>
     </w:pPr>
+    <w:r>
+      <w:rPr>
+        <w:rFonts w:ascii="Arial Narrow" w:eastAsia="Arial Narrow" w:hAnsi="Arial Narrow" w:cs="Arial Narrow"/>
+        <w:b/>
+        <w:noProof/>
+      </w:rPr>
+      <mc:AlternateContent>
+        <mc:Choice Requires="wps">
+          <w:drawing>
+            <wp:anchor distT="0" distB="0" distL="114300" distR="114300" simplePos="0" relativeHeight="251674624" behindDoc="0" locked="0" layoutInCell="1" allowOverlap="1" wp14:anchorId="7C78C94E" wp14:editId="2D406DF3">
+              <wp:simplePos x="0" y="0"/>
+              <wp:positionH relativeFrom="column">
+                <wp:posOffset>5568632</wp:posOffset>
+              </wp:positionH>
+              <wp:positionV relativeFrom="paragraph">
+                <wp:posOffset>-4372292</wp:posOffset>
+              </wp:positionV>
+              <wp:extent cx="1439545" cy="666750"/>
+              <wp:effectExtent l="5398" t="0" r="0" b="0"/>
+              <wp:wrapNone/>
+              <wp:docPr id="160332209" name="Cuadro de texto 5"/>
+              <wp:cNvGraphicFramePr/>
+              <a:graphic xmlns:a="http://schemas.openxmlformats.org/drawingml/2006/main">
+                <a:graphicData uri="http://schemas.microsoft.com/office/word/2010/wordprocessingShape">
+                  <wps:wsp>
+                    <wps:cNvSpPr txBox="1"/>
+                    <wps:spPr>
+                      <a:xfrm rot="5400000">
+                        <a:off x="0" y="0"/>
+                        <a:ext cx="1439545" cy="666750"/>
+                      </a:xfrm>
+                      <a:prstGeom prst="rect">
+                        <a:avLst/>
+                      </a:prstGeom>
+                      <a:noFill/>
+                      <a:ln w="6350">
+                        <a:noFill/>
+                      </a:ln>
+                    </wps:spPr>
+                    <wps:txbx>
+                      <w:txbxContent>
+                        <w:p>
+                          <w:r>
+                            <w:t>{{FIRMA_TESTIGO</w:t>
+                          </w:r>
+                          <w:r>
+                            <w:t>2</w:t>
+                          </w:r>
+                          <w:r>
+                            <w:t>}}</w:t>
+                          </w:r>
+                        </w:p>
+                      </w:txbxContent>
+                    </wps:txbx>
+                    <wps:bodyPr rot="0" spcFirstLastPara="0" vertOverflow="overflow" horzOverflow="overflow" vert="horz" wrap="square" lIns="91440" tIns="45720" rIns="91440" bIns="45720" numCol="1" spcCol="0" rtlCol="0" fromWordArt="0" anchor="t" anchorCtr="0" forceAA="0" compatLnSpc="1">
+                      <a:prstTxWarp prst="textNoShape">
+                        <a:avLst/>
+                      </a:prstTxWarp>
+                      <a:noAutofit/>
+                    </wps:bodyPr>
+                  </wps:wsp>
+                </a:graphicData>
+              </a:graphic>
+              <wp14:sizeRelH relativeFrom="margin">
+                <wp14:pctWidth>0</wp14:pctWidth>
+              </wp14:sizeRelH>
+              <wp14:sizeRelV relativeFrom="margin">
+                <wp14:pctHeight>0</wp14:pctHeight>
+              </wp14:sizeRelV>
+            </wp:anchor>
+          </w:drawing>
+        </mc:Choice>
+        <mc:Fallback>
+          <w:pict>
+            <v:shapetype w14:anchorId="7C78C94E" id="_x0000_t202" coordsize="21600,21600" o:spt="202" path="m,l,21600r21600,l21600,xe">
+              <v:stroke joinstyle="miter"/>
+              <v:path gradientshapeok="t" o:connecttype="rect"/>
+            </v:shapetype>
+            <v:shape id="_x0000_s1038" type="#_x0000_t202" style="position:absolute;left:0;text-align:left;margin-left:438.45pt;margin-top:-344.25pt;width:113.35pt;height:52.5pt;rotation:90;z-index:251674624;visibility:visible;mso-wrap-style:square;mso-width-percent:0;mso-height-percent:0;mso-wrap-distance-left:9pt;mso-wrap-distance-top:0;mso-wrap-distance-right:9pt;mso-wrap-distance-bottom:0;mso-position-horizontal:absolute;mso-position-horizontal-relative:text;mso-position-vertical:absolute;mso-position-vertical-relative:text;mso-width-percent:0;mso-height-percent:0;mso-width-relative:margin;mso-height-relative:margin;v-text-anchor:top" o:gfxdata="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" filled="f" stroked="f" strokeweight=".5pt">
+              <v:textbox>
+                <w:txbxContent>
+                  <w:p>
+                    <w:r>
+                      <w:t>{{FIRMA_TESTIGO</w:t>
+                    </w:r>
+                    <w:r>
+                      <w:t>2</w:t>
+                    </w:r>
+                    <w:r>
+                      <w:t>}}</w:t>
+                    </w:r>
+                  </w:p>
+                </w:txbxContent>
+              </v:textbox>
+            </v:shape>
+          </w:pict>
+        </mc:Fallback>
+      </mc:AlternateContent>
+    </w:r>
     <w:r>
       <w:rPr>
         <w:rFonts w:ascii="Arial Narrow" w:eastAsia="Arial Narrow" w:hAnsi="Arial Narrow" w:cs="Arial Narrow"/>
@@ -6874,11 +7427,7 @@
                     </wps:spPr>
                     <wps:txbx>
                       <w:txbxContent>
-                        <w:p>
-                          <w:r>
-                            <w:t>{{FIRMA_TESTIGO2}}</w:t>
-                          </w:r>
-                        </w:p>
+                        <w:p/>
                       </w:txbxContent>
                     </wps:txbx>
                     <wps:bodyPr rot="0" spcFirstLastPara="0" vertOverflow="overflow" horzOverflow="overflow" vert="horz" wrap="square" lIns="91440" tIns="45720" rIns="91440" bIns="45720" numCol="1" spcCol="0" rtlCol="0" fromWordArt="0" anchor="t" anchorCtr="0" forceAA="0" compatLnSpc="1">
@@ -6901,18 +7450,10 @@
         </mc:Choice>
         <mc:Fallback>
           <w:pict>
-            <v:shapetype w14:anchorId="05692198" id="_x0000_t202" coordsize="21600,21600" o:spt="202" path="m,l,21600r21600,l21600,xe">
-              <v:stroke joinstyle="miter"/>
-              <v:path gradientshapeok="t" o:connecttype="rect"/>
-            </v:shapetype>
-            <v:shape id="_x0000_s1037" type="#_x0000_t202" style="position:absolute;left:0;text-align:left;margin-left:439.95pt;margin-top:-342.35pt;width:113.35pt;height:52.5pt;rotation:90;z-index:251662336;visibility:visible;mso-wrap-style:square;mso-width-percent:0;mso-height-percent:0;mso-wrap-distance-left:9pt;mso-wrap-distance-top:0;mso-wrap-distance-right:9pt;mso-wrap-distance-bottom:0;mso-position-horizontal:absolute;mso-position-horizontal-relative:text;mso-position-vertical:absolute;mso-position-vertical-relative:text;mso-width-percent:0;mso-height-percent:0;mso-width-relative:margin;mso-height-relative:margin;v-text-anchor:top" o:gfxdata="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" filled="f" stroked="f" strokeweight=".5pt">
+            <v:shape w14:anchorId="05692198" id="_x0000_s1039" type="#_x0000_t202" style="position:absolute;left:0;text-align:left;margin-left:439.95pt;margin-top:-342.35pt;width:113.35pt;height:52.5pt;rotation:90;z-index:251662336;visibility:visible;mso-wrap-style:square;mso-width-percent:0;mso-height-percent:0;mso-wrap-distance-left:9pt;mso-wrap-distance-top:0;mso-wrap-distance-right:9pt;mso-wrap-distance-bottom:0;mso-position-horizontal:absolute;mso-position-horizontal-relative:text;mso-position-vertical:absolute;mso-position-vertical-relative:text;mso-width-percent:0;mso-height-percent:0;mso-width-relative:margin;mso-height-relative:margin;v-text-anchor:top" o:gfxdata="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" filled="f" stroked="f" strokeweight=".5pt">
               <v:textbox>
                 <w:txbxContent>
-                  <w:p>
-                    <w:r>
-                      <w:t>{{FIRMA_TESTIGO2}}</w:t>
-                    </w:r>
-                  </w:p>
+                  <w:p/>
                 </w:txbxContent>
               </v:textbox>
             </v:shape>
@@ -6974,6 +7515,81 @@
 </w:ftr>
 </file>
 
+<file path=word/footer2.xml><?xml version="1.0" encoding="utf-8"?>
+<w:ftr xmlns:wpc="http://schemas.microsoft.com/office/word/2010/wordprocessingCanvas" xmlns:cx="http://schemas.microsoft.com/office/drawing/2014/chartex" xmlns:cx1="http://schemas.microsoft.com/office/drawing/2015/9/8/chartex" xmlns:cx2="http://schemas.microsoft.com/office/drawing/2015/10/21/chartex" xmlns:cx3="http://schemas.microsoft.com/office/drawing/2016/5/9/chartex" xmlns:cx4="http://schemas.microsoft.com/office/drawing/2016/5/10/chartex" xmlns:cx5="http://schemas.microsoft.com/office/drawing/2016/5/11/chartex" xmlns:cx6="http://schemas.microsoft.com/office/drawing/2016/5/12/chartex" xmlns:cx7="http://schemas.microsoft.com/office/drawing/2016/5/13/chartex" xmlns:cx8="http://schemas.microsoft.com/office/drawing/2016/5/14/chartex" xmlns:mc="http://schemas.openxmlformats.org/markup-compatibility/2006" xmlns:aink="http://schemas.microsoft.com/office/drawing/2016/ink" xmlns:am3d="http://schemas.microsoft.com/office/drawing/2017/model3d" xmlns:o="urn:schemas-microsoft-com:office:office" xmlns:oel="http://schemas.microsoft.com/office/2019/extlst" xmlns:r="http://schemas.openxmlformats.org/officeDocument/2006/relationships" xmlns:m="http://schemas.openxmlformats.org/officeDocument/2006/math" xmlns:v="urn:schemas-microsoft-com:vml" xmlns:wp14="http://schemas.microsoft.com/office/word/2010/wordprocessingDrawing" xmlns:wp="http://schemas.openxmlformats.org/drawingml/2006/wordprocessingDrawing" xmlns:w10="urn:schemas-microsoft-com:office:word" xmlns:w="http://schemas.openxmlformats.org/wordprocessingml/2006/main" xmlns:w14="http://schemas.microsoft.com/office/word/2010/wordml" xmlns:w15="http://schemas.microsoft.com/office/word/2012/wordml" xmlns:w16cex="http://schemas.microsoft.com/office/word/2018/wordml/cex" xmlns:w16cid="http://schemas.microsoft.com/office/word/2016/wordml/cid" xmlns:w16="http://schemas.microsoft.com/office/word/2018/wordml" xmlns:w16du="http://schemas.microsoft.com/office/word/2023/wordml/word16du" xmlns:w16sdtdh="http://schemas.microsoft.com/office/word/2020/wordml/sdtdatahash" xmlns:w16sdtfl="http://schemas.microsoft.com/office/word/2024/wordml/sdtformatlock" xmlns:w16se="http://schemas.microsoft.com/office/word/2015/wordml/symex" xmlns:wpg="http://schemas.microsoft.com/office/word/2010/wordprocessingGroup" xmlns:wpi="http://schemas.microsoft.com/office/word/2010/wordprocessingInk" xmlns:wne="http://schemas.microsoft.com/office/word/2006/wordml" xmlns:wps="http://schemas.microsoft.com/office/word/2010/wordprocessingShape" mc:Ignorable="w14 w15 w16se w16cid w16 w16cex w16sdtdh w16sdtfl w16du wp14">
+  <w:p>
+    <w:pPr>
+      <w:pBdr>
+        <w:top w:val="nil"/>
+        <w:left w:val="nil"/>
+        <w:bottom w:val="nil"/>
+        <w:right w:val="nil"/>
+        <w:between w:val="nil"/>
+      </w:pBdr>
+      <w:tabs>
+        <w:tab w:val="center" w:pos="4419"/>
+        <w:tab w:val="right" w:pos="8838"/>
+      </w:tabs>
+      <w:spacing w:after="0" w:line="240" w:lineRule="auto"/>
+      <w:jc w:val="right"/>
+      <w:rPr>
+        <w:color w:val="000000"/>
+      </w:rPr>
+    </w:pPr>
+    <w:r>
+      <w:rPr>
+        <w:color w:val="000000"/>
+      </w:rPr>
+      <w:fldChar w:fldCharType="begin"/>
+    </w:r>
+    <w:r>
+      <w:rPr>
+        <w:color w:val="000000"/>
+      </w:rPr>
+      <w:instrText>PAGE</w:instrText>
+    </w:r>
+    <w:r>
+      <w:rPr>
+        <w:color w:val="000000"/>
+      </w:rPr>
+      <w:fldChar w:fldCharType="separate"/>
+    </w:r>
+    <w:r>
+      <w:rPr>
+        <w:noProof/>
+        <w:color w:val="000000"/>
+      </w:rPr>
+      <w:t>1</w:t>
+    </w:r>
+    <w:r>
+      <w:rPr>
+        <w:color w:val="000000"/>
+      </w:rPr>
+      <w:fldChar w:fldCharType="end"/>
+    </w:r>
+  </w:p>
+  <w:p>
+    <w:pPr>
+      <w:pBdr>
+        <w:top w:val="nil"/>
+        <w:left w:val="nil"/>
+        <w:bottom w:val="nil"/>
+        <w:right w:val="nil"/>
+        <w:between w:val="nil"/>
+      </w:pBdr>
+      <w:tabs>
+        <w:tab w:val="center" w:pos="4419"/>
+        <w:tab w:val="right" w:pos="8838"/>
+      </w:tabs>
+      <w:spacing w:after="0" w:line="240" w:lineRule="auto"/>
+      <w:rPr>
+        <w:color w:val="000000"/>
+      </w:rPr>
+    </w:pPr>
+  </w:p>
+</w:ftr>
+</file>
+
 <file path=word/footnotes.xml><?xml version="1.0" encoding="utf-8"?>
 <w:footnotes xmlns:wpc="http://schemas.microsoft.com/office/word/2010/wordprocessingCanvas" xmlns:cx="http://schemas.microsoft.com/office/drawing/2014/chartex" xmlns:cx1="http://schemas.microsoft.com/office/drawing/2015/9/8/chartex" xmlns:cx2="http://schemas.microsoft.com/office/drawing/2015/10/21/chartex" xmlns:cx3="http://schemas.microsoft.com/office/drawing/2016/5/9/chartex" xmlns:cx4="http://schemas.microsoft.com/office/drawing/2016/5/10/chartex" xmlns:cx5="http://schemas.microsoft.com/office/drawing/2016/5/11/chartex" xmlns:cx6="http://schemas.microsoft.com/office/drawing/2016/5/12/chartex" xmlns:cx7="http://schemas.microsoft.com/office/drawing/2016/5/13/chartex" xmlns:cx8="http://schemas.microsoft.com/office/drawing/2016/5/14/chartex" xmlns:mc="http://schemas.openxmlformats.org/markup-compatibility/2006" xmlns:aink="http://schemas.microsoft.com/office/drawing/2016/ink" xmlns:am3d="http://schemas.microsoft.com/office/drawing/2017/model3d" xmlns:o="urn:schemas-microsoft-com:office:office" xmlns:oel="http://schemas.microsoft.com/office/2019/extlst" xmlns:r="http://schemas.openxmlformats.org/officeDocument/2006/relationships" xmlns:m="http://schemas.openxmlformats.org/officeDocument/2006/math" xmlns:v="urn:schemas-microsoft-com:vml" xmlns:wp14="http://schemas.microsoft.com/office/word/2010/wordprocessingDrawing" xmlns:wp="http://schemas.openxmlformats.org/drawingml/2006/wordprocessingDrawing" xmlns:w10="urn:schemas-microsoft-com:office:word" xmlns:w="http://schemas.openxmlformats.org/wordprocessingml/2006/main" xmlns:w14="http://schemas.microsoft.com/office/word/2010/wordml" xmlns:w15="http://schemas.microsoft.com/office/word/2012/wordml" xmlns:w16cex="http://schemas.microsoft.com/office/word/2018/wordml/cex" xmlns:w16cid="http://schemas.microsoft.com/office/word/2016/wordml/cid" xmlns:w16="http://schemas.microsoft.com/office/word/2018/wordml" xmlns:w16du="http://schemas.microsoft.com/office/word/2023/wordml/word16du" xmlns:w16sdtdh="http://schemas.microsoft.com/office/word/2020/wordml/sdtdatahash" xmlns:w16sdtfl="http://schemas.microsoft.com/office/word/2024/wordml/sdtformatlock" xmlns:w16se="http://schemas.microsoft.com/office/word/2015/wordml/symex" xmlns:wpg="http://schemas.microsoft.com/office/word/2010/wordprocessingGroup" xmlns:wpi="http://schemas.microsoft.com/office/word/2010/wordprocessingInk" xmlns:wne="http://schemas.microsoft.com/office/word/2006/wordml" xmlns:wps="http://schemas.microsoft.com/office/word/2010/wordprocessingShape" mc:Ignorable="w14 w15 w16se w16cid w16 w16cex w16sdtdh w16sdtfl w16du wp14">
   <w:footnote w:type="separator" w:id="-1">
@@ -7045,6 +7661,188 @@
     <w:pPr>
       <w:pStyle w:val="Encabezado"/>
     </w:pPr>
+    <w:r>
+      <w:rPr>
+        <w:rFonts w:ascii="Arial Narrow" w:eastAsia="Arial Narrow" w:hAnsi="Arial Narrow" w:cs="Arial Narrow"/>
+        <w:b/>
+        <w:noProof/>
+      </w:rPr>
+      <mc:AlternateContent>
+        <mc:Choice Requires="wps">
+          <w:drawing>
+            <wp:anchor distT="0" distB="0" distL="114300" distR="114300" simplePos="0" relativeHeight="251666432" behindDoc="0" locked="0" layoutInCell="1" allowOverlap="1" wp14:anchorId="6B9F1547" wp14:editId="025526FF">
+              <wp:simplePos x="0" y="0"/>
+              <wp:positionH relativeFrom="column">
+                <wp:posOffset>5567362</wp:posOffset>
+              </wp:positionH>
+              <wp:positionV relativeFrom="paragraph">
+                <wp:posOffset>2495868</wp:posOffset>
+              </wp:positionV>
+              <wp:extent cx="1439545" cy="666750"/>
+              <wp:effectExtent l="5398" t="0" r="0" b="0"/>
+              <wp:wrapNone/>
+              <wp:docPr id="2118654224" name="Cuadro de texto 5"/>
+              <wp:cNvGraphicFramePr/>
+              <a:graphic xmlns:a="http://schemas.openxmlformats.org/drawingml/2006/main">
+                <a:graphicData uri="http://schemas.microsoft.com/office/word/2010/wordprocessingShape">
+                  <wps:wsp>
+                    <wps:cNvSpPr txBox="1"/>
+                    <wps:spPr>
+                      <a:xfrm rot="5400000">
+                        <a:off x="0" y="0"/>
+                        <a:ext cx="1439545" cy="666750"/>
+                      </a:xfrm>
+                      <a:prstGeom prst="rect">
+                        <a:avLst/>
+                      </a:prstGeom>
+                      <a:noFill/>
+                      <a:ln w="6350">
+                        <a:noFill/>
+                      </a:ln>
+                    </wps:spPr>
+                    <wps:txbx>
+                      <w:txbxContent>
+                        <w:p>
+                          <w:r>
+                            <w:t>{{FIRMA_CLIENTE</w:t>
+                          </w:r>
+                          <w:r>
+                            <w:t>2</w:t>
+                          </w:r>
+                          <w:r>
+                            <w:t>}}</w:t>
+                          </w:r>
+                        </w:p>
+                      </w:txbxContent>
+                    </wps:txbx>
+                    <wps:bodyPr rot="0" spcFirstLastPara="0" vertOverflow="overflow" horzOverflow="overflow" vert="horz" wrap="square" lIns="91440" tIns="45720" rIns="91440" bIns="45720" numCol="1" spcCol="0" rtlCol="0" fromWordArt="0" anchor="t" anchorCtr="0" forceAA="0" compatLnSpc="1">
+                      <a:prstTxWarp prst="textNoShape">
+                        <a:avLst/>
+                      </a:prstTxWarp>
+                      <a:noAutofit/>
+                    </wps:bodyPr>
+                  </wps:wsp>
+                </a:graphicData>
+              </a:graphic>
+              <wp14:sizeRelH relativeFrom="margin">
+                <wp14:pctWidth>0</wp14:pctWidth>
+              </wp14:sizeRelH>
+              <wp14:sizeRelV relativeFrom="margin">
+                <wp14:pctHeight>0</wp14:pctHeight>
+              </wp14:sizeRelV>
+            </wp:anchor>
+          </w:drawing>
+        </mc:Choice>
+        <mc:Fallback>
+          <w:pict>
+            <v:shapetype w14:anchorId="6B9F1547" id="_x0000_t202" coordsize="21600,21600" o:spt="202" path="m,l,21600r21600,l21600,xe">
+              <v:stroke joinstyle="miter"/>
+              <v:path gradientshapeok="t" o:connecttype="rect"/>
+            </v:shapetype>
+            <v:shape id="_x0000_s1033" type="#_x0000_t202" style="position:absolute;margin-left:438.35pt;margin-top:196.55pt;width:113.35pt;height:52.5pt;rotation:90;z-index:251666432;visibility:visible;mso-wrap-style:square;mso-width-percent:0;mso-height-percent:0;mso-wrap-distance-left:9pt;mso-wrap-distance-top:0;mso-wrap-distance-right:9pt;mso-wrap-distance-bottom:0;mso-position-horizontal:absolute;mso-position-horizontal-relative:text;mso-position-vertical:absolute;mso-position-vertical-relative:text;mso-width-percent:0;mso-height-percent:0;mso-width-relative:margin;mso-height-relative:margin;v-text-anchor:top" o:gfxdata="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" filled="f" stroked="f" strokeweight=".5pt">
+              <v:textbox>
+                <w:txbxContent>
+                  <w:p>
+                    <w:r>
+                      <w:t>{{FIRMA_CLIENTE</w:t>
+                    </w:r>
+                    <w:r>
+                      <w:t>2</w:t>
+                    </w:r>
+                    <w:r>
+                      <w:t>}}</w:t>
+                    </w:r>
+                  </w:p>
+                </w:txbxContent>
+              </v:textbox>
+            </v:shape>
+          </w:pict>
+        </mc:Fallback>
+      </mc:AlternateContent>
+    </w:r>
+    <w:r>
+      <w:rPr>
+        <w:rFonts w:ascii="Arial Narrow" w:eastAsia="Arial Narrow" w:hAnsi="Arial Narrow" w:cs="Arial Narrow"/>
+        <w:b/>
+        <w:noProof/>
+      </w:rPr>
+      <mc:AlternateContent>
+        <mc:Choice Requires="wps">
+          <w:drawing>
+            <wp:anchor distT="0" distB="0" distL="114300" distR="114300" simplePos="0" relativeHeight="251672576" behindDoc="0" locked="0" layoutInCell="1" allowOverlap="1" wp14:anchorId="3B37D12C" wp14:editId="5EDF83DD">
+              <wp:simplePos x="0" y="0"/>
+              <wp:positionH relativeFrom="column">
+                <wp:posOffset>5570537</wp:posOffset>
+              </wp:positionH>
+              <wp:positionV relativeFrom="paragraph">
+                <wp:posOffset>971868</wp:posOffset>
+              </wp:positionV>
+              <wp:extent cx="1439545" cy="666750"/>
+              <wp:effectExtent l="5398" t="0" r="0" b="0"/>
+              <wp:wrapNone/>
+              <wp:docPr id="950472565" name="Cuadro de texto 5"/>
+              <wp:cNvGraphicFramePr/>
+              <a:graphic xmlns:a="http://schemas.openxmlformats.org/drawingml/2006/main">
+                <a:graphicData uri="http://schemas.microsoft.com/office/word/2010/wordprocessingShape">
+                  <wps:wsp>
+                    <wps:cNvSpPr txBox="1"/>
+                    <wps:spPr>
+                      <a:xfrm rot="5400000">
+                        <a:off x="0" y="0"/>
+                        <a:ext cx="1439545" cy="666750"/>
+                      </a:xfrm>
+                      <a:prstGeom prst="rect">
+                        <a:avLst/>
+                      </a:prstGeom>
+                      <a:noFill/>
+                      <a:ln w="6350">
+                        <a:noFill/>
+                      </a:ln>
+                    </wps:spPr>
+                    <wps:txbx>
+                      <w:txbxContent>
+                        <w:p>
+                          <w:r>
+                            <w:t>{{FIRMA_CLIENTE}}</w:t>
+                          </w:r>
+                        </w:p>
+                      </w:txbxContent>
+                    </wps:txbx>
+                    <wps:bodyPr rot="0" spcFirstLastPara="0" vertOverflow="overflow" horzOverflow="overflow" vert="horz" wrap="square" lIns="91440" tIns="45720" rIns="91440" bIns="45720" numCol="1" spcCol="0" rtlCol="0" fromWordArt="0" anchor="t" anchorCtr="0" forceAA="0" compatLnSpc="1">
+                      <a:prstTxWarp prst="textNoShape">
+                        <a:avLst/>
+                      </a:prstTxWarp>
+                      <a:noAutofit/>
+                    </wps:bodyPr>
+                  </wps:wsp>
+                </a:graphicData>
+              </a:graphic>
+              <wp14:sizeRelH relativeFrom="margin">
+                <wp14:pctWidth>0</wp14:pctWidth>
+              </wp14:sizeRelH>
+              <wp14:sizeRelV relativeFrom="margin">
+                <wp14:pctHeight>0</wp14:pctHeight>
+              </wp14:sizeRelV>
+            </wp:anchor>
+          </w:drawing>
+        </mc:Choice>
+        <mc:Fallback>
+          <w:pict>
+            <v:shape w14:anchorId="3B37D12C" id="_x0000_s1034" type="#_x0000_t202" style="position:absolute;margin-left:438.6pt;margin-top:76.55pt;width:113.35pt;height:52.5pt;rotation:90;z-index:251672576;visibility:visible;mso-wrap-style:square;mso-width-percent:0;mso-height-percent:0;mso-wrap-distance-left:9pt;mso-wrap-distance-top:0;mso-wrap-distance-right:9pt;mso-wrap-distance-bottom:0;mso-position-horizontal:absolute;mso-position-horizontal-relative:text;mso-position-vertical:absolute;mso-position-vertical-relative:text;mso-width-percent:0;mso-height-percent:0;mso-width-relative:margin;mso-height-relative:margin;v-text-anchor:top" o:gfxdata="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" filled="f" stroked="f" strokeweight=".5pt">
+              <v:textbox>
+                <w:txbxContent>
+                  <w:p>
+                    <w:r>
+                      <w:t>{{FIRMA_CLIENTE}}</w:t>
+                    </w:r>
+                  </w:p>
+                </w:txbxContent>
+              </v:textbox>
+            </v:shape>
+          </w:pict>
+        </mc:Fallback>
+      </mc:AlternateContent>
+    </w:r>
     <w:r>
       <w:rPr>
         <w:rFonts w:ascii="Arial Narrow" w:eastAsia="Arial Narrow" w:hAnsi="Arial Narrow" w:cs="Arial Narrow"/>
@@ -7113,11 +7911,7 @@
         </mc:Choice>
         <mc:Fallback>
           <w:pict>
-            <v:shapetype w14:anchorId="6DE03179" id="_x0000_t202" coordsize="21600,21600" o:spt="202" path="m,l,21600r21600,l21600,xe">
-              <v:stroke joinstyle="miter"/>
-              <v:path gradientshapeok="t" o:connecttype="rect"/>
-            </v:shapetype>
-            <v:shape id="_x0000_s1033" type="#_x0000_t202" style="position:absolute;margin-left:440.1pt;margin-top:324.85pt;width:113.35pt;height:52.5pt;rotation:90;z-index:251665408;visibility:visible;mso-wrap-style:square;mso-width-percent:0;mso-height-percent:0;mso-wrap-distance-left:9pt;mso-wrap-distance-top:0;mso-wrap-distance-right:9pt;mso-wrap-distance-bottom:0;mso-position-horizontal:absolute;mso-position-horizontal-relative:text;mso-position-vertical:absolute;mso-position-vertical-relative:text;mso-width-percent:0;mso-height-percent:0;mso-width-relative:margin;mso-height-relative:margin;v-text-anchor:top" o:gfxdata="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" filled="f" stroked="f" strokeweight=".5pt">
+            <v:shape w14:anchorId="6DE03179" id="_x0000_s1035" type="#_x0000_t202" style="position:absolute;margin-left:440.1pt;margin-top:324.85pt;width:113.35pt;height:52.5pt;rotation:90;z-index:251665408;visibility:visible;mso-wrap-style:square;mso-width-percent:0;mso-height-percent:0;mso-wrap-distance-left:9pt;mso-wrap-distance-top:0;mso-wrap-distance-right:9pt;mso-wrap-distance-bottom:0;mso-position-horizontal:absolute;mso-position-horizontal-relative:text;mso-position-vertical:absolute;mso-position-vertical-relative:text;mso-width-percent:0;mso-height-percent:0;mso-width-relative:margin;mso-height-relative:margin;v-text-anchor:top" o:gfxdata="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" filled="f" stroked="f" strokeweight=".5pt">
               <v:textbox>
                 <w:txbxContent>
                   <w:p>
@@ -7200,7 +7994,7 @@
         </mc:Choice>
         <mc:Fallback>
           <w:pict>
-            <v:shape w14:anchorId="3829AFCF" id="_x0000_s1034" type="#_x0000_t202" style="position:absolute;margin-left:439.55pt;margin-top:687.5pt;width:113.35pt;height:52.5pt;rotation:90;z-index:251664384;visibility:visible;mso-wrap-style:square;mso-width-percent:0;mso-height-percent:0;mso-wrap-distance-left:9pt;mso-wrap-distance-top:0;mso-wrap-distance-right:9pt;mso-wrap-distance-bottom:0;mso-position-horizontal:absolute;mso-position-horizontal-relative:text;mso-position-vertical:absolute;mso-position-vertical-relative:text;mso-width-percent:0;mso-height-percent:0;mso-width-relative:margin;mso-height-relative:margin;v-text-anchor:top" o:gfxdata="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" filled="f" stroked="f" strokeweight=".5pt">
+            <v:shape w14:anchorId="3829AFCF" id="_x0000_s1036" type="#_x0000_t202" style="position:absolute;margin-left:439.55pt;margin-top:687.5pt;width:113.35pt;height:52.5pt;rotation:90;z-index:251664384;visibility:visible;mso-wrap-style:square;mso-width-percent:0;mso-height-percent:0;mso-wrap-distance-left:9pt;mso-wrap-distance-top:0;mso-wrap-distance-right:9pt;mso-wrap-distance-bottom:0;mso-position-horizontal:absolute;mso-position-horizontal-relative:text;mso-position-vertical:absolute;mso-position-vertical-relative:text;mso-width-percent:0;mso-height-percent:0;mso-width-relative:margin;mso-height-relative:margin;v-text-anchor:top" o:gfxdata="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" filled="f" stroked="f" strokeweight=".5pt">
               <v:textbox>
                 <w:txbxContent>
                   <w:p>
@@ -7283,95 +8077,12 @@
         </mc:Choice>
         <mc:Fallback>
           <w:pict>
-            <v:shape w14:anchorId="3528EF31" id="_x0000_s1035" type="#_x0000_t202" style="position:absolute;margin-left:438.95pt;margin-top:446.7pt;width:113.35pt;height:52.5pt;rotation:90;z-index:251663360;visibility:visible;mso-wrap-style:square;mso-width-percent:0;mso-height-percent:0;mso-wrap-distance-left:9pt;mso-wrap-distance-top:0;mso-wrap-distance-right:9pt;mso-wrap-distance-bottom:0;mso-position-horizontal:absolute;mso-position-horizontal-relative:text;mso-position-vertical:absolute;mso-position-vertical-relative:text;mso-width-percent:0;mso-height-percent:0;mso-width-relative:margin;mso-height-relative:margin;v-text-anchor:top" o:gfxdata="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" filled="f" stroked="f" strokeweight=".5pt">
+            <v:shape w14:anchorId="3528EF31" id="_x0000_s1037" type="#_x0000_t202" style="position:absolute;margin-left:438.95pt;margin-top:446.7pt;width:113.35pt;height:52.5pt;rotation:90;z-index:251663360;visibility:visible;mso-wrap-style:square;mso-width-percent:0;mso-height-percent:0;mso-wrap-distance-left:9pt;mso-wrap-distance-top:0;mso-wrap-distance-right:9pt;mso-wrap-distance-bottom:0;mso-position-horizontal:absolute;mso-position-horizontal-relative:text;mso-position-vertical:absolute;mso-position-vertical-relative:text;mso-width-percent:0;mso-height-percent:0;mso-width-relative:margin;mso-height-relative:margin;v-text-anchor:top" o:gfxdata="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" filled="f" stroked="f" strokeweight=".5pt">
               <v:textbox>
                 <w:txbxContent>
                   <w:p>
                     <w:r>
                       <w:t>{{FIRMA_TESTIGO1}}</w:t>
-                    </w:r>
-                  </w:p>
-                </w:txbxContent>
-              </v:textbox>
-            </v:shape>
-          </w:pict>
-        </mc:Fallback>
-      </mc:AlternateContent>
-    </w:r>
-    <w:r>
-      <w:rPr>
-        <w:rFonts w:ascii="Arial Narrow" w:eastAsia="Arial Narrow" w:hAnsi="Arial Narrow" w:cs="Arial Narrow"/>
-        <w:b/>
-        <w:noProof/>
-      </w:rPr>
-      <mc:AlternateContent>
-        <mc:Choice Requires="wps">
-          <w:drawing>
-            <wp:anchor distT="0" distB="0" distL="114300" distR="114300" simplePos="0" relativeHeight="251666432" behindDoc="0" locked="0" layoutInCell="1" allowOverlap="1" wp14:anchorId="6B9F1547" wp14:editId="0A874455">
-              <wp:simplePos x="0" y="0"/>
-              <wp:positionH relativeFrom="column">
-                <wp:posOffset>5577522</wp:posOffset>
-              </wp:positionH>
-              <wp:positionV relativeFrom="paragraph">
-                <wp:posOffset>2563178</wp:posOffset>
-              </wp:positionV>
-              <wp:extent cx="1439545" cy="666750"/>
-              <wp:effectExtent l="5398" t="0" r="0" b="0"/>
-              <wp:wrapNone/>
-              <wp:docPr id="2118654224" name="Cuadro de texto 5"/>
-              <wp:cNvGraphicFramePr/>
-              <a:graphic xmlns:a="http://schemas.openxmlformats.org/drawingml/2006/main">
-                <a:graphicData uri="http://schemas.microsoft.com/office/word/2010/wordprocessingShape">
-                  <wps:wsp>
-                    <wps:cNvSpPr txBox="1"/>
-                    <wps:spPr>
-                      <a:xfrm rot="5400000">
-                        <a:off x="0" y="0"/>
-                        <a:ext cx="1439545" cy="666750"/>
-                      </a:xfrm>
-                      <a:prstGeom prst="rect">
-                        <a:avLst/>
-                      </a:prstGeom>
-                      <a:noFill/>
-                      <a:ln w="6350">
-                        <a:noFill/>
-                      </a:ln>
-                    </wps:spPr>
-                    <wps:txbx>
-                      <w:txbxContent>
-                        <w:p>
-                          <w:r>
-                            <w:t>{{FIRMA_CLIENTE}}</w:t>
-                          </w:r>
-                        </w:p>
-                      </w:txbxContent>
-                    </wps:txbx>
-                    <wps:bodyPr rot="0" spcFirstLastPara="0" vertOverflow="overflow" horzOverflow="overflow" vert="horz" wrap="square" lIns="91440" tIns="45720" rIns="91440" bIns="45720" numCol="1" spcCol="0" rtlCol="0" fromWordArt="0" anchor="t" anchorCtr="0" forceAA="0" compatLnSpc="1">
-                      <a:prstTxWarp prst="textNoShape">
-                        <a:avLst/>
-                      </a:prstTxWarp>
-                      <a:noAutofit/>
-                    </wps:bodyPr>
-                  </wps:wsp>
-                </a:graphicData>
-              </a:graphic>
-              <wp14:sizeRelH relativeFrom="margin">
-                <wp14:pctWidth>0</wp14:pctWidth>
-              </wp14:sizeRelH>
-              <wp14:sizeRelV relativeFrom="margin">
-                <wp14:pctHeight>0</wp14:pctHeight>
-              </wp14:sizeRelV>
-            </wp:anchor>
-          </w:drawing>
-        </mc:Choice>
-        <mc:Fallback>
-          <w:pict>
-            <v:shape w14:anchorId="6B9F1547" id="_x0000_s1036" type="#_x0000_t202" style="position:absolute;margin-left:439.15pt;margin-top:201.85pt;width:113.35pt;height:52.5pt;rotation:90;z-index:251666432;visibility:visible;mso-wrap-style:square;mso-width-percent:0;mso-height-percent:0;mso-wrap-distance-left:9pt;mso-wrap-distance-top:0;mso-wrap-distance-right:9pt;mso-wrap-distance-bottom:0;mso-position-horizontal:absolute;mso-position-horizontal-relative:text;mso-position-vertical:absolute;mso-position-vertical-relative:text;mso-width-percent:0;mso-height-percent:0;mso-width-relative:margin;mso-height-relative:margin;v-text-anchor:top" o:gfxdata="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" filled="f" stroked="f" strokeweight=".5pt">
-              <v:textbox>
-                <w:txbxContent>
-                  <w:p>
-                    <w:r>
-                      <w:t>{{FIRMA_CLIENTE}}</w:t>
                     </w:r>
                   </w:p>
                 </w:txbxContent>
@@ -7446,6 +8157,46 @@
           <o:lock v:ext="edit" aspectratio="t"/>
         </v:shapetype>
         <v:shape id="WordPictureWatermark453224468" o:spid="_x0000_s1025" type="#_x0000_t75" style="position:absolute;margin-left:0;margin-top:0;width:612pt;height:14in;z-index:-251658240;mso-position-horizontal:center;mso-position-horizontal-relative:margin;mso-position-vertical:center;mso-position-vertical-relative:margin" o:allowincell="f">
+          <v:imagedata r:id="rId1" o:title="Hojamembretada-Oficio-GrupoJora_page-0001"/>
+          <w10:wrap anchorx="margin" anchory="margin"/>
+        </v:shape>
+      </w:pict>
+    </w:r>
+  </w:p>
+</w:hdr>
+</file>
+
+<file path=word/header4.xml><?xml version="1.0" encoding="utf-8"?>
+<w:hdr xmlns:wpc="http://schemas.microsoft.com/office/word/2010/wordprocessingCanvas" xmlns:cx="http://schemas.microsoft.com/office/drawing/2014/chartex" xmlns:cx1="http://schemas.microsoft.com/office/drawing/2015/9/8/chartex" xmlns:cx2="http://schemas.microsoft.com/office/drawing/2015/10/21/chartex" xmlns:cx3="http://schemas.microsoft.com/office/drawing/2016/5/9/chartex" xmlns:cx4="http://schemas.microsoft.com/office/drawing/2016/5/10/chartex" xmlns:cx5="http://schemas.microsoft.com/office/drawing/2016/5/11/chartex" xmlns:cx6="http://schemas.microsoft.com/office/drawing/2016/5/12/chartex" xmlns:cx7="http://schemas.microsoft.com/office/drawing/2016/5/13/chartex" xmlns:cx8="http://schemas.microsoft.com/office/drawing/2016/5/14/chartex" xmlns:mc="http://schemas.openxmlformats.org/markup-compatibility/2006" xmlns:aink="http://schemas.microsoft.com/office/drawing/2016/ink" xmlns:am3d="http://schemas.microsoft.com/office/drawing/2017/model3d" xmlns:o="urn:schemas-microsoft-com:office:office" xmlns:oel="http://schemas.microsoft.com/office/2019/extlst" xmlns:r="http://schemas.openxmlformats.org/officeDocument/2006/relationships" xmlns:m="http://schemas.openxmlformats.org/officeDocument/2006/math" xmlns:v="urn:schemas-microsoft-com:vml" xmlns:wp14="http://schemas.microsoft.com/office/word/2010/wordprocessingDrawing" xmlns:wp="http://schemas.openxmlformats.org/drawingml/2006/wordprocessingDrawing" xmlns:w10="urn:schemas-microsoft-com:office:word" xmlns:w="http://schemas.openxmlformats.org/wordprocessingml/2006/main" xmlns:w14="http://schemas.microsoft.com/office/word/2010/wordml" xmlns:w15="http://schemas.microsoft.com/office/word/2012/wordml" xmlns:w16cex="http://schemas.microsoft.com/office/word/2018/wordml/cex" xmlns:w16cid="http://schemas.microsoft.com/office/word/2016/wordml/cid" xmlns:w16="http://schemas.microsoft.com/office/word/2018/wordml" xmlns:w16du="http://schemas.microsoft.com/office/word/2023/wordml/word16du" xmlns:w16sdtdh="http://schemas.microsoft.com/office/word/2020/wordml/sdtdatahash" xmlns:w16sdtfl="http://schemas.microsoft.com/office/word/2024/wordml/sdtformatlock" xmlns:w16se="http://schemas.microsoft.com/office/word/2015/wordml/symex" xmlns:wpg="http://schemas.microsoft.com/office/word/2010/wordprocessingGroup" xmlns:wpi="http://schemas.microsoft.com/office/word/2010/wordprocessingInk" xmlns:wne="http://schemas.microsoft.com/office/word/2006/wordml" xmlns:wps="http://schemas.microsoft.com/office/word/2010/wordprocessingShape" mc:Ignorable="w14 w15 w16se w16cid w16 w16cex w16sdtdh w16sdtfl w16du wp14">
+  <w:p>
+    <w:pPr>
+      <w:pStyle w:val="Encabezado"/>
+    </w:pPr>
+    <w:r>
+      <w:rPr>
+        <w:noProof/>
+      </w:rPr>
+      <w:pict w14:anchorId="6CD12CE7">
+        <v:shapetype id="_x0000_t75" coordsize="21600,21600" o:spt="75" o:preferrelative="t" path="m@4@5l@4@11@9@11@9@5xe" filled="f" stroked="f">
+          <v:stroke joinstyle="miter"/>
+          <v:formulas>
+            <v:f eqn="if lineDrawn pixelLineWidth 0"/>
+            <v:f eqn="sum @0 1 0"/>
+            <v:f eqn="sum 0 0 @1"/>
+            <v:f eqn="prod @2 1 2"/>
+            <v:f eqn="prod @3 21600 pixelWidth"/>
+            <v:f eqn="prod @3 21600 pixelHeight"/>
+            <v:f eqn="sum @0 0 1"/>
+            <v:f eqn="prod @6 1 2"/>
+            <v:f eqn="prod @7 21600 pixelWidth"/>
+            <v:f eqn="sum @8 21600 0"/>
+            <v:f eqn="prod @7 21600 pixelHeight"/>
+            <v:f eqn="sum @10 21600 0"/>
+          </v:formulas>
+          <v:path o:extrusionok="f" gradientshapeok="t" o:connecttype="rect"/>
+          <o:lock v:ext="edit" aspectratio="t"/>
+        </v:shapetype>
+        <v:shape id="_x0000_s1028" type="#_x0000_t75" style="position:absolute;margin-left:0;margin-top:0;width:612pt;height:14in;z-index:-251645952;mso-position-horizontal:center;mso-position-horizontal-relative:margin;mso-position-vertical:center;mso-position-vertical-relative:margin" o:allowincell="f">
           <v:imagedata r:id="rId1" o:title="Hojamembretada-Oficio-GrupoJora_page-0001"/>
           <w10:wrap anchorx="margin" anchory="margin"/>
         </v:shape>

--- a/pdfs/templates/pdfs/contrato_commeta_pagos_varios.docx
+++ b/pdfs/templates/pdfs/contrato_commeta_pagos_varios.docx
@@ -794,14 +794,7 @@
         <w:rPr>
           <w:rFonts w:ascii="Arial Narrow" w:eastAsia="Arial Narrow" w:hAnsi="Arial Narrow" w:cs="Arial Narrow"/>
         </w:rPr>
-        <w:t>{{SEXO_2</w:t>
-      </w:r>
-      <w:proofErr w:type="gramStart"/>
-      <w:r>
-        <w:rPr>
-          <w:rFonts w:ascii="Arial Narrow" w:eastAsia="Arial Narrow" w:hAnsi="Arial Narrow" w:cs="Arial Narrow"/>
-        </w:rPr>
-        <w:t>}}</w:t>
+        <w:t>{{SEXO_2}}</w:t>
       </w:r>
       <w:r>
         <w:rPr>
@@ -809,7 +802,6 @@
         </w:rPr>
         <w:t>S</w:t>
       </w:r>
-      <w:proofErr w:type="gramEnd"/>
       <w:r>
         <w:rPr>
           <w:rFonts w:ascii="Arial Narrow" w:eastAsia="Arial Narrow" w:hAnsi="Arial Narrow" w:cs="Arial Narrow"/>
@@ -891,16 +883,7 @@
           <w:b/>
           <w:bCs/>
         </w:rPr>
-        <w:t>{{SEXO_2</w:t>
-      </w:r>
-      <w:proofErr w:type="gramStart"/>
-      <w:r>
-        <w:rPr>
-          <w:rFonts w:ascii="Arial Narrow" w:eastAsia="Arial Narrow" w:hAnsi="Arial Narrow" w:cs="Arial Narrow"/>
-          <w:b/>
-          <w:bCs/>
-        </w:rPr>
-        <w:t>}}</w:t>
+        <w:t>{{SEXO_2}}</w:t>
       </w:r>
       <w:r>
         <w:rPr>
@@ -910,7 +893,6 @@
         </w:rPr>
         <w:t>S</w:t>
       </w:r>
-      <w:proofErr w:type="gramEnd"/>
       <w:r>
         <w:rPr>
           <w:rFonts w:ascii="Arial Narrow" w:eastAsia="Arial Narrow" w:hAnsi="Arial Narrow" w:cs="Arial Narrow"/>
@@ -1650,87 +1632,31 @@
         <w:rPr>
           <w:rFonts w:ascii="Arial Narrow" w:eastAsia="Arial Narrow" w:hAnsi="Arial Narrow" w:cs="Arial Narrow"/>
         </w:rPr>
-        <w:t xml:space="preserve">LOTE </w:t>
-      </w:r>
-      <w:proofErr w:type="gramStart"/>
-      <w:r>
-        <w:rPr>
-          <w:rFonts w:ascii="Arial Narrow" w:eastAsia="Arial Narrow" w:hAnsi="Arial Narrow" w:cs="Arial Narrow"/>
-        </w:rPr>
-        <w:t xml:space="preserve">   </w:t>
-      </w:r>
-      <w:r>
-        <w:rPr>
-          <w:rFonts w:ascii="Arial Narrow" w:eastAsia="Arial Narrow" w:hAnsi="Arial Narrow" w:cs="Arial Narrow"/>
-        </w:rPr>
-        <w:t>{</w:t>
-      </w:r>
-      <w:proofErr w:type="gramEnd"/>
-      <w:r>
-        <w:rPr>
-          <w:rFonts w:ascii="Arial Narrow" w:eastAsia="Arial Narrow" w:hAnsi="Arial Narrow" w:cs="Arial Narrow"/>
-        </w:rPr>
-        <w:t>{ID_LOTE</w:t>
-      </w:r>
-      <w:proofErr w:type="gramStart"/>
-      <w:r>
-        <w:rPr>
-          <w:rFonts w:ascii="Arial Narrow" w:eastAsia="Arial Narrow" w:hAnsi="Arial Narrow" w:cs="Arial Narrow"/>
-        </w:rPr>
-        <w:t>}}</w:t>
-      </w:r>
-      <w:r>
-        <w:rPr>
-          <w:rFonts w:ascii="Arial Narrow" w:eastAsia="Arial Narrow" w:hAnsi="Arial Narrow" w:cs="Arial Narrow"/>
-        </w:rPr>
-        <w:t xml:space="preserve">   </w:t>
-      </w:r>
-      <w:proofErr w:type="gramEnd"/>
-      <w:r>
-        <w:rPr>
-          <w:rFonts w:ascii="Arial Narrow" w:eastAsia="Arial Narrow" w:hAnsi="Arial Narrow" w:cs="Arial Narrow"/>
-        </w:rPr>
-        <w:t xml:space="preserve">  MANZANA </w:t>
-      </w:r>
-      <w:proofErr w:type="gramStart"/>
-      <w:r>
-        <w:rPr>
-          <w:rFonts w:ascii="Arial Narrow" w:eastAsia="Arial Narrow" w:hAnsi="Arial Narrow" w:cs="Arial Narrow"/>
-        </w:rPr>
-        <w:t xml:space="preserve">   </w:t>
-      </w:r>
-      <w:r>
-        <w:rPr>
-          <w:rFonts w:ascii="Arial Narrow" w:eastAsia="Arial Narrow" w:hAnsi="Arial Narrow" w:cs="Arial Narrow"/>
-        </w:rPr>
-        <w:t>{</w:t>
-      </w:r>
-      <w:proofErr w:type="gramEnd"/>
-      <w:r>
-        <w:rPr>
-          <w:rFonts w:ascii="Arial Narrow" w:eastAsia="Arial Narrow" w:hAnsi="Arial Narrow" w:cs="Arial Narrow"/>
-        </w:rPr>
-        <w:t>{MANZ</w:t>
-      </w:r>
-      <w:proofErr w:type="gramStart"/>
-      <w:r>
-        <w:rPr>
-          <w:rFonts w:ascii="Arial Narrow" w:eastAsia="Arial Narrow" w:hAnsi="Arial Narrow" w:cs="Arial Narrow"/>
-        </w:rPr>
-        <w:t>}}</w:t>
-      </w:r>
-      <w:r>
-        <w:rPr>
-          <w:rFonts w:ascii="Arial Narrow" w:eastAsia="Arial Narrow" w:hAnsi="Arial Narrow" w:cs="Arial Narrow"/>
-        </w:rPr>
-        <w:t xml:space="preserve">   </w:t>
-      </w:r>
-      <w:proofErr w:type="gramEnd"/>
-      <w:r>
-        <w:rPr>
-          <w:rFonts w:ascii="Arial Narrow" w:eastAsia="Arial Narrow" w:hAnsi="Arial Narrow" w:cs="Arial Narrow"/>
-        </w:rPr>
-        <w:t xml:space="preserve">          </w:t>
+        <w:t xml:space="preserve">LOTE    </w:t>
+      </w:r>
+      <w:r>
+        <w:rPr>
+          <w:rFonts w:ascii="Arial Narrow" w:eastAsia="Arial Narrow" w:hAnsi="Arial Narrow" w:cs="Arial Narrow"/>
+        </w:rPr>
+        <w:t>{{ID_LOTE}}</w:t>
+      </w:r>
+      <w:r>
+        <w:rPr>
+          <w:rFonts w:ascii="Arial Narrow" w:eastAsia="Arial Narrow" w:hAnsi="Arial Narrow" w:cs="Arial Narrow"/>
+        </w:rPr>
+        <w:t xml:space="preserve">     MANZANA    </w:t>
+      </w:r>
+      <w:r>
+        <w:rPr>
+          <w:rFonts w:ascii="Arial Narrow" w:eastAsia="Arial Narrow" w:hAnsi="Arial Narrow" w:cs="Arial Narrow"/>
+        </w:rPr>
+        <w:t>{{MANZ}}</w:t>
+      </w:r>
+      <w:r>
+        <w:rPr>
+          <w:rFonts w:ascii="Arial Narrow" w:eastAsia="Arial Narrow" w:hAnsi="Arial Narrow" w:cs="Arial Narrow"/>
+        </w:rPr>
+        <w:t xml:space="preserve">             </w:t>
       </w:r>
       <w:r>
         <w:rPr>
@@ -2623,27 +2549,13 @@
         <w:rPr>
           <w:rFonts w:ascii="Arial Narrow" w:eastAsia="Arial Narrow" w:hAnsi="Arial Narrow" w:cs="Arial Narrow"/>
         </w:rPr>
-        <w:t>{{METROS_CUADRADOS</w:t>
-      </w:r>
-      <w:proofErr w:type="gramStart"/>
-      <w:r>
-        <w:rPr>
-          <w:rFonts w:ascii="Arial Narrow" w:eastAsia="Arial Narrow" w:hAnsi="Arial Narrow" w:cs="Arial Narrow"/>
-        </w:rPr>
-        <w:t>}}</w:t>
-      </w:r>
-      <w:r>
-        <w:rPr>
-          <w:rFonts w:ascii="Arial Narrow" w:eastAsia="Arial Narrow" w:hAnsi="Arial Narrow" w:cs="Arial Narrow"/>
-        </w:rPr>
-        <w:t xml:space="preserve">   </w:t>
-      </w:r>
-      <w:proofErr w:type="gramEnd"/>
-      <w:r>
-        <w:rPr>
-          <w:rFonts w:ascii="Arial Narrow" w:eastAsia="Arial Narrow" w:hAnsi="Arial Narrow" w:cs="Arial Narrow"/>
-        </w:rPr>
-        <w:t>M2</w:t>
+        <w:t>{{METROS_CUADRADOS}}</w:t>
+      </w:r>
+      <w:r>
+        <w:rPr>
+          <w:rFonts w:ascii="Arial Narrow" w:eastAsia="Arial Narrow" w:hAnsi="Arial Narrow" w:cs="Arial Narrow"/>
+        </w:rPr>
+        <w:t xml:space="preserve">   M2</w:t>
       </w:r>
       <w:r>
         <w:rPr>
@@ -2981,14 +2893,7 @@
         <w:rPr>
           <w:rFonts w:ascii="Arial Narrow" w:eastAsia="Arial Narrow" w:hAnsi="Arial Narrow" w:cs="Arial Narrow"/>
         </w:rPr>
-        <w:t>{{SEXO_4</w:t>
-      </w:r>
-      <w:proofErr w:type="gramStart"/>
-      <w:r>
-        <w:rPr>
-          <w:rFonts w:ascii="Arial Narrow" w:eastAsia="Arial Narrow" w:hAnsi="Arial Narrow" w:cs="Arial Narrow"/>
-        </w:rPr>
-        <w:t>}}</w:t>
+        <w:t>{{SEXO_4}}</w:t>
       </w:r>
       <w:r>
         <w:rPr>
@@ -2996,19 +2901,11 @@
         </w:rPr>
         <w:t>CESIONARI</w:t>
       </w:r>
-      <w:proofErr w:type="gramEnd"/>
-      <w:r>
-        <w:rPr>
-          <w:rFonts w:ascii="Arial Narrow" w:eastAsia="Arial Narrow" w:hAnsi="Arial Narrow" w:cs="Arial Narrow"/>
-        </w:rPr>
-        <w:t>{{SEXO_2</w:t>
-      </w:r>
-      <w:proofErr w:type="gramStart"/>
-      <w:r>
-        <w:rPr>
-          <w:rFonts w:ascii="Arial Narrow" w:eastAsia="Arial Narrow" w:hAnsi="Arial Narrow" w:cs="Arial Narrow"/>
-        </w:rPr>
-        <w:t>}}</w:t>
+      <w:r>
+        <w:rPr>
+          <w:rFonts w:ascii="Arial Narrow" w:eastAsia="Arial Narrow" w:hAnsi="Arial Narrow" w:cs="Arial Narrow"/>
+        </w:rPr>
+        <w:t>{{SEXO_2}}</w:t>
       </w:r>
       <w:r>
         <w:rPr>
@@ -3016,7 +2913,6 @@
         </w:rPr>
         <w:t>S</w:t>
       </w:r>
-      <w:proofErr w:type="gramEnd"/>
       <w:r>
         <w:rPr>
           <w:rFonts w:ascii="Arial Narrow" w:eastAsia="Arial Narrow" w:hAnsi="Arial Narrow" w:cs="Arial Narrow"/>
@@ -3103,14 +2999,7 @@
         <w:rPr>
           <w:rFonts w:ascii="Arial Narrow" w:eastAsia="Arial Narrow" w:hAnsi="Arial Narrow" w:cs="Arial Narrow"/>
         </w:rPr>
-        <w:t>{{SEXO_2</w:t>
-      </w:r>
-      <w:proofErr w:type="gramStart"/>
-      <w:r>
-        <w:rPr>
-          <w:rFonts w:ascii="Arial Narrow" w:eastAsia="Arial Narrow" w:hAnsi="Arial Narrow" w:cs="Arial Narrow"/>
-        </w:rPr>
-        <w:t>}}</w:t>
+        <w:t>{{SEXO_2}}</w:t>
       </w:r>
       <w:r>
         <w:rPr>
@@ -3118,7 +3007,6 @@
         </w:rPr>
         <w:t>S</w:t>
       </w:r>
-      <w:proofErr w:type="gramEnd"/>
       <w:r>
         <w:rPr>
           <w:rFonts w:ascii="Arial Narrow" w:eastAsia="Arial Narrow" w:hAnsi="Arial Narrow" w:cs="Arial Narrow"/>
@@ -3190,14 +3078,7 @@
         <w:rPr>
           <w:rFonts w:ascii="Arial Narrow" w:eastAsia="Arial Narrow" w:hAnsi="Arial Narrow" w:cs="Arial Narrow"/>
         </w:rPr>
-        <w:t>{{SEXO_2</w:t>
-      </w:r>
-      <w:proofErr w:type="gramStart"/>
-      <w:r>
-        <w:rPr>
-          <w:rFonts w:ascii="Arial Narrow" w:eastAsia="Arial Narrow" w:hAnsi="Arial Narrow" w:cs="Arial Narrow"/>
-        </w:rPr>
-        <w:t>}}</w:t>
+        <w:t>{{SEXO_2}}</w:t>
       </w:r>
       <w:r>
         <w:rPr>
@@ -3205,7 +3086,6 @@
         </w:rPr>
         <w:t>S</w:t>
       </w:r>
-      <w:proofErr w:type="gramEnd"/>
       <w:r>
         <w:rPr>
           <w:rFonts w:ascii="Arial Narrow" w:eastAsia="Arial Narrow" w:hAnsi="Arial Narrow" w:cs="Arial Narrow"/>
@@ -3301,14 +3181,7 @@
         <w:rPr>
           <w:rFonts w:ascii="Arial Narrow" w:eastAsia="Arial Narrow" w:hAnsi="Arial Narrow" w:cs="Arial Narrow"/>
         </w:rPr>
-        <w:t>{{SEXO_1}} CESIONARI{{SEXO_2</w:t>
-      </w:r>
-      <w:proofErr w:type="gramStart"/>
-      <w:r>
-        <w:rPr>
-          <w:rFonts w:ascii="Arial Narrow" w:eastAsia="Arial Narrow" w:hAnsi="Arial Narrow" w:cs="Arial Narrow"/>
-        </w:rPr>
-        <w:t>}}</w:t>
+        <w:t>{{SEXO_1}} CESIONARI{{SEXO_2}}</w:t>
       </w:r>
       <w:r>
         <w:rPr>
@@ -3316,7 +3189,6 @@
         </w:rPr>
         <w:t>S</w:t>
       </w:r>
-      <w:proofErr w:type="gramEnd"/>
       <w:r>
         <w:rPr>
           <w:rFonts w:ascii="Arial Narrow" w:eastAsia="Arial Narrow" w:hAnsi="Arial Narrow" w:cs="Arial Narrow"/>
@@ -3362,14 +3234,7 @@
         <w:rPr>
           <w:rFonts w:ascii="Arial Narrow" w:eastAsia="Arial Narrow" w:hAnsi="Arial Narrow" w:cs="Arial Narrow"/>
         </w:rPr>
-        <w:t>{{SEXO_1}} CESIONARI{{SEXO_2</w:t>
-      </w:r>
-      <w:proofErr w:type="gramStart"/>
-      <w:r>
-        <w:rPr>
-          <w:rFonts w:ascii="Arial Narrow" w:eastAsia="Arial Narrow" w:hAnsi="Arial Narrow" w:cs="Arial Narrow"/>
-        </w:rPr>
-        <w:t>}}</w:t>
+        <w:t>{{SEXO_1}} CESIONARI{{SEXO_2}}</w:t>
       </w:r>
       <w:r>
         <w:rPr>
@@ -3377,7 +3242,6 @@
         </w:rPr>
         <w:t>S</w:t>
       </w:r>
-      <w:proofErr w:type="gramEnd"/>
       <w:r>
         <w:rPr>
           <w:rFonts w:ascii="Arial Narrow" w:eastAsia="Arial Narrow" w:hAnsi="Arial Narrow" w:cs="Arial Narrow"/>
@@ -3471,14 +3335,7 @@
         <w:rPr>
           <w:rFonts w:ascii="Arial Narrow" w:eastAsia="Arial Narrow" w:hAnsi="Arial Narrow" w:cs="Arial Narrow"/>
         </w:rPr>
-        <w:t>{{SEXO_1}} CESIONARI{{SEXO_2</w:t>
-      </w:r>
-      <w:proofErr w:type="gramStart"/>
-      <w:r>
-        <w:rPr>
-          <w:rFonts w:ascii="Arial Narrow" w:eastAsia="Arial Narrow" w:hAnsi="Arial Narrow" w:cs="Arial Narrow"/>
-        </w:rPr>
-        <w:t>}}</w:t>
+        <w:t>{{SEXO_1}} CESIONARI{{SEXO_2}}</w:t>
       </w:r>
       <w:r>
         <w:rPr>
@@ -3486,7 +3343,6 @@
         </w:rPr>
         <w:t>S</w:t>
       </w:r>
-      <w:proofErr w:type="gramEnd"/>
       <w:r>
         <w:rPr>
           <w:rFonts w:ascii="Arial Narrow" w:eastAsia="Arial Narrow" w:hAnsi="Arial Narrow" w:cs="Arial Narrow"/>
@@ -3521,27 +3377,13 @@
         <w:rPr>
           <w:rFonts w:ascii="Arial Narrow" w:eastAsia="Arial Narrow" w:hAnsi="Arial Narrow" w:cs="Arial Narrow"/>
         </w:rPr>
-        <w:t>{{PORCENTAJE</w:t>
-      </w:r>
-      <w:proofErr w:type="gramStart"/>
-      <w:r>
-        <w:rPr>
-          <w:rFonts w:ascii="Arial Narrow" w:eastAsia="Arial Narrow" w:hAnsi="Arial Narrow" w:cs="Arial Narrow"/>
-        </w:rPr>
-        <w:t>}}</w:t>
-      </w:r>
-      <w:r>
-        <w:rPr>
-          <w:rFonts w:ascii="Arial Narrow" w:eastAsia="Arial Narrow" w:hAnsi="Arial Narrow" w:cs="Arial Narrow"/>
-        </w:rPr>
-        <w:t>%</w:t>
-      </w:r>
-      <w:proofErr w:type="gramEnd"/>
-      <w:r>
-        <w:rPr>
-          <w:rFonts w:ascii="Arial Narrow" w:eastAsia="Arial Narrow" w:hAnsi="Arial Narrow" w:cs="Arial Narrow"/>
-        </w:rPr>
-        <w:t xml:space="preserve"> MENSUAL, CALCULADOS SOBRE EL MONTO CORRESPONDIENTE AL PAGO VENCIDO. POR SU PARTE, “EL CEDENTE</w:t>
+        <w:t>{{PORCENTAJE}}</w:t>
+      </w:r>
+      <w:r>
+        <w:rPr>
+          <w:rFonts w:ascii="Arial Narrow" w:eastAsia="Arial Narrow" w:hAnsi="Arial Narrow" w:cs="Arial Narrow"/>
+        </w:rPr>
+        <w:t>% MENSUAL, CALCULADOS SOBRE EL MONTO CORRESPONDIENTE AL PAGO VENCIDO. POR SU PARTE, “EL CEDENTE</w:t>
       </w:r>
       <w:r>
         <w:rPr>
@@ -3584,14 +3426,7 @@
         <w:rPr>
           <w:rFonts w:ascii="Arial Narrow" w:eastAsia="Arial Narrow" w:hAnsi="Arial Narrow" w:cs="Arial Narrow"/>
         </w:rPr>
-        <w:t>{{SEXO_1}} CESIONARI{{SEXO_2</w:t>
-      </w:r>
-      <w:proofErr w:type="gramStart"/>
-      <w:r>
-        <w:rPr>
-          <w:rFonts w:ascii="Arial Narrow" w:eastAsia="Arial Narrow" w:hAnsi="Arial Narrow" w:cs="Arial Narrow"/>
-        </w:rPr>
-        <w:t>}}</w:t>
+        <w:t>{{SEXO_1}} CESIONARI{{SEXO_2}}</w:t>
       </w:r>
       <w:r>
         <w:rPr>
@@ -3599,7 +3434,6 @@
         </w:rPr>
         <w:t>S</w:t>
       </w:r>
-      <w:proofErr w:type="gramEnd"/>
       <w:r>
         <w:rPr>
           <w:rFonts w:ascii="Arial Narrow" w:eastAsia="Arial Narrow" w:hAnsi="Arial Narrow" w:cs="Arial Narrow"/>
@@ -3680,14 +3514,7 @@
         <w:rPr>
           <w:rFonts w:ascii="Arial Narrow" w:eastAsia="Arial Narrow" w:hAnsi="Arial Narrow" w:cs="Arial Narrow"/>
         </w:rPr>
-        <w:t>{{SEXO_1}} CESIONARI{{SEXO_2</w:t>
-      </w:r>
-      <w:proofErr w:type="gramStart"/>
-      <w:r>
-        <w:rPr>
-          <w:rFonts w:ascii="Arial Narrow" w:eastAsia="Arial Narrow" w:hAnsi="Arial Narrow" w:cs="Arial Narrow"/>
-        </w:rPr>
-        <w:t>}}</w:t>
+        <w:t>{{SEXO_1}} CESIONARI{{SEXO_2}}</w:t>
       </w:r>
       <w:r>
         <w:rPr>
@@ -3695,7 +3522,6 @@
         </w:rPr>
         <w:t>S</w:t>
       </w:r>
-      <w:proofErr w:type="gramEnd"/>
       <w:r>
         <w:rPr>
           <w:rFonts w:ascii="Arial Narrow" w:eastAsia="Arial Narrow" w:hAnsi="Arial Narrow" w:cs="Arial Narrow"/>
@@ -3718,14 +3544,7 @@
         <w:rPr>
           <w:rFonts w:ascii="Arial Narrow" w:eastAsia="Arial Narrow" w:hAnsi="Arial Narrow" w:cs="Arial Narrow"/>
         </w:rPr>
-        <w:t>{{SEXO_1}} CESIONARI{{SEXO_2</w:t>
-      </w:r>
-      <w:proofErr w:type="gramStart"/>
-      <w:r>
-        <w:rPr>
-          <w:rFonts w:ascii="Arial Narrow" w:eastAsia="Arial Narrow" w:hAnsi="Arial Narrow" w:cs="Arial Narrow"/>
-        </w:rPr>
-        <w:t>}}</w:t>
+        <w:t>{{SEXO_1}} CESIONARI{{SEXO_2}}</w:t>
       </w:r>
       <w:r>
         <w:rPr>
@@ -3733,7 +3552,6 @@
         </w:rPr>
         <w:t>S</w:t>
       </w:r>
-      <w:proofErr w:type="gramEnd"/>
       <w:r>
         <w:rPr>
           <w:rFonts w:ascii="Arial Narrow" w:eastAsia="Arial Narrow" w:hAnsi="Arial Narrow" w:cs="Arial Narrow"/>
@@ -3744,14 +3562,7 @@
         <w:rPr>
           <w:rFonts w:ascii="Arial Narrow" w:eastAsia="Arial Narrow" w:hAnsi="Arial Narrow" w:cs="Arial Narrow"/>
         </w:rPr>
-        <w:t>{{SEXO_1}} CESIONARI{{SEXO_2</w:t>
-      </w:r>
-      <w:proofErr w:type="gramStart"/>
-      <w:r>
-        <w:rPr>
-          <w:rFonts w:ascii="Arial Narrow" w:eastAsia="Arial Narrow" w:hAnsi="Arial Narrow" w:cs="Arial Narrow"/>
-        </w:rPr>
-        <w:t>}}</w:t>
+        <w:t>{{SEXO_1}} CESIONARI{{SEXO_2}}</w:t>
       </w:r>
       <w:r>
         <w:rPr>
@@ -3759,7 +3570,6 @@
         </w:rPr>
         <w:t>S</w:t>
       </w:r>
-      <w:proofErr w:type="gramEnd"/>
       <w:r>
         <w:rPr>
           <w:rFonts w:ascii="Arial Narrow" w:eastAsia="Arial Narrow" w:hAnsi="Arial Narrow" w:cs="Arial Narrow"/>
@@ -3913,14 +3723,7 @@
         <w:rPr>
           <w:rFonts w:ascii="Arial Narrow" w:eastAsia="Arial Narrow" w:hAnsi="Arial Narrow" w:cs="Arial Narrow"/>
         </w:rPr>
-        <w:t>{{SEXO_5</w:t>
-      </w:r>
-      <w:proofErr w:type="gramStart"/>
-      <w:r>
-        <w:rPr>
-          <w:rFonts w:ascii="Arial Narrow" w:eastAsia="Arial Narrow" w:hAnsi="Arial Narrow" w:cs="Arial Narrow"/>
-        </w:rPr>
-        <w:t>}}</w:t>
+        <w:t>{{SEXO_5}}</w:t>
       </w:r>
       <w:r>
         <w:rPr>
@@ -3928,19 +3731,11 @@
         </w:rPr>
         <w:t>CESIONARI</w:t>
       </w:r>
-      <w:proofErr w:type="gramEnd"/>
-      <w:r>
-        <w:rPr>
-          <w:rFonts w:ascii="Arial Narrow" w:eastAsia="Arial Narrow" w:hAnsi="Arial Narrow" w:cs="Arial Narrow"/>
-        </w:rPr>
-        <w:t>{{SEXO_2</w:t>
-      </w:r>
-      <w:proofErr w:type="gramStart"/>
-      <w:r>
-        <w:rPr>
-          <w:rFonts w:ascii="Arial Narrow" w:eastAsia="Arial Narrow" w:hAnsi="Arial Narrow" w:cs="Arial Narrow"/>
-        </w:rPr>
-        <w:t>}}</w:t>
+      <w:r>
+        <w:rPr>
+          <w:rFonts w:ascii="Arial Narrow" w:eastAsia="Arial Narrow" w:hAnsi="Arial Narrow" w:cs="Arial Narrow"/>
+        </w:rPr>
+        <w:t>{{SEXO_2}}</w:t>
       </w:r>
       <w:r>
         <w:rPr>
@@ -3948,7 +3743,6 @@
         </w:rPr>
         <w:t>S</w:t>
       </w:r>
-      <w:proofErr w:type="gramEnd"/>
       <w:r>
         <w:rPr>
           <w:rFonts w:ascii="Arial Narrow" w:eastAsia="Arial Narrow" w:hAnsi="Arial Narrow" w:cs="Arial Narrow"/>
@@ -4005,14 +3799,7 @@
         <w:rPr>
           <w:rFonts w:ascii="Arial Narrow" w:eastAsia="Arial Narrow" w:hAnsi="Arial Narrow" w:cs="Arial Narrow"/>
         </w:rPr>
-        <w:t>{{SEXO_1}} CESIONARI{{SEXO_2</w:t>
-      </w:r>
-      <w:proofErr w:type="gramStart"/>
-      <w:r>
-        <w:rPr>
-          <w:rFonts w:ascii="Arial Narrow" w:eastAsia="Arial Narrow" w:hAnsi="Arial Narrow" w:cs="Arial Narrow"/>
-        </w:rPr>
-        <w:t>}}</w:t>
+        <w:t>{{SEXO_1}} CESIONARI{{SEXO_2}}</w:t>
       </w:r>
       <w:r>
         <w:rPr>
@@ -4020,7 +3807,6 @@
         </w:rPr>
         <w:t>S</w:t>
       </w:r>
-      <w:proofErr w:type="gramEnd"/>
       <w:r>
         <w:rPr>
           <w:rFonts w:ascii="Arial Narrow" w:eastAsia="Arial Narrow" w:hAnsi="Arial Narrow" w:cs="Arial Narrow"/>
@@ -4095,14 +3881,7 @@
         <w:rPr>
           <w:rFonts w:ascii="Arial Narrow" w:eastAsia="Arial Narrow" w:hAnsi="Arial Narrow" w:cs="Arial Narrow"/>
         </w:rPr>
-        <w:t>{{SEXO_2</w:t>
-      </w:r>
-      <w:proofErr w:type="gramStart"/>
-      <w:r>
-        <w:rPr>
-          <w:rFonts w:ascii="Arial Narrow" w:eastAsia="Arial Narrow" w:hAnsi="Arial Narrow" w:cs="Arial Narrow"/>
-        </w:rPr>
-        <w:t>}}</w:t>
+        <w:t>{{SEXO_2}}</w:t>
       </w:r>
       <w:r>
         <w:rPr>
@@ -4110,7 +3889,6 @@
         </w:rPr>
         <w:t>S</w:t>
       </w:r>
-      <w:proofErr w:type="gramEnd"/>
       <w:r>
         <w:rPr>
           <w:rFonts w:ascii="Arial Narrow" w:eastAsia="Arial Narrow" w:hAnsi="Arial Narrow" w:cs="Arial Narrow"/>
@@ -4162,16 +3940,7 @@
           <w:b/>
           <w:bCs/>
         </w:rPr>
-        <w:t>{{SEXO_1}} CESIONARI{{SEXO_2</w:t>
-      </w:r>
-      <w:proofErr w:type="gramStart"/>
-      <w:r>
-        <w:rPr>
-          <w:rFonts w:ascii="Arial Narrow" w:eastAsia="Arial Narrow" w:hAnsi="Arial Narrow" w:cs="Arial Narrow"/>
-          <w:b/>
-          <w:bCs/>
-        </w:rPr>
-        <w:t>}}</w:t>
+        <w:t>{{SEXO_1}} CESIONARI{{SEXO_2}}</w:t>
       </w:r>
       <w:r>
         <w:rPr>
@@ -4181,7 +3950,6 @@
         </w:rPr>
         <w:t>S</w:t>
       </w:r>
-      <w:proofErr w:type="gramEnd"/>
       <w:r>
         <w:rPr>
           <w:rFonts w:ascii="Arial Narrow" w:eastAsia="Arial Narrow" w:hAnsi="Arial Narrow" w:cs="Arial Narrow"/>
@@ -4217,14 +3985,7 @@
         <w:rPr>
           <w:rFonts w:ascii="Arial Narrow" w:eastAsia="Arial Narrow" w:hAnsi="Arial Narrow" w:cs="Arial Narrow"/>
         </w:rPr>
-        <w:t>{{SEXO_1}} CESIONARI{{SEXO_2</w:t>
-      </w:r>
-      <w:proofErr w:type="gramStart"/>
-      <w:r>
-        <w:rPr>
-          <w:rFonts w:ascii="Arial Narrow" w:eastAsia="Arial Narrow" w:hAnsi="Arial Narrow" w:cs="Arial Narrow"/>
-        </w:rPr>
-        <w:t>}}</w:t>
+        <w:t>{{SEXO_1}} CESIONARI{{SEXO_2}}</w:t>
       </w:r>
       <w:r>
         <w:rPr>
@@ -4232,7 +3993,6 @@
         </w:rPr>
         <w:t>S</w:t>
       </w:r>
-      <w:proofErr w:type="gramEnd"/>
       <w:r>
         <w:rPr>
           <w:rFonts w:ascii="Arial Narrow" w:eastAsia="Arial Narrow" w:hAnsi="Arial Narrow" w:cs="Arial Narrow"/>
@@ -4290,14 +4050,7 @@
         <w:rPr>
           <w:rFonts w:ascii="Arial Narrow" w:eastAsia="Arial Narrow" w:hAnsi="Arial Narrow" w:cs="Arial Narrow"/>
         </w:rPr>
-        <w:t>{{SEXO_1}} CESIONARI{{SEXO_2</w:t>
-      </w:r>
-      <w:proofErr w:type="gramStart"/>
-      <w:r>
-        <w:rPr>
-          <w:rFonts w:ascii="Arial Narrow" w:eastAsia="Arial Narrow" w:hAnsi="Arial Narrow" w:cs="Arial Narrow"/>
-        </w:rPr>
-        <w:t>}}</w:t>
+        <w:t>{{SEXO_1}} CESIONARI{{SEXO_2}}</w:t>
       </w:r>
       <w:r>
         <w:rPr>
@@ -4305,7 +4058,6 @@
         </w:rPr>
         <w:t>S</w:t>
       </w:r>
-      <w:proofErr w:type="gramEnd"/>
       <w:r>
         <w:rPr>
           <w:rFonts w:ascii="Arial Narrow" w:eastAsia="Arial Narrow" w:hAnsi="Arial Narrow" w:cs="Arial Narrow"/>
@@ -4339,14 +4091,7 @@
         <w:rPr>
           <w:rFonts w:ascii="Arial Narrow" w:eastAsia="Arial Narrow" w:hAnsi="Arial Narrow" w:cs="Arial Narrow"/>
         </w:rPr>
-        <w:t>{{SEXO_1}} CESIONARI{{SEXO_2</w:t>
-      </w:r>
-      <w:proofErr w:type="gramStart"/>
-      <w:r>
-        <w:rPr>
-          <w:rFonts w:ascii="Arial Narrow" w:eastAsia="Arial Narrow" w:hAnsi="Arial Narrow" w:cs="Arial Narrow"/>
-        </w:rPr>
-        <w:t>}}</w:t>
+        <w:t>{{SEXO_1}} CESIONARI{{SEXO_2}}</w:t>
       </w:r>
       <w:r>
         <w:rPr>
@@ -4354,7 +4099,6 @@
         </w:rPr>
         <w:t>S</w:t>
       </w:r>
-      <w:proofErr w:type="gramEnd"/>
       <w:r>
         <w:rPr>
           <w:rFonts w:ascii="Arial Narrow" w:eastAsia="Arial Narrow" w:hAnsi="Arial Narrow" w:cs="Arial Narrow"/>
@@ -4400,14 +4144,7 @@
         <w:rPr>
           <w:rFonts w:ascii="Arial Narrow" w:eastAsia="Arial Narrow" w:hAnsi="Arial Narrow" w:cs="Arial Narrow"/>
         </w:rPr>
-        <w:t>{{SEXO_1}} CESIONARI{{SEXO_2</w:t>
-      </w:r>
-      <w:proofErr w:type="gramStart"/>
-      <w:r>
-        <w:rPr>
-          <w:rFonts w:ascii="Arial Narrow" w:eastAsia="Arial Narrow" w:hAnsi="Arial Narrow" w:cs="Arial Narrow"/>
-        </w:rPr>
-        <w:t>}}</w:t>
+        <w:t>{{SEXO_1}} CESIONARI{{SEXO_2}}</w:t>
       </w:r>
       <w:r>
         <w:rPr>
@@ -4415,7 +4152,6 @@
         </w:rPr>
         <w:t>S</w:t>
       </w:r>
-      <w:proofErr w:type="gramEnd"/>
       <w:r>
         <w:rPr>
           <w:rFonts w:ascii="Arial Narrow" w:eastAsia="Arial Narrow" w:hAnsi="Arial Narrow" w:cs="Arial Narrow"/>
@@ -4584,14 +4320,7 @@
         <w:rPr>
           <w:rFonts w:ascii="Arial Narrow" w:eastAsia="Arial Narrow" w:hAnsi="Arial Narrow" w:cs="Arial Narrow"/>
         </w:rPr>
-        <w:t>{{SEXO_5</w:t>
-      </w:r>
-      <w:proofErr w:type="gramStart"/>
-      <w:r>
-        <w:rPr>
-          <w:rFonts w:ascii="Arial Narrow" w:eastAsia="Arial Narrow" w:hAnsi="Arial Narrow" w:cs="Arial Narrow"/>
-        </w:rPr>
-        <w:t>}}</w:t>
+        <w:t>{{SEXO_5}}</w:t>
       </w:r>
       <w:r>
         <w:rPr>
@@ -4599,19 +4328,11 @@
         </w:rPr>
         <w:t>CESIONARI</w:t>
       </w:r>
-      <w:proofErr w:type="gramEnd"/>
-      <w:r>
-        <w:rPr>
-          <w:rFonts w:ascii="Arial Narrow" w:eastAsia="Arial Narrow" w:hAnsi="Arial Narrow" w:cs="Arial Narrow"/>
-        </w:rPr>
-        <w:t>{{SEXO_2</w:t>
-      </w:r>
-      <w:proofErr w:type="gramStart"/>
-      <w:r>
-        <w:rPr>
-          <w:rFonts w:ascii="Arial Narrow" w:eastAsia="Arial Narrow" w:hAnsi="Arial Narrow" w:cs="Arial Narrow"/>
-        </w:rPr>
-        <w:t>}}</w:t>
+      <w:r>
+        <w:rPr>
+          <w:rFonts w:ascii="Arial Narrow" w:eastAsia="Arial Narrow" w:hAnsi="Arial Narrow" w:cs="Arial Narrow"/>
+        </w:rPr>
+        <w:t>{{SEXO_2}}</w:t>
       </w:r>
       <w:r>
         <w:rPr>
@@ -4619,7 +4340,6 @@
         </w:rPr>
         <w:t>S</w:t>
       </w:r>
-      <w:proofErr w:type="gramEnd"/>
       <w:r>
         <w:rPr>
           <w:rFonts w:ascii="Arial Narrow" w:eastAsia="Arial Narrow" w:hAnsi="Arial Narrow" w:cs="Arial Narrow"/>
@@ -4767,14 +4487,7 @@
         <w:rPr>
           <w:rFonts w:ascii="Arial Narrow" w:eastAsia="Arial Narrow" w:hAnsi="Arial Narrow" w:cs="Arial Narrow"/>
         </w:rPr>
-        <w:t>{{SEXO_1}} CESIONARI{{SEXO_2</w:t>
-      </w:r>
-      <w:proofErr w:type="gramStart"/>
-      <w:r>
-        <w:rPr>
-          <w:rFonts w:ascii="Arial Narrow" w:eastAsia="Arial Narrow" w:hAnsi="Arial Narrow" w:cs="Arial Narrow"/>
-        </w:rPr>
-        <w:t>}}</w:t>
+        <w:t>{{SEXO_1}} CESIONARI{{SEXO_2}}</w:t>
       </w:r>
       <w:r>
         <w:rPr>
@@ -4782,7 +4495,6 @@
         </w:rPr>
         <w:t>S</w:t>
       </w:r>
-      <w:proofErr w:type="gramEnd"/>
       <w:r>
         <w:rPr>
           <w:rFonts w:ascii="Arial Narrow" w:eastAsia="Arial Narrow" w:hAnsi="Arial Narrow" w:cs="Arial Narrow"/>
@@ -4828,14 +4540,7 @@
         <w:rPr>
           <w:rFonts w:ascii="Arial Narrow" w:eastAsia="Arial Narrow" w:hAnsi="Arial Narrow" w:cs="Arial Narrow"/>
         </w:rPr>
-        <w:t>{{SEXO_1}} CESIONARI{{SEXO_2</w:t>
-      </w:r>
-      <w:proofErr w:type="gramStart"/>
-      <w:r>
-        <w:rPr>
-          <w:rFonts w:ascii="Arial Narrow" w:eastAsia="Arial Narrow" w:hAnsi="Arial Narrow" w:cs="Arial Narrow"/>
-        </w:rPr>
-        <w:t>}}</w:t>
+        <w:t>{{SEXO_1}} CESIONARI{{SEXO_2}}</w:t>
       </w:r>
       <w:r>
         <w:rPr>
@@ -4843,7 +4548,6 @@
         </w:rPr>
         <w:t>S</w:t>
       </w:r>
-      <w:proofErr w:type="gramEnd"/>
       <w:r>
         <w:rPr>
           <w:rFonts w:ascii="Arial Narrow" w:eastAsia="Arial Narrow" w:hAnsi="Arial Narrow" w:cs="Arial Narrow"/>
@@ -4889,14 +4593,7 @@
         <w:rPr>
           <w:rFonts w:ascii="Arial Narrow" w:eastAsia="Arial Narrow" w:hAnsi="Arial Narrow" w:cs="Arial Narrow"/>
         </w:rPr>
-        <w:t>{{SEXO_1}} CESIONARI{{SEXO_2</w:t>
-      </w:r>
-      <w:proofErr w:type="gramStart"/>
-      <w:r>
-        <w:rPr>
-          <w:rFonts w:ascii="Arial Narrow" w:eastAsia="Arial Narrow" w:hAnsi="Arial Narrow" w:cs="Arial Narrow"/>
-        </w:rPr>
-        <w:t>}}</w:t>
+        <w:t>{{SEXO_1}} CESIONARI{{SEXO_2}}</w:t>
       </w:r>
       <w:r>
         <w:rPr>
@@ -4904,7 +4601,6 @@
         </w:rPr>
         <w:t>S</w:t>
       </w:r>
-      <w:proofErr w:type="gramEnd"/>
       <w:r>
         <w:rPr>
           <w:rFonts w:ascii="Arial Narrow" w:eastAsia="Arial Narrow" w:hAnsi="Arial Narrow" w:cs="Arial Narrow"/>
@@ -4942,14 +4638,7 @@
         <w:rPr>
           <w:rFonts w:ascii="Arial Narrow" w:eastAsia="Arial Narrow" w:hAnsi="Arial Narrow" w:cs="Arial Narrow"/>
         </w:rPr>
-        <w:t>{{SEXO_1}} CESIONARI{{SEXO_2</w:t>
-      </w:r>
-      <w:proofErr w:type="gramStart"/>
-      <w:r>
-        <w:rPr>
-          <w:rFonts w:ascii="Arial Narrow" w:eastAsia="Arial Narrow" w:hAnsi="Arial Narrow" w:cs="Arial Narrow"/>
-        </w:rPr>
-        <w:t>}}</w:t>
+        <w:t>{{SEXO_1}} CESIONARI{{SEXO_2}}</w:t>
       </w:r>
       <w:r>
         <w:rPr>
@@ -4957,7 +4646,6 @@
         </w:rPr>
         <w:t>S</w:t>
       </w:r>
-      <w:proofErr w:type="gramEnd"/>
       <w:r>
         <w:rPr>
           <w:rFonts w:ascii="Arial Narrow" w:eastAsia="Arial Narrow" w:hAnsi="Arial Narrow" w:cs="Arial Narrow"/>
@@ -4989,14 +4677,7 @@
         <w:rPr>
           <w:rFonts w:ascii="Arial Narrow" w:eastAsia="Arial Narrow" w:hAnsi="Arial Narrow" w:cs="Arial Narrow"/>
         </w:rPr>
-        <w:t>{{SEXO_1}} CESIONARI{{SEXO_2</w:t>
-      </w:r>
-      <w:proofErr w:type="gramStart"/>
-      <w:r>
-        <w:rPr>
-          <w:rFonts w:ascii="Arial Narrow" w:eastAsia="Arial Narrow" w:hAnsi="Arial Narrow" w:cs="Arial Narrow"/>
-        </w:rPr>
-        <w:t>}}</w:t>
+        <w:t>{{SEXO_1}} CESIONARI{{SEXO_2}}</w:t>
       </w:r>
       <w:r>
         <w:rPr>
@@ -5004,7 +4685,6 @@
         </w:rPr>
         <w:t>S</w:t>
       </w:r>
-      <w:proofErr w:type="gramEnd"/>
       <w:r>
         <w:rPr>
           <w:rFonts w:ascii="Arial Narrow" w:eastAsia="Arial Narrow" w:hAnsi="Arial Narrow" w:cs="Arial Narrow"/>
@@ -5163,16 +4843,7 @@
           <w:b/>
           <w:bCs/>
         </w:rPr>
-        <w:t>{{SEXO_1}} CESIONARI{{SEXO_2</w:t>
-      </w:r>
-      <w:proofErr w:type="gramStart"/>
-      <w:r>
-        <w:rPr>
-          <w:rFonts w:ascii="Arial Narrow" w:eastAsia="Arial Narrow" w:hAnsi="Arial Narrow" w:cs="Arial Narrow"/>
-          <w:b/>
-          <w:bCs/>
-        </w:rPr>
-        <w:t>}}</w:t>
+        <w:t>{{SEXO_1}} CESIONARI{{SEXO_2}}</w:t>
       </w:r>
       <w:r>
         <w:rPr>
@@ -5182,7 +4853,6 @@
         </w:rPr>
         <w:t>S</w:t>
       </w:r>
-      <w:proofErr w:type="gramEnd"/>
       <w:r>
         <w:rPr>
           <w:rFonts w:ascii="Arial Narrow" w:eastAsia="Arial Narrow" w:hAnsi="Arial Narrow" w:cs="Arial Narrow"/>
@@ -5227,14 +4897,7 @@
         <w:rPr>
           <w:rFonts w:ascii="Arial Narrow" w:eastAsia="Arial Narrow" w:hAnsi="Arial Narrow" w:cs="Arial Narrow"/>
         </w:rPr>
-        <w:t>{{SEXO_1}} CESIONARI{{SEXO_2</w:t>
-      </w:r>
-      <w:proofErr w:type="gramStart"/>
-      <w:r>
-        <w:rPr>
-          <w:rFonts w:ascii="Arial Narrow" w:eastAsia="Arial Narrow" w:hAnsi="Arial Narrow" w:cs="Arial Narrow"/>
-        </w:rPr>
-        <w:t>}}</w:t>
+        <w:t>{{SEXO_1}} CESIONARI{{SEXO_2}}</w:t>
       </w:r>
       <w:r>
         <w:rPr>
@@ -5242,7 +4905,6 @@
         </w:rPr>
         <w:t>S</w:t>
       </w:r>
-      <w:proofErr w:type="gramEnd"/>
       <w:r>
         <w:rPr>
           <w:rFonts w:ascii="Arial Narrow" w:eastAsia="Arial Narrow" w:hAnsi="Arial Narrow" w:cs="Arial Narrow"/>
@@ -5277,14 +4939,7 @@
         <w:rPr>
           <w:rFonts w:ascii="Arial Narrow" w:eastAsia="Arial Narrow" w:hAnsi="Arial Narrow" w:cs="Arial Narrow"/>
         </w:rPr>
-        <w:t>{{SEXO_1}} CESIONARI{{SEXO_2</w:t>
-      </w:r>
-      <w:proofErr w:type="gramStart"/>
-      <w:r>
-        <w:rPr>
-          <w:rFonts w:ascii="Arial Narrow" w:eastAsia="Arial Narrow" w:hAnsi="Arial Narrow" w:cs="Arial Narrow"/>
-        </w:rPr>
-        <w:t>}}</w:t>
+        <w:t>{{SEXO_1}} CESIONARI{{SEXO_2}}</w:t>
       </w:r>
       <w:r>
         <w:rPr>
@@ -5292,7 +4947,6 @@
         </w:rPr>
         <w:t>S</w:t>
       </w:r>
-      <w:proofErr w:type="gramEnd"/>
       <w:r>
         <w:rPr>
           <w:rFonts w:ascii="Arial Narrow" w:eastAsia="Arial Narrow" w:hAnsi="Arial Narrow" w:cs="Arial Narrow"/>
@@ -5315,14 +4969,7 @@
         <w:rPr>
           <w:rFonts w:ascii="Arial Narrow" w:eastAsia="Arial Narrow" w:hAnsi="Arial Narrow" w:cs="Arial Narrow"/>
         </w:rPr>
-        <w:t>{{SEXO_2</w:t>
-      </w:r>
-      <w:proofErr w:type="gramStart"/>
-      <w:r>
-        <w:rPr>
-          <w:rFonts w:ascii="Arial Narrow" w:eastAsia="Arial Narrow" w:hAnsi="Arial Narrow" w:cs="Arial Narrow"/>
-        </w:rPr>
-        <w:t>}}</w:t>
+        <w:t>{{SEXO_2}}</w:t>
       </w:r>
       <w:r>
         <w:rPr>
@@ -5330,7 +4977,6 @@
         </w:rPr>
         <w:t>S</w:t>
       </w:r>
-      <w:proofErr w:type="gramEnd"/>
       <w:r>
         <w:rPr>
           <w:rFonts w:ascii="Arial Narrow" w:eastAsia="Arial Narrow" w:hAnsi="Arial Narrow" w:cs="Arial Narrow"/>
@@ -5396,14 +5042,7 @@
         <w:rPr>
           <w:rFonts w:ascii="Arial Narrow" w:eastAsia="Arial Narrow" w:hAnsi="Arial Narrow" w:cs="Arial Narrow"/>
         </w:rPr>
-        <w:t>{{SEXO_1}} CESIONARI{{SEXO_2</w:t>
-      </w:r>
-      <w:proofErr w:type="gramStart"/>
-      <w:r>
-        <w:rPr>
-          <w:rFonts w:ascii="Arial Narrow" w:eastAsia="Arial Narrow" w:hAnsi="Arial Narrow" w:cs="Arial Narrow"/>
-        </w:rPr>
-        <w:t>}}</w:t>
+        <w:t>{{SEXO_1}} CESIONARI{{SEXO_2}}</w:t>
       </w:r>
       <w:r>
         <w:rPr>
@@ -5411,7 +5050,6 @@
         </w:rPr>
         <w:t>S</w:t>
       </w:r>
-      <w:proofErr w:type="gramEnd"/>
       <w:r>
         <w:rPr>
           <w:rFonts w:ascii="Arial Narrow" w:eastAsia="Arial Narrow" w:hAnsi="Arial Narrow" w:cs="Arial Narrow"/>
@@ -5422,14 +5060,7 @@
         <w:rPr>
           <w:rFonts w:ascii="Arial Narrow" w:eastAsia="Arial Narrow" w:hAnsi="Arial Narrow" w:cs="Arial Narrow"/>
         </w:rPr>
-        <w:t>{{SEXO_1}} CESIONARI{{SEXO_2</w:t>
-      </w:r>
-      <w:proofErr w:type="gramStart"/>
-      <w:r>
-        <w:rPr>
-          <w:rFonts w:ascii="Arial Narrow" w:eastAsia="Arial Narrow" w:hAnsi="Arial Narrow" w:cs="Arial Narrow"/>
-        </w:rPr>
-        <w:t>}}</w:t>
+        <w:t>{{SEXO_1}} CESIONARI{{SEXO_2}}</w:t>
       </w:r>
       <w:r>
         <w:rPr>
@@ -5437,7 +5068,6 @@
         </w:rPr>
         <w:t>S</w:t>
       </w:r>
-      <w:proofErr w:type="gramEnd"/>
       <w:r>
         <w:rPr>
           <w:rFonts w:ascii="Arial Narrow" w:eastAsia="Arial Narrow" w:hAnsi="Arial Narrow" w:cs="Arial Narrow"/>
@@ -5471,14 +5101,7 @@
         <w:rPr>
           <w:rFonts w:ascii="Arial Narrow" w:eastAsia="Arial Narrow" w:hAnsi="Arial Narrow" w:cs="Arial Narrow"/>
         </w:rPr>
-        <w:t>{{SEXO_1}} CESIONARI{{SEXO_2</w:t>
-      </w:r>
-      <w:proofErr w:type="gramStart"/>
-      <w:r>
-        <w:rPr>
-          <w:rFonts w:ascii="Arial Narrow" w:eastAsia="Arial Narrow" w:hAnsi="Arial Narrow" w:cs="Arial Narrow"/>
-        </w:rPr>
-        <w:t>}}</w:t>
+        <w:t>{{SEXO_1}} CESIONARI{{SEXO_2}}</w:t>
       </w:r>
       <w:r>
         <w:rPr>
@@ -5486,7 +5109,6 @@
         </w:rPr>
         <w:t>S</w:t>
       </w:r>
-      <w:proofErr w:type="gramEnd"/>
       <w:r>
         <w:rPr>
           <w:rFonts w:ascii="Arial Narrow" w:eastAsia="Arial Narrow" w:hAnsi="Arial Narrow" w:cs="Arial Narrow"/>
@@ -5589,14 +5211,7 @@
         <w:rPr>
           <w:rFonts w:ascii="Arial Narrow" w:eastAsia="Arial Narrow" w:hAnsi="Arial Narrow" w:cs="Arial Narrow"/>
         </w:rPr>
-        <w:t>{{SEXO_1}} CESIONARI{{SEXO_2</w:t>
-      </w:r>
-      <w:proofErr w:type="gramStart"/>
-      <w:r>
-        <w:rPr>
-          <w:rFonts w:ascii="Arial Narrow" w:eastAsia="Arial Narrow" w:hAnsi="Arial Narrow" w:cs="Arial Narrow"/>
-        </w:rPr>
-        <w:t>}}</w:t>
+        <w:t>{{SEXO_1}} CESIONARI{{SEXO_2}}</w:t>
       </w:r>
       <w:r>
         <w:rPr>
@@ -5604,7 +5219,6 @@
         </w:rPr>
         <w:t>S</w:t>
       </w:r>
-      <w:proofErr w:type="gramEnd"/>
       <w:r>
         <w:rPr>
           <w:rFonts w:ascii="Arial Narrow" w:eastAsia="Arial Narrow" w:hAnsi="Arial Narrow" w:cs="Arial Narrow"/>
@@ -5732,14 +5346,7 @@
         <w:rPr>
           <w:rFonts w:ascii="Arial Narrow" w:eastAsia="Arial Narrow" w:hAnsi="Arial Narrow" w:cs="Arial Narrow"/>
         </w:rPr>
-        <w:t>{{SEXO_1}} CESIONARI{{SEXO_2</w:t>
-      </w:r>
-      <w:proofErr w:type="gramStart"/>
-      <w:r>
-        <w:rPr>
-          <w:rFonts w:ascii="Arial Narrow" w:eastAsia="Arial Narrow" w:hAnsi="Arial Narrow" w:cs="Arial Narrow"/>
-        </w:rPr>
-        <w:t>}}</w:t>
+        <w:t>{{SEXO_1}} CESIONARI{{SEXO_2}}</w:t>
       </w:r>
       <w:r>
         <w:rPr>
@@ -5747,7 +5354,6 @@
         </w:rPr>
         <w:t>S</w:t>
       </w:r>
-      <w:proofErr w:type="gramEnd"/>
       <w:r>
         <w:rPr>
           <w:rFonts w:ascii="Arial Narrow" w:eastAsia="Arial Narrow" w:hAnsi="Arial Narrow" w:cs="Arial Narrow"/>
@@ -5767,8 +5373,10 @@
         <w:sectPr>
           <w:headerReference w:type="even" r:id="rId9"/>
           <w:headerReference w:type="default" r:id="rId10"/>
-          <w:footerReference w:type="default" r:id="rId11"/>
-          <w:headerReference w:type="first" r:id="rId12"/>
+          <w:footerReference w:type="even" r:id="rId11"/>
+          <w:footerReference w:type="default" r:id="rId12"/>
+          <w:headerReference w:type="first" r:id="rId13"/>
+          <w:footerReference w:type="first" r:id="rId14"/>
           <w:pgSz w:w="12240" w:h="20160"/>
           <w:pgMar w:top="1417" w:right="1701" w:bottom="1417" w:left="1701" w:header="708" w:footer="708" w:gutter="0"/>
           <w:pgNumType w:start="1"/>
@@ -5802,14 +5410,7 @@
         <w:rPr>
           <w:rFonts w:ascii="Arial Narrow" w:eastAsia="Arial Narrow" w:hAnsi="Arial Narrow" w:cs="Arial Narrow"/>
         </w:rPr>
-        <w:t>{{SEXO_1}} CESIONARI{{SEXO_2</w:t>
-      </w:r>
-      <w:proofErr w:type="gramStart"/>
-      <w:r>
-        <w:rPr>
-          <w:rFonts w:ascii="Arial Narrow" w:eastAsia="Arial Narrow" w:hAnsi="Arial Narrow" w:cs="Arial Narrow"/>
-        </w:rPr>
-        <w:t>}}</w:t>
+        <w:t>{{SEXO_1}} CESIONARI{{SEXO_2}}</w:t>
       </w:r>
       <w:r>
         <w:rPr>
@@ -5817,7 +5418,6 @@
         </w:rPr>
         <w:t>S</w:t>
       </w:r>
-      <w:proofErr w:type="gramEnd"/>
       <w:r>
         <w:rPr>
           <w:rFonts w:ascii="Arial Narrow" w:eastAsia="Arial Narrow" w:hAnsi="Arial Narrow" w:cs="Arial Narrow"/>
@@ -5992,12 +5592,11 @@
           <w:b/>
         </w:rPr>
         <w:sectPr>
-          <w:headerReference w:type="default" r:id="rId13"/>
-          <w:footerReference w:type="default" r:id="rId14"/>
+          <w:headerReference w:type="default" r:id="rId15"/>
+          <w:footerReference w:type="default" r:id="rId16"/>
           <w:type w:val="continuous"/>
           <w:pgSz w:w="12240" w:h="20160"/>
           <w:pgMar w:top="1417" w:right="1701" w:bottom="1417" w:left="1701" w:header="708" w:footer="708" w:gutter="0"/>
-          <w:pgNumType w:start="1"/>
           <w:cols w:space="720"/>
         </w:sectPr>
       </w:pPr>
@@ -6367,7 +5966,6 @@
         </w:rPr>
         <w:t>CEDA</w:t>
       </w:r>
-      <w:proofErr w:type="gramStart"/>
       <w:r>
         <w:rPr>
           <w:rFonts w:ascii="Arial Narrow" w:eastAsia="Arial Narrow" w:hAnsi="Arial Narrow" w:cs="Arial Narrow"/>
@@ -6379,14 +5977,7 @@
         <w:rPr>
           <w:rFonts w:ascii="Arial Narrow" w:eastAsia="Arial Narrow" w:hAnsi="Arial Narrow" w:cs="Arial Narrow"/>
         </w:rPr>
-        <w:t xml:space="preserve">   </w:t>
-      </w:r>
-      <w:proofErr w:type="gramEnd"/>
-      <w:r>
-        <w:rPr>
-          <w:rFonts w:ascii="Arial Narrow" w:eastAsia="Arial Narrow" w:hAnsi="Arial Narrow" w:cs="Arial Narrow"/>
-        </w:rPr>
-        <w:t xml:space="preserve">                                                          </w:t>
+        <w:t xml:space="preserve">                                                             </w:t>
       </w:r>
       <w:r>
         <w:rPr>
@@ -6414,19 +6005,11 @@
         </w:rPr>
         <w:t>2</w:t>
       </w:r>
-      <w:proofErr w:type="gramStart"/>
-      <w:r>
-        <w:rPr>
-          <w:rFonts w:ascii="Arial Narrow" w:eastAsia="Arial Narrow" w:hAnsi="Arial Narrow" w:cs="Arial Narrow"/>
-        </w:rPr>
-        <w:t xml:space="preserve">}}   </w:t>
-      </w:r>
-      <w:proofErr w:type="gramEnd"/>
-      <w:r>
-        <w:rPr>
-          <w:rFonts w:ascii="Arial Narrow" w:eastAsia="Arial Narrow" w:hAnsi="Arial Narrow" w:cs="Arial Narrow"/>
-        </w:rPr>
-        <w:t xml:space="preserve">                                                                                                           CEDENTE</w:t>
+      <w:r>
+        <w:rPr>
+          <w:rFonts w:ascii="Arial Narrow" w:eastAsia="Arial Narrow" w:hAnsi="Arial Narrow" w:cs="Arial Narrow"/>
+        </w:rPr>
+        <w:t>}}                                                                                                              CEDENTE</w:t>
       </w:r>
     </w:p>
     <w:p>
@@ -7270,6 +6853,16 @@
 <w:ftr xmlns:wpc="http://schemas.microsoft.com/office/word/2010/wordprocessingCanvas" xmlns:cx="http://schemas.microsoft.com/office/drawing/2014/chartex" xmlns:cx1="http://schemas.microsoft.com/office/drawing/2015/9/8/chartex" xmlns:cx2="http://schemas.microsoft.com/office/drawing/2015/10/21/chartex" xmlns:cx3="http://schemas.microsoft.com/office/drawing/2016/5/9/chartex" xmlns:cx4="http://schemas.microsoft.com/office/drawing/2016/5/10/chartex" xmlns:cx5="http://schemas.microsoft.com/office/drawing/2016/5/11/chartex" xmlns:cx6="http://schemas.microsoft.com/office/drawing/2016/5/12/chartex" xmlns:cx7="http://schemas.microsoft.com/office/drawing/2016/5/13/chartex" xmlns:cx8="http://schemas.microsoft.com/office/drawing/2016/5/14/chartex" xmlns:mc="http://schemas.openxmlformats.org/markup-compatibility/2006" xmlns:aink="http://schemas.microsoft.com/office/drawing/2016/ink" xmlns:am3d="http://schemas.microsoft.com/office/drawing/2017/model3d" xmlns:o="urn:schemas-microsoft-com:office:office" xmlns:oel="http://schemas.microsoft.com/office/2019/extlst" xmlns:r="http://schemas.openxmlformats.org/officeDocument/2006/relationships" xmlns:m="http://schemas.openxmlformats.org/officeDocument/2006/math" xmlns:v="urn:schemas-microsoft-com:vml" xmlns:wp14="http://schemas.microsoft.com/office/word/2010/wordprocessingDrawing" xmlns:wp="http://schemas.openxmlformats.org/drawingml/2006/wordprocessingDrawing" xmlns:w10="urn:schemas-microsoft-com:office:word" xmlns:w="http://schemas.openxmlformats.org/wordprocessingml/2006/main" xmlns:w14="http://schemas.microsoft.com/office/word/2010/wordml" xmlns:w15="http://schemas.microsoft.com/office/word/2012/wordml" xmlns:w16cex="http://schemas.microsoft.com/office/word/2018/wordml/cex" xmlns:w16cid="http://schemas.microsoft.com/office/word/2016/wordml/cid" xmlns:w16="http://schemas.microsoft.com/office/word/2018/wordml" xmlns:w16du="http://schemas.microsoft.com/office/word/2023/wordml/word16du" xmlns:w16sdtdh="http://schemas.microsoft.com/office/word/2020/wordml/sdtdatahash" xmlns:w16sdtfl="http://schemas.microsoft.com/office/word/2024/wordml/sdtformatlock" xmlns:w16se="http://schemas.microsoft.com/office/word/2015/wordml/symex" xmlns:wpg="http://schemas.microsoft.com/office/word/2010/wordprocessingGroup" xmlns:wpi="http://schemas.microsoft.com/office/word/2010/wordprocessingInk" xmlns:wne="http://schemas.microsoft.com/office/word/2006/wordml" xmlns:wps="http://schemas.microsoft.com/office/word/2010/wordprocessingShape" mc:Ignorable="w14 w15 w16se w16cid w16 w16cex w16sdtdh w16sdtfl w16du wp14">
   <w:p>
     <w:pPr>
+      <w:pStyle w:val="Piedepgina"/>
+    </w:pPr>
+  </w:p>
+</w:ftr>
+</file>
+
+<file path=word/footer2.xml><?xml version="1.0" encoding="utf-8"?>
+<w:ftr xmlns:wpc="http://schemas.microsoft.com/office/word/2010/wordprocessingCanvas" xmlns:cx="http://schemas.microsoft.com/office/drawing/2014/chartex" xmlns:cx1="http://schemas.microsoft.com/office/drawing/2015/9/8/chartex" xmlns:cx2="http://schemas.microsoft.com/office/drawing/2015/10/21/chartex" xmlns:cx3="http://schemas.microsoft.com/office/drawing/2016/5/9/chartex" xmlns:cx4="http://schemas.microsoft.com/office/drawing/2016/5/10/chartex" xmlns:cx5="http://schemas.microsoft.com/office/drawing/2016/5/11/chartex" xmlns:cx6="http://schemas.microsoft.com/office/drawing/2016/5/12/chartex" xmlns:cx7="http://schemas.microsoft.com/office/drawing/2016/5/13/chartex" xmlns:cx8="http://schemas.microsoft.com/office/drawing/2016/5/14/chartex" xmlns:mc="http://schemas.openxmlformats.org/markup-compatibility/2006" xmlns:aink="http://schemas.microsoft.com/office/drawing/2016/ink" xmlns:am3d="http://schemas.microsoft.com/office/drawing/2017/model3d" xmlns:o="urn:schemas-microsoft-com:office:office" xmlns:oel="http://schemas.microsoft.com/office/2019/extlst" xmlns:r="http://schemas.openxmlformats.org/officeDocument/2006/relationships" xmlns:m="http://schemas.openxmlformats.org/officeDocument/2006/math" xmlns:v="urn:schemas-microsoft-com:vml" xmlns:wp14="http://schemas.microsoft.com/office/word/2010/wordprocessingDrawing" xmlns:wp="http://schemas.openxmlformats.org/drawingml/2006/wordprocessingDrawing" xmlns:w10="urn:schemas-microsoft-com:office:word" xmlns:w="http://schemas.openxmlformats.org/wordprocessingml/2006/main" xmlns:w14="http://schemas.microsoft.com/office/word/2010/wordml" xmlns:w15="http://schemas.microsoft.com/office/word/2012/wordml" xmlns:w16cex="http://schemas.microsoft.com/office/word/2018/wordml/cex" xmlns:w16cid="http://schemas.microsoft.com/office/word/2016/wordml/cid" xmlns:w16="http://schemas.microsoft.com/office/word/2018/wordml" xmlns:w16du="http://schemas.microsoft.com/office/word/2023/wordml/word16du" xmlns:w16sdtdh="http://schemas.microsoft.com/office/word/2020/wordml/sdtdatahash" xmlns:w16sdtfl="http://schemas.microsoft.com/office/word/2024/wordml/sdtformatlock" xmlns:w16se="http://schemas.microsoft.com/office/word/2015/wordml/symex" xmlns:wpg="http://schemas.microsoft.com/office/word/2010/wordprocessingGroup" xmlns:wpi="http://schemas.microsoft.com/office/word/2010/wordprocessingInk" xmlns:wne="http://schemas.microsoft.com/office/word/2006/wordml" xmlns:wps="http://schemas.microsoft.com/office/word/2010/wordprocessingShape" mc:Ignorable="w14 w15 w16se w16cid w16 w16cex w16sdtdh w16sdtfl w16du wp14">
+  <w:p>
+    <w:pPr>
       <w:pBdr>
         <w:top w:val="nil"/>
         <w:left w:val="nil"/>
@@ -7296,106 +6889,7 @@
       <mc:AlternateContent>
         <mc:Choice Requires="wps">
           <w:drawing>
-            <wp:anchor distT="0" distB="0" distL="114300" distR="114300" simplePos="0" relativeHeight="251674624" behindDoc="0" locked="0" layoutInCell="1" allowOverlap="1" wp14:anchorId="7C78C94E" wp14:editId="2D406DF3">
-              <wp:simplePos x="0" y="0"/>
-              <wp:positionH relativeFrom="column">
-                <wp:posOffset>5568632</wp:posOffset>
-              </wp:positionH>
-              <wp:positionV relativeFrom="paragraph">
-                <wp:posOffset>-4372292</wp:posOffset>
-              </wp:positionV>
-              <wp:extent cx="1439545" cy="666750"/>
-              <wp:effectExtent l="5398" t="0" r="0" b="0"/>
-              <wp:wrapNone/>
-              <wp:docPr id="160332209" name="Cuadro de texto 5"/>
-              <wp:cNvGraphicFramePr/>
-              <a:graphic xmlns:a="http://schemas.openxmlformats.org/drawingml/2006/main">
-                <a:graphicData uri="http://schemas.microsoft.com/office/word/2010/wordprocessingShape">
-                  <wps:wsp>
-                    <wps:cNvSpPr txBox="1"/>
-                    <wps:spPr>
-                      <a:xfrm rot="5400000">
-                        <a:off x="0" y="0"/>
-                        <a:ext cx="1439545" cy="666750"/>
-                      </a:xfrm>
-                      <a:prstGeom prst="rect">
-                        <a:avLst/>
-                      </a:prstGeom>
-                      <a:noFill/>
-                      <a:ln w="6350">
-                        <a:noFill/>
-                      </a:ln>
-                    </wps:spPr>
-                    <wps:txbx>
-                      <w:txbxContent>
-                        <w:p>
-                          <w:r>
-                            <w:t>{{FIRMA_TESTIGO</w:t>
-                          </w:r>
-                          <w:r>
-                            <w:t>2</w:t>
-                          </w:r>
-                          <w:r>
-                            <w:t>}}</w:t>
-                          </w:r>
-                        </w:p>
-                      </w:txbxContent>
-                    </wps:txbx>
-                    <wps:bodyPr rot="0" spcFirstLastPara="0" vertOverflow="overflow" horzOverflow="overflow" vert="horz" wrap="square" lIns="91440" tIns="45720" rIns="91440" bIns="45720" numCol="1" spcCol="0" rtlCol="0" fromWordArt="0" anchor="t" anchorCtr="0" forceAA="0" compatLnSpc="1">
-                      <a:prstTxWarp prst="textNoShape">
-                        <a:avLst/>
-                      </a:prstTxWarp>
-                      <a:noAutofit/>
-                    </wps:bodyPr>
-                  </wps:wsp>
-                </a:graphicData>
-              </a:graphic>
-              <wp14:sizeRelH relativeFrom="margin">
-                <wp14:pctWidth>0</wp14:pctWidth>
-              </wp14:sizeRelH>
-              <wp14:sizeRelV relativeFrom="margin">
-                <wp14:pctHeight>0</wp14:pctHeight>
-              </wp14:sizeRelV>
-            </wp:anchor>
-          </w:drawing>
-        </mc:Choice>
-        <mc:Fallback>
-          <w:pict>
-            <v:shapetype w14:anchorId="7C78C94E" id="_x0000_t202" coordsize="21600,21600" o:spt="202" path="m,l,21600r21600,l21600,xe">
-              <v:stroke joinstyle="miter"/>
-              <v:path gradientshapeok="t" o:connecttype="rect"/>
-            </v:shapetype>
-            <v:shape id="_x0000_s1038" type="#_x0000_t202" style="position:absolute;left:0;text-align:left;margin-left:438.45pt;margin-top:-344.25pt;width:113.35pt;height:52.5pt;rotation:90;z-index:251674624;visibility:visible;mso-wrap-style:square;mso-width-percent:0;mso-height-percent:0;mso-wrap-distance-left:9pt;mso-wrap-distance-top:0;mso-wrap-distance-right:9pt;mso-wrap-distance-bottom:0;mso-position-horizontal:absolute;mso-position-horizontal-relative:text;mso-position-vertical:absolute;mso-position-vertical-relative:text;mso-width-percent:0;mso-height-percent:0;mso-width-relative:margin;mso-height-relative:margin;v-text-anchor:top" o:gfxdata="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" filled="f" stroked="f" strokeweight=".5pt">
-              <v:textbox>
-                <w:txbxContent>
-                  <w:p>
-                    <w:r>
-                      <w:t>{{FIRMA_TESTIGO</w:t>
-                    </w:r>
-                    <w:r>
-                      <w:t>2</w:t>
-                    </w:r>
-                    <w:r>
-                      <w:t>}}</w:t>
-                    </w:r>
-                  </w:p>
-                </w:txbxContent>
-              </v:textbox>
-            </v:shape>
-          </w:pict>
-        </mc:Fallback>
-      </mc:AlternateContent>
-    </w:r>
-    <w:r>
-      <w:rPr>
-        <w:rFonts w:ascii="Arial Narrow" w:eastAsia="Arial Narrow" w:hAnsi="Arial Narrow" w:cs="Arial Narrow"/>
-        <w:b/>
-        <w:noProof/>
-      </w:rPr>
-      <mc:AlternateContent>
-        <mc:Choice Requires="wps">
-          <w:drawing>
-            <wp:anchor distT="0" distB="0" distL="114300" distR="114300" simplePos="0" relativeHeight="251662336" behindDoc="0" locked="0" layoutInCell="1" allowOverlap="1" wp14:anchorId="05692198" wp14:editId="4C7CCE8D">
+            <wp:anchor distT="0" distB="0" distL="114300" distR="114300" simplePos="0" relativeHeight="251662336" behindDoc="0" locked="0" layoutInCell="1" allowOverlap="1" wp14:anchorId="05692198" wp14:editId="0896DFD3">
               <wp:simplePos x="0" y="0"/>
               <wp:positionH relativeFrom="column">
                 <wp:posOffset>5587682</wp:posOffset>
@@ -7450,7 +6944,11 @@
         </mc:Choice>
         <mc:Fallback>
           <w:pict>
-            <v:shape w14:anchorId="05692198" id="_x0000_s1039" type="#_x0000_t202" style="position:absolute;left:0;text-align:left;margin-left:439.95pt;margin-top:-342.35pt;width:113.35pt;height:52.5pt;rotation:90;z-index:251662336;visibility:visible;mso-wrap-style:square;mso-width-percent:0;mso-height-percent:0;mso-wrap-distance-left:9pt;mso-wrap-distance-top:0;mso-wrap-distance-right:9pt;mso-wrap-distance-bottom:0;mso-position-horizontal:absolute;mso-position-horizontal-relative:text;mso-position-vertical:absolute;mso-position-vertical-relative:text;mso-width-percent:0;mso-height-percent:0;mso-width-relative:margin;mso-height-relative:margin;v-text-anchor:top" o:gfxdata="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" filled="f" stroked="f" strokeweight=".5pt">
+            <v:shapetype w14:anchorId="05692198" id="_x0000_t202" coordsize="21600,21600" o:spt="202" path="m,l,21600r21600,l21600,xe">
+              <v:stroke joinstyle="miter"/>
+              <v:path gradientshapeok="t" o:connecttype="rect"/>
+            </v:shapetype>
+            <v:shape id="_x0000_s1039" type="#_x0000_t202" style="position:absolute;left:0;text-align:left;margin-left:439.95pt;margin-top:-342.35pt;width:113.35pt;height:52.5pt;rotation:90;z-index:251662336;visibility:visible;mso-wrap-style:square;mso-width-percent:0;mso-height-percent:0;mso-wrap-distance-left:9pt;mso-wrap-distance-top:0;mso-wrap-distance-right:9pt;mso-wrap-distance-bottom:0;mso-position-horizontal:absolute;mso-position-horizontal-relative:text;mso-position-vertical:absolute;mso-position-vertical-relative:text;mso-width-percent:0;mso-height-percent:0;mso-width-relative:margin;mso-height-relative:margin;v-text-anchor:top" o:gfxdata="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" filled="f" stroked="f" strokeweight=".5pt">
               <v:textbox>
                 <w:txbxContent>
                   <w:p/>
@@ -7460,37 +6958,6 @@
           </w:pict>
         </mc:Fallback>
       </mc:AlternateContent>
-    </w:r>
-    <w:r>
-      <w:rPr>
-        <w:color w:val="000000"/>
-      </w:rPr>
-      <w:fldChar w:fldCharType="begin"/>
-    </w:r>
-    <w:r>
-      <w:rPr>
-        <w:color w:val="000000"/>
-      </w:rPr>
-      <w:instrText>PAGE</w:instrText>
-    </w:r>
-    <w:r>
-      <w:rPr>
-        <w:color w:val="000000"/>
-      </w:rPr>
-      <w:fldChar w:fldCharType="separate"/>
-    </w:r>
-    <w:r>
-      <w:rPr>
-        <w:noProof/>
-        <w:color w:val="000000"/>
-      </w:rPr>
-      <w:t>1</w:t>
-    </w:r>
-    <w:r>
-      <w:rPr>
-        <w:color w:val="000000"/>
-      </w:rPr>
-      <w:fldChar w:fldCharType="end"/>
     </w:r>
   </w:p>
   <w:p>
@@ -7515,59 +6982,18 @@
 </w:ftr>
 </file>
 
-<file path=word/footer2.xml><?xml version="1.0" encoding="utf-8"?>
+<file path=word/footer3.xml><?xml version="1.0" encoding="utf-8"?>
 <w:ftr xmlns:wpc="http://schemas.microsoft.com/office/word/2010/wordprocessingCanvas" xmlns:cx="http://schemas.microsoft.com/office/drawing/2014/chartex" xmlns:cx1="http://schemas.microsoft.com/office/drawing/2015/9/8/chartex" xmlns:cx2="http://schemas.microsoft.com/office/drawing/2015/10/21/chartex" xmlns:cx3="http://schemas.microsoft.com/office/drawing/2016/5/9/chartex" xmlns:cx4="http://schemas.microsoft.com/office/drawing/2016/5/10/chartex" xmlns:cx5="http://schemas.microsoft.com/office/drawing/2016/5/11/chartex" xmlns:cx6="http://schemas.microsoft.com/office/drawing/2016/5/12/chartex" xmlns:cx7="http://schemas.microsoft.com/office/drawing/2016/5/13/chartex" xmlns:cx8="http://schemas.microsoft.com/office/drawing/2016/5/14/chartex" xmlns:mc="http://schemas.openxmlformats.org/markup-compatibility/2006" xmlns:aink="http://schemas.microsoft.com/office/drawing/2016/ink" xmlns:am3d="http://schemas.microsoft.com/office/drawing/2017/model3d" xmlns:o="urn:schemas-microsoft-com:office:office" xmlns:oel="http://schemas.microsoft.com/office/2019/extlst" xmlns:r="http://schemas.openxmlformats.org/officeDocument/2006/relationships" xmlns:m="http://schemas.openxmlformats.org/officeDocument/2006/math" xmlns:v="urn:schemas-microsoft-com:vml" xmlns:wp14="http://schemas.microsoft.com/office/word/2010/wordprocessingDrawing" xmlns:wp="http://schemas.openxmlformats.org/drawingml/2006/wordprocessingDrawing" xmlns:w10="urn:schemas-microsoft-com:office:word" xmlns:w="http://schemas.openxmlformats.org/wordprocessingml/2006/main" xmlns:w14="http://schemas.microsoft.com/office/word/2010/wordml" xmlns:w15="http://schemas.microsoft.com/office/word/2012/wordml" xmlns:w16cex="http://schemas.microsoft.com/office/word/2018/wordml/cex" xmlns:w16cid="http://schemas.microsoft.com/office/word/2016/wordml/cid" xmlns:w16="http://schemas.microsoft.com/office/word/2018/wordml" xmlns:w16du="http://schemas.microsoft.com/office/word/2023/wordml/word16du" xmlns:w16sdtdh="http://schemas.microsoft.com/office/word/2020/wordml/sdtdatahash" xmlns:w16sdtfl="http://schemas.microsoft.com/office/word/2024/wordml/sdtformatlock" xmlns:w16se="http://schemas.microsoft.com/office/word/2015/wordml/symex" xmlns:wpg="http://schemas.microsoft.com/office/word/2010/wordprocessingGroup" xmlns:wpi="http://schemas.microsoft.com/office/word/2010/wordprocessingInk" xmlns:wne="http://schemas.microsoft.com/office/word/2006/wordml" xmlns:wps="http://schemas.microsoft.com/office/word/2010/wordprocessingShape" mc:Ignorable="w14 w15 w16se w16cid w16 w16cex w16sdtdh w16sdtfl w16du wp14">
   <w:p>
     <w:pPr>
-      <w:pBdr>
-        <w:top w:val="nil"/>
-        <w:left w:val="nil"/>
-        <w:bottom w:val="nil"/>
-        <w:right w:val="nil"/>
-        <w:between w:val="nil"/>
-      </w:pBdr>
-      <w:tabs>
-        <w:tab w:val="center" w:pos="4419"/>
-        <w:tab w:val="right" w:pos="8838"/>
-      </w:tabs>
-      <w:spacing w:after="0" w:line="240" w:lineRule="auto"/>
-      <w:jc w:val="right"/>
-      <w:rPr>
-        <w:color w:val="000000"/>
-      </w:rPr>
+      <w:pStyle w:val="Piedepgina"/>
     </w:pPr>
-    <w:r>
-      <w:rPr>
-        <w:color w:val="000000"/>
-      </w:rPr>
-      <w:fldChar w:fldCharType="begin"/>
-    </w:r>
-    <w:r>
-      <w:rPr>
-        <w:color w:val="000000"/>
-      </w:rPr>
-      <w:instrText>PAGE</w:instrText>
-    </w:r>
-    <w:r>
-      <w:rPr>
-        <w:color w:val="000000"/>
-      </w:rPr>
-      <w:fldChar w:fldCharType="separate"/>
-    </w:r>
-    <w:r>
-      <w:rPr>
-        <w:noProof/>
-        <w:color w:val="000000"/>
-      </w:rPr>
-      <w:t>1</w:t>
-    </w:r>
-    <w:r>
-      <w:rPr>
-        <w:color w:val="000000"/>
-      </w:rPr>
-      <w:fldChar w:fldCharType="end"/>
-    </w:r>
   </w:p>
+</w:ftr>
+</file>
+
+<file path=word/footer4.xml><?xml version="1.0" encoding="utf-8"?>
+<w:ftr xmlns:wpc="http://schemas.microsoft.com/office/word/2010/wordprocessingCanvas" xmlns:cx="http://schemas.microsoft.com/office/drawing/2014/chartex" xmlns:cx1="http://schemas.microsoft.com/office/drawing/2015/9/8/chartex" xmlns:cx2="http://schemas.microsoft.com/office/drawing/2015/10/21/chartex" xmlns:cx3="http://schemas.microsoft.com/office/drawing/2016/5/9/chartex" xmlns:cx4="http://schemas.microsoft.com/office/drawing/2016/5/10/chartex" xmlns:cx5="http://schemas.microsoft.com/office/drawing/2016/5/11/chartex" xmlns:cx6="http://schemas.microsoft.com/office/drawing/2016/5/12/chartex" xmlns:cx7="http://schemas.microsoft.com/office/drawing/2016/5/13/chartex" xmlns:cx8="http://schemas.microsoft.com/office/drawing/2016/5/14/chartex" xmlns:mc="http://schemas.openxmlformats.org/markup-compatibility/2006" xmlns:aink="http://schemas.microsoft.com/office/drawing/2016/ink" xmlns:am3d="http://schemas.microsoft.com/office/drawing/2017/model3d" xmlns:o="urn:schemas-microsoft-com:office:office" xmlns:oel="http://schemas.microsoft.com/office/2019/extlst" xmlns:r="http://schemas.openxmlformats.org/officeDocument/2006/relationships" xmlns:m="http://schemas.openxmlformats.org/officeDocument/2006/math" xmlns:v="urn:schemas-microsoft-com:vml" xmlns:wp14="http://schemas.microsoft.com/office/word/2010/wordprocessingDrawing" xmlns:wp="http://schemas.openxmlformats.org/drawingml/2006/wordprocessingDrawing" xmlns:w10="urn:schemas-microsoft-com:office:word" xmlns:w="http://schemas.openxmlformats.org/wordprocessingml/2006/main" xmlns:w14="http://schemas.microsoft.com/office/word/2010/wordml" xmlns:w15="http://schemas.microsoft.com/office/word/2012/wordml" xmlns:w16cex="http://schemas.microsoft.com/office/word/2018/wordml/cex" xmlns:w16cid="http://schemas.microsoft.com/office/word/2016/wordml/cid" xmlns:w16="http://schemas.microsoft.com/office/word/2018/wordml" xmlns:w16du="http://schemas.microsoft.com/office/word/2023/wordml/word16du" xmlns:w16sdtdh="http://schemas.microsoft.com/office/word/2020/wordml/sdtdatahash" xmlns:w16sdtfl="http://schemas.microsoft.com/office/word/2024/wordml/sdtformatlock" xmlns:w16se="http://schemas.microsoft.com/office/word/2015/wordml/symex" xmlns:wpg="http://schemas.microsoft.com/office/word/2010/wordprocessingGroup" xmlns:wpi="http://schemas.microsoft.com/office/word/2010/wordprocessingInk" xmlns:wne="http://schemas.microsoft.com/office/word/2006/wordml" xmlns:wps="http://schemas.microsoft.com/office/word/2010/wordprocessingShape" mc:Ignorable="w14 w15 w16se w16cid w16 w16cex w16sdtdh w16sdtfl w16du wp14">
   <w:p>
     <w:pPr>
       <w:pBdr>
@@ -7586,6 +7012,37 @@
         <w:color w:val="000000"/>
       </w:rPr>
     </w:pPr>
+    <w:r>
+      <w:rPr>
+        <w:noProof/>
+        <w:color w:val="000000"/>
+      </w:rPr>
+      <w:pict w14:anchorId="33A8D3B1">
+        <v:shapetype id="_x0000_t75" coordsize="21600,21600" o:spt="75" o:preferrelative="t" path="m@4@5l@4@11@9@11@9@5xe" filled="f" stroked="f">
+          <v:stroke joinstyle="miter"/>
+          <v:formulas>
+            <v:f eqn="if lineDrawn pixelLineWidth 0"/>
+            <v:f eqn="sum @0 1 0"/>
+            <v:f eqn="sum 0 0 @1"/>
+            <v:f eqn="prod @2 1 2"/>
+            <v:f eqn="prod @3 21600 pixelWidth"/>
+            <v:f eqn="prod @3 21600 pixelHeight"/>
+            <v:f eqn="sum @0 0 1"/>
+            <v:f eqn="prod @6 1 2"/>
+            <v:f eqn="prod @7 21600 pixelWidth"/>
+            <v:f eqn="sum @8 21600 0"/>
+            <v:f eqn="prod @7 21600 pixelHeight"/>
+            <v:f eqn="sum @10 21600 0"/>
+          </v:formulas>
+          <v:path o:extrusionok="f" gradientshapeok="t" o:connecttype="rect"/>
+          <o:lock v:ext="edit" aspectratio="t"/>
+        </v:shapetype>
+        <v:shape id="WordPictureWatermark73957767" o:spid="_x0000_s1029" type="#_x0000_t75" style="position:absolute;margin-left:0;margin-top:0;width:612pt;height:14in;z-index:-251636736;mso-position-horizontal:center;mso-position-horizontal-relative:margin;mso-position-vertical:center;mso-position-vertical-relative:margin" o:allowincell="f">
+          <v:imagedata r:id="rId1" o:title="Hojamembretada-Oficio-GrupoJora_page-0001"/>
+          <w10:wrap anchorx="margin" anchory="margin"/>
+        </v:shape>
+      </w:pict>
+    </w:r>
   </w:p>
 </w:ftr>
 </file>
@@ -7657,6 +7114,41 @@
 
 <file path=word/header2.xml><?xml version="1.0" encoding="utf-8"?>
 <w:hdr xmlns:wpc="http://schemas.microsoft.com/office/word/2010/wordprocessingCanvas" xmlns:cx="http://schemas.microsoft.com/office/drawing/2014/chartex" xmlns:cx1="http://schemas.microsoft.com/office/drawing/2015/9/8/chartex" xmlns:cx2="http://schemas.microsoft.com/office/drawing/2015/10/21/chartex" xmlns:cx3="http://schemas.microsoft.com/office/drawing/2016/5/9/chartex" xmlns:cx4="http://schemas.microsoft.com/office/drawing/2016/5/10/chartex" xmlns:cx5="http://schemas.microsoft.com/office/drawing/2016/5/11/chartex" xmlns:cx6="http://schemas.microsoft.com/office/drawing/2016/5/12/chartex" xmlns:cx7="http://schemas.microsoft.com/office/drawing/2016/5/13/chartex" xmlns:cx8="http://schemas.microsoft.com/office/drawing/2016/5/14/chartex" xmlns:mc="http://schemas.openxmlformats.org/markup-compatibility/2006" xmlns:aink="http://schemas.microsoft.com/office/drawing/2016/ink" xmlns:am3d="http://schemas.microsoft.com/office/drawing/2017/model3d" xmlns:o="urn:schemas-microsoft-com:office:office" xmlns:oel="http://schemas.microsoft.com/office/2019/extlst" xmlns:r="http://schemas.openxmlformats.org/officeDocument/2006/relationships" xmlns:m="http://schemas.openxmlformats.org/officeDocument/2006/math" xmlns:v="urn:schemas-microsoft-com:vml" xmlns:wp14="http://schemas.microsoft.com/office/word/2010/wordprocessingDrawing" xmlns:wp="http://schemas.openxmlformats.org/drawingml/2006/wordprocessingDrawing" xmlns:w10="urn:schemas-microsoft-com:office:word" xmlns:w="http://schemas.openxmlformats.org/wordprocessingml/2006/main" xmlns:w14="http://schemas.microsoft.com/office/word/2010/wordml" xmlns:w15="http://schemas.microsoft.com/office/word/2012/wordml" xmlns:w16cex="http://schemas.microsoft.com/office/word/2018/wordml/cex" xmlns:w16cid="http://schemas.microsoft.com/office/word/2016/wordml/cid" xmlns:w16="http://schemas.microsoft.com/office/word/2018/wordml" xmlns:w16du="http://schemas.microsoft.com/office/word/2023/wordml/word16du" xmlns:w16sdtdh="http://schemas.microsoft.com/office/word/2020/wordml/sdtdatahash" xmlns:w16sdtfl="http://schemas.microsoft.com/office/word/2024/wordml/sdtformatlock" xmlns:w16se="http://schemas.microsoft.com/office/word/2015/wordml/symex" xmlns:wpg="http://schemas.microsoft.com/office/word/2010/wordprocessingGroup" xmlns:wpi="http://schemas.microsoft.com/office/word/2010/wordprocessingInk" xmlns:wne="http://schemas.microsoft.com/office/word/2006/wordml" xmlns:wps="http://schemas.microsoft.com/office/word/2010/wordprocessingShape" mc:Ignorable="w14 w15 w16se w16cid w16 w16cex w16sdtdh w16sdtfl w16du wp14">
+  <w:sdt>
+    <w:sdtPr>
+      <w:id w:val="1336796856"/>
+      <w:docPartObj>
+        <w:docPartGallery w:val="Page Numbers (Top of Page)"/>
+        <w:docPartUnique/>
+      </w:docPartObj>
+    </w:sdtPr>
+    <w:sdtContent>
+      <w:p>
+        <w:pPr>
+          <w:pStyle w:val="Encabezado"/>
+          <w:jc w:val="right"/>
+        </w:pPr>
+        <w:r>
+          <w:fldChar w:fldCharType="begin"/>
+        </w:r>
+        <w:r>
+          <w:instrText>PAGE   \* MERGEFORMAT</w:instrText>
+        </w:r>
+        <w:r>
+          <w:fldChar w:fldCharType="separate"/>
+        </w:r>
+        <w:r>
+          <w:rPr>
+            <w:lang w:val="es-ES"/>
+          </w:rPr>
+          <w:t>2</w:t>
+        </w:r>
+        <w:r>
+          <w:fldChar w:fldCharType="end"/>
+        </w:r>
+      </w:p>
+    </w:sdtContent>
+  </w:sdt>
   <w:p>
     <w:pPr>
       <w:pStyle w:val="Encabezado"/>
@@ -7670,18 +7162,18 @@
       <mc:AlternateContent>
         <mc:Choice Requires="wps">
           <w:drawing>
-            <wp:anchor distT="0" distB="0" distL="114300" distR="114300" simplePos="0" relativeHeight="251666432" behindDoc="0" locked="0" layoutInCell="1" allowOverlap="1" wp14:anchorId="6B9F1547" wp14:editId="025526FF">
+            <wp:anchor distT="0" distB="0" distL="114300" distR="114300" simplePos="0" relativeHeight="251677696" behindDoc="0" locked="0" layoutInCell="1" allowOverlap="1" wp14:anchorId="2655A798" wp14:editId="2C5EB6A9">
               <wp:simplePos x="0" y="0"/>
               <wp:positionH relativeFrom="column">
-                <wp:posOffset>5567362</wp:posOffset>
+                <wp:posOffset>5485130</wp:posOffset>
               </wp:positionH>
               <wp:positionV relativeFrom="paragraph">
-                <wp:posOffset>2495868</wp:posOffset>
+                <wp:posOffset>7374890</wp:posOffset>
               </wp:positionV>
               <wp:extent cx="1439545" cy="666750"/>
               <wp:effectExtent l="5398" t="0" r="0" b="0"/>
               <wp:wrapNone/>
-              <wp:docPr id="2118654224" name="Cuadro de texto 5"/>
+              <wp:docPr id="160332209" name="Cuadro de texto 5"/>
               <wp:cNvGraphicFramePr/>
               <a:graphic xmlns:a="http://schemas.openxmlformats.org/drawingml/2006/main">
                 <a:graphicData uri="http://schemas.microsoft.com/office/word/2010/wordprocessingShape">
@@ -7704,13 +7196,7 @@
                       <w:txbxContent>
                         <w:p>
                           <w:r>
-                            <w:t>{{FIRMA_CLIENTE</w:t>
-                          </w:r>
-                          <w:r>
-                            <w:t>2</w:t>
-                          </w:r>
-                          <w:r>
-                            <w:t>}}</w:t>
+                            <w:t>{{FIRMA_TESTIGO2}}</w:t>
                           </w:r>
                         </w:p>
                       </w:txbxContent>
@@ -7735,22 +7221,16 @@
         </mc:Choice>
         <mc:Fallback>
           <w:pict>
-            <v:shapetype w14:anchorId="6B9F1547" id="_x0000_t202" coordsize="21600,21600" o:spt="202" path="m,l,21600r21600,l21600,xe">
+            <v:shapetype w14:anchorId="2655A798" id="_x0000_t202" coordsize="21600,21600" o:spt="202" path="m,l,21600r21600,l21600,xe">
               <v:stroke joinstyle="miter"/>
               <v:path gradientshapeok="t" o:connecttype="rect"/>
             </v:shapetype>
-            <v:shape id="_x0000_s1033" type="#_x0000_t202" style="position:absolute;margin-left:438.35pt;margin-top:196.55pt;width:113.35pt;height:52.5pt;rotation:90;z-index:251666432;visibility:visible;mso-wrap-style:square;mso-width-percent:0;mso-height-percent:0;mso-wrap-distance-left:9pt;mso-wrap-distance-top:0;mso-wrap-distance-right:9pt;mso-wrap-distance-bottom:0;mso-position-horizontal:absolute;mso-position-horizontal-relative:text;mso-position-vertical:absolute;mso-position-vertical-relative:text;mso-width-percent:0;mso-height-percent:0;mso-width-relative:margin;mso-height-relative:margin;v-text-anchor:top" o:gfxdata="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" filled="f" stroked="f" strokeweight=".5pt">
+            <v:shape id="_x0000_s1033" type="#_x0000_t202" style="position:absolute;margin-left:431.9pt;margin-top:580.7pt;width:113.35pt;height:52.5pt;rotation:90;z-index:251677696;visibility:visible;mso-wrap-style:square;mso-width-percent:0;mso-height-percent:0;mso-wrap-distance-left:9pt;mso-wrap-distance-top:0;mso-wrap-distance-right:9pt;mso-wrap-distance-bottom:0;mso-position-horizontal:absolute;mso-position-horizontal-relative:text;mso-position-vertical:absolute;mso-position-vertical-relative:text;mso-width-percent:0;mso-height-percent:0;mso-width-relative:margin;mso-height-relative:margin;v-text-anchor:top" o:gfxdata="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" filled="f" stroked="f" strokeweight=".5pt">
               <v:textbox>
                 <w:txbxContent>
                   <w:p>
                     <w:r>
-                      <w:t>{{FIRMA_CLIENTE</w:t>
-                    </w:r>
-                    <w:r>
-                      <w:t>2</w:t>
-                    </w:r>
-                    <w:r>
-                      <w:t>}}</w:t>
+                      <w:t>{{FIRMA_TESTIGO2}}</w:t>
                     </w:r>
                   </w:p>
                 </w:txbxContent>
@@ -7769,13 +7249,13 @@
       <mc:AlternateContent>
         <mc:Choice Requires="wps">
           <w:drawing>
-            <wp:anchor distT="0" distB="0" distL="114300" distR="114300" simplePos="0" relativeHeight="251672576" behindDoc="0" locked="0" layoutInCell="1" allowOverlap="1" wp14:anchorId="3B37D12C" wp14:editId="5EDF83DD">
+            <wp:anchor distT="0" distB="0" distL="114300" distR="114300" simplePos="0" relativeHeight="251676672" behindDoc="0" locked="0" layoutInCell="1" allowOverlap="1" wp14:anchorId="75046324" wp14:editId="5B718095">
               <wp:simplePos x="0" y="0"/>
               <wp:positionH relativeFrom="column">
-                <wp:posOffset>5570537</wp:posOffset>
+                <wp:posOffset>5487035</wp:posOffset>
               </wp:positionH>
               <wp:positionV relativeFrom="paragraph">
-                <wp:posOffset>971868</wp:posOffset>
+                <wp:posOffset>1158875</wp:posOffset>
               </wp:positionV>
               <wp:extent cx="1439545" cy="666750"/>
               <wp:effectExtent l="5398" t="0" r="0" b="0"/>
@@ -7828,7 +7308,7 @@
         </mc:Choice>
         <mc:Fallback>
           <w:pict>
-            <v:shape w14:anchorId="3B37D12C" id="_x0000_s1034" type="#_x0000_t202" style="position:absolute;margin-left:438.6pt;margin-top:76.55pt;width:113.35pt;height:52.5pt;rotation:90;z-index:251672576;visibility:visible;mso-wrap-style:square;mso-width-percent:0;mso-height-percent:0;mso-wrap-distance-left:9pt;mso-wrap-distance-top:0;mso-wrap-distance-right:9pt;mso-wrap-distance-bottom:0;mso-position-horizontal:absolute;mso-position-horizontal-relative:text;mso-position-vertical:absolute;mso-position-vertical-relative:text;mso-width-percent:0;mso-height-percent:0;mso-width-relative:margin;mso-height-relative:margin;v-text-anchor:top" o:gfxdata="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" filled="f" stroked="f" strokeweight=".5pt">
+            <v:shape w14:anchorId="75046324" id="_x0000_s1034" type="#_x0000_t202" style="position:absolute;margin-left:432.05pt;margin-top:91.25pt;width:113.35pt;height:52.5pt;rotation:90;z-index:251676672;visibility:visible;mso-wrap-style:square;mso-width-percent:0;mso-height-percent:0;mso-wrap-distance-left:9pt;mso-wrap-distance-top:0;mso-wrap-distance-right:9pt;mso-wrap-distance-bottom:0;mso-position-horizontal:absolute;mso-position-horizontal-relative:text;mso-position-vertical:absolute;mso-position-vertical-relative:text;mso-width-percent:0;mso-height-percent:0;mso-width-relative:margin;mso-height-relative:margin;v-text-anchor:top" o:gfxdata="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" filled="f" stroked="f" strokeweight=".5pt">
               <v:textbox>
                 <w:txbxContent>
                   <w:p>
@@ -7852,13 +7332,96 @@
       <mc:AlternateContent>
         <mc:Choice Requires="wps">
           <w:drawing>
-            <wp:anchor distT="0" distB="0" distL="114300" distR="114300" simplePos="0" relativeHeight="251665408" behindDoc="0" locked="0" layoutInCell="1" allowOverlap="1" wp14:anchorId="6DE03179" wp14:editId="535A7251">
+            <wp:anchor distT="0" distB="0" distL="114300" distR="114300" simplePos="0" relativeHeight="251675648" behindDoc="0" locked="0" layoutInCell="1" allowOverlap="1" wp14:anchorId="4A973196" wp14:editId="6FF66AF1">
               <wp:simplePos x="0" y="0"/>
               <wp:positionH relativeFrom="column">
-                <wp:posOffset>5589270</wp:posOffset>
+                <wp:posOffset>5483860</wp:posOffset>
               </wp:positionH>
               <wp:positionV relativeFrom="paragraph">
-                <wp:posOffset>4125595</wp:posOffset>
+                <wp:posOffset>2682240</wp:posOffset>
+              </wp:positionV>
+              <wp:extent cx="1439545" cy="666750"/>
+              <wp:effectExtent l="5398" t="0" r="0" b="0"/>
+              <wp:wrapNone/>
+              <wp:docPr id="2118654224" name="Cuadro de texto 5"/>
+              <wp:cNvGraphicFramePr/>
+              <a:graphic xmlns:a="http://schemas.openxmlformats.org/drawingml/2006/main">
+                <a:graphicData uri="http://schemas.microsoft.com/office/word/2010/wordprocessingShape">
+                  <wps:wsp>
+                    <wps:cNvSpPr txBox="1"/>
+                    <wps:spPr>
+                      <a:xfrm rot="5400000">
+                        <a:off x="0" y="0"/>
+                        <a:ext cx="1439545" cy="666750"/>
+                      </a:xfrm>
+                      <a:prstGeom prst="rect">
+                        <a:avLst/>
+                      </a:prstGeom>
+                      <a:noFill/>
+                      <a:ln w="6350">
+                        <a:noFill/>
+                      </a:ln>
+                    </wps:spPr>
+                    <wps:txbx>
+                      <w:txbxContent>
+                        <w:p>
+                          <w:r>
+                            <w:t>{{FIRMA_CLIENTE2}}</w:t>
+                          </w:r>
+                        </w:p>
+                      </w:txbxContent>
+                    </wps:txbx>
+                    <wps:bodyPr rot="0" spcFirstLastPara="0" vertOverflow="overflow" horzOverflow="overflow" vert="horz" wrap="square" lIns="91440" tIns="45720" rIns="91440" bIns="45720" numCol="1" spcCol="0" rtlCol="0" fromWordArt="0" anchor="t" anchorCtr="0" forceAA="0" compatLnSpc="1">
+                      <a:prstTxWarp prst="textNoShape">
+                        <a:avLst/>
+                      </a:prstTxWarp>
+                      <a:noAutofit/>
+                    </wps:bodyPr>
+                  </wps:wsp>
+                </a:graphicData>
+              </a:graphic>
+              <wp14:sizeRelH relativeFrom="margin">
+                <wp14:pctWidth>0</wp14:pctWidth>
+              </wp14:sizeRelH>
+              <wp14:sizeRelV relativeFrom="margin">
+                <wp14:pctHeight>0</wp14:pctHeight>
+              </wp14:sizeRelV>
+            </wp:anchor>
+          </w:drawing>
+        </mc:Choice>
+        <mc:Fallback>
+          <w:pict>
+            <v:shape w14:anchorId="4A973196" id="_x0000_s1035" type="#_x0000_t202" style="position:absolute;margin-left:431.8pt;margin-top:211.2pt;width:113.35pt;height:52.5pt;rotation:90;z-index:251675648;visibility:visible;mso-wrap-style:square;mso-width-percent:0;mso-height-percent:0;mso-wrap-distance-left:9pt;mso-wrap-distance-top:0;mso-wrap-distance-right:9pt;mso-wrap-distance-bottom:0;mso-position-horizontal:absolute;mso-position-horizontal-relative:text;mso-position-vertical:absolute;mso-position-vertical-relative:text;mso-width-percent:0;mso-height-percent:0;mso-width-relative:margin;mso-height-relative:margin;v-text-anchor:top" o:gfxdata="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" filled="f" stroked="f" strokeweight=".5pt">
+              <v:textbox>
+                <w:txbxContent>
+                  <w:p>
+                    <w:r>
+                      <w:t>{{FIRMA_CLIENTE2}}</w:t>
+                    </w:r>
+                  </w:p>
+                </w:txbxContent>
+              </v:textbox>
+            </v:shape>
+          </w:pict>
+        </mc:Fallback>
+      </mc:AlternateContent>
+    </w:r>
+    <w:r>
+      <w:rPr>
+        <w:rFonts w:ascii="Arial Narrow" w:eastAsia="Arial Narrow" w:hAnsi="Arial Narrow" w:cs="Arial Narrow"/>
+        <w:b/>
+        <w:noProof/>
+      </w:rPr>
+      <mc:AlternateContent>
+        <mc:Choice Requires="wps">
+          <w:drawing>
+            <wp:anchor distT="0" distB="0" distL="114300" distR="114300" simplePos="0" relativeHeight="251674624" behindDoc="0" locked="0" layoutInCell="1" allowOverlap="1" wp14:anchorId="49E133A2" wp14:editId="58EF50AA">
+              <wp:simplePos x="0" y="0"/>
+              <wp:positionH relativeFrom="column">
+                <wp:posOffset>5505450</wp:posOffset>
+              </wp:positionH>
+              <wp:positionV relativeFrom="paragraph">
+                <wp:posOffset>4311650</wp:posOffset>
               </wp:positionV>
               <wp:extent cx="1439545" cy="666750"/>
               <wp:effectExtent l="5398" t="0" r="0" b="0"/>
@@ -7911,7 +7474,7 @@
         </mc:Choice>
         <mc:Fallback>
           <w:pict>
-            <v:shape w14:anchorId="6DE03179" id="_x0000_s1035" type="#_x0000_t202" style="position:absolute;margin-left:440.1pt;margin-top:324.85pt;width:113.35pt;height:52.5pt;rotation:90;z-index:251665408;visibility:visible;mso-wrap-style:square;mso-width-percent:0;mso-height-percent:0;mso-wrap-distance-left:9pt;mso-wrap-distance-top:0;mso-wrap-distance-right:9pt;mso-wrap-distance-bottom:0;mso-position-horizontal:absolute;mso-position-horizontal-relative:text;mso-position-vertical:absolute;mso-position-vertical-relative:text;mso-width-percent:0;mso-height-percent:0;mso-width-relative:margin;mso-height-relative:margin;v-text-anchor:top" o:gfxdata="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" filled="f" stroked="f" strokeweight=".5pt">
+            <v:shape w14:anchorId="49E133A2" id="_x0000_s1036" type="#_x0000_t202" style="position:absolute;margin-left:433.5pt;margin-top:339.5pt;width:113.35pt;height:52.5pt;rotation:90;z-index:251674624;visibility:visible;mso-wrap-style:square;mso-width-percent:0;mso-height-percent:0;mso-wrap-distance-left:9pt;mso-wrap-distance-top:0;mso-wrap-distance-right:9pt;mso-wrap-distance-bottom:0;mso-position-horizontal:absolute;mso-position-horizontal-relative:text;mso-position-vertical:absolute;mso-position-vertical-relative:text;mso-width-percent:0;mso-height-percent:0;mso-width-relative:margin;mso-height-relative:margin;v-text-anchor:top" o:gfxdata="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" filled="f" stroked="f" strokeweight=".5pt">
               <v:textbox>
                 <w:txbxContent>
                   <w:p>
@@ -7935,13 +7498,13 @@
       <mc:AlternateContent>
         <mc:Choice Requires="wps">
           <w:drawing>
-            <wp:anchor distT="0" distB="0" distL="114300" distR="114300" simplePos="0" relativeHeight="251664384" behindDoc="0" locked="0" layoutInCell="1" allowOverlap="1" wp14:anchorId="3829AFCF" wp14:editId="1A2688CA">
+            <wp:anchor distT="0" distB="0" distL="114300" distR="114300" simplePos="0" relativeHeight="251673600" behindDoc="0" locked="0" layoutInCell="1" allowOverlap="1" wp14:anchorId="41BEDF18" wp14:editId="01ACB02D">
               <wp:simplePos x="0" y="0"/>
               <wp:positionH relativeFrom="column">
-                <wp:posOffset>5582285</wp:posOffset>
+                <wp:posOffset>5498465</wp:posOffset>
               </wp:positionH>
               <wp:positionV relativeFrom="paragraph">
-                <wp:posOffset>8731250</wp:posOffset>
+                <wp:posOffset>8916670</wp:posOffset>
               </wp:positionV>
               <wp:extent cx="1439545" cy="666750"/>
               <wp:effectExtent l="5398" t="0" r="0" b="0"/>
@@ -7994,7 +7557,7 @@
         </mc:Choice>
         <mc:Fallback>
           <w:pict>
-            <v:shape w14:anchorId="3829AFCF" id="_x0000_s1036" type="#_x0000_t202" style="position:absolute;margin-left:439.55pt;margin-top:687.5pt;width:113.35pt;height:52.5pt;rotation:90;z-index:251664384;visibility:visible;mso-wrap-style:square;mso-width-percent:0;mso-height-percent:0;mso-wrap-distance-left:9pt;mso-wrap-distance-top:0;mso-wrap-distance-right:9pt;mso-wrap-distance-bottom:0;mso-position-horizontal:absolute;mso-position-horizontal-relative:text;mso-position-vertical:absolute;mso-position-vertical-relative:text;mso-width-percent:0;mso-height-percent:0;mso-width-relative:margin;mso-height-relative:margin;v-text-anchor:top" o:gfxdata="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" filled="f" stroked="f" strokeweight=".5pt">
+            <v:shape w14:anchorId="41BEDF18" id="_x0000_s1037" type="#_x0000_t202" style="position:absolute;margin-left:432.95pt;margin-top:702.1pt;width:113.35pt;height:52.5pt;rotation:90;z-index:251673600;visibility:visible;mso-wrap-style:square;mso-width-percent:0;mso-height-percent:0;mso-wrap-distance-left:9pt;mso-wrap-distance-top:0;mso-wrap-distance-right:9pt;mso-wrap-distance-bottom:0;mso-position-horizontal:absolute;mso-position-horizontal-relative:text;mso-position-vertical:absolute;mso-position-vertical-relative:text;mso-width-percent:0;mso-height-percent:0;mso-width-relative:margin;mso-height-relative:margin;v-text-anchor:top" o:gfxdata="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" filled="f" stroked="f" strokeweight=".5pt">
               <v:textbox>
                 <w:txbxContent>
                   <w:p>
@@ -8018,13 +7581,13 @@
       <mc:AlternateContent>
         <mc:Choice Requires="wps">
           <w:drawing>
-            <wp:anchor distT="0" distB="0" distL="114300" distR="114300" simplePos="0" relativeHeight="251663360" behindDoc="0" locked="0" layoutInCell="1" allowOverlap="1" wp14:anchorId="3528EF31" wp14:editId="025536DE">
+            <wp:anchor distT="0" distB="0" distL="114300" distR="114300" simplePos="0" relativeHeight="251672576" behindDoc="0" locked="0" layoutInCell="1" allowOverlap="1" wp14:anchorId="2A58E82A" wp14:editId="270B9054">
               <wp:simplePos x="0" y="0"/>
               <wp:positionH relativeFrom="column">
-                <wp:posOffset>5574665</wp:posOffset>
+                <wp:posOffset>5490845</wp:posOffset>
               </wp:positionH>
               <wp:positionV relativeFrom="paragraph">
-                <wp:posOffset>5673090</wp:posOffset>
+                <wp:posOffset>5858510</wp:posOffset>
               </wp:positionV>
               <wp:extent cx="1439545" cy="666750"/>
               <wp:effectExtent l="5398" t="0" r="0" b="0"/>
@@ -8077,7 +7640,7 @@
         </mc:Choice>
         <mc:Fallback>
           <w:pict>
-            <v:shape w14:anchorId="3528EF31" id="_x0000_s1037" type="#_x0000_t202" style="position:absolute;margin-left:438.95pt;margin-top:446.7pt;width:113.35pt;height:52.5pt;rotation:90;z-index:251663360;visibility:visible;mso-wrap-style:square;mso-width-percent:0;mso-height-percent:0;mso-wrap-distance-left:9pt;mso-wrap-distance-top:0;mso-wrap-distance-right:9pt;mso-wrap-distance-bottom:0;mso-position-horizontal:absolute;mso-position-horizontal-relative:text;mso-position-vertical:absolute;mso-position-vertical-relative:text;mso-width-percent:0;mso-height-percent:0;mso-width-relative:margin;mso-height-relative:margin;v-text-anchor:top" o:gfxdata="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" filled="f" stroked="f" strokeweight=".5pt">
+            <v:shape w14:anchorId="2A58E82A" id="_x0000_s1038" type="#_x0000_t202" style="position:absolute;margin-left:432.35pt;margin-top:461.3pt;width:113.35pt;height:52.5pt;rotation:90;z-index:251672576;visibility:visible;mso-wrap-style:square;mso-width-percent:0;mso-height-percent:0;mso-wrap-distance-left:9pt;mso-wrap-distance-top:0;mso-wrap-distance-right:9pt;mso-wrap-distance-bottom:0;mso-position-horizontal:absolute;mso-position-horizontal-relative:text;mso-position-vertical:absolute;mso-position-vertical-relative:text;mso-width-percent:0;mso-height-percent:0;mso-width-relative:margin;mso-height-relative:margin;v-text-anchor:top" o:gfxdata="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" filled="f" stroked="f" strokeweight=".5pt">
               <v:textbox>
                 <w:txbxContent>
                   <w:p>
@@ -8168,6 +7731,41 @@
 
 <file path=word/header4.xml><?xml version="1.0" encoding="utf-8"?>
 <w:hdr xmlns:wpc="http://schemas.microsoft.com/office/word/2010/wordprocessingCanvas" xmlns:cx="http://schemas.microsoft.com/office/drawing/2014/chartex" xmlns:cx1="http://schemas.microsoft.com/office/drawing/2015/9/8/chartex" xmlns:cx2="http://schemas.microsoft.com/office/drawing/2015/10/21/chartex" xmlns:cx3="http://schemas.microsoft.com/office/drawing/2016/5/9/chartex" xmlns:cx4="http://schemas.microsoft.com/office/drawing/2016/5/10/chartex" xmlns:cx5="http://schemas.microsoft.com/office/drawing/2016/5/11/chartex" xmlns:cx6="http://schemas.microsoft.com/office/drawing/2016/5/12/chartex" xmlns:cx7="http://schemas.microsoft.com/office/drawing/2016/5/13/chartex" xmlns:cx8="http://schemas.microsoft.com/office/drawing/2016/5/14/chartex" xmlns:mc="http://schemas.openxmlformats.org/markup-compatibility/2006" xmlns:aink="http://schemas.microsoft.com/office/drawing/2016/ink" xmlns:am3d="http://schemas.microsoft.com/office/drawing/2017/model3d" xmlns:o="urn:schemas-microsoft-com:office:office" xmlns:oel="http://schemas.microsoft.com/office/2019/extlst" xmlns:r="http://schemas.openxmlformats.org/officeDocument/2006/relationships" xmlns:m="http://schemas.openxmlformats.org/officeDocument/2006/math" xmlns:v="urn:schemas-microsoft-com:vml" xmlns:wp14="http://schemas.microsoft.com/office/word/2010/wordprocessingDrawing" xmlns:wp="http://schemas.openxmlformats.org/drawingml/2006/wordprocessingDrawing" xmlns:w10="urn:schemas-microsoft-com:office:word" xmlns:w="http://schemas.openxmlformats.org/wordprocessingml/2006/main" xmlns:w14="http://schemas.microsoft.com/office/word/2010/wordml" xmlns:w15="http://schemas.microsoft.com/office/word/2012/wordml" xmlns:w16cex="http://schemas.microsoft.com/office/word/2018/wordml/cex" xmlns:w16cid="http://schemas.microsoft.com/office/word/2016/wordml/cid" xmlns:w16="http://schemas.microsoft.com/office/word/2018/wordml" xmlns:w16du="http://schemas.microsoft.com/office/word/2023/wordml/word16du" xmlns:w16sdtdh="http://schemas.microsoft.com/office/word/2020/wordml/sdtdatahash" xmlns:w16sdtfl="http://schemas.microsoft.com/office/word/2024/wordml/sdtformatlock" xmlns:w16se="http://schemas.microsoft.com/office/word/2015/wordml/symex" xmlns:wpg="http://schemas.microsoft.com/office/word/2010/wordprocessingGroup" xmlns:wpi="http://schemas.microsoft.com/office/word/2010/wordprocessingInk" xmlns:wne="http://schemas.microsoft.com/office/word/2006/wordml" xmlns:wps="http://schemas.microsoft.com/office/word/2010/wordprocessingShape" mc:Ignorable="w14 w15 w16se w16cid w16 w16cex w16sdtdh w16sdtfl w16du wp14">
+  <w:sdt>
+    <w:sdtPr>
+      <w:id w:val="-312491063"/>
+      <w:docPartObj>
+        <w:docPartGallery w:val="Page Numbers (Top of Page)"/>
+        <w:docPartUnique/>
+      </w:docPartObj>
+    </w:sdtPr>
+    <w:sdtContent>
+      <w:p>
+        <w:pPr>
+          <w:pStyle w:val="Encabezado"/>
+          <w:jc w:val="right"/>
+        </w:pPr>
+        <w:r>
+          <w:fldChar w:fldCharType="begin"/>
+        </w:r>
+        <w:r>
+          <w:instrText>PAGE   \* MERGEFORMAT</w:instrText>
+        </w:r>
+        <w:r>
+          <w:fldChar w:fldCharType="separate"/>
+        </w:r>
+        <w:r>
+          <w:rPr>
+            <w:lang w:val="es-ES"/>
+          </w:rPr>
+          <w:t>2</w:t>
+        </w:r>
+        <w:r>
+          <w:fldChar w:fldCharType="end"/>
+        </w:r>
+      </w:p>
+    </w:sdtContent>
+  </w:sdt>
   <w:p>
     <w:pPr>
       <w:pStyle w:val="Encabezado"/>
@@ -8176,7 +7774,7 @@
       <w:rPr>
         <w:noProof/>
       </w:rPr>
-      <w:pict w14:anchorId="6CD12CE7">
+      <w:pict w14:anchorId="7C6347EB">
         <v:shapetype id="_x0000_t75" coordsize="21600,21600" o:spt="75" o:preferrelative="t" path="m@4@5l@4@11@9@11@9@5xe" filled="f" stroked="f">
           <v:stroke joinstyle="miter"/>
           <v:formulas>
@@ -8196,7 +7794,7 @@
           <v:path o:extrusionok="f" gradientshapeok="t" o:connecttype="rect"/>
           <o:lock v:ext="edit" aspectratio="t"/>
         </v:shapetype>
-        <v:shape id="_x0000_s1028" type="#_x0000_t75" style="position:absolute;margin-left:0;margin-top:0;width:612pt;height:14in;z-index:-251645952;mso-position-horizontal:center;mso-position-horizontal-relative:margin;mso-position-vertical:center;mso-position-vertical-relative:margin" o:allowincell="f">
+        <v:shape id="_x0000_s1030" type="#_x0000_t75" style="position:absolute;margin-left:0;margin-top:0;width:612pt;height:14in;z-index:-251634688;mso-position-horizontal:center;mso-position-horizontal-relative:margin;mso-position-vertical:center;mso-position-vertical-relative:margin" o:allowincell="f">
           <v:imagedata r:id="rId1" o:title="Hojamembretada-Oficio-GrupoJora_page-0001"/>
           <w10:wrap anchorx="margin" anchory="margin"/>
         </v:shape>

--- a/pdfs/templates/pdfs/contrato_commeta_pagos_varios.docx
+++ b/pdfs/templates/pdfs/contrato_commeta_pagos_varios.docx
@@ -630,269 +630,325 @@
         <w:rPr>
           <w:rFonts w:ascii="Arial Narrow" w:eastAsia="Arial Narrow" w:hAnsi="Arial Narrow" w:cs="Arial Narrow"/>
         </w:rPr>
-        <w:t xml:space="preserve"> EL LOTE OBJETO DEL PRESENTE CONTRATO, SE ENCUENTRA DENTRO DE UNA FRACCIÓN MAYOR, CONSISTENTE EN UN DESARROLLO DESTINADO A CASA HABITACIÓN, LA CUAL CUENTA CON LOS SIGUIENTES SERVICIOS Y AMENIDADES: ÁREA VERDE, EN LA CUAL SE ENCUENTRAN ASADORES, ALBERCA CON CHAPOTEADERO; ASÍ COMO UNA PALAPA PARA EL USO COMÚN DE LOS HABITANTES Y CANCHA DE VOLEIBOL.</w:t>
-      </w:r>
-    </w:p>
-    <w:p>
-      <w:pPr>
-        <w:pBdr>
-          <w:top w:val="nil"/>
-          <w:left w:val="nil"/>
-          <w:bottom w:val="nil"/>
-          <w:right w:val="nil"/>
-          <w:between w:val="nil"/>
-        </w:pBdr>
+        <w:t xml:space="preserve"> EL LOTE OBJETO DEL PRESENTE CONTRATO, SE ENCUENTRA DENTRO DE UNA FRACCIÓN MAYOR, CONSISTENTE EN UN DESARROLLO DESTINADO A CASA HABITACIÓN</w:t>
+      </w:r>
+      <w:r>
+        <w:rPr>
+          <w:rFonts w:ascii="Arial Narrow" w:eastAsia="Arial Narrow" w:hAnsi="Arial Narrow" w:cs="Arial Narrow"/>
+        </w:rPr>
+        <w:t xml:space="preserve">, </w:t>
+      </w:r>
+      <w:r>
+        <w:rPr>
+          <w:rFonts w:ascii="Arial Narrow" w:eastAsia="Arial Narrow" w:hAnsi="Arial Narrow" w:cs="Arial Narrow"/>
+        </w:rPr>
+        <w:t>LA CUAL CONTARA CON LOS SIGUIENTES SERVICIOS Y AMENIDADES, CONSISTENTES EN: ÁREA VERDE, ASADORES, ALBERCA CON CHAPOTEADERO; ASÍ COMO UNA PALAPA PARA USO COMÚN DE LOS HABITANTES Y CANCHA DE VOLEIBOL.</w:t>
+      </w:r>
+    </w:p>
+    <w:p>
+      <w:pPr>
+        <w:spacing w:before="240" w:after="0"/>
+        <w:jc w:val="both"/>
+        <w:rPr>
+          <w:rFonts w:ascii="Arial Narrow" w:eastAsia="Arial Narrow" w:hAnsi="Arial Narrow" w:cs="Arial Narrow"/>
+          <w:b/>
+          <w:bCs/>
+          <w:highlight w:val="white"/>
+        </w:rPr>
+      </w:pPr>
+      <w:r>
+        <w:rPr>
+          <w:rFonts w:ascii="Arial Narrow" w:eastAsia="Arial Narrow" w:hAnsi="Arial Narrow" w:cs="Arial Narrow"/>
+          <w:b/>
+          <w:bCs/>
+        </w:rPr>
+        <w:t>E.-</w:t>
+      </w:r>
+      <w:r>
+        <w:rPr>
+          <w:rFonts w:ascii="Arial Narrow" w:eastAsia="Arial Narrow" w:hAnsi="Arial Narrow" w:cs="Arial Narrow"/>
+        </w:rPr>
+        <w:t xml:space="preserve"> TAMBIÉN SE CONTARÁ CON SERVICIO DE VIDEOVIGILANCIA A TRAVÉS DE CÁMARAS DE SEGURIDAD, MISMAS QUE SERÁN UBICADAS EN LA ENTRADA PRINCIPAL Y EN OTROS PUNTOS ESTRATÉGICOS DENTRO DEL DESARROLLO HABITACIONAL</w:t>
+      </w:r>
+      <w:r>
+        <w:rPr>
+          <w:rFonts w:ascii="Arial Narrow" w:eastAsia="Arial Narrow" w:hAnsi="Arial Narrow" w:cs="Arial Narrow"/>
+          <w:highlight w:val="white"/>
+        </w:rPr>
+        <w:t>, CUYA INSTALACIÓN Y PUESTA EN</w:t>
+      </w:r>
+      <w:r>
+        <w:rPr>
+          <w:rFonts w:ascii="Arial Narrow" w:eastAsia="Arial Narrow" w:hAnsi="Arial Narrow" w:cs="Arial Narrow"/>
+          <w:b/>
+          <w:bCs/>
+          <w:highlight w:val="white"/>
+        </w:rPr>
+        <w:t xml:space="preserve"> </w:t>
+      </w:r>
+      <w:r>
+        <w:rPr>
+          <w:rFonts w:ascii="Arial Narrow" w:eastAsia="Arial Narrow" w:hAnsi="Arial Narrow" w:cs="Arial Narrow"/>
+          <w:highlight w:val="white"/>
+        </w:rPr>
+        <w:t xml:space="preserve">FUNCIONAMIENTO SE INICIARÁN UNA VEZ QUE EL DESARROLLADOR ALCANCE UN SESENTA POR </w:t>
+      </w:r>
+      <w:r>
+        <w:rPr>
+          <w:rFonts w:ascii="Arial Narrow" w:eastAsia="Arial Narrow" w:hAnsi="Arial Narrow" w:cs="Arial Narrow"/>
+          <w:highlight w:val="white"/>
+        </w:rPr>
+        <w:lastRenderedPageBreak/>
+        <w:t>CIENTO (60%) DE AVANCE EN LA LOTIFICACIÓN Y COMERCIALIZACIÓN DE LOS LOTES DEL DESARROLLO</w:t>
+      </w:r>
+      <w:r>
+        <w:rPr>
+          <w:rFonts w:ascii="Arial Narrow" w:eastAsia="Arial Narrow" w:hAnsi="Arial Narrow" w:cs="Arial Narrow"/>
+        </w:rPr>
+        <w:t>, EN TÉRMINOS DE LO ESTABLECIDO EN EL INCISO H.</w:t>
+      </w:r>
+    </w:p>
+    <w:p>
+      <w:pPr>
+        <w:spacing w:before="240" w:after="0"/>
+        <w:jc w:val="both"/>
+        <w:rPr>
+          <w:rFonts w:ascii="Arial Narrow" w:eastAsia="Arial Narrow" w:hAnsi="Arial Narrow" w:cs="Arial Narrow"/>
+          <w:b/>
+          <w:bCs/>
+        </w:rPr>
+      </w:pPr>
+      <w:r>
+        <w:rPr>
+          <w:rFonts w:ascii="Arial Narrow" w:eastAsia="Arial Narrow" w:hAnsi="Arial Narrow" w:cs="Arial Narrow"/>
+          <w:b/>
+          <w:bCs/>
+        </w:rPr>
+        <w:t>F.-</w:t>
+      </w:r>
+      <w:r>
+        <w:rPr>
+          <w:rFonts w:ascii="Arial Narrow" w:eastAsia="Arial Narrow" w:hAnsi="Arial Narrow" w:cs="Arial Narrow"/>
+        </w:rPr>
+        <w:t xml:space="preserve"> ASIMISMO, EL DESARROLLO CONTARÁ CON SERVICIO D</w:t>
+      </w:r>
+      <w:r>
+        <w:rPr>
+          <w:rFonts w:ascii="Arial Narrow" w:eastAsia="Arial Narrow" w:hAnsi="Arial Narrow" w:cs="Arial Narrow"/>
+          <w:highlight w:val="white"/>
+        </w:rPr>
+        <w:t>E ELECTRIFICACIÓN, CUYA EJECUCIÓN SE INICIARÁ UNA VEZ QUE EL DESARROLLADOR ALCANCE UN SESENTA POR CIENTO (60%) DE AVANCE EN LA COMERCIALIZACIÓN DE LOS LOTES DEL DESARROLLO</w:t>
+      </w:r>
+      <w:r>
+        <w:rPr>
+          <w:rFonts w:ascii="Arial Narrow" w:eastAsia="Arial Narrow" w:hAnsi="Arial Narrow" w:cs="Arial Narrow"/>
+        </w:rPr>
+        <w:t>, EN TÉRMINOS DE LO ESTABLECIDO EN EL INCISO H. CADA POSEEDOR SERÁ RESPONSABLE DE GESTIONAR, POR SU CUENTA, LA CONTRATACIÓN DEL SUMINISTRO ELÉCTRICO ANTE LA COMISIÓN FEDERAL DE ELECTRICIDAD (CFE).</w:t>
+      </w:r>
+    </w:p>
+    <w:p>
+      <w:pPr>
+        <w:spacing w:before="240" w:after="0"/>
+        <w:jc w:val="both"/>
+        <w:rPr>
+          <w:rFonts w:ascii="Arial Narrow" w:eastAsia="Arial Narrow" w:hAnsi="Arial Narrow" w:cs="Arial Narrow"/>
+        </w:rPr>
+      </w:pPr>
+      <w:r>
+        <w:rPr>
+          <w:rFonts w:ascii="Arial Narrow" w:eastAsia="Arial Narrow" w:hAnsi="Arial Narrow" w:cs="Arial Narrow"/>
+          <w:b/>
+          <w:bCs/>
+        </w:rPr>
+        <w:t>G.-</w:t>
+      </w:r>
+      <w:r>
+        <w:rPr>
+          <w:rFonts w:ascii="Arial Narrow" w:eastAsia="Arial Narrow" w:hAnsi="Arial Narrow" w:cs="Arial Narrow"/>
+        </w:rPr>
+        <w:t xml:space="preserve"> </w:t>
+      </w:r>
+      <w:r>
+        <w:rPr>
+          <w:rFonts w:ascii="Arial Narrow" w:eastAsia="Arial Narrow" w:hAnsi="Arial Narrow" w:cs="Arial Narrow"/>
+        </w:rPr>
+        <w:t>DE IGUAL FORMA, EL SERVICIO DE LA RED DE AGUA POTABLE SE INICIARÁ UNA VEZ QUE EL DESARROLLO HAYA ALCANZADO UN SESENTA POR CIENTO (60%) DE AVANCE EN LA COMERCIALIZACIÓN DE LOS LOTES, EN TÉRMINOS DE LO ESTABLECIDO EN EL INCISO H.</w:t>
+      </w:r>
+      <w:r>
+        <w:rPr>
+          <w:rFonts w:ascii="Arial Narrow" w:eastAsia="Arial Narrow" w:hAnsi="Arial Narrow" w:cs="Arial Narrow"/>
+          <w:highlight w:val="white"/>
+        </w:rPr>
+        <w:t xml:space="preserve"> LA GESTIÓN, CONTRATACIÓN E INSTALACIÓN DEL REFERIDO SERVICIO SERÁ RESPONSABILIDAD EXCLUSIVA DE CADA “CESIONARIO”, QUIEN DEBERÁ REALIZAR LOS TRÁMITES CORRESPONDIE</w:t>
+      </w:r>
+      <w:r>
+        <w:rPr>
+          <w:rFonts w:ascii="Arial Narrow" w:eastAsia="Arial Narrow" w:hAnsi="Arial Narrow" w:cs="Arial Narrow"/>
+        </w:rPr>
+        <w:t xml:space="preserve">NTES ANTE LAS AUTORIDADES COMPETENTES, CONFORME A LA NORMATIVA APLICABLE. LOS GASTOS QUE SE GENEREN POR LA CONTRATACIÓN, INSTALACIÓN Y CONEXIÓN DEL SERVICIO DE AGUA POTABLE SERÁN ASUMIDOS EN SU TOTALIDAD POR </w:t>
+      </w:r>
+      <w:r>
+        <w:rPr>
+          <w:rFonts w:ascii="Arial Narrow" w:eastAsia="Arial Narrow" w:hAnsi="Arial Narrow" w:cs="Arial Narrow"/>
+        </w:rPr>
+        <w:t>“</w:t>
+      </w:r>
+      <w:r>
+        <w:rPr>
+          <w:rFonts w:ascii="Arial Narrow" w:eastAsia="Arial Narrow" w:hAnsi="Arial Narrow" w:cs="Arial Narrow"/>
+        </w:rPr>
+        <w:t>{{SEXO_1}}</w:t>
+      </w:r>
+      <w:r>
+        <w:rPr>
+          <w:rFonts w:ascii="Arial Narrow" w:eastAsia="Arial Narrow" w:hAnsi="Arial Narrow" w:cs="Arial Narrow"/>
+        </w:rPr>
+        <w:t xml:space="preserve"> CESIONARI</w:t>
+      </w:r>
+      <w:r>
+        <w:rPr>
+          <w:rFonts w:ascii="Arial Narrow" w:eastAsia="Arial Narrow" w:hAnsi="Arial Narrow" w:cs="Arial Narrow"/>
+        </w:rPr>
+        <w:t>{{SEXO_2</w:t>
+      </w:r>
+      <w:proofErr w:type="gramStart"/>
+      <w:r>
+        <w:rPr>
+          <w:rFonts w:ascii="Arial Narrow" w:eastAsia="Arial Narrow" w:hAnsi="Arial Narrow" w:cs="Arial Narrow"/>
+        </w:rPr>
+        <w:t>}}</w:t>
+      </w:r>
+      <w:r>
+        <w:rPr>
+          <w:rFonts w:ascii="Arial Narrow" w:eastAsia="Arial Narrow" w:hAnsi="Arial Narrow" w:cs="Arial Narrow"/>
+        </w:rPr>
+        <w:t>S</w:t>
+      </w:r>
+      <w:proofErr w:type="gramEnd"/>
+      <w:r>
+        <w:rPr>
+          <w:rFonts w:ascii="Arial Narrow" w:eastAsia="Arial Narrow" w:hAnsi="Arial Narrow" w:cs="Arial Narrow"/>
+        </w:rPr>
+        <w:t>”</w:t>
+      </w:r>
+      <w:r>
+        <w:rPr>
+          <w:rFonts w:ascii="Arial Narrow" w:eastAsia="Arial Narrow" w:hAnsi="Arial Narrow" w:cs="Arial Narrow"/>
+        </w:rPr>
+        <w:t xml:space="preserve"> DEL LOTE RESPECTIVO.</w:t>
+      </w:r>
+    </w:p>
+    <w:p>
+      <w:pPr>
+        <w:spacing w:before="240" w:after="0"/>
+        <w:jc w:val="both"/>
+        <w:rPr>
+          <w:rFonts w:ascii="Arial Narrow" w:eastAsia="Arial Narrow" w:hAnsi="Arial Narrow" w:cs="Arial Narrow"/>
+        </w:rPr>
+      </w:pPr>
+      <w:r>
+        <w:rPr>
+          <w:rFonts w:ascii="Arial Narrow" w:eastAsia="Arial Narrow" w:hAnsi="Arial Narrow" w:cs="Arial Narrow"/>
+          <w:b/>
+          <w:bCs/>
+        </w:rPr>
+        <w:t>H.-</w:t>
+      </w:r>
+      <w:r>
+        <w:rPr>
+          <w:rFonts w:ascii="Arial Narrow" w:eastAsia="Arial Narrow" w:hAnsi="Arial Narrow" w:cs="Arial Narrow"/>
+        </w:rPr>
+        <w:t xml:space="preserve"> PARA LA DETERMINACIÓN DEL AVANCE DEL SESENTA POR CIENTO (60%) EN LA COMERCIALIZACIÓN DE LOS LOTES DEL DESARROLLO, ÚNICAMENTE SE CONSIDERARÁN AQUELLOS LOTES CUYO PRECIO HAYA SIDO PAGADO EN SU TOTALIDAD, SIN QUE EL CUMPLIMIENTO DE DICHO PORCENTAJE CONSTITUYA FECHA CIERTA NI GENERE OBLIGACIÓN INMEDIATA DE EJECUCIÓN.</w:t>
+      </w:r>
+    </w:p>
+    <w:p>
+      <w:pPr>
         <w:spacing w:after="0" w:line="240" w:lineRule="auto"/>
         <w:jc w:val="both"/>
         <w:rPr>
           <w:rFonts w:ascii="Arial Narrow" w:eastAsia="Arial Narrow" w:hAnsi="Arial Narrow" w:cs="Arial Narrow"/>
         </w:rPr>
       </w:pPr>
-    </w:p>
-    <w:p>
-      <w:pPr>
-        <w:spacing w:before="240" w:after="0"/>
-        <w:jc w:val="both"/>
-        <w:rPr>
-          <w:rFonts w:ascii="Arial Narrow" w:eastAsia="Arial Narrow" w:hAnsi="Arial Narrow" w:cs="Arial Narrow"/>
-          <w:b/>
-          <w:bCs/>
-          <w:highlight w:val="white"/>
-        </w:rPr>
-      </w:pPr>
-      <w:r>
-        <w:rPr>
-          <w:rFonts w:ascii="Arial Narrow" w:eastAsia="Arial Narrow" w:hAnsi="Arial Narrow" w:cs="Arial Narrow"/>
-          <w:b/>
-          <w:bCs/>
-        </w:rPr>
-        <w:t>E.-</w:t>
-      </w:r>
-      <w:r>
-        <w:rPr>
-          <w:rFonts w:ascii="Arial Narrow" w:eastAsia="Arial Narrow" w:hAnsi="Arial Narrow" w:cs="Arial Narrow"/>
-        </w:rPr>
-        <w:t xml:space="preserve"> TAMBIÉN SE CONTARÁ CON SERVICIO DE VIDEOVIGILANCIA A TRAVÉS DE CÁMARAS DE SEGURIDAD, MISMAS QUE SERÁN UBICADAS EN LA ENTRADA PRINCIPAL Y EN OTROS PUNTOS ESTRATÉGICOS DENTRO DEL DESARROLLO HABITACIONAL</w:t>
-      </w:r>
-      <w:r>
-        <w:rPr>
-          <w:rFonts w:ascii="Arial Narrow" w:eastAsia="Arial Narrow" w:hAnsi="Arial Narrow" w:cs="Arial Narrow"/>
-          <w:highlight w:val="white"/>
-        </w:rPr>
-        <w:t>, CUYA INSTALACIÓN Y PUESTA EN</w:t>
-      </w:r>
-      <w:r>
-        <w:rPr>
-          <w:rFonts w:ascii="Arial Narrow" w:eastAsia="Arial Narrow" w:hAnsi="Arial Narrow" w:cs="Arial Narrow"/>
-          <w:b/>
-          <w:bCs/>
-          <w:highlight w:val="white"/>
+      <w:r>
+        <w:rPr>
+          <w:rFonts w:ascii="Arial Narrow" w:eastAsia="Arial Narrow" w:hAnsi="Arial Narrow" w:cs="Arial Narrow"/>
+        </w:rPr>
+        <w:br/>
+      </w:r>
+      <w:r>
+        <w:rPr>
+          <w:rFonts w:ascii="Arial Narrow" w:eastAsia="Arial Narrow" w:hAnsi="Arial Narrow" w:cs="Arial Narrow"/>
+          <w:b/>
+          <w:bCs/>
+        </w:rPr>
+        <w:t>II) DECLARA</w:t>
+      </w:r>
+      <w:r>
+        <w:rPr>
+          <w:rFonts w:ascii="Arial Narrow" w:eastAsia="Arial Narrow" w:hAnsi="Arial Narrow" w:cs="Arial Narrow"/>
+          <w:b/>
+          <w:bCs/>
+        </w:rPr>
+        <w:t>N</w:t>
+      </w:r>
+      <w:r>
+        <w:rPr>
+          <w:rFonts w:ascii="Arial Narrow" w:eastAsia="Arial Narrow" w:hAnsi="Arial Narrow" w:cs="Arial Narrow"/>
+          <w:b/>
+          <w:bCs/>
         </w:rPr>
         <w:t xml:space="preserve"> </w:t>
       </w:r>
       <w:r>
         <w:rPr>
           <w:rFonts w:ascii="Arial Narrow" w:eastAsia="Arial Narrow" w:hAnsi="Arial Narrow" w:cs="Arial Narrow"/>
-          <w:highlight w:val="white"/>
-        </w:rPr>
-        <w:lastRenderedPageBreak/>
-        <w:t>FUNCIONAMIENTO SE INICIARÁN UNA VEZ QUE EL DESARROLLADOR ALCANCE UN SESENTA POR CIENTO (60%) DE AVANCE EN LA LOTIFICACIÓN Y COMERCIALIZACIÓN DE LOS LOTES DEL DESARROLLO.</w:t>
-      </w:r>
-    </w:p>
-    <w:p>
-      <w:pPr>
-        <w:spacing w:before="240" w:after="0"/>
-        <w:jc w:val="both"/>
-        <w:rPr>
-          <w:rFonts w:ascii="Arial Narrow" w:eastAsia="Arial Narrow" w:hAnsi="Arial Narrow" w:cs="Arial Narrow"/>
-          <w:b/>
-          <w:bCs/>
-        </w:rPr>
-      </w:pPr>
-      <w:r>
-        <w:rPr>
-          <w:rFonts w:ascii="Arial Narrow" w:eastAsia="Arial Narrow" w:hAnsi="Arial Narrow" w:cs="Arial Narrow"/>
-          <w:b/>
-          <w:bCs/>
-        </w:rPr>
-        <w:t>F.-</w:t>
-      </w:r>
-      <w:r>
-        <w:rPr>
-          <w:rFonts w:ascii="Arial Narrow" w:eastAsia="Arial Narrow" w:hAnsi="Arial Narrow" w:cs="Arial Narrow"/>
-        </w:rPr>
-        <w:t xml:space="preserve"> ASIMISMO, EL DESARROLLO CONTARÁ CON SERVICIO D</w:t>
-      </w:r>
-      <w:r>
-        <w:rPr>
-          <w:rFonts w:ascii="Arial Narrow" w:eastAsia="Arial Narrow" w:hAnsi="Arial Narrow" w:cs="Arial Narrow"/>
-          <w:highlight w:val="white"/>
-        </w:rPr>
-        <w:t>E ELECTRIFICACIÓN, CUYA EJECUCIÓN SE INICIARÁ UNA VEZ QUE EL DESARROLLADOR ALCANCE UN SESENTA POR CIENTO (60%) DE AVANCE EN LA COMERCIALIZACIÓN DE LOS LOTES DEL DESARROLLO, SIN QUE DICHO</w:t>
-      </w:r>
-      <w:r>
-        <w:rPr>
-          <w:rFonts w:ascii="Arial Narrow" w:eastAsia="Arial Narrow" w:hAnsi="Arial Narrow" w:cs="Arial Narrow"/>
-        </w:rPr>
-        <w:t xml:space="preserve"> PORCENTAJE CONSTITUYA UNA FECHA CIERTA NI GENERE OBLIGACIÓN INMEDIATA DE EJECUCIÓN. CADA POSEEDOR SERÁ RESPONSABLE DE GESTIONAR, POR SU CUENTA, LA CONTRATACIÓN DEL SUMINISTRO ELÉCTRICO ANTE LA COMISIÓN FEDERAL DE ELECTRICIDAD (CFE).</w:t>
-      </w:r>
-    </w:p>
-    <w:p>
-      <w:pPr>
-        <w:spacing w:before="240" w:after="0"/>
-        <w:jc w:val="both"/>
-        <w:rPr>
-          <w:rFonts w:ascii="Arial Narrow" w:eastAsia="Arial Narrow" w:hAnsi="Arial Narrow" w:cs="Arial Narrow"/>
-        </w:rPr>
-      </w:pPr>
-      <w:r>
-        <w:rPr>
-          <w:rFonts w:ascii="Arial Narrow" w:eastAsia="Arial Narrow" w:hAnsi="Arial Narrow" w:cs="Arial Narrow"/>
-          <w:b/>
-          <w:bCs/>
-        </w:rPr>
-        <w:t>G.-</w:t>
-      </w:r>
-      <w:r>
-        <w:rPr>
-          <w:rFonts w:ascii="Arial Narrow" w:eastAsia="Arial Narrow" w:hAnsi="Arial Narrow" w:cs="Arial Narrow"/>
-        </w:rPr>
-        <w:t xml:space="preserve"> DE IGUAL FORMA, EL SERVICIO DE LA RED DE AGUA</w:t>
-      </w:r>
-      <w:r>
-        <w:rPr>
-          <w:rFonts w:ascii="Arial Narrow" w:eastAsia="Arial Narrow" w:hAnsi="Arial Narrow" w:cs="Arial Narrow"/>
-          <w:highlight w:val="white"/>
-        </w:rPr>
-        <w:t xml:space="preserve"> POTABLE SE INICIARÁ UNA VEZ QUE EL DESARROLLO DE LA LOTIFICACIÓN HAYA ALCANZADO, COMO MÍNIMO, UN SESENTA POR CIENTO (60%) DE AVANCE EN LA COMERCIALIZACIÓN DE LOS LOTES. LA GESTIÓN, CONTRATACIÓN E INSTALACIÓN DEL REFERIDO SERVICIO SERÁ RESPONSABILIDAD EXCLUSIVA DE CADA “CESIONARIO”, QUIEN DEBERÁ REALIZAR LOS TRÁMITES CORRESPONDIE</w:t>
-      </w:r>
-      <w:r>
-        <w:rPr>
-          <w:rFonts w:ascii="Arial Narrow" w:eastAsia="Arial Narrow" w:hAnsi="Arial Narrow" w:cs="Arial Narrow"/>
-        </w:rPr>
-        <w:t xml:space="preserve">NTES ANTE LAS AUTORIDADES COMPETENTES, CONFORME A LA NORMATIVA APLICABLE. LOS GASTOS QUE SE GENEREN POR LA CONTRATACIÓN, INSTALACIÓN Y CONEXIÓN DEL SERVICIO DE AGUA POTABLE SERÁN ASUMIDOS EN SU TOTALIDAD POR </w:t>
-      </w:r>
-      <w:r>
-        <w:rPr>
-          <w:rFonts w:ascii="Arial Narrow" w:eastAsia="Arial Narrow" w:hAnsi="Arial Narrow" w:cs="Arial Narrow"/>
+          <w:b/>
+          <w:bCs/>
         </w:rPr>
         <w:t>“</w:t>
       </w:r>
       <w:r>
         <w:rPr>
           <w:rFonts w:ascii="Arial Narrow" w:eastAsia="Arial Narrow" w:hAnsi="Arial Narrow" w:cs="Arial Narrow"/>
+          <w:b/>
+          <w:bCs/>
         </w:rPr>
         <w:t>{{SEXO_1}}</w:t>
       </w:r>
       <w:r>
         <w:rPr>
           <w:rFonts w:ascii="Arial Narrow" w:eastAsia="Arial Narrow" w:hAnsi="Arial Narrow" w:cs="Arial Narrow"/>
+          <w:b/>
+          <w:bCs/>
         </w:rPr>
         <w:t xml:space="preserve"> CESIONARI</w:t>
       </w:r>
       <w:r>
         <w:rPr>
           <w:rFonts w:ascii="Arial Narrow" w:eastAsia="Arial Narrow" w:hAnsi="Arial Narrow" w:cs="Arial Narrow"/>
-        </w:rPr>
-        <w:t>{{SEXO_2}}</w:t>
-      </w:r>
-      <w:r>
-        <w:rPr>
-          <w:rFonts w:ascii="Arial Narrow" w:eastAsia="Arial Narrow" w:hAnsi="Arial Narrow" w:cs="Arial Narrow"/>
+          <w:b/>
+          <w:bCs/>
+        </w:rPr>
+        <w:t>{{SEXO_2</w:t>
+      </w:r>
+      <w:proofErr w:type="gramStart"/>
+      <w:r>
+        <w:rPr>
+          <w:rFonts w:ascii="Arial Narrow" w:eastAsia="Arial Narrow" w:hAnsi="Arial Narrow" w:cs="Arial Narrow"/>
+          <w:b/>
+          <w:bCs/>
+        </w:rPr>
+        <w:t>}}</w:t>
+      </w:r>
+      <w:r>
+        <w:rPr>
+          <w:rFonts w:ascii="Arial Narrow" w:eastAsia="Arial Narrow" w:hAnsi="Arial Narrow" w:cs="Arial Narrow"/>
+          <w:b/>
+          <w:bCs/>
         </w:rPr>
         <w:t>S</w:t>
       </w:r>
-      <w:r>
-        <w:rPr>
-          <w:rFonts w:ascii="Arial Narrow" w:eastAsia="Arial Narrow" w:hAnsi="Arial Narrow" w:cs="Arial Narrow"/>
-        </w:rPr>
-        <w:t>”</w:t>
-      </w:r>
-      <w:r>
-        <w:rPr>
-          <w:rFonts w:ascii="Arial Narrow" w:eastAsia="Arial Narrow" w:hAnsi="Arial Narrow" w:cs="Arial Narrow"/>
-        </w:rPr>
-        <w:t xml:space="preserve"> DEL LOTE RESPECTIVO.</w:t>
-      </w:r>
-    </w:p>
-    <w:p>
-      <w:pPr>
-        <w:spacing w:after="0" w:line="240" w:lineRule="auto"/>
-        <w:jc w:val="both"/>
-        <w:rPr>
-          <w:rFonts w:ascii="Arial Narrow" w:eastAsia="Arial Narrow" w:hAnsi="Arial Narrow" w:cs="Arial Narrow"/>
-        </w:rPr>
-      </w:pPr>
-      <w:r>
-        <w:rPr>
-          <w:rFonts w:ascii="Arial Narrow" w:eastAsia="Arial Narrow" w:hAnsi="Arial Narrow" w:cs="Arial Narrow"/>
-        </w:rPr>
-        <w:br/>
-      </w:r>
-      <w:r>
-        <w:rPr>
-          <w:rFonts w:ascii="Arial Narrow" w:eastAsia="Arial Narrow" w:hAnsi="Arial Narrow" w:cs="Arial Narrow"/>
-          <w:b/>
-          <w:bCs/>
-        </w:rPr>
-        <w:t>II) DECLARA</w:t>
-      </w:r>
-      <w:r>
-        <w:rPr>
-          <w:rFonts w:ascii="Arial Narrow" w:eastAsia="Arial Narrow" w:hAnsi="Arial Narrow" w:cs="Arial Narrow"/>
-          <w:b/>
-          <w:bCs/>
-        </w:rPr>
-        <w:t>N</w:t>
-      </w:r>
-      <w:r>
-        <w:rPr>
-          <w:rFonts w:ascii="Arial Narrow" w:eastAsia="Arial Narrow" w:hAnsi="Arial Narrow" w:cs="Arial Narrow"/>
-          <w:b/>
-          <w:bCs/>
-        </w:rPr>
-        <w:t xml:space="preserve"> </w:t>
-      </w:r>
-      <w:r>
-        <w:rPr>
-          <w:rFonts w:ascii="Arial Narrow" w:eastAsia="Arial Narrow" w:hAnsi="Arial Narrow" w:cs="Arial Narrow"/>
-          <w:b/>
-          <w:bCs/>
-        </w:rPr>
-        <w:t>“</w:t>
-      </w:r>
-      <w:r>
-        <w:rPr>
-          <w:rFonts w:ascii="Arial Narrow" w:eastAsia="Arial Narrow" w:hAnsi="Arial Narrow" w:cs="Arial Narrow"/>
-          <w:b/>
-          <w:bCs/>
-        </w:rPr>
-        <w:t>{{SEXO_1}}</w:t>
-      </w:r>
-      <w:r>
-        <w:rPr>
-          <w:rFonts w:ascii="Arial Narrow" w:eastAsia="Arial Narrow" w:hAnsi="Arial Narrow" w:cs="Arial Narrow"/>
-          <w:b/>
-          <w:bCs/>
-        </w:rPr>
-        <w:t xml:space="preserve"> CESIONARI</w:t>
-      </w:r>
-      <w:r>
-        <w:rPr>
-          <w:rFonts w:ascii="Arial Narrow" w:eastAsia="Arial Narrow" w:hAnsi="Arial Narrow" w:cs="Arial Narrow"/>
-          <w:b/>
-          <w:bCs/>
-        </w:rPr>
-        <w:t>{{SEXO_2}}</w:t>
-      </w:r>
-      <w:r>
-        <w:rPr>
-          <w:rFonts w:ascii="Arial Narrow" w:eastAsia="Arial Narrow" w:hAnsi="Arial Narrow" w:cs="Arial Narrow"/>
-          <w:b/>
-          <w:bCs/>
-        </w:rPr>
-        <w:t>S</w:t>
-      </w:r>
+      <w:proofErr w:type="gramEnd"/>
       <w:r>
         <w:rPr>
           <w:rFonts w:ascii="Arial Narrow" w:eastAsia="Arial Narrow" w:hAnsi="Arial Narrow" w:cs="Arial Narrow"/>
@@ -1632,31 +1688,87 @@
         <w:rPr>
           <w:rFonts w:ascii="Arial Narrow" w:eastAsia="Arial Narrow" w:hAnsi="Arial Narrow" w:cs="Arial Narrow"/>
         </w:rPr>
-        <w:t xml:space="preserve">LOTE    </w:t>
-      </w:r>
-      <w:r>
-        <w:rPr>
-          <w:rFonts w:ascii="Arial Narrow" w:eastAsia="Arial Narrow" w:hAnsi="Arial Narrow" w:cs="Arial Narrow"/>
-        </w:rPr>
-        <w:t>{{ID_LOTE}}</w:t>
-      </w:r>
-      <w:r>
-        <w:rPr>
-          <w:rFonts w:ascii="Arial Narrow" w:eastAsia="Arial Narrow" w:hAnsi="Arial Narrow" w:cs="Arial Narrow"/>
-        </w:rPr>
-        <w:t xml:space="preserve">     MANZANA    </w:t>
-      </w:r>
-      <w:r>
-        <w:rPr>
-          <w:rFonts w:ascii="Arial Narrow" w:eastAsia="Arial Narrow" w:hAnsi="Arial Narrow" w:cs="Arial Narrow"/>
-        </w:rPr>
-        <w:t>{{MANZ}}</w:t>
-      </w:r>
-      <w:r>
-        <w:rPr>
-          <w:rFonts w:ascii="Arial Narrow" w:eastAsia="Arial Narrow" w:hAnsi="Arial Narrow" w:cs="Arial Narrow"/>
-        </w:rPr>
-        <w:t xml:space="preserve">             </w:t>
+        <w:t xml:space="preserve">LOTE </w:t>
+      </w:r>
+      <w:proofErr w:type="gramStart"/>
+      <w:r>
+        <w:rPr>
+          <w:rFonts w:ascii="Arial Narrow" w:eastAsia="Arial Narrow" w:hAnsi="Arial Narrow" w:cs="Arial Narrow"/>
+        </w:rPr>
+        <w:t xml:space="preserve">   </w:t>
+      </w:r>
+      <w:r>
+        <w:rPr>
+          <w:rFonts w:ascii="Arial Narrow" w:eastAsia="Arial Narrow" w:hAnsi="Arial Narrow" w:cs="Arial Narrow"/>
+        </w:rPr>
+        <w:t>{</w:t>
+      </w:r>
+      <w:proofErr w:type="gramEnd"/>
+      <w:r>
+        <w:rPr>
+          <w:rFonts w:ascii="Arial Narrow" w:eastAsia="Arial Narrow" w:hAnsi="Arial Narrow" w:cs="Arial Narrow"/>
+        </w:rPr>
+        <w:t>{ID_LOTE</w:t>
+      </w:r>
+      <w:proofErr w:type="gramStart"/>
+      <w:r>
+        <w:rPr>
+          <w:rFonts w:ascii="Arial Narrow" w:eastAsia="Arial Narrow" w:hAnsi="Arial Narrow" w:cs="Arial Narrow"/>
+        </w:rPr>
+        <w:t>}}</w:t>
+      </w:r>
+      <w:r>
+        <w:rPr>
+          <w:rFonts w:ascii="Arial Narrow" w:eastAsia="Arial Narrow" w:hAnsi="Arial Narrow" w:cs="Arial Narrow"/>
+        </w:rPr>
+        <w:t xml:space="preserve">   </w:t>
+      </w:r>
+      <w:proofErr w:type="gramEnd"/>
+      <w:r>
+        <w:rPr>
+          <w:rFonts w:ascii="Arial Narrow" w:eastAsia="Arial Narrow" w:hAnsi="Arial Narrow" w:cs="Arial Narrow"/>
+        </w:rPr>
+        <w:t xml:space="preserve">  MANZANA </w:t>
+      </w:r>
+      <w:proofErr w:type="gramStart"/>
+      <w:r>
+        <w:rPr>
+          <w:rFonts w:ascii="Arial Narrow" w:eastAsia="Arial Narrow" w:hAnsi="Arial Narrow" w:cs="Arial Narrow"/>
+        </w:rPr>
+        <w:t xml:space="preserve">   </w:t>
+      </w:r>
+      <w:r>
+        <w:rPr>
+          <w:rFonts w:ascii="Arial Narrow" w:eastAsia="Arial Narrow" w:hAnsi="Arial Narrow" w:cs="Arial Narrow"/>
+        </w:rPr>
+        <w:t>{</w:t>
+      </w:r>
+      <w:proofErr w:type="gramEnd"/>
+      <w:r>
+        <w:rPr>
+          <w:rFonts w:ascii="Arial Narrow" w:eastAsia="Arial Narrow" w:hAnsi="Arial Narrow" w:cs="Arial Narrow"/>
+        </w:rPr>
+        <w:t>{MANZ</w:t>
+      </w:r>
+      <w:proofErr w:type="gramStart"/>
+      <w:r>
+        <w:rPr>
+          <w:rFonts w:ascii="Arial Narrow" w:eastAsia="Arial Narrow" w:hAnsi="Arial Narrow" w:cs="Arial Narrow"/>
+        </w:rPr>
+        <w:t>}}</w:t>
+      </w:r>
+      <w:r>
+        <w:rPr>
+          <w:rFonts w:ascii="Arial Narrow" w:eastAsia="Arial Narrow" w:hAnsi="Arial Narrow" w:cs="Arial Narrow"/>
+        </w:rPr>
+        <w:t xml:space="preserve">   </w:t>
+      </w:r>
+      <w:proofErr w:type="gramEnd"/>
+      <w:r>
+        <w:rPr>
+          <w:rFonts w:ascii="Arial Narrow" w:eastAsia="Arial Narrow" w:hAnsi="Arial Narrow" w:cs="Arial Narrow"/>
+        </w:rPr>
+        <w:t xml:space="preserve">          </w:t>
       </w:r>
       <w:r>
         <w:rPr>
@@ -2549,13 +2661,27 @@
         <w:rPr>
           <w:rFonts w:ascii="Arial Narrow" w:eastAsia="Arial Narrow" w:hAnsi="Arial Narrow" w:cs="Arial Narrow"/>
         </w:rPr>
-        <w:t>{{METROS_CUADRADOS}}</w:t>
-      </w:r>
-      <w:r>
-        <w:rPr>
-          <w:rFonts w:ascii="Arial Narrow" w:eastAsia="Arial Narrow" w:hAnsi="Arial Narrow" w:cs="Arial Narrow"/>
-        </w:rPr>
-        <w:t xml:space="preserve">   M2</w:t>
+        <w:t>{{METROS_CUADRADOS</w:t>
+      </w:r>
+      <w:proofErr w:type="gramStart"/>
+      <w:r>
+        <w:rPr>
+          <w:rFonts w:ascii="Arial Narrow" w:eastAsia="Arial Narrow" w:hAnsi="Arial Narrow" w:cs="Arial Narrow"/>
+        </w:rPr>
+        <w:t>}}</w:t>
+      </w:r>
+      <w:r>
+        <w:rPr>
+          <w:rFonts w:ascii="Arial Narrow" w:eastAsia="Arial Narrow" w:hAnsi="Arial Narrow" w:cs="Arial Narrow"/>
+        </w:rPr>
+        <w:t xml:space="preserve">   </w:t>
+      </w:r>
+      <w:proofErr w:type="gramEnd"/>
+      <w:r>
+        <w:rPr>
+          <w:rFonts w:ascii="Arial Narrow" w:eastAsia="Arial Narrow" w:hAnsi="Arial Narrow" w:cs="Arial Narrow"/>
+        </w:rPr>
+        <w:t>M2</w:t>
       </w:r>
       <w:r>
         <w:rPr>
@@ -2893,7 +3019,14 @@
         <w:rPr>
           <w:rFonts w:ascii="Arial Narrow" w:eastAsia="Arial Narrow" w:hAnsi="Arial Narrow" w:cs="Arial Narrow"/>
         </w:rPr>
-        <w:t>{{SEXO_4}}</w:t>
+        <w:t>{{SEXO_4</w:t>
+      </w:r>
+      <w:proofErr w:type="gramStart"/>
+      <w:r>
+        <w:rPr>
+          <w:rFonts w:ascii="Arial Narrow" w:eastAsia="Arial Narrow" w:hAnsi="Arial Narrow" w:cs="Arial Narrow"/>
+        </w:rPr>
+        <w:t>}}</w:t>
       </w:r>
       <w:r>
         <w:rPr>
@@ -2901,11 +3034,19 @@
         </w:rPr>
         <w:t>CESIONARI</w:t>
       </w:r>
-      <w:r>
-        <w:rPr>
-          <w:rFonts w:ascii="Arial Narrow" w:eastAsia="Arial Narrow" w:hAnsi="Arial Narrow" w:cs="Arial Narrow"/>
-        </w:rPr>
-        <w:t>{{SEXO_2}}</w:t>
+      <w:proofErr w:type="gramEnd"/>
+      <w:r>
+        <w:rPr>
+          <w:rFonts w:ascii="Arial Narrow" w:eastAsia="Arial Narrow" w:hAnsi="Arial Narrow" w:cs="Arial Narrow"/>
+        </w:rPr>
+        <w:t>{{SEXO_2</w:t>
+      </w:r>
+      <w:proofErr w:type="gramStart"/>
+      <w:r>
+        <w:rPr>
+          <w:rFonts w:ascii="Arial Narrow" w:eastAsia="Arial Narrow" w:hAnsi="Arial Narrow" w:cs="Arial Narrow"/>
+        </w:rPr>
+        <w:t>}}</w:t>
       </w:r>
       <w:r>
         <w:rPr>
@@ -2913,6 +3054,7 @@
         </w:rPr>
         <w:t>S</w:t>
       </w:r>
+      <w:proofErr w:type="gramEnd"/>
       <w:r>
         <w:rPr>
           <w:rFonts w:ascii="Arial Narrow" w:eastAsia="Arial Narrow" w:hAnsi="Arial Narrow" w:cs="Arial Narrow"/>
@@ -2999,7 +3141,14 @@
         <w:rPr>
           <w:rFonts w:ascii="Arial Narrow" w:eastAsia="Arial Narrow" w:hAnsi="Arial Narrow" w:cs="Arial Narrow"/>
         </w:rPr>
-        <w:t>{{SEXO_2}}</w:t>
+        <w:t>{{SEXO_2</w:t>
+      </w:r>
+      <w:proofErr w:type="gramStart"/>
+      <w:r>
+        <w:rPr>
+          <w:rFonts w:ascii="Arial Narrow" w:eastAsia="Arial Narrow" w:hAnsi="Arial Narrow" w:cs="Arial Narrow"/>
+        </w:rPr>
+        <w:t>}}</w:t>
       </w:r>
       <w:r>
         <w:rPr>
@@ -3007,6 +3156,7 @@
         </w:rPr>
         <w:t>S</w:t>
       </w:r>
+      <w:proofErr w:type="gramEnd"/>
       <w:r>
         <w:rPr>
           <w:rFonts w:ascii="Arial Narrow" w:eastAsia="Arial Narrow" w:hAnsi="Arial Narrow" w:cs="Arial Narrow"/>
@@ -3078,7 +3228,14 @@
         <w:rPr>
           <w:rFonts w:ascii="Arial Narrow" w:eastAsia="Arial Narrow" w:hAnsi="Arial Narrow" w:cs="Arial Narrow"/>
         </w:rPr>
-        <w:t>{{SEXO_2}}</w:t>
+        <w:t>{{SEXO_2</w:t>
+      </w:r>
+      <w:proofErr w:type="gramStart"/>
+      <w:r>
+        <w:rPr>
+          <w:rFonts w:ascii="Arial Narrow" w:eastAsia="Arial Narrow" w:hAnsi="Arial Narrow" w:cs="Arial Narrow"/>
+        </w:rPr>
+        <w:t>}}</w:t>
       </w:r>
       <w:r>
         <w:rPr>
@@ -3086,6 +3243,7 @@
         </w:rPr>
         <w:t>S</w:t>
       </w:r>
+      <w:proofErr w:type="gramEnd"/>
       <w:r>
         <w:rPr>
           <w:rFonts w:ascii="Arial Narrow" w:eastAsia="Arial Narrow" w:hAnsi="Arial Narrow" w:cs="Arial Narrow"/>
@@ -3181,7 +3339,14 @@
         <w:rPr>
           <w:rFonts w:ascii="Arial Narrow" w:eastAsia="Arial Narrow" w:hAnsi="Arial Narrow" w:cs="Arial Narrow"/>
         </w:rPr>
-        <w:t>{{SEXO_1}} CESIONARI{{SEXO_2}}</w:t>
+        <w:t>{{SEXO_1}} CESIONARI{{SEXO_2</w:t>
+      </w:r>
+      <w:proofErr w:type="gramStart"/>
+      <w:r>
+        <w:rPr>
+          <w:rFonts w:ascii="Arial Narrow" w:eastAsia="Arial Narrow" w:hAnsi="Arial Narrow" w:cs="Arial Narrow"/>
+        </w:rPr>
+        <w:t>}}</w:t>
       </w:r>
       <w:r>
         <w:rPr>
@@ -3189,6 +3354,7 @@
         </w:rPr>
         <w:t>S</w:t>
       </w:r>
+      <w:proofErr w:type="gramEnd"/>
       <w:r>
         <w:rPr>
           <w:rFonts w:ascii="Arial Narrow" w:eastAsia="Arial Narrow" w:hAnsi="Arial Narrow" w:cs="Arial Narrow"/>
@@ -3234,7 +3400,14 @@
         <w:rPr>
           <w:rFonts w:ascii="Arial Narrow" w:eastAsia="Arial Narrow" w:hAnsi="Arial Narrow" w:cs="Arial Narrow"/>
         </w:rPr>
-        <w:t>{{SEXO_1}} CESIONARI{{SEXO_2}}</w:t>
+        <w:t>{{SEXO_1}} CESIONARI{{SEXO_2</w:t>
+      </w:r>
+      <w:proofErr w:type="gramStart"/>
+      <w:r>
+        <w:rPr>
+          <w:rFonts w:ascii="Arial Narrow" w:eastAsia="Arial Narrow" w:hAnsi="Arial Narrow" w:cs="Arial Narrow"/>
+        </w:rPr>
+        <w:t>}}</w:t>
       </w:r>
       <w:r>
         <w:rPr>
@@ -3242,6 +3415,7 @@
         </w:rPr>
         <w:t>S</w:t>
       </w:r>
+      <w:proofErr w:type="gramEnd"/>
       <w:r>
         <w:rPr>
           <w:rFonts w:ascii="Arial Narrow" w:eastAsia="Arial Narrow" w:hAnsi="Arial Narrow" w:cs="Arial Narrow"/>
@@ -3335,7 +3509,14 @@
         <w:rPr>
           <w:rFonts w:ascii="Arial Narrow" w:eastAsia="Arial Narrow" w:hAnsi="Arial Narrow" w:cs="Arial Narrow"/>
         </w:rPr>
-        <w:t>{{SEXO_1}} CESIONARI{{SEXO_2}}</w:t>
+        <w:t>{{SEXO_1}} CESIONARI{{SEXO_2</w:t>
+      </w:r>
+      <w:proofErr w:type="gramStart"/>
+      <w:r>
+        <w:rPr>
+          <w:rFonts w:ascii="Arial Narrow" w:eastAsia="Arial Narrow" w:hAnsi="Arial Narrow" w:cs="Arial Narrow"/>
+        </w:rPr>
+        <w:t>}}</w:t>
       </w:r>
       <w:r>
         <w:rPr>
@@ -3343,6 +3524,7 @@
         </w:rPr>
         <w:t>S</w:t>
       </w:r>
+      <w:proofErr w:type="gramEnd"/>
       <w:r>
         <w:rPr>
           <w:rFonts w:ascii="Arial Narrow" w:eastAsia="Arial Narrow" w:hAnsi="Arial Narrow" w:cs="Arial Narrow"/>
@@ -3377,13 +3559,27 @@
         <w:rPr>
           <w:rFonts w:ascii="Arial Narrow" w:eastAsia="Arial Narrow" w:hAnsi="Arial Narrow" w:cs="Arial Narrow"/>
         </w:rPr>
-        <w:t>{{PORCENTAJE}}</w:t>
-      </w:r>
-      <w:r>
-        <w:rPr>
-          <w:rFonts w:ascii="Arial Narrow" w:eastAsia="Arial Narrow" w:hAnsi="Arial Narrow" w:cs="Arial Narrow"/>
-        </w:rPr>
-        <w:t>% MENSUAL, CALCULADOS SOBRE EL MONTO CORRESPONDIENTE AL PAGO VENCIDO. POR SU PARTE, “EL CEDENTE</w:t>
+        <w:t>{{PORCENTAJE</w:t>
+      </w:r>
+      <w:proofErr w:type="gramStart"/>
+      <w:r>
+        <w:rPr>
+          <w:rFonts w:ascii="Arial Narrow" w:eastAsia="Arial Narrow" w:hAnsi="Arial Narrow" w:cs="Arial Narrow"/>
+        </w:rPr>
+        <w:t>}}</w:t>
+      </w:r>
+      <w:r>
+        <w:rPr>
+          <w:rFonts w:ascii="Arial Narrow" w:eastAsia="Arial Narrow" w:hAnsi="Arial Narrow" w:cs="Arial Narrow"/>
+        </w:rPr>
+        <w:t>%</w:t>
+      </w:r>
+      <w:proofErr w:type="gramEnd"/>
+      <w:r>
+        <w:rPr>
+          <w:rFonts w:ascii="Arial Narrow" w:eastAsia="Arial Narrow" w:hAnsi="Arial Narrow" w:cs="Arial Narrow"/>
+        </w:rPr>
+        <w:t xml:space="preserve"> MENSUAL, CALCULADOS SOBRE EL MONTO CORRESPONDIENTE AL PAGO VENCIDO. POR SU PARTE, “EL CEDENTE</w:t>
       </w:r>
       <w:r>
         <w:rPr>
@@ -3426,7 +3622,14 @@
         <w:rPr>
           <w:rFonts w:ascii="Arial Narrow" w:eastAsia="Arial Narrow" w:hAnsi="Arial Narrow" w:cs="Arial Narrow"/>
         </w:rPr>
-        <w:t>{{SEXO_1}} CESIONARI{{SEXO_2}}</w:t>
+        <w:t>{{SEXO_1}} CESIONARI{{SEXO_2</w:t>
+      </w:r>
+      <w:proofErr w:type="gramStart"/>
+      <w:r>
+        <w:rPr>
+          <w:rFonts w:ascii="Arial Narrow" w:eastAsia="Arial Narrow" w:hAnsi="Arial Narrow" w:cs="Arial Narrow"/>
+        </w:rPr>
+        <w:t>}}</w:t>
       </w:r>
       <w:r>
         <w:rPr>
@@ -3434,6 +3637,7 @@
         </w:rPr>
         <w:t>S</w:t>
       </w:r>
+      <w:proofErr w:type="gramEnd"/>
       <w:r>
         <w:rPr>
           <w:rFonts w:ascii="Arial Narrow" w:eastAsia="Arial Narrow" w:hAnsi="Arial Narrow" w:cs="Arial Narrow"/>
@@ -3514,7 +3718,14 @@
         <w:rPr>
           <w:rFonts w:ascii="Arial Narrow" w:eastAsia="Arial Narrow" w:hAnsi="Arial Narrow" w:cs="Arial Narrow"/>
         </w:rPr>
-        <w:t>{{SEXO_1}} CESIONARI{{SEXO_2}}</w:t>
+        <w:t>{{SEXO_1}} CESIONARI{{SEXO_2</w:t>
+      </w:r>
+      <w:proofErr w:type="gramStart"/>
+      <w:r>
+        <w:rPr>
+          <w:rFonts w:ascii="Arial Narrow" w:eastAsia="Arial Narrow" w:hAnsi="Arial Narrow" w:cs="Arial Narrow"/>
+        </w:rPr>
+        <w:t>}}</w:t>
       </w:r>
       <w:r>
         <w:rPr>
@@ -3522,6 +3733,7 @@
         </w:rPr>
         <w:t>S</w:t>
       </w:r>
+      <w:proofErr w:type="gramEnd"/>
       <w:r>
         <w:rPr>
           <w:rFonts w:ascii="Arial Narrow" w:eastAsia="Arial Narrow" w:hAnsi="Arial Narrow" w:cs="Arial Narrow"/>
@@ -3544,7 +3756,14 @@
         <w:rPr>
           <w:rFonts w:ascii="Arial Narrow" w:eastAsia="Arial Narrow" w:hAnsi="Arial Narrow" w:cs="Arial Narrow"/>
         </w:rPr>
-        <w:t>{{SEXO_1}} CESIONARI{{SEXO_2}}</w:t>
+        <w:t>{{SEXO_1}} CESIONARI{{SEXO_2</w:t>
+      </w:r>
+      <w:proofErr w:type="gramStart"/>
+      <w:r>
+        <w:rPr>
+          <w:rFonts w:ascii="Arial Narrow" w:eastAsia="Arial Narrow" w:hAnsi="Arial Narrow" w:cs="Arial Narrow"/>
+        </w:rPr>
+        <w:t>}}</w:t>
       </w:r>
       <w:r>
         <w:rPr>
@@ -3552,6 +3771,7 @@
         </w:rPr>
         <w:t>S</w:t>
       </w:r>
+      <w:proofErr w:type="gramEnd"/>
       <w:r>
         <w:rPr>
           <w:rFonts w:ascii="Arial Narrow" w:eastAsia="Arial Narrow" w:hAnsi="Arial Narrow" w:cs="Arial Narrow"/>
@@ -3562,7 +3782,14 @@
         <w:rPr>
           <w:rFonts w:ascii="Arial Narrow" w:eastAsia="Arial Narrow" w:hAnsi="Arial Narrow" w:cs="Arial Narrow"/>
         </w:rPr>
-        <w:t>{{SEXO_1}} CESIONARI{{SEXO_2}}</w:t>
+        <w:t>{{SEXO_1}} CESIONARI{{SEXO_2</w:t>
+      </w:r>
+      <w:proofErr w:type="gramStart"/>
+      <w:r>
+        <w:rPr>
+          <w:rFonts w:ascii="Arial Narrow" w:eastAsia="Arial Narrow" w:hAnsi="Arial Narrow" w:cs="Arial Narrow"/>
+        </w:rPr>
+        <w:t>}}</w:t>
       </w:r>
       <w:r>
         <w:rPr>
@@ -3570,6 +3797,7 @@
         </w:rPr>
         <w:t>S</w:t>
       </w:r>
+      <w:proofErr w:type="gramEnd"/>
       <w:r>
         <w:rPr>
           <w:rFonts w:ascii="Arial Narrow" w:eastAsia="Arial Narrow" w:hAnsi="Arial Narrow" w:cs="Arial Narrow"/>
@@ -3591,6 +3819,134 @@
           <w:bCs/>
         </w:rPr>
         <w:t>QUINTA. -</w:t>
+      </w:r>
+      <w:r>
+        <w:rPr>
+          <w:rFonts w:ascii="Arial Narrow" w:eastAsia="Arial Narrow" w:hAnsi="Arial Narrow" w:cs="Arial Narrow"/>
+        </w:rPr>
+        <w:t xml:space="preserve"> </w:t>
+      </w:r>
+      <w:r>
+        <w:rPr>
+          <w:rFonts w:ascii="Arial Narrow" w:eastAsia="Arial Narrow" w:hAnsi="Arial Narrow" w:cs="Arial Narrow"/>
+        </w:rPr>
+        <w:t>“EL CEDENTE” HACE CONSTAR QUE, AL MOMENTO DE LA FIRMA DEL PRESENTE CONTRATO, EL INMUEBLE OBJETO DEL MISMO SE ENCUENTRA EN CONDICIONES ÓPTIMAS DE LIMPIEZA Y CONSERVACIÓN. A PARTIR DE DICHA FECHA, “</w:t>
+      </w:r>
+      <w:r>
+        <w:rPr>
+          <w:rFonts w:ascii="Arial Narrow" w:eastAsia="Arial Narrow" w:hAnsi="Arial Narrow" w:cs="Arial Narrow"/>
+        </w:rPr>
+        <w:t>{{SEXO_1}}</w:t>
+      </w:r>
+      <w:r>
+        <w:rPr>
+          <w:rFonts w:ascii="Arial Narrow" w:eastAsia="Arial Narrow" w:hAnsi="Arial Narrow" w:cs="Arial Narrow"/>
+        </w:rPr>
+        <w:t xml:space="preserve"> CESIONARI</w:t>
+      </w:r>
+      <w:r>
+        <w:rPr>
+          <w:rFonts w:ascii="Arial Narrow" w:eastAsia="Arial Narrow" w:hAnsi="Arial Narrow" w:cs="Arial Narrow"/>
+        </w:rPr>
+        <w:t>{{SEXO_2</w:t>
+      </w:r>
+      <w:proofErr w:type="gramStart"/>
+      <w:r>
+        <w:rPr>
+          <w:rFonts w:ascii="Arial Narrow" w:eastAsia="Arial Narrow" w:hAnsi="Arial Narrow" w:cs="Arial Narrow"/>
+        </w:rPr>
+        <w:t>}}S</w:t>
+      </w:r>
+      <w:proofErr w:type="gramEnd"/>
+      <w:r>
+        <w:rPr>
+          <w:rFonts w:ascii="Arial Narrow" w:eastAsia="Arial Narrow" w:hAnsi="Arial Narrow" w:cs="Arial Narrow"/>
+        </w:rPr>
+        <w:t>” SE OBLIGA</w:t>
+      </w:r>
+      <w:r>
+        <w:rPr>
+          <w:rFonts w:ascii="Arial Narrow" w:eastAsia="Arial Narrow" w:hAnsi="Arial Narrow" w:cs="Arial Narrow"/>
+        </w:rPr>
+        <w:t>N</w:t>
+      </w:r>
+      <w:r>
+        <w:rPr>
+          <w:rFonts w:ascii="Arial Narrow" w:eastAsia="Arial Narrow" w:hAnsi="Arial Narrow" w:cs="Arial Narrow"/>
+        </w:rPr>
+        <w:t xml:space="preserve"> A MANTENER EL INMUEBLE EN ADECUADAS CONDICIONES DE LIMPIEZA, LIBRE DE MALEZA, BASURA O CUALQUIER OTRO ELEMENTO QUE AFECTE SU ESTADO, REALIZANDO POR SU CUENTA Y COSTO LAS LABORES NECESARIAS PARA TAL EFECTO.</w:t>
+      </w:r>
+    </w:p>
+    <w:p>
+      <w:pPr>
+        <w:jc w:val="both"/>
+        <w:rPr>
+          <w:rFonts w:ascii="Arial Narrow" w:eastAsia="Arial Narrow" w:hAnsi="Arial Narrow" w:cs="Arial Narrow"/>
+          <w:b/>
+          <w:bCs/>
+        </w:rPr>
+      </w:pPr>
+      <w:r>
+        <w:rPr>
+          <w:rFonts w:ascii="Arial Narrow" w:eastAsia="Arial Narrow" w:hAnsi="Arial Narrow" w:cs="Arial Narrow"/>
+        </w:rPr>
+        <w:t xml:space="preserve">LAS PARTES ACUERDAN EXPRESAMENTE QUE LA OBLIGACIÓN DE LIMPIEZA Y MANTENIMIENTO ANTES SEÑALADA NO CONSTITUYE NI DEBERÁ INTERPRETARSE COMO ENTREGA DE LA POSESIÓN DEL INMUEBLE, NI OTORGA </w:t>
+      </w:r>
+      <w:r>
+        <w:rPr>
+          <w:rFonts w:ascii="Arial Narrow" w:eastAsia="Arial Narrow" w:hAnsi="Arial Narrow" w:cs="Arial Narrow"/>
+        </w:rPr>
+        <w:t>{{SEXO_4</w:t>
+      </w:r>
+      <w:proofErr w:type="gramStart"/>
+      <w:r>
+        <w:rPr>
+          <w:rFonts w:ascii="Arial Narrow" w:eastAsia="Arial Narrow" w:hAnsi="Arial Narrow" w:cs="Arial Narrow"/>
+        </w:rPr>
+        <w:t>}}</w:t>
+      </w:r>
+      <w:r>
+        <w:rPr>
+          <w:rFonts w:ascii="Arial Narrow" w:eastAsia="Arial Narrow" w:hAnsi="Arial Narrow" w:cs="Arial Narrow"/>
+        </w:rPr>
+        <w:t>CESIONARI</w:t>
+      </w:r>
+      <w:proofErr w:type="gramEnd"/>
+      <w:r>
+        <w:rPr>
+          <w:rFonts w:ascii="Arial Narrow" w:eastAsia="Arial Narrow" w:hAnsi="Arial Narrow" w:cs="Arial Narrow"/>
+        </w:rPr>
+        <w:t>{{SEXO_2}}</w:t>
+      </w:r>
+      <w:r>
+        <w:rPr>
+          <w:rFonts w:ascii="Arial Narrow" w:eastAsia="Arial Narrow" w:hAnsi="Arial Narrow" w:cs="Arial Narrow"/>
+        </w:rPr>
+        <w:t>” DERECHO ALGUNO PARA OCUPAR, CONSTRUIR, HABITAR O REALIZAR ACTOS DE DOMINIO O DE USO SOBRE EL MISMO.</w:t>
+      </w:r>
+    </w:p>
+    <w:p>
+      <w:pPr>
+        <w:jc w:val="both"/>
+        <w:rPr>
+          <w:rFonts w:ascii="Arial Narrow" w:eastAsia="Arial Narrow" w:hAnsi="Arial Narrow" w:cs="Arial Narrow"/>
+        </w:rPr>
+      </w:pPr>
+      <w:r>
+        <w:rPr>
+          <w:rFonts w:ascii="Arial Narrow" w:eastAsia="Arial Narrow" w:hAnsi="Arial Narrow" w:cs="Arial Narrow"/>
+          <w:b/>
+          <w:bCs/>
+        </w:rPr>
+        <w:t>SEXTA</w:t>
+      </w:r>
+      <w:r>
+        <w:rPr>
+          <w:rFonts w:ascii="Arial Narrow" w:eastAsia="Arial Narrow" w:hAnsi="Arial Narrow" w:cs="Arial Narrow"/>
+          <w:b/>
+          <w:bCs/>
+        </w:rPr>
+        <w:t>. -</w:t>
       </w:r>
       <w:r>
         <w:rPr>
@@ -3694,7 +4050,23 @@
           <w:b/>
           <w:bCs/>
         </w:rPr>
-        <w:t>SEXTA- OBLIGACIONES PARA “EL CEDENTE”</w:t>
+        <w:t>S</w:t>
+      </w:r>
+      <w:r>
+        <w:rPr>
+          <w:rFonts w:ascii="Arial Narrow" w:eastAsia="Arial Narrow" w:hAnsi="Arial Narrow" w:cs="Arial Narrow"/>
+          <w:b/>
+          <w:bCs/>
+        </w:rPr>
+        <w:t>ÉPTIMA</w:t>
+      </w:r>
+      <w:r>
+        <w:rPr>
+          <w:rFonts w:ascii="Arial Narrow" w:eastAsia="Arial Narrow" w:hAnsi="Arial Narrow" w:cs="Arial Narrow"/>
+          <w:b/>
+          <w:bCs/>
+        </w:rPr>
+        <w:t>- OBLIGACIONES PARA “EL CEDENTE”</w:t>
       </w:r>
     </w:p>
     <w:p>
@@ -3723,7 +4095,14 @@
         <w:rPr>
           <w:rFonts w:ascii="Arial Narrow" w:eastAsia="Arial Narrow" w:hAnsi="Arial Narrow" w:cs="Arial Narrow"/>
         </w:rPr>
-        <w:t>{{SEXO_5}}</w:t>
+        <w:t>{{SEXO_5</w:t>
+      </w:r>
+      <w:proofErr w:type="gramStart"/>
+      <w:r>
+        <w:rPr>
+          <w:rFonts w:ascii="Arial Narrow" w:eastAsia="Arial Narrow" w:hAnsi="Arial Narrow" w:cs="Arial Narrow"/>
+        </w:rPr>
+        <w:t>}}</w:t>
       </w:r>
       <w:r>
         <w:rPr>
@@ -3731,11 +4110,19 @@
         </w:rPr>
         <w:t>CESIONARI</w:t>
       </w:r>
-      <w:r>
-        <w:rPr>
-          <w:rFonts w:ascii="Arial Narrow" w:eastAsia="Arial Narrow" w:hAnsi="Arial Narrow" w:cs="Arial Narrow"/>
-        </w:rPr>
-        <w:t>{{SEXO_2}}</w:t>
+      <w:proofErr w:type="gramEnd"/>
+      <w:r>
+        <w:rPr>
+          <w:rFonts w:ascii="Arial Narrow" w:eastAsia="Arial Narrow" w:hAnsi="Arial Narrow" w:cs="Arial Narrow"/>
+        </w:rPr>
+        <w:t>{{SEXO_2</w:t>
+      </w:r>
+      <w:proofErr w:type="gramStart"/>
+      <w:r>
+        <w:rPr>
+          <w:rFonts w:ascii="Arial Narrow" w:eastAsia="Arial Narrow" w:hAnsi="Arial Narrow" w:cs="Arial Narrow"/>
+        </w:rPr>
+        <w:t>}}</w:t>
       </w:r>
       <w:r>
         <w:rPr>
@@ -3747,7 +4134,32 @@
         <w:rPr>
           <w:rFonts w:ascii="Arial Narrow" w:eastAsia="Arial Narrow" w:hAnsi="Arial Narrow" w:cs="Arial Narrow"/>
         </w:rPr>
-        <w:t>”.</w:t>
+        <w:t>”</w:t>
+      </w:r>
+      <w:r>
+        <w:rPr>
+          <w:rFonts w:ascii="Arial Narrow" w:eastAsia="Arial Narrow" w:hAnsi="Arial Narrow" w:cs="Arial Narrow"/>
+        </w:rPr>
+        <w:t xml:space="preserve"> </w:t>
+      </w:r>
+      <w:r>
+        <w:rPr>
+          <w:rFonts w:ascii="Arial Narrow" w:eastAsia="Arial Narrow" w:hAnsi="Arial Narrow" w:cs="Arial Narrow"/>
+        </w:rPr>
+        <w:t>,</w:t>
+      </w:r>
+      <w:proofErr w:type="gramEnd"/>
+      <w:r>
+        <w:rPr>
+          <w:rFonts w:ascii="Arial Narrow" w:eastAsia="Arial Narrow" w:hAnsi="Arial Narrow" w:cs="Arial Narrow"/>
+        </w:rPr>
+        <w:t xml:space="preserve"> UNA VEZ QUE ÉSTE HAYA LIQUIDADO EN SU TOTALIDAD EL PRECIO PACTADO EN EL PRESENTE INSTRUMENTO</w:t>
+      </w:r>
+      <w:r>
+        <w:rPr>
+          <w:rFonts w:ascii="Arial Narrow" w:eastAsia="Arial Narrow" w:hAnsi="Arial Narrow" w:cs="Arial Narrow"/>
+        </w:rPr>
+        <w:t>.</w:t>
       </w:r>
     </w:p>
     <w:p>
@@ -3799,7 +4211,14 @@
         <w:rPr>
           <w:rFonts w:ascii="Arial Narrow" w:eastAsia="Arial Narrow" w:hAnsi="Arial Narrow" w:cs="Arial Narrow"/>
         </w:rPr>
-        <w:t>{{SEXO_1}} CESIONARI{{SEXO_2}}</w:t>
+        <w:t>{{SEXO_1}} CESIONARI{{SEXO_2</w:t>
+      </w:r>
+      <w:proofErr w:type="gramStart"/>
+      <w:r>
+        <w:rPr>
+          <w:rFonts w:ascii="Arial Narrow" w:eastAsia="Arial Narrow" w:hAnsi="Arial Narrow" w:cs="Arial Narrow"/>
+        </w:rPr>
+        <w:t>}}</w:t>
       </w:r>
       <w:r>
         <w:rPr>
@@ -3807,6 +4226,7 @@
         </w:rPr>
         <w:t>S</w:t>
       </w:r>
+      <w:proofErr w:type="gramEnd"/>
       <w:r>
         <w:rPr>
           <w:rFonts w:ascii="Arial Narrow" w:eastAsia="Arial Narrow" w:hAnsi="Arial Narrow" w:cs="Arial Narrow"/>
@@ -3881,7 +4301,14 @@
         <w:rPr>
           <w:rFonts w:ascii="Arial Narrow" w:eastAsia="Arial Narrow" w:hAnsi="Arial Narrow" w:cs="Arial Narrow"/>
         </w:rPr>
-        <w:t>{{SEXO_2}}</w:t>
+        <w:t>{{SEXO_2</w:t>
+      </w:r>
+      <w:proofErr w:type="gramStart"/>
+      <w:r>
+        <w:rPr>
+          <w:rFonts w:ascii="Arial Narrow" w:eastAsia="Arial Narrow" w:hAnsi="Arial Narrow" w:cs="Arial Narrow"/>
+        </w:rPr>
+        <w:t>}}</w:t>
       </w:r>
       <w:r>
         <w:rPr>
@@ -3889,6 +4316,7 @@
         </w:rPr>
         <w:t>S</w:t>
       </w:r>
+      <w:proofErr w:type="gramEnd"/>
       <w:r>
         <w:rPr>
           <w:rFonts w:ascii="Arial Narrow" w:eastAsia="Arial Narrow" w:hAnsi="Arial Narrow" w:cs="Arial Narrow"/>
@@ -3924,7 +4352,7 @@
           <w:b/>
           <w:bCs/>
         </w:rPr>
-        <w:t xml:space="preserve">SÉPTIMA. - OBLIGACIONES </w:t>
+        <w:t xml:space="preserve">OCTAVA. - OBLIGACIONES </w:t>
       </w:r>
       <w:r>
         <w:rPr>
@@ -3940,7 +4368,16 @@
           <w:b/>
           <w:bCs/>
         </w:rPr>
-        <w:t>{{SEXO_1}} CESIONARI{{SEXO_2}}</w:t>
+        <w:t>{{SEXO_1}} CESIONARI{{SEXO_2</w:t>
+      </w:r>
+      <w:proofErr w:type="gramStart"/>
+      <w:r>
+        <w:rPr>
+          <w:rFonts w:ascii="Arial Narrow" w:eastAsia="Arial Narrow" w:hAnsi="Arial Narrow" w:cs="Arial Narrow"/>
+          <w:b/>
+          <w:bCs/>
+        </w:rPr>
+        <w:t>}}</w:t>
       </w:r>
       <w:r>
         <w:rPr>
@@ -3950,6 +4387,7 @@
         </w:rPr>
         <w:t>S</w:t>
       </w:r>
+      <w:proofErr w:type="gramEnd"/>
       <w:r>
         <w:rPr>
           <w:rFonts w:ascii="Arial Narrow" w:eastAsia="Arial Narrow" w:hAnsi="Arial Narrow" w:cs="Arial Narrow"/>
@@ -3985,7 +4423,14 @@
         <w:rPr>
           <w:rFonts w:ascii="Arial Narrow" w:eastAsia="Arial Narrow" w:hAnsi="Arial Narrow" w:cs="Arial Narrow"/>
         </w:rPr>
-        <w:t>{{SEXO_1}} CESIONARI{{SEXO_2}}</w:t>
+        <w:t>{{SEXO_1}} CESIONARI{{SEXO_2</w:t>
+      </w:r>
+      <w:proofErr w:type="gramStart"/>
+      <w:r>
+        <w:rPr>
+          <w:rFonts w:ascii="Arial Narrow" w:eastAsia="Arial Narrow" w:hAnsi="Arial Narrow" w:cs="Arial Narrow"/>
+        </w:rPr>
+        <w:t>}}</w:t>
       </w:r>
       <w:r>
         <w:rPr>
@@ -3993,6 +4438,7 @@
         </w:rPr>
         <w:t>S</w:t>
       </w:r>
+      <w:proofErr w:type="gramEnd"/>
       <w:r>
         <w:rPr>
           <w:rFonts w:ascii="Arial Narrow" w:eastAsia="Arial Narrow" w:hAnsi="Arial Narrow" w:cs="Arial Narrow"/>
@@ -4050,7 +4496,14 @@
         <w:rPr>
           <w:rFonts w:ascii="Arial Narrow" w:eastAsia="Arial Narrow" w:hAnsi="Arial Narrow" w:cs="Arial Narrow"/>
         </w:rPr>
-        <w:t>{{SEXO_1}} CESIONARI{{SEXO_2}}</w:t>
+        <w:t>{{SEXO_1}} CESIONARI{{SEXO_2</w:t>
+      </w:r>
+      <w:proofErr w:type="gramStart"/>
+      <w:r>
+        <w:rPr>
+          <w:rFonts w:ascii="Arial Narrow" w:eastAsia="Arial Narrow" w:hAnsi="Arial Narrow" w:cs="Arial Narrow"/>
+        </w:rPr>
+        <w:t>}}</w:t>
       </w:r>
       <w:r>
         <w:rPr>
@@ -4058,6 +4511,7 @@
         </w:rPr>
         <w:t>S</w:t>
       </w:r>
+      <w:proofErr w:type="gramEnd"/>
       <w:r>
         <w:rPr>
           <w:rFonts w:ascii="Arial Narrow" w:eastAsia="Arial Narrow" w:hAnsi="Arial Narrow" w:cs="Arial Narrow"/>
@@ -4091,7 +4545,14 @@
         <w:rPr>
           <w:rFonts w:ascii="Arial Narrow" w:eastAsia="Arial Narrow" w:hAnsi="Arial Narrow" w:cs="Arial Narrow"/>
         </w:rPr>
-        <w:t>{{SEXO_1}} CESIONARI{{SEXO_2}}</w:t>
+        <w:t>{{SEXO_1}} CESIONARI{{SEXO_2</w:t>
+      </w:r>
+      <w:proofErr w:type="gramStart"/>
+      <w:r>
+        <w:rPr>
+          <w:rFonts w:ascii="Arial Narrow" w:eastAsia="Arial Narrow" w:hAnsi="Arial Narrow" w:cs="Arial Narrow"/>
+        </w:rPr>
+        <w:t>}}</w:t>
       </w:r>
       <w:r>
         <w:rPr>
@@ -4099,6 +4560,7 @@
         </w:rPr>
         <w:t>S</w:t>
       </w:r>
+      <w:proofErr w:type="gramEnd"/>
       <w:r>
         <w:rPr>
           <w:rFonts w:ascii="Arial Narrow" w:eastAsia="Arial Narrow" w:hAnsi="Arial Narrow" w:cs="Arial Narrow"/>
@@ -4144,7 +4606,14 @@
         <w:rPr>
           <w:rFonts w:ascii="Arial Narrow" w:eastAsia="Arial Narrow" w:hAnsi="Arial Narrow" w:cs="Arial Narrow"/>
         </w:rPr>
-        <w:t>{{SEXO_1}} CESIONARI{{SEXO_2}}</w:t>
+        <w:t>{{SEXO_1}} CESIONARI{{SEXO_2</w:t>
+      </w:r>
+      <w:proofErr w:type="gramStart"/>
+      <w:r>
+        <w:rPr>
+          <w:rFonts w:ascii="Arial Narrow" w:eastAsia="Arial Narrow" w:hAnsi="Arial Narrow" w:cs="Arial Narrow"/>
+        </w:rPr>
+        <w:t>}}</w:t>
       </w:r>
       <w:r>
         <w:rPr>
@@ -4152,6 +4621,7 @@
         </w:rPr>
         <w:t>S</w:t>
       </w:r>
+      <w:proofErr w:type="gramEnd"/>
       <w:r>
         <w:rPr>
           <w:rFonts w:ascii="Arial Narrow" w:eastAsia="Arial Narrow" w:hAnsi="Arial Narrow" w:cs="Arial Narrow"/>
@@ -4320,7 +4790,14 @@
         <w:rPr>
           <w:rFonts w:ascii="Arial Narrow" w:eastAsia="Arial Narrow" w:hAnsi="Arial Narrow" w:cs="Arial Narrow"/>
         </w:rPr>
-        <w:t>{{SEXO_5}}</w:t>
+        <w:t>{{SEXO_5</w:t>
+      </w:r>
+      <w:proofErr w:type="gramStart"/>
+      <w:r>
+        <w:rPr>
+          <w:rFonts w:ascii="Arial Narrow" w:eastAsia="Arial Narrow" w:hAnsi="Arial Narrow" w:cs="Arial Narrow"/>
+        </w:rPr>
+        <w:t>}}</w:t>
       </w:r>
       <w:r>
         <w:rPr>
@@ -4328,11 +4805,19 @@
         </w:rPr>
         <w:t>CESIONARI</w:t>
       </w:r>
-      <w:r>
-        <w:rPr>
-          <w:rFonts w:ascii="Arial Narrow" w:eastAsia="Arial Narrow" w:hAnsi="Arial Narrow" w:cs="Arial Narrow"/>
-        </w:rPr>
-        <w:t>{{SEXO_2}}</w:t>
+      <w:proofErr w:type="gramEnd"/>
+      <w:r>
+        <w:rPr>
+          <w:rFonts w:ascii="Arial Narrow" w:eastAsia="Arial Narrow" w:hAnsi="Arial Narrow" w:cs="Arial Narrow"/>
+        </w:rPr>
+        <w:t>{{SEXO_2</w:t>
+      </w:r>
+      <w:proofErr w:type="gramStart"/>
+      <w:r>
+        <w:rPr>
+          <w:rFonts w:ascii="Arial Narrow" w:eastAsia="Arial Narrow" w:hAnsi="Arial Narrow" w:cs="Arial Narrow"/>
+        </w:rPr>
+        <w:t>}}</w:t>
       </w:r>
       <w:r>
         <w:rPr>
@@ -4340,6 +4825,7 @@
         </w:rPr>
         <w:t>S</w:t>
       </w:r>
+      <w:proofErr w:type="gramEnd"/>
       <w:r>
         <w:rPr>
           <w:rFonts w:ascii="Arial Narrow" w:eastAsia="Arial Narrow" w:hAnsi="Arial Narrow" w:cs="Arial Narrow"/>
@@ -4390,7 +4876,7 @@
           <w:b/>
           <w:bCs/>
         </w:rPr>
-        <w:t xml:space="preserve">OCTAVA. – CAUSAS DE RESCISIÓN DEL CONTRATO.- </w:t>
+        <w:t xml:space="preserve">NOVENA.- </w:t>
       </w:r>
       <w:r>
         <w:rPr>
@@ -4487,7 +4973,14 @@
         <w:rPr>
           <w:rFonts w:ascii="Arial Narrow" w:eastAsia="Arial Narrow" w:hAnsi="Arial Narrow" w:cs="Arial Narrow"/>
         </w:rPr>
-        <w:t>{{SEXO_1}} CESIONARI{{SEXO_2}}</w:t>
+        <w:t>{{SEXO_1}} CESIONARI{{SEXO_2</w:t>
+      </w:r>
+      <w:proofErr w:type="gramStart"/>
+      <w:r>
+        <w:rPr>
+          <w:rFonts w:ascii="Arial Narrow" w:eastAsia="Arial Narrow" w:hAnsi="Arial Narrow" w:cs="Arial Narrow"/>
+        </w:rPr>
+        <w:t>}}</w:t>
       </w:r>
       <w:r>
         <w:rPr>
@@ -4495,6 +4988,7 @@
         </w:rPr>
         <w:t>S</w:t>
       </w:r>
+      <w:proofErr w:type="gramEnd"/>
       <w:r>
         <w:rPr>
           <w:rFonts w:ascii="Arial Narrow" w:eastAsia="Arial Narrow" w:hAnsi="Arial Narrow" w:cs="Arial Narrow"/>
@@ -4540,7 +5034,14 @@
         <w:rPr>
           <w:rFonts w:ascii="Arial Narrow" w:eastAsia="Arial Narrow" w:hAnsi="Arial Narrow" w:cs="Arial Narrow"/>
         </w:rPr>
-        <w:t>{{SEXO_1}} CESIONARI{{SEXO_2}}</w:t>
+        <w:t>{{SEXO_1}} CESIONARI{{SEXO_2</w:t>
+      </w:r>
+      <w:proofErr w:type="gramStart"/>
+      <w:r>
+        <w:rPr>
+          <w:rFonts w:ascii="Arial Narrow" w:eastAsia="Arial Narrow" w:hAnsi="Arial Narrow" w:cs="Arial Narrow"/>
+        </w:rPr>
+        <w:t>}}</w:t>
       </w:r>
       <w:r>
         <w:rPr>
@@ -4548,6 +5049,7 @@
         </w:rPr>
         <w:t>S</w:t>
       </w:r>
+      <w:proofErr w:type="gramEnd"/>
       <w:r>
         <w:rPr>
           <w:rFonts w:ascii="Arial Narrow" w:eastAsia="Arial Narrow" w:hAnsi="Arial Narrow" w:cs="Arial Narrow"/>
@@ -4593,7 +5095,14 @@
         <w:rPr>
           <w:rFonts w:ascii="Arial Narrow" w:eastAsia="Arial Narrow" w:hAnsi="Arial Narrow" w:cs="Arial Narrow"/>
         </w:rPr>
-        <w:t>{{SEXO_1}} CESIONARI{{SEXO_2}}</w:t>
+        <w:t>{{SEXO_1}} CESIONARI{{SEXO_2</w:t>
+      </w:r>
+      <w:proofErr w:type="gramStart"/>
+      <w:r>
+        <w:rPr>
+          <w:rFonts w:ascii="Arial Narrow" w:eastAsia="Arial Narrow" w:hAnsi="Arial Narrow" w:cs="Arial Narrow"/>
+        </w:rPr>
+        <w:t>}}</w:t>
       </w:r>
       <w:r>
         <w:rPr>
@@ -4601,6 +5110,7 @@
         </w:rPr>
         <w:t>S</w:t>
       </w:r>
+      <w:proofErr w:type="gramEnd"/>
       <w:r>
         <w:rPr>
           <w:rFonts w:ascii="Arial Narrow" w:eastAsia="Arial Narrow" w:hAnsi="Arial Narrow" w:cs="Arial Narrow"/>
@@ -4638,7 +5148,14 @@
         <w:rPr>
           <w:rFonts w:ascii="Arial Narrow" w:eastAsia="Arial Narrow" w:hAnsi="Arial Narrow" w:cs="Arial Narrow"/>
         </w:rPr>
-        <w:t>{{SEXO_1}} CESIONARI{{SEXO_2}}</w:t>
+        <w:t>{{SEXO_1}} CESIONARI{{SEXO_2</w:t>
+      </w:r>
+      <w:proofErr w:type="gramStart"/>
+      <w:r>
+        <w:rPr>
+          <w:rFonts w:ascii="Arial Narrow" w:eastAsia="Arial Narrow" w:hAnsi="Arial Narrow" w:cs="Arial Narrow"/>
+        </w:rPr>
+        <w:t>}}</w:t>
       </w:r>
       <w:r>
         <w:rPr>
@@ -4646,6 +5163,7 @@
         </w:rPr>
         <w:t>S</w:t>
       </w:r>
+      <w:proofErr w:type="gramEnd"/>
       <w:r>
         <w:rPr>
           <w:rFonts w:ascii="Arial Narrow" w:eastAsia="Arial Narrow" w:hAnsi="Arial Narrow" w:cs="Arial Narrow"/>
@@ -4677,7 +5195,14 @@
         <w:rPr>
           <w:rFonts w:ascii="Arial Narrow" w:eastAsia="Arial Narrow" w:hAnsi="Arial Narrow" w:cs="Arial Narrow"/>
         </w:rPr>
-        <w:t>{{SEXO_1}} CESIONARI{{SEXO_2}}</w:t>
+        <w:t>{{SEXO_1}} CESIONARI{{SEXO_2</w:t>
+      </w:r>
+      <w:proofErr w:type="gramStart"/>
+      <w:r>
+        <w:rPr>
+          <w:rFonts w:ascii="Arial Narrow" w:eastAsia="Arial Narrow" w:hAnsi="Arial Narrow" w:cs="Arial Narrow"/>
+        </w:rPr>
+        <w:t>}}</w:t>
       </w:r>
       <w:r>
         <w:rPr>
@@ -4685,6 +5210,7 @@
         </w:rPr>
         <w:t>S</w:t>
       </w:r>
+      <w:proofErr w:type="gramEnd"/>
       <w:r>
         <w:rPr>
           <w:rFonts w:ascii="Arial Narrow" w:eastAsia="Arial Narrow" w:hAnsi="Arial Narrow" w:cs="Arial Narrow"/>
@@ -4724,26 +5250,19 @@
           <w:b/>
           <w:bCs/>
         </w:rPr>
-        <w:t xml:space="preserve">NOVENA. -  POR INCUMPLIMIENTO Y RESCISIÓN DEL CONTRATO. </w:t>
-      </w:r>
-      <w:r>
-        <w:rPr>
-          <w:rFonts w:ascii="Arial Narrow" w:eastAsia="Arial Narrow" w:hAnsi="Arial Narrow" w:cs="Arial Narrow"/>
-        </w:rPr>
-        <w:t xml:space="preserve">LAS PARTES CONVIENEN QUE, EN CASO DE INCUMPLIMIENTO IMPUTABLE A CUALQUIERA DE ELLAS RESPECTO DE LAS OBLIGACIONES PACTADAS EN EL PRESENTE CONTRATO, LA PARTE RESPONSABLE DEBERÁ CUBRIR A LA OTRA, EN CONCEPTO DE PENA CONVENCIONAL, UNA CANTIDAD EQUIVALENTE AL </w:t>
-      </w:r>
-      <w:r>
-        <w:rPr>
-          <w:rFonts w:ascii="Arial Narrow" w:eastAsia="Arial Narrow" w:hAnsi="Arial Narrow" w:cs="Arial Narrow"/>
-          <w:highlight w:val="white"/>
-        </w:rPr>
-        <w:t>25% D</w:t>
-      </w:r>
-      <w:r>
-        <w:rPr>
-          <w:rFonts w:ascii="Arial Narrow" w:eastAsia="Arial Narrow" w:hAnsi="Arial Narrow" w:cs="Arial Narrow"/>
-        </w:rPr>
-        <w:t>EL MONTO TOTAL ESTABLECIDO EN LA CLÁUSULA SEGUNDA DEL PRESENTE INSTRUMENTO. LA APLICACIÓN DE DICHA PENA CONLLEVARÁ LA RESCISIÓN AUTOMÁTICA DEL CONTRATO, SIN NECESIDAD DE DECLARACIÓN JUDICIAL, QUEDANDO AMBAS PARTES LIBERADAS DE CUALQUIER OTRA OBLIGACIÓN ADICIONAL.</w:t>
+        <w:t xml:space="preserve">DÉCIMA. </w:t>
+      </w:r>
+      <w:r>
+        <w:rPr>
+          <w:rFonts w:ascii="Arial Narrow" w:eastAsia="Arial Narrow" w:hAnsi="Arial Narrow" w:cs="Arial Narrow"/>
+        </w:rPr>
+        <w:t xml:space="preserve">LAS PARTES CONVIENEN QUE, EN CASO DE INCUMPLIMIENTO IMPUTABLE A CUALQUIERA DE ELLAS RESPECTO DE LAS OBLIGACIONES </w:t>
+      </w:r>
+      <w:r>
+        <w:rPr>
+          <w:rFonts w:ascii="Arial Narrow" w:eastAsia="Arial Narrow" w:hAnsi="Arial Narrow" w:cs="Arial Narrow"/>
+        </w:rPr>
+        <w:t>ASUMIDAS EN EL PRESENTE CONTRATO, SE ACTUALIZARÁ LA APLICACIÓN DE UNA PENA CONVENCIONAL, SIN NECESIDAD DE DECLARACIÓN JUDICIAL.</w:t>
       </w:r>
     </w:p>
     <w:p>
@@ -4752,17 +5271,442 @@
         <w:jc w:val="both"/>
         <w:rPr>
           <w:rFonts w:ascii="Arial Narrow" w:eastAsia="Arial Narrow" w:hAnsi="Arial Narrow" w:cs="Arial Narrow"/>
-          <w:b/>
-          <w:bCs/>
-        </w:rPr>
-      </w:pPr>
-      <w:r>
-        <w:rPr>
-          <w:rFonts w:ascii="Arial Narrow" w:eastAsia="Arial Narrow" w:hAnsi="Arial Narrow" w:cs="Arial Narrow"/>
-          <w:b/>
-          <w:bCs/>
-        </w:rPr>
-        <w:t>A) SI ES “EL CEDENTE”:</w:t>
+        </w:rPr>
+      </w:pPr>
+      <w:r>
+        <w:rPr>
+          <w:rFonts w:ascii="Arial Narrow" w:eastAsia="Arial Narrow" w:hAnsi="Arial Narrow" w:cs="Arial Narrow"/>
+        </w:rPr>
+        <w:t xml:space="preserve">PARA EL SUPUESTO DE INCUMPLIMIENTO POR PARTE </w:t>
+      </w:r>
+      <w:r>
+        <w:rPr>
+          <w:rFonts w:ascii="Arial Narrow" w:eastAsia="Arial Narrow" w:hAnsi="Arial Narrow" w:cs="Arial Narrow"/>
+        </w:rPr>
+        <w:t>{{SEXO_5</w:t>
+      </w:r>
+      <w:proofErr w:type="gramStart"/>
+      <w:r>
+        <w:rPr>
+          <w:rFonts w:ascii="Arial Narrow" w:eastAsia="Arial Narrow" w:hAnsi="Arial Narrow" w:cs="Arial Narrow"/>
+        </w:rPr>
+        <w:t>}}</w:t>
+      </w:r>
+      <w:r>
+        <w:rPr>
+          <w:rFonts w:ascii="Arial Narrow" w:eastAsia="Arial Narrow" w:hAnsi="Arial Narrow" w:cs="Arial Narrow"/>
+        </w:rPr>
+        <w:t>CESIONARI</w:t>
+      </w:r>
+      <w:proofErr w:type="gramEnd"/>
+      <w:r>
+        <w:rPr>
+          <w:rFonts w:ascii="Arial Narrow" w:eastAsia="Arial Narrow" w:hAnsi="Arial Narrow" w:cs="Arial Narrow"/>
+        </w:rPr>
+        <w:t>{{SEXO_2}}”</w:t>
+      </w:r>
+      <w:r>
+        <w:rPr>
+          <w:rFonts w:ascii="Arial Narrow" w:eastAsia="Arial Narrow" w:hAnsi="Arial Narrow" w:cs="Arial Narrow"/>
+        </w:rPr>
+        <w:t xml:space="preserve">, </w:t>
+      </w:r>
+      <w:r>
+        <w:rPr>
+          <w:rFonts w:ascii="Arial Narrow" w:eastAsia="Arial Narrow" w:hAnsi="Arial Narrow" w:cs="Arial Narrow"/>
+        </w:rPr>
+        <w:t>EST{{SEXO_2</w:t>
+      </w:r>
+      <w:proofErr w:type="gramStart"/>
+      <w:r>
+        <w:rPr>
+          <w:rFonts w:ascii="Arial Narrow" w:eastAsia="Arial Narrow" w:hAnsi="Arial Narrow" w:cs="Arial Narrow"/>
+        </w:rPr>
+        <w:t>}}S</w:t>
+      </w:r>
+      <w:proofErr w:type="gramEnd"/>
+      <w:r>
+        <w:rPr>
+          <w:rFonts w:ascii="Arial Narrow" w:eastAsia="Arial Narrow" w:hAnsi="Arial Narrow" w:cs="Arial Narrow"/>
+        </w:rPr>
+        <w:t xml:space="preserve"> QUEDARÁ</w:t>
+      </w:r>
+      <w:r>
+        <w:rPr>
+          <w:rFonts w:ascii="Arial Narrow" w:eastAsia="Arial Narrow" w:hAnsi="Arial Narrow" w:cs="Arial Narrow"/>
+        </w:rPr>
+        <w:t>N</w:t>
+      </w:r>
+      <w:r>
+        <w:rPr>
+          <w:rFonts w:ascii="Arial Narrow" w:eastAsia="Arial Narrow" w:hAnsi="Arial Narrow" w:cs="Arial Narrow"/>
+        </w:rPr>
+        <w:t xml:space="preserve"> OBLIGAD</w:t>
+      </w:r>
+      <w:r>
+        <w:rPr>
+          <w:rFonts w:ascii="Arial Narrow" w:eastAsia="Arial Narrow" w:hAnsi="Arial Narrow" w:cs="Arial Narrow"/>
+        </w:rPr>
+        <w:t>{{SEXO_2</w:t>
+      </w:r>
+      <w:proofErr w:type="gramStart"/>
+      <w:r>
+        <w:rPr>
+          <w:rFonts w:ascii="Arial Narrow" w:eastAsia="Arial Narrow" w:hAnsi="Arial Narrow" w:cs="Arial Narrow"/>
+        </w:rPr>
+        <w:t>}}S</w:t>
+      </w:r>
+      <w:proofErr w:type="gramEnd"/>
+      <w:r>
+        <w:rPr>
+          <w:rFonts w:ascii="Arial Narrow" w:eastAsia="Arial Narrow" w:hAnsi="Arial Narrow" w:cs="Arial Narrow"/>
+        </w:rPr>
+        <w:t xml:space="preserve"> A PAGAR AL </w:t>
+      </w:r>
+      <w:r>
+        <w:rPr>
+          <w:rFonts w:ascii="Arial Narrow" w:eastAsia="Arial Narrow" w:hAnsi="Arial Narrow" w:cs="Arial Narrow"/>
+        </w:rPr>
+        <w:t>“</w:t>
+      </w:r>
+      <w:r>
+        <w:rPr>
+          <w:rFonts w:ascii="Arial Narrow" w:eastAsia="Arial Narrow" w:hAnsi="Arial Narrow" w:cs="Arial Narrow"/>
+        </w:rPr>
+        <w:t>CEDENTE</w:t>
+      </w:r>
+      <w:r>
+        <w:rPr>
+          <w:rFonts w:ascii="Arial Narrow" w:eastAsia="Arial Narrow" w:hAnsi="Arial Narrow" w:cs="Arial Narrow"/>
+        </w:rPr>
+        <w:t>”</w:t>
+      </w:r>
+      <w:r>
+        <w:rPr>
+          <w:rFonts w:ascii="Arial Narrow" w:eastAsia="Arial Narrow" w:hAnsi="Arial Narrow" w:cs="Arial Narrow"/>
+        </w:rPr>
+        <w:t xml:space="preserve">, POR CONCEPTO DE PENA CONVENCIONAL, UNA CANTIDAD EQUIVALENTE AL 25% (VEINTICINCO POR CIENTO) DEL MONTO TOTAL ESTABLECIDO EN LA CLÁUSULA SEGUNDA DEL PRESENTE INSTRUMENTO, MISMA QUE SERÁ INDEPENDIENTE, ADICIONAL Y NO COMPENSABLE CON CUALESQUIER CANTIDADES QUE </w:t>
+      </w:r>
+      <w:r>
+        <w:rPr>
+          <w:rFonts w:ascii="Arial Narrow" w:eastAsia="Arial Narrow" w:hAnsi="Arial Narrow" w:cs="Arial Narrow"/>
+        </w:rPr>
+        <w:t>“{{SEXO_1}}</w:t>
+      </w:r>
+      <w:r>
+        <w:rPr>
+          <w:rFonts w:ascii="Arial Narrow" w:eastAsia="Arial Narrow" w:hAnsi="Arial Narrow" w:cs="Arial Narrow"/>
+        </w:rPr>
+        <w:t xml:space="preserve"> CESIONARI</w:t>
+      </w:r>
+      <w:r>
+        <w:rPr>
+          <w:rFonts w:ascii="Arial Narrow" w:eastAsia="Arial Narrow" w:hAnsi="Arial Narrow" w:cs="Arial Narrow"/>
+        </w:rPr>
+        <w:t>{{SEXO_2</w:t>
+      </w:r>
+      <w:proofErr w:type="gramStart"/>
+      <w:r>
+        <w:rPr>
+          <w:rFonts w:ascii="Arial Narrow" w:eastAsia="Arial Narrow" w:hAnsi="Arial Narrow" w:cs="Arial Narrow"/>
+        </w:rPr>
+        <w:t>}}S</w:t>
+      </w:r>
+      <w:proofErr w:type="gramEnd"/>
+      <w:r>
+        <w:rPr>
+          <w:rFonts w:ascii="Arial Narrow" w:eastAsia="Arial Narrow" w:hAnsi="Arial Narrow" w:cs="Arial Narrow"/>
+        </w:rPr>
+        <w:t>”</w:t>
+      </w:r>
+      <w:r>
+        <w:rPr>
+          <w:rFonts w:ascii="Arial Narrow" w:eastAsia="Arial Narrow" w:hAnsi="Arial Narrow" w:cs="Arial Narrow"/>
+        </w:rPr>
+        <w:t xml:space="preserve"> HUBIERE</w:t>
+      </w:r>
+      <w:r>
+        <w:rPr>
+          <w:rFonts w:ascii="Arial Narrow" w:eastAsia="Arial Narrow" w:hAnsi="Arial Narrow" w:cs="Arial Narrow"/>
+        </w:rPr>
+        <w:t>N</w:t>
+      </w:r>
+      <w:r>
+        <w:rPr>
+          <w:rFonts w:ascii="Arial Narrow" w:eastAsia="Arial Narrow" w:hAnsi="Arial Narrow" w:cs="Arial Narrow"/>
+        </w:rPr>
+        <w:t xml:space="preserve"> ENTREGADO PREVIAMENTE.</w:t>
+      </w:r>
+    </w:p>
+    <w:p>
+      <w:pPr>
+        <w:spacing w:before="240" w:after="240"/>
+        <w:jc w:val="both"/>
+        <w:rPr>
+          <w:rFonts w:ascii="Arial Narrow" w:eastAsia="Arial Narrow" w:hAnsi="Arial Narrow" w:cs="Arial Narrow"/>
+        </w:rPr>
+      </w:pPr>
+      <w:r>
+        <w:rPr>
+          <w:rFonts w:ascii="Arial Narrow" w:eastAsia="Arial Narrow" w:hAnsi="Arial Narrow" w:cs="Arial Narrow"/>
+        </w:rPr>
+        <w:t xml:space="preserve">EN ESTE SENTIDO, LAS CANTIDADES PAGADAS CON ANTERIORIDAD POR </w:t>
+      </w:r>
+      <w:r>
+        <w:rPr>
+          <w:rFonts w:ascii="Arial Narrow" w:eastAsia="Arial Narrow" w:hAnsi="Arial Narrow" w:cs="Arial Narrow"/>
+        </w:rPr>
+        <w:t>“{{SEXO_1}}</w:t>
+      </w:r>
+      <w:r>
+        <w:rPr>
+          <w:rFonts w:ascii="Arial Narrow" w:eastAsia="Arial Narrow" w:hAnsi="Arial Narrow" w:cs="Arial Narrow"/>
+        </w:rPr>
+        <w:t xml:space="preserve"> CESIONARI</w:t>
+      </w:r>
+      <w:r>
+        <w:rPr>
+          <w:rFonts w:ascii="Arial Narrow" w:eastAsia="Arial Narrow" w:hAnsi="Arial Narrow" w:cs="Arial Narrow"/>
+        </w:rPr>
+        <w:t>{{SEXO_2</w:t>
+      </w:r>
+      <w:proofErr w:type="gramStart"/>
+      <w:r>
+        <w:rPr>
+          <w:rFonts w:ascii="Arial Narrow" w:eastAsia="Arial Narrow" w:hAnsi="Arial Narrow" w:cs="Arial Narrow"/>
+        </w:rPr>
+        <w:t>}}S</w:t>
+      </w:r>
+      <w:proofErr w:type="gramEnd"/>
+      <w:r>
+        <w:rPr>
+          <w:rFonts w:ascii="Arial Narrow" w:eastAsia="Arial Narrow" w:hAnsi="Arial Narrow" w:cs="Arial Narrow"/>
+        </w:rPr>
+        <w:t>”</w:t>
+      </w:r>
+      <w:r>
+        <w:rPr>
+          <w:rFonts w:ascii="Arial Narrow" w:eastAsia="Arial Narrow" w:hAnsi="Arial Narrow" w:cs="Arial Narrow"/>
+        </w:rPr>
+        <w:t xml:space="preserve"> QUEDARÁN EN BENEFICIO DEL </w:t>
+      </w:r>
+      <w:r>
+        <w:rPr>
+          <w:rFonts w:ascii="Arial Narrow" w:eastAsia="Arial Narrow" w:hAnsi="Arial Narrow" w:cs="Arial Narrow"/>
+        </w:rPr>
+        <w:t>“</w:t>
+      </w:r>
+      <w:r>
+        <w:rPr>
+          <w:rFonts w:ascii="Arial Narrow" w:eastAsia="Arial Narrow" w:hAnsi="Arial Narrow" w:cs="Arial Narrow"/>
+        </w:rPr>
+        <w:t>CEDENTE</w:t>
+      </w:r>
+      <w:r>
+        <w:rPr>
+          <w:rFonts w:ascii="Arial Narrow" w:eastAsia="Arial Narrow" w:hAnsi="Arial Narrow" w:cs="Arial Narrow"/>
+        </w:rPr>
+        <w:t>”</w:t>
+      </w:r>
+      <w:r>
+        <w:rPr>
+          <w:rFonts w:ascii="Arial Narrow" w:eastAsia="Arial Narrow" w:hAnsi="Arial Narrow" w:cs="Arial Narrow"/>
+        </w:rPr>
+        <w:t xml:space="preserve">, SIN QUE EXISTA OBLIGACIÓN DE DEVOLUCIÓN, RESTITUCIÓN O COMPENSACIÓN ALGUNA, Y SIN PERJUICIO DEL DERECHO DEL </w:t>
+      </w:r>
+      <w:r>
+        <w:rPr>
+          <w:rFonts w:ascii="Arial Narrow" w:eastAsia="Arial Narrow" w:hAnsi="Arial Narrow" w:cs="Arial Narrow"/>
+        </w:rPr>
+        <w:t>“</w:t>
+      </w:r>
+      <w:r>
+        <w:rPr>
+          <w:rFonts w:ascii="Arial Narrow" w:eastAsia="Arial Narrow" w:hAnsi="Arial Narrow" w:cs="Arial Narrow"/>
+        </w:rPr>
+        <w:t>CEDENTE</w:t>
+      </w:r>
+      <w:r>
+        <w:rPr>
+          <w:rFonts w:ascii="Arial Narrow" w:eastAsia="Arial Narrow" w:hAnsi="Arial Narrow" w:cs="Arial Narrow"/>
+        </w:rPr>
+        <w:t>”</w:t>
+      </w:r>
+      <w:r>
+        <w:rPr>
+          <w:rFonts w:ascii="Arial Narrow" w:eastAsia="Arial Narrow" w:hAnsi="Arial Narrow" w:cs="Arial Narrow"/>
+        </w:rPr>
+        <w:t xml:space="preserve"> DE EXIGIR EL PAGO ÍNTEGRO DE LA PENA CONVENCIONAL.</w:t>
+      </w:r>
+    </w:p>
+    <w:p>
+      <w:pPr>
+        <w:spacing w:before="240" w:after="240"/>
+        <w:jc w:val="both"/>
+        <w:rPr>
+          <w:rFonts w:ascii="Arial Narrow" w:eastAsia="Arial Narrow" w:hAnsi="Arial Narrow" w:cs="Arial Narrow"/>
+        </w:rPr>
+      </w:pPr>
+      <w:r>
+        <w:rPr>
+          <w:rFonts w:ascii="Arial Narrow" w:eastAsia="Arial Narrow" w:hAnsi="Arial Narrow" w:cs="Arial Narrow"/>
+        </w:rPr>
+        <w:t xml:space="preserve">POR SU PARTE, EN CASO DE INCUMPLIMIENTO IMPUTABLE AL </w:t>
+      </w:r>
+      <w:r>
+        <w:rPr>
+          <w:rFonts w:ascii="Arial Narrow" w:eastAsia="Arial Narrow" w:hAnsi="Arial Narrow" w:cs="Arial Narrow"/>
+        </w:rPr>
+        <w:t>“</w:t>
+      </w:r>
+      <w:r>
+        <w:rPr>
+          <w:rFonts w:ascii="Arial Narrow" w:eastAsia="Arial Narrow" w:hAnsi="Arial Narrow" w:cs="Arial Narrow"/>
+        </w:rPr>
+        <w:t>CEDENTE</w:t>
+      </w:r>
+      <w:r>
+        <w:rPr>
+          <w:rFonts w:ascii="Arial Narrow" w:eastAsia="Arial Narrow" w:hAnsi="Arial Narrow" w:cs="Arial Narrow"/>
+        </w:rPr>
+        <w:t>”</w:t>
+      </w:r>
+      <w:r>
+        <w:rPr>
+          <w:rFonts w:ascii="Arial Narrow" w:eastAsia="Arial Narrow" w:hAnsi="Arial Narrow" w:cs="Arial Narrow"/>
+        </w:rPr>
+        <w:t xml:space="preserve">, ÉSTE QUEDARÁ OBLIGADO A DEVOLVER </w:t>
+      </w:r>
+      <w:r>
+        <w:rPr>
+          <w:rFonts w:ascii="Arial Narrow" w:eastAsia="Arial Narrow" w:hAnsi="Arial Narrow" w:cs="Arial Narrow"/>
+        </w:rPr>
+        <w:t>{{SEXO_4</w:t>
+      </w:r>
+      <w:proofErr w:type="gramStart"/>
+      <w:r>
+        <w:rPr>
+          <w:rFonts w:ascii="Arial Narrow" w:eastAsia="Arial Narrow" w:hAnsi="Arial Narrow" w:cs="Arial Narrow"/>
+        </w:rPr>
+        <w:t>}}</w:t>
+      </w:r>
+      <w:r>
+        <w:rPr>
+          <w:rFonts w:ascii="Arial Narrow" w:eastAsia="Arial Narrow" w:hAnsi="Arial Narrow" w:cs="Arial Narrow"/>
+        </w:rPr>
+        <w:t>CESIONARI</w:t>
+      </w:r>
+      <w:proofErr w:type="gramEnd"/>
+      <w:r>
+        <w:rPr>
+          <w:rFonts w:ascii="Arial Narrow" w:eastAsia="Arial Narrow" w:hAnsi="Arial Narrow" w:cs="Arial Narrow"/>
+        </w:rPr>
+        <w:t>{{SEXO_2}}”</w:t>
+      </w:r>
+      <w:r>
+        <w:rPr>
+          <w:rFonts w:ascii="Arial Narrow" w:eastAsia="Arial Narrow" w:hAnsi="Arial Narrow" w:cs="Arial Narrow"/>
+        </w:rPr>
+        <w:t xml:space="preserve"> LA TOTALIDAD DE LAS CANTIDADES QUE HUBIERE</w:t>
+      </w:r>
+      <w:r>
+        <w:rPr>
+          <w:rFonts w:ascii="Arial Narrow" w:eastAsia="Arial Narrow" w:hAnsi="Arial Narrow" w:cs="Arial Narrow"/>
+        </w:rPr>
+        <w:t>N</w:t>
+      </w:r>
+      <w:r>
+        <w:rPr>
+          <w:rFonts w:ascii="Arial Narrow" w:eastAsia="Arial Narrow" w:hAnsi="Arial Narrow" w:cs="Arial Narrow"/>
+        </w:rPr>
+        <w:t xml:space="preserve"> RECIBIDO, EN UN PLAZO QUE NO EXCEDA DE 30 (TREINTA) DÍAS NATURALES, CONTADOS A PARTIR DE LA FECHA EN QUE SE ACTUALICE EL INCUMPLIMIENTO.</w:t>
+      </w:r>
+    </w:p>
+    <w:p>
+      <w:pPr>
+        <w:spacing w:before="240" w:after="240"/>
+        <w:jc w:val="both"/>
+        <w:rPr>
+          <w:rFonts w:ascii="Arial Narrow" w:eastAsia="Arial Narrow" w:hAnsi="Arial Narrow" w:cs="Arial Narrow"/>
+        </w:rPr>
+      </w:pPr>
+      <w:r>
+        <w:rPr>
+          <w:rFonts w:ascii="Arial Narrow" w:eastAsia="Arial Narrow" w:hAnsi="Arial Narrow" w:cs="Arial Narrow"/>
+        </w:rPr>
+        <w:t>LA ACTUALIZACIÓN DEL INCUMPLIMIENTO Y LA EXIGIBILIDAD DE LA PENA CONVENCIONAL DARÁ LUGAR A LA RESCISIÓN DE PLENO DERECHO DEL PRESENTE CONTRATO, SIN NECESIDAD DE DECLARACIÓN JUDICIAL NI REQUERIMIENTO PREVIO, QUEDANDO LAS PARTES LIBERADAS DE CUALQUIER OBLIGACIÓN ADICIONAL, SALVO AQUELLAS QUE, POR SU NATURALEZA, DEBAN SUBSISTIR.</w:t>
+      </w:r>
+    </w:p>
+    <w:p>
+      <w:pPr>
+        <w:spacing w:before="240" w:after="240" w:line="259" w:lineRule="auto"/>
+        <w:jc w:val="both"/>
+        <w:rPr>
+          <w:rFonts w:ascii="Arial Narrow" w:eastAsia="Arial Narrow" w:hAnsi="Arial Narrow" w:cs="Arial Narrow"/>
+        </w:rPr>
+      </w:pPr>
+      <w:r>
+        <w:rPr>
+          <w:rFonts w:ascii="Arial Narrow" w:eastAsia="Arial Narrow" w:hAnsi="Arial Narrow" w:cs="Arial Narrow"/>
+        </w:rPr>
+        <w:t xml:space="preserve">SIN PERJUICIO DE LO ANTERIOR, LAS PARTES ACUERDAN LO </w:t>
+      </w:r>
+      <w:proofErr w:type="gramStart"/>
+      <w:r>
+        <w:rPr>
+          <w:rFonts w:ascii="Arial Narrow" w:eastAsia="Arial Narrow" w:hAnsi="Arial Narrow" w:cs="Arial Narrow"/>
+        </w:rPr>
+        <w:t>SIGUIENTE:</w:t>
+      </w:r>
+      <w:r>
+        <w:rPr>
+          <w:rFonts w:ascii="Arial Narrow" w:eastAsia="Arial Narrow" w:hAnsi="Arial Narrow" w:cs="Arial Narrow"/>
+        </w:rPr>
+        <w:t>.</w:t>
+      </w:r>
+      <w:proofErr w:type="gramEnd"/>
+    </w:p>
+    <w:p>
+      <w:pPr>
+        <w:spacing w:before="240" w:after="240" w:line="259" w:lineRule="auto"/>
+        <w:jc w:val="both"/>
+        <w:rPr>
+          <w:rFonts w:ascii="Arial Narrow" w:eastAsia="Arial Narrow" w:hAnsi="Arial Narrow" w:cs="Arial Narrow"/>
+          <w:b/>
+          <w:bCs/>
+        </w:rPr>
+      </w:pPr>
+      <w:r>
+        <w:rPr>
+          <w:rFonts w:ascii="Arial Narrow" w:eastAsia="Arial Narrow" w:hAnsi="Arial Narrow" w:cs="Arial Narrow"/>
+          <w:b/>
+          <w:bCs/>
+        </w:rPr>
+        <w:t xml:space="preserve">A) </w:t>
+      </w:r>
+      <w:r>
+        <w:rPr>
+          <w:rFonts w:ascii="Arial Narrow" w:eastAsia="Arial Narrow" w:hAnsi="Arial Narrow" w:cs="Arial Narrow"/>
+        </w:rPr>
+        <w:t xml:space="preserve">EN CASO DE INCUMPLIMIENTO POR PARTE DEL </w:t>
+      </w:r>
+      <w:r>
+        <w:rPr>
+          <w:rFonts w:ascii="Arial Narrow" w:eastAsia="Arial Narrow" w:hAnsi="Arial Narrow" w:cs="Arial Narrow"/>
+        </w:rPr>
+        <w:t>“</w:t>
+      </w:r>
+      <w:r>
+        <w:rPr>
+          <w:rFonts w:ascii="Arial Narrow" w:eastAsia="Arial Narrow" w:hAnsi="Arial Narrow" w:cs="Arial Narrow"/>
+        </w:rPr>
+        <w:t>CEDENTE</w:t>
+      </w:r>
+      <w:r>
+        <w:rPr>
+          <w:rFonts w:ascii="Arial Narrow" w:eastAsia="Arial Narrow" w:hAnsi="Arial Narrow" w:cs="Arial Narrow"/>
+        </w:rPr>
+        <w:t>”:</w:t>
       </w:r>
     </w:p>
     <w:p>
@@ -4782,27 +5726,51 @@
         <w:rPr>
           <w:rFonts w:ascii="Arial Narrow" w:eastAsia="Arial Narrow" w:hAnsi="Arial Narrow" w:cs="Arial Narrow"/>
         </w:rPr>
-        <w:t>DEBERÁ CUBRIR LA PENA CONVENCIONAL REFERIDA.</w:t>
-      </w:r>
-    </w:p>
-    <w:p>
-      <w:pPr>
-        <w:numPr>
-          <w:ilvl w:val="0"/>
-          <w:numId w:val="1"/>
-        </w:numPr>
-        <w:spacing w:before="240" w:after="0" w:line="259" w:lineRule="auto"/>
-        <w:ind w:left="425"/>
-        <w:jc w:val="both"/>
-        <w:rPr>
-          <w:rFonts w:ascii="Arial Narrow" w:eastAsia="Arial Narrow" w:hAnsi="Arial Narrow" w:cs="Arial Narrow"/>
-        </w:rPr>
-      </w:pPr>
-      <w:r>
-        <w:rPr>
-          <w:rFonts w:ascii="Arial Narrow" w:eastAsia="Arial Narrow" w:hAnsi="Arial Narrow" w:cs="Arial Narrow"/>
-        </w:rPr>
-        <w:t>REALIZARÁ EL REEMBOLSO DEL DEPÓSITO Y SUMAS ENTREGADAS POR LOS CONCEPTOS SEÑALADOS EN LAS CONDICIONES DE PAGO.</w:t>
+        <w:t xml:space="preserve">DEBERÁ REALIZAR EL REEMBOLSO DEL DEPÓSITO DE TODAS LAS CANTIDADES ENTREGADAS POR </w:t>
+      </w:r>
+      <w:r>
+        <w:rPr>
+          <w:rFonts w:ascii="Arial Narrow" w:eastAsia="Arial Narrow" w:hAnsi="Arial Narrow" w:cs="Arial Narrow"/>
+        </w:rPr>
+        <w:t>“{{SEXO_1}}</w:t>
+      </w:r>
+      <w:r>
+        <w:rPr>
+          <w:rFonts w:ascii="Arial Narrow" w:eastAsia="Arial Narrow" w:hAnsi="Arial Narrow" w:cs="Arial Narrow"/>
+        </w:rPr>
+        <w:t xml:space="preserve"> CESIONARI</w:t>
+      </w:r>
+      <w:r>
+        <w:rPr>
+          <w:rFonts w:ascii="Arial Narrow" w:eastAsia="Arial Narrow" w:hAnsi="Arial Narrow" w:cs="Arial Narrow"/>
+        </w:rPr>
+        <w:t>{{SEXO_2</w:t>
+      </w:r>
+      <w:proofErr w:type="gramStart"/>
+      <w:r>
+        <w:rPr>
+          <w:rFonts w:ascii="Arial Narrow" w:eastAsia="Arial Narrow" w:hAnsi="Arial Narrow" w:cs="Arial Narrow"/>
+        </w:rPr>
+        <w:t>}}S</w:t>
+      </w:r>
+      <w:proofErr w:type="gramEnd"/>
+      <w:r>
+        <w:rPr>
+          <w:rFonts w:ascii="Arial Narrow" w:eastAsia="Arial Narrow" w:hAnsi="Arial Narrow" w:cs="Arial Narrow"/>
+        </w:rPr>
+        <w:t>”</w:t>
+      </w:r>
+      <w:r>
+        <w:rPr>
+          <w:rFonts w:ascii="Arial Narrow" w:eastAsia="Arial Narrow" w:hAnsi="Arial Narrow" w:cs="Arial Narrow"/>
+        </w:rPr>
+        <w:t>, CONFORME A LAS CONDICIONES DE PAGO PACTADAS EN EL PRESENTE CONTRATO</w:t>
+      </w:r>
+      <w:r>
+        <w:rPr>
+          <w:rFonts w:ascii="Arial Narrow" w:eastAsia="Arial Narrow" w:hAnsi="Arial Narrow" w:cs="Arial Narrow"/>
+        </w:rPr>
+        <w:t>.</w:t>
       </w:r>
     </w:p>
     <w:p>
@@ -4819,47 +5787,53 @@
           <w:b/>
           <w:bCs/>
         </w:rPr>
-        <w:t xml:space="preserve">B) SI </w:t>
-      </w:r>
-      <w:r>
-        <w:rPr>
-          <w:rFonts w:ascii="Arial Narrow" w:eastAsia="Arial Narrow" w:hAnsi="Arial Narrow" w:cs="Arial Narrow"/>
-          <w:b/>
-          <w:bCs/>
-        </w:rPr>
-        <w:t>SON</w:t>
-      </w:r>
-      <w:r>
-        <w:rPr>
-          <w:rFonts w:ascii="Arial Narrow" w:eastAsia="Arial Narrow" w:hAnsi="Arial Narrow" w:cs="Arial Narrow"/>
-          <w:b/>
-          <w:bCs/>
-        </w:rPr>
-        <w:t xml:space="preserve"> “</w:t>
-      </w:r>
-      <w:r>
-        <w:rPr>
-          <w:rFonts w:ascii="Arial Narrow" w:eastAsia="Arial Narrow" w:hAnsi="Arial Narrow" w:cs="Arial Narrow"/>
-          <w:b/>
-          <w:bCs/>
-        </w:rPr>
-        <w:t>{{SEXO_1}} CESIONARI{{SEXO_2}}</w:t>
-      </w:r>
-      <w:r>
-        <w:rPr>
-          <w:rFonts w:ascii="Arial Narrow" w:eastAsia="Arial Narrow" w:hAnsi="Arial Narrow" w:cs="Arial Narrow"/>
-          <w:b/>
-          <w:bCs/>
-        </w:rPr>
-        <w:t>S</w:t>
-      </w:r>
-      <w:r>
-        <w:rPr>
-          <w:rFonts w:ascii="Arial Narrow" w:eastAsia="Arial Narrow" w:hAnsi="Arial Narrow" w:cs="Arial Narrow"/>
-          <w:b/>
-          <w:bCs/>
-        </w:rPr>
-        <w:t>”</w:t>
+        <w:t xml:space="preserve">B) </w:t>
+      </w:r>
+      <w:r>
+        <w:rPr>
+          <w:rFonts w:ascii="Arial Narrow" w:eastAsia="Arial Narrow" w:hAnsi="Arial Narrow" w:cs="Arial Narrow"/>
+        </w:rPr>
+        <w:t xml:space="preserve">EN CASO DE INCUMPLIMIENTO POR PARTE </w:t>
+      </w:r>
+      <w:r>
+        <w:rPr>
+          <w:rFonts w:ascii="Arial Narrow" w:eastAsia="Arial Narrow" w:hAnsi="Arial Narrow" w:cs="Arial Narrow"/>
+        </w:rPr>
+        <w:t>{{SEXO_5</w:t>
+      </w:r>
+      <w:proofErr w:type="gramStart"/>
+      <w:r>
+        <w:rPr>
+          <w:rFonts w:ascii="Arial Narrow" w:eastAsia="Arial Narrow" w:hAnsi="Arial Narrow" w:cs="Arial Narrow"/>
+        </w:rPr>
+        <w:t>}}</w:t>
+      </w:r>
+      <w:r>
+        <w:rPr>
+          <w:rFonts w:ascii="Arial Narrow" w:eastAsia="Arial Narrow" w:hAnsi="Arial Narrow" w:cs="Arial Narrow"/>
+        </w:rPr>
+        <w:t>CESIONARI</w:t>
+      </w:r>
+      <w:proofErr w:type="gramEnd"/>
+      <w:r>
+        <w:rPr>
+          <w:rFonts w:ascii="Arial Narrow" w:eastAsia="Arial Narrow" w:hAnsi="Arial Narrow" w:cs="Arial Narrow"/>
+        </w:rPr>
+        <w:t>{{SEXO_2</w:t>
+      </w:r>
+      <w:proofErr w:type="gramStart"/>
+      <w:r>
+        <w:rPr>
+          <w:rFonts w:ascii="Arial Narrow" w:eastAsia="Arial Narrow" w:hAnsi="Arial Narrow" w:cs="Arial Narrow"/>
+        </w:rPr>
+        <w:t>}}S</w:t>
+      </w:r>
+      <w:proofErr w:type="gramEnd"/>
+      <w:r>
+        <w:rPr>
+          <w:rFonts w:ascii="Arial Narrow" w:eastAsia="Arial Narrow" w:hAnsi="Arial Narrow" w:cs="Arial Narrow"/>
+        </w:rPr>
+        <w:t>”:</w:t>
       </w:r>
     </w:p>
     <w:p>
@@ -4879,109 +5853,13 @@
         <w:rPr>
           <w:rFonts w:ascii="Arial Narrow" w:eastAsia="Arial Narrow" w:hAnsi="Arial Narrow" w:cs="Arial Narrow"/>
         </w:rPr>
-        <w:t>EFECTUARÁ</w:t>
-      </w:r>
-      <w:r>
-        <w:rPr>
-          <w:rFonts w:ascii="Arial Narrow" w:eastAsia="Arial Narrow" w:hAnsi="Arial Narrow" w:cs="Arial Narrow"/>
-        </w:rPr>
-        <w:t>N</w:t>
-      </w:r>
-      <w:r>
-        <w:rPr>
-          <w:rFonts w:ascii="Arial Narrow" w:eastAsia="Arial Narrow" w:hAnsi="Arial Narrow" w:cs="Arial Narrow"/>
-        </w:rPr>
-        <w:t xml:space="preserve"> LO ESTABLECIDO SOBRE LA PENA CONVENCIONAL Y LO INDICADO EN EL INCISO H) DE LA SÉPTIMA CLÁUSULA. SI EL MONTO ABONADO POR “</w:t>
-      </w:r>
-      <w:r>
-        <w:rPr>
-          <w:rFonts w:ascii="Arial Narrow" w:eastAsia="Arial Narrow" w:hAnsi="Arial Narrow" w:cs="Arial Narrow"/>
-        </w:rPr>
-        <w:t>{{SEXO_1}} CESIONARI{{SEXO_2}}</w:t>
-      </w:r>
-      <w:r>
-        <w:rPr>
-          <w:rFonts w:ascii="Arial Narrow" w:eastAsia="Arial Narrow" w:hAnsi="Arial Narrow" w:cs="Arial Narrow"/>
-        </w:rPr>
-        <w:t>S</w:t>
-      </w:r>
-      <w:r>
-        <w:rPr>
-          <w:rFonts w:ascii="Arial Narrow" w:eastAsia="Arial Narrow" w:hAnsi="Arial Narrow" w:cs="Arial Narrow"/>
-        </w:rPr>
-        <w:t>” SUPERA</w:t>
-      </w:r>
-      <w:r>
-        <w:rPr>
-          <w:rFonts w:ascii="Arial Narrow" w:eastAsia="Arial Narrow" w:hAnsi="Arial Narrow" w:cs="Arial Narrow"/>
-        </w:rPr>
-        <w:t>N</w:t>
-      </w:r>
-      <w:r>
-        <w:rPr>
-          <w:rFonts w:ascii="Arial Narrow" w:eastAsia="Arial Narrow" w:hAnsi="Arial Narrow" w:cs="Arial Narrow"/>
-        </w:rPr>
-        <w:t xml:space="preserve"> LA PENA CONVENCIONAL, “EL CEDENTE” LE</w:t>
-      </w:r>
-      <w:r>
-        <w:rPr>
-          <w:rFonts w:ascii="Arial Narrow" w:eastAsia="Arial Narrow" w:hAnsi="Arial Narrow" w:cs="Arial Narrow"/>
-        </w:rPr>
-        <w:t>S</w:t>
-      </w:r>
-      <w:r>
-        <w:rPr>
-          <w:rFonts w:ascii="Arial Narrow" w:eastAsia="Arial Narrow" w:hAnsi="Arial Narrow" w:cs="Arial Narrow"/>
-        </w:rPr>
-        <w:t xml:space="preserve"> DEVOLVERÁ LA DIFERENCIA; DE LO CONTRARIO, “</w:t>
-      </w:r>
-      <w:r>
-        <w:rPr>
-          <w:rFonts w:ascii="Arial Narrow" w:eastAsia="Arial Narrow" w:hAnsi="Arial Narrow" w:cs="Arial Narrow"/>
-        </w:rPr>
-        <w:t>{{SEXO_1}} CESIONARI{{SEXO_2}}</w:t>
-      </w:r>
-      <w:r>
-        <w:rPr>
-          <w:rFonts w:ascii="Arial Narrow" w:eastAsia="Arial Narrow" w:hAnsi="Arial Narrow" w:cs="Arial Narrow"/>
-        </w:rPr>
-        <w:t>S</w:t>
-      </w:r>
-      <w:r>
-        <w:rPr>
-          <w:rFonts w:ascii="Arial Narrow" w:eastAsia="Arial Narrow" w:hAnsi="Arial Narrow" w:cs="Arial Narrow"/>
-        </w:rPr>
-        <w:t>” QUEDARÁ</w:t>
-      </w:r>
-      <w:r>
-        <w:rPr>
-          <w:rFonts w:ascii="Arial Narrow" w:eastAsia="Arial Narrow" w:hAnsi="Arial Narrow" w:cs="Arial Narrow"/>
-        </w:rPr>
-        <w:t>N</w:t>
-      </w:r>
-      <w:r>
-        <w:rPr>
-          <w:rFonts w:ascii="Arial Narrow" w:eastAsia="Arial Narrow" w:hAnsi="Arial Narrow" w:cs="Arial Narrow"/>
-        </w:rPr>
-        <w:t xml:space="preserve"> OBLIGAD</w:t>
-      </w:r>
-      <w:r>
-        <w:rPr>
-          <w:rFonts w:ascii="Arial Narrow" w:eastAsia="Arial Narrow" w:hAnsi="Arial Narrow" w:cs="Arial Narrow"/>
-        </w:rPr>
-        <w:t>{{SEXO_2}}</w:t>
-      </w:r>
-      <w:r>
-        <w:rPr>
-          <w:rFonts w:ascii="Arial Narrow" w:eastAsia="Arial Narrow" w:hAnsi="Arial Narrow" w:cs="Arial Narrow"/>
-        </w:rPr>
-        <w:t>S</w:t>
-      </w:r>
-      <w:r>
-        <w:rPr>
-          <w:rFonts w:ascii="Arial Narrow" w:eastAsia="Arial Narrow" w:hAnsi="Arial Narrow" w:cs="Arial Narrow"/>
-        </w:rPr>
-        <w:t xml:space="preserve"> A CUBRIR LA PENA CONVENCIONAL.</w:t>
+        <w:t>DEBERÁ CUMPLIR CON EL PAGO DE LA PENA CONVENCIONAL, ASÍ COMO CON LO DISPUESTO EN EL INCISO H) DE LA CLÁUSULA OCTAVA, SIN QUE LAS CANTIDADES PREVIAMENTE ENTREGADAS PUEDAN IMPUTARSE A DICHA PENA</w:t>
+      </w:r>
+      <w:r>
+        <w:rPr>
+          <w:rFonts w:ascii="Arial Narrow" w:eastAsia="Arial Narrow" w:hAnsi="Arial Narrow" w:cs="Arial Narrow"/>
+        </w:rPr>
+        <w:t>.</w:t>
       </w:r>
     </w:p>
     <w:p>
@@ -5001,7 +5879,25 @@
         <w:rPr>
           <w:rFonts w:ascii="Arial Narrow" w:eastAsia="Arial Narrow" w:hAnsi="Arial Narrow" w:cs="Arial Narrow"/>
         </w:rPr>
-        <w:t>EN CASO DE NO CUMPLIR CON EL PAGO CORRIENTE, DEBERÁ APLICARSE LAS PENALIZACIONES ESTABLECIDAS EN LA CLÁUSULA QUINTA DE ESTE CONTRATO.</w:t>
+        <w:t xml:space="preserve">EN CASO DE INCUMPLIMIENTO EN EL PAGO CORRIENTE, SE APLICARÁN LAS PENALIZACIONES ESTABLECIDAS EN LA CLÁUSULA </w:t>
+      </w:r>
+      <w:r>
+        <w:rPr>
+          <w:rFonts w:ascii="Arial Narrow" w:eastAsia="Arial Narrow" w:hAnsi="Arial Narrow" w:cs="Arial Narrow"/>
+        </w:rPr>
+        <w:t>SEXTA</w:t>
+      </w:r>
+      <w:r>
+        <w:rPr>
+          <w:rFonts w:ascii="Arial Narrow" w:eastAsia="Arial Narrow" w:hAnsi="Arial Narrow" w:cs="Arial Narrow"/>
+        </w:rPr>
+        <w:t xml:space="preserve"> DEL PRESENTE CONTRATO</w:t>
+      </w:r>
+      <w:r>
+        <w:rPr>
+          <w:rFonts w:ascii="Arial Narrow" w:eastAsia="Arial Narrow" w:hAnsi="Arial Narrow" w:cs="Arial Narrow"/>
+        </w:rPr>
+        <w:t>.</w:t>
       </w:r>
       <w:r>
         <w:rPr>
@@ -5024,7 +5920,23 @@
           <w:b/>
           <w:bCs/>
         </w:rPr>
-        <w:t xml:space="preserve">DÉCIMA. - </w:t>
+        <w:t>DÉCIMA</w:t>
+      </w:r>
+      <w:r>
+        <w:rPr>
+          <w:rFonts w:ascii="Arial Narrow" w:eastAsia="Arial Narrow" w:hAnsi="Arial Narrow" w:cs="Arial Narrow"/>
+          <w:b/>
+          <w:bCs/>
+        </w:rPr>
+        <w:t xml:space="preserve"> PRIMERA</w:t>
+      </w:r>
+      <w:r>
+        <w:rPr>
+          <w:rFonts w:ascii="Arial Narrow" w:eastAsia="Arial Narrow" w:hAnsi="Arial Narrow" w:cs="Arial Narrow"/>
+          <w:b/>
+          <w:bCs/>
+        </w:rPr>
+        <w:t xml:space="preserve">. - </w:t>
       </w:r>
       <w:r>
         <w:rPr>
@@ -5042,7 +5954,14 @@
         <w:rPr>
           <w:rFonts w:ascii="Arial Narrow" w:eastAsia="Arial Narrow" w:hAnsi="Arial Narrow" w:cs="Arial Narrow"/>
         </w:rPr>
-        <w:t>{{SEXO_1}} CESIONARI{{SEXO_2}}</w:t>
+        <w:t>{{SEXO_1}} CESIONARI{{SEXO_2</w:t>
+      </w:r>
+      <w:proofErr w:type="gramStart"/>
+      <w:r>
+        <w:rPr>
+          <w:rFonts w:ascii="Arial Narrow" w:eastAsia="Arial Narrow" w:hAnsi="Arial Narrow" w:cs="Arial Narrow"/>
+        </w:rPr>
+        <w:t>}}</w:t>
       </w:r>
       <w:r>
         <w:rPr>
@@ -5050,6 +5969,7 @@
         </w:rPr>
         <w:t>S</w:t>
       </w:r>
+      <w:proofErr w:type="gramEnd"/>
       <w:r>
         <w:rPr>
           <w:rFonts w:ascii="Arial Narrow" w:eastAsia="Arial Narrow" w:hAnsi="Arial Narrow" w:cs="Arial Narrow"/>
@@ -5060,7 +5980,14 @@
         <w:rPr>
           <w:rFonts w:ascii="Arial Narrow" w:eastAsia="Arial Narrow" w:hAnsi="Arial Narrow" w:cs="Arial Narrow"/>
         </w:rPr>
-        <w:t>{{SEXO_1}} CESIONARI{{SEXO_2}}</w:t>
+        <w:t>{{SEXO_1}} CESIONARI{{SEXO_2</w:t>
+      </w:r>
+      <w:proofErr w:type="gramStart"/>
+      <w:r>
+        <w:rPr>
+          <w:rFonts w:ascii="Arial Narrow" w:eastAsia="Arial Narrow" w:hAnsi="Arial Narrow" w:cs="Arial Narrow"/>
+        </w:rPr>
+        <w:t>}}</w:t>
       </w:r>
       <w:r>
         <w:rPr>
@@ -5068,6 +5995,7 @@
         </w:rPr>
         <w:t>S</w:t>
       </w:r>
+      <w:proofErr w:type="gramEnd"/>
       <w:r>
         <w:rPr>
           <w:rFonts w:ascii="Arial Narrow" w:eastAsia="Arial Narrow" w:hAnsi="Arial Narrow" w:cs="Arial Narrow"/>
@@ -5089,7 +6017,23 @@
           <w:b/>
           <w:bCs/>
         </w:rPr>
-        <w:t xml:space="preserve">DÉCIMA PRIMERA. - </w:t>
+        <w:t xml:space="preserve">DÉCIMA </w:t>
+      </w:r>
+      <w:r>
+        <w:rPr>
+          <w:rFonts w:ascii="Arial Narrow" w:eastAsia="Arial Narrow" w:hAnsi="Arial Narrow" w:cs="Arial Narrow"/>
+          <w:b/>
+          <w:bCs/>
+        </w:rPr>
+        <w:t>SEGUNDA</w:t>
+      </w:r>
+      <w:r>
+        <w:rPr>
+          <w:rFonts w:ascii="Arial Narrow" w:eastAsia="Arial Narrow" w:hAnsi="Arial Narrow" w:cs="Arial Narrow"/>
+          <w:b/>
+          <w:bCs/>
+        </w:rPr>
+        <w:t xml:space="preserve">. - </w:t>
       </w:r>
       <w:r>
         <w:rPr>
@@ -5101,7 +6045,14 @@
         <w:rPr>
           <w:rFonts w:ascii="Arial Narrow" w:eastAsia="Arial Narrow" w:hAnsi="Arial Narrow" w:cs="Arial Narrow"/>
         </w:rPr>
-        <w:t>{{SEXO_1}} CESIONARI{{SEXO_2}}</w:t>
+        <w:t>{{SEXO_1}} CESIONARI{{SEXO_2</w:t>
+      </w:r>
+      <w:proofErr w:type="gramStart"/>
+      <w:r>
+        <w:rPr>
+          <w:rFonts w:ascii="Arial Narrow" w:eastAsia="Arial Narrow" w:hAnsi="Arial Narrow" w:cs="Arial Narrow"/>
+        </w:rPr>
+        <w:t>}}</w:t>
       </w:r>
       <w:r>
         <w:rPr>
@@ -5109,6 +6060,7 @@
         </w:rPr>
         <w:t>S</w:t>
       </w:r>
+      <w:proofErr w:type="gramEnd"/>
       <w:r>
         <w:rPr>
           <w:rFonts w:ascii="Arial Narrow" w:eastAsia="Arial Narrow" w:hAnsi="Arial Narrow" w:cs="Arial Narrow"/>
@@ -5143,7 +6095,25 @@
         <w:rPr>
           <w:rFonts w:ascii="Arial Narrow" w:eastAsia="Arial Narrow" w:hAnsi="Arial Narrow" w:cs="Arial Narrow"/>
         </w:rPr>
-        <w:t xml:space="preserve"> PLAZO DE DIEZ (10) DÍAS NATURALES PARA SOLICITAR LA CITA CON LA AUTORIDAD COMPETENTE CON EL FIN DE FORMALIZAR EL ACTO JURÍDICO DE CESIÓN DE DERECHOS. TRANSCURRIDO DICHO PLAZO SIN QUE SE LLEVE A CABO LA GESTIÓN CORRESPONDIENTE, “EL CEDENTE” QUEDARÁ EXENTO DE TODA RESPONSABILIDAD RESPECTO DE LOS TRÁMITES, CONSECUENCIAS O DEMORAS DERIVADAS DE DICHA</w:t>
+        <w:t xml:space="preserve"> PLAZO DE </w:t>
+      </w:r>
+      <w:r>
+        <w:rPr>
+          <w:rFonts w:ascii="Arial Narrow" w:eastAsia="Arial Narrow" w:hAnsi="Arial Narrow" w:cs="Arial Narrow"/>
+        </w:rPr>
+        <w:t>CINCO (5) DÍAS</w:t>
+      </w:r>
+      <w:r>
+        <w:rPr>
+          <w:rFonts w:ascii="Arial Narrow" w:eastAsia="Arial Narrow" w:hAnsi="Arial Narrow" w:cs="Arial Narrow"/>
+        </w:rPr>
+        <w:t xml:space="preserve"> NATURALES</w:t>
+      </w:r>
+      <w:r>
+        <w:rPr>
+          <w:rFonts w:ascii="Arial Narrow" w:eastAsia="Arial Narrow" w:hAnsi="Arial Narrow" w:cs="Arial Narrow"/>
+        </w:rPr>
+        <w:t xml:space="preserve"> PARA SOLICITAR LA CITA CON LA AUTORIDAD COMPETENTE CON EL FIN DE FORMALIZAR EL ACTO JURÍDICO DE CESIÓN DE DERECHOS. TRANSCURRIDO DICHO PLAZO SIN QUE SE LLEVE A CABO LA GESTIÓN CORRESPONDIENTE, “EL CEDENTE” QUEDARÁ EXENTO DE TODA RESPONSABILIDAD RESPECTO DE LOS TRÁMITES, CONSECUENCIAS O DEMORAS DERIVADAS DE DICHA</w:t>
       </w:r>
       <w:r>
         <w:rPr>
@@ -5175,23 +6145,15 @@
           <w:b/>
           <w:bCs/>
         </w:rPr>
-        <w:t>DÉCIMA SEGUNDA</w:t>
-      </w:r>
-      <w:r>
-        <w:rPr>
-          <w:rFonts w:ascii="Arial Narrow" w:eastAsia="Arial Narrow" w:hAnsi="Arial Narrow" w:cs="Arial Narrow"/>
-          <w:b/>
-          <w:bCs/>
-        </w:rPr>
-        <w:t>. - DESIGNACIÓN DE BENEFICIARI</w:t>
-      </w:r>
-      <w:r>
-        <w:rPr>
-          <w:rFonts w:ascii="Arial Narrow" w:eastAsia="Arial Narrow" w:hAnsi="Arial Narrow" w:cs="Arial Narrow"/>
-          <w:b/>
-          <w:bCs/>
-        </w:rPr>
-        <w:t>{{SEXO_6}}</w:t>
+        <w:t xml:space="preserve">DÉCIMA </w:t>
+      </w:r>
+      <w:r>
+        <w:rPr>
+          <w:rFonts w:ascii="Arial Narrow" w:eastAsia="Arial Narrow" w:hAnsi="Arial Narrow" w:cs="Arial Narrow"/>
+          <w:b/>
+          <w:bCs/>
+        </w:rPr>
+        <w:t>TERCERA</w:t>
       </w:r>
       <w:r>
         <w:rPr>
@@ -5211,7 +6173,14 @@
         <w:rPr>
           <w:rFonts w:ascii="Arial Narrow" w:eastAsia="Arial Narrow" w:hAnsi="Arial Narrow" w:cs="Arial Narrow"/>
         </w:rPr>
-        <w:t>{{SEXO_1}} CESIONARI{{SEXO_2}}</w:t>
+        <w:t>{{SEXO_1}} CESIONARI{{SEXO_2</w:t>
+      </w:r>
+      <w:proofErr w:type="gramStart"/>
+      <w:r>
+        <w:rPr>
+          <w:rFonts w:ascii="Arial Narrow" w:eastAsia="Arial Narrow" w:hAnsi="Arial Narrow" w:cs="Arial Narrow"/>
+        </w:rPr>
+        <w:t>}}</w:t>
       </w:r>
       <w:r>
         <w:rPr>
@@ -5219,6 +6188,7 @@
         </w:rPr>
         <w:t>S</w:t>
       </w:r>
+      <w:proofErr w:type="gramEnd"/>
       <w:r>
         <w:rPr>
           <w:rFonts w:ascii="Arial Narrow" w:eastAsia="Arial Narrow" w:hAnsi="Arial Narrow" w:cs="Arial Narrow"/>
@@ -5316,7 +6286,22 @@
         <w:rPr>
           <w:rFonts w:ascii="Arial Narrow" w:eastAsia="Arial Narrow" w:hAnsi="Arial Narrow" w:cs="Arial Narrow"/>
         </w:rPr>
-        <w:t xml:space="preserve">CONFORME A LOS USOS Y DISPOSICIONES INTERNAS DE LA AUTORIDAD COMUNAL DE SANTA MARÍA TONAMECA, ACREDITEN LA CESIÓN Y POSESIÓN DEL PREDIO PARA QUE SEA EMITIDA A SU NOMBRE. EN CASO DE QUE “EL CEDENTE” INCUMPLAN CON LAS OBLIGACIONES ESTIPULADAS EN ESTE CONTRATO, </w:t>
+        <w:t xml:space="preserve">CONFORME A LOS USOS Y DISPOSICIONES INTERNAS DE LA AUTORIDAD COMUNAL DE SANTA MARÍA TONAMECA, ACREDITEN LA CESIÓN Y POSESIÓN DEL PREDIO PARA QUE SEA EMITIDA A SU NOMBRE. </w:t>
+      </w:r>
+    </w:p>
+    <w:p>
+      <w:pPr>
+        <w:spacing w:before="240" w:after="240"/>
+        <w:jc w:val="both"/>
+        <w:rPr>
+          <w:rFonts w:ascii="Arial Narrow" w:eastAsia="Arial Narrow" w:hAnsi="Arial Narrow" w:cs="Arial Narrow"/>
+        </w:rPr>
+      </w:pPr>
+      <w:r>
+        <w:rPr>
+          <w:rFonts w:ascii="Arial Narrow" w:eastAsia="Arial Narrow" w:hAnsi="Arial Narrow" w:cs="Arial Narrow"/>
+        </w:rPr>
+        <w:t xml:space="preserve">EN CASO DE QUE “EL CEDENTE” INCUMPLAN CON LAS OBLIGACIONES ESTIPULADAS EN ESTE CONTRATO, </w:t>
       </w:r>
       <w:r>
         <w:rPr>
@@ -5346,7 +6331,14 @@
         <w:rPr>
           <w:rFonts w:ascii="Arial Narrow" w:eastAsia="Arial Narrow" w:hAnsi="Arial Narrow" w:cs="Arial Narrow"/>
         </w:rPr>
-        <w:t>{{SEXO_1}} CESIONARI{{SEXO_2}}</w:t>
+        <w:t>{{SEXO_1}} CESIONARI{{SEXO_2</w:t>
+      </w:r>
+      <w:proofErr w:type="gramStart"/>
+      <w:r>
+        <w:rPr>
+          <w:rFonts w:ascii="Arial Narrow" w:eastAsia="Arial Narrow" w:hAnsi="Arial Narrow" w:cs="Arial Narrow"/>
+        </w:rPr>
+        <w:t>}}</w:t>
       </w:r>
       <w:r>
         <w:rPr>
@@ -5354,6 +6346,7 @@
         </w:rPr>
         <w:t>S</w:t>
       </w:r>
+      <w:proofErr w:type="gramEnd"/>
       <w:r>
         <w:rPr>
           <w:rFonts w:ascii="Arial Narrow" w:eastAsia="Arial Narrow" w:hAnsi="Arial Narrow" w:cs="Arial Narrow"/>
@@ -5398,7 +6391,39 @@
           <w:b/>
           <w:bCs/>
         </w:rPr>
-        <w:t xml:space="preserve">DÉCIMA TERCERA. – DISPOSICIONES DE CONSTRUCCIÓN. </w:t>
+        <w:t xml:space="preserve">DÉCIMA </w:t>
+      </w:r>
+      <w:r>
+        <w:rPr>
+          <w:rFonts w:ascii="Arial Narrow" w:eastAsia="Arial Narrow" w:hAnsi="Arial Narrow" w:cs="Arial Narrow"/>
+          <w:b/>
+          <w:bCs/>
+        </w:rPr>
+        <w:t>CUARTA</w:t>
+      </w:r>
+      <w:r>
+        <w:rPr>
+          <w:rFonts w:ascii="Arial Narrow" w:eastAsia="Arial Narrow" w:hAnsi="Arial Narrow" w:cs="Arial Narrow"/>
+          <w:b/>
+          <w:bCs/>
+        </w:rPr>
+        <w:t>.</w:t>
+      </w:r>
+      <w:r>
+        <w:rPr>
+          <w:rFonts w:ascii="Arial Narrow" w:eastAsia="Arial Narrow" w:hAnsi="Arial Narrow" w:cs="Arial Narrow"/>
+          <w:b/>
+          <w:bCs/>
+        </w:rPr>
+        <w:t xml:space="preserve"> -</w:t>
+      </w:r>
+      <w:r>
+        <w:rPr>
+          <w:rFonts w:ascii="Arial Narrow" w:eastAsia="Arial Narrow" w:hAnsi="Arial Narrow" w:cs="Arial Narrow"/>
+          <w:b/>
+          <w:bCs/>
+        </w:rPr>
+        <w:t xml:space="preserve"> </w:t>
       </w:r>
       <w:r>
         <w:rPr>
@@ -5410,7 +6435,14 @@
         <w:rPr>
           <w:rFonts w:ascii="Arial Narrow" w:eastAsia="Arial Narrow" w:hAnsi="Arial Narrow" w:cs="Arial Narrow"/>
         </w:rPr>
-        <w:t>{{SEXO_1}} CESIONARI{{SEXO_2}}</w:t>
+        <w:t>{{SEXO_1}} CESIONARI{{SEXO_2</w:t>
+      </w:r>
+      <w:proofErr w:type="gramStart"/>
+      <w:r>
+        <w:rPr>
+          <w:rFonts w:ascii="Arial Narrow" w:eastAsia="Arial Narrow" w:hAnsi="Arial Narrow" w:cs="Arial Narrow"/>
+        </w:rPr>
+        <w:t>}}</w:t>
       </w:r>
       <w:r>
         <w:rPr>
@@ -5418,6 +6450,7 @@
         </w:rPr>
         <w:t>S</w:t>
       </w:r>
+      <w:proofErr w:type="gramEnd"/>
       <w:r>
         <w:rPr>
           <w:rFonts w:ascii="Arial Narrow" w:eastAsia="Arial Narrow" w:hAnsi="Arial Narrow" w:cs="Arial Narrow"/>
@@ -5457,13 +6490,108 @@
           <w:b/>
           <w:bCs/>
         </w:rPr>
-        <w:t xml:space="preserve">DÉCIMA CUARTA. - </w:t>
+        <w:t xml:space="preserve">DÉCIMA </w:t>
+      </w:r>
+      <w:r>
+        <w:rPr>
+          <w:rFonts w:ascii="Arial Narrow" w:eastAsia="Arial Narrow" w:hAnsi="Arial Narrow" w:cs="Arial Narrow"/>
+          <w:b/>
+          <w:bCs/>
+        </w:rPr>
+        <w:t>QUINTA</w:t>
+      </w:r>
+      <w:r>
+        <w:rPr>
+          <w:rFonts w:ascii="Arial Narrow" w:eastAsia="Arial Narrow" w:hAnsi="Arial Narrow" w:cs="Arial Narrow"/>
+          <w:b/>
+          <w:bCs/>
+        </w:rPr>
+        <w:t xml:space="preserve">. - </w:t>
       </w:r>
       <w:r>
         <w:rPr>
           <w:rFonts w:ascii="Arial Narrow" w:eastAsia="Arial Narrow" w:hAnsi="Arial Narrow" w:cs="Arial Narrow"/>
         </w:rPr>
         <w:t>CUALQUIER NOTIFICACIÓN, AVISO U OTRA COMUNICACIÓN QUE DEBA SER REALIZADA O ENTREGADA POR Y ENTRE LAS PARTES, QUE TENGA RELACIÓN CON EL PRESENTE CONTRATO, DEBERÁ SER ENTREGADA EN LOS DOMICILIOS Y CORREOS ELECTRÓNICOS INDICADOS EN LAS DECLARACIONES DEL PRESENTE CONTRATO, O BIEN POR SERVICIO DE MENSAJERÍA INSTANTÁNEA DE APARATOS CELULARES, EN DONDE EXISTA LA CERTEZA QUE PROVIENE DE NÚMERO TELEFÓNICO CELULAR EN USO DE LOS CONTRATANTES.</w:t>
+      </w:r>
+    </w:p>
+    <w:p>
+      <w:pPr>
+        <w:ind w:right="4"/>
+        <w:jc w:val="both"/>
+        <w:rPr>
+          <w:rFonts w:ascii="Arial Narrow" w:eastAsia="Arial Narrow" w:hAnsi="Arial Narrow" w:cs="Arial Narrow"/>
+          <w:color w:val="000000"/>
+        </w:rPr>
+      </w:pPr>
+      <w:r>
+        <w:rPr>
+          <w:rFonts w:ascii="Arial Narrow" w:eastAsia="Arial Narrow" w:hAnsi="Arial Narrow" w:cs="Arial Narrow"/>
+          <w:b/>
+          <w:bCs/>
+        </w:rPr>
+        <w:t xml:space="preserve">DÉCIMA SEXTA. – </w:t>
+      </w:r>
+      <w:r>
+        <w:rPr>
+          <w:rFonts w:ascii="Arial Narrow" w:eastAsia="Arial Narrow" w:hAnsi="Arial Narrow" w:cs="Arial Narrow"/>
+          <w:color w:val="000000"/>
+        </w:rPr>
+        <w:t>LAS PARTES CONVIENEN QUE TODA LA INFORMACIÓN CONTENIDA EN EL PRESENTE CONTRATO, ASÍ COMO AQUELLA QUE SEA PROPORCIONADA O GENERADA CON MOTIVO DE LA NEGOCIACIÓN, CELEBRACIÓN, EJECUCIÓN Y FORMALIZACIÓN DE LA OPERACIÓN RELATIVA AL BIEN INMUEBLE OBJETO DEL PRESENTE CONTRATO, TENDRÁ EL CARÁCTER DE ESTRICTAMENTE CONFIDENCIAL. EN CONSECUENCIA, “EL CEDENTE” Y “</w:t>
+      </w:r>
+      <w:r>
+        <w:rPr>
+          <w:rFonts w:ascii="Arial Narrow" w:eastAsia="Arial Narrow" w:hAnsi="Arial Narrow" w:cs="Arial Narrow"/>
+          <w:color w:val="000000"/>
+        </w:rPr>
+        <w:t>{{SEXO_1}}</w:t>
+      </w:r>
+      <w:r>
+        <w:rPr>
+          <w:rFonts w:ascii="Arial Narrow" w:eastAsia="Arial Narrow" w:hAnsi="Arial Narrow" w:cs="Arial Narrow"/>
+          <w:color w:val="000000"/>
+        </w:rPr>
+        <w:t xml:space="preserve"> CESIONARI</w:t>
+      </w:r>
+      <w:r>
+        <w:rPr>
+          <w:rFonts w:ascii="Arial Narrow" w:eastAsia="Arial Narrow" w:hAnsi="Arial Narrow" w:cs="Arial Narrow"/>
+          <w:color w:val="000000"/>
+        </w:rPr>
+        <w:t>{{SEXO_2</w:t>
+      </w:r>
+      <w:proofErr w:type="gramStart"/>
+      <w:r>
+        <w:rPr>
+          <w:rFonts w:ascii="Arial Narrow" w:eastAsia="Arial Narrow" w:hAnsi="Arial Narrow" w:cs="Arial Narrow"/>
+          <w:color w:val="000000"/>
+        </w:rPr>
+        <w:t>}}S</w:t>
+      </w:r>
+      <w:proofErr w:type="gramEnd"/>
+      <w:r>
+        <w:rPr>
+          <w:rFonts w:ascii="Arial Narrow" w:eastAsia="Arial Narrow" w:hAnsi="Arial Narrow" w:cs="Arial Narrow"/>
+          <w:color w:val="000000"/>
+        </w:rPr>
+        <w:t>” SE OBLIGAN A GUARDAR ABSOLUTA RESERVA, ABSTENIÉNDOSE DE DIVULGAR, REVELAR, REPRODUCIR, TRANSMITIR O PONER A DISPOSICIÓN DE TERCEROS, POR CUALQUIER MEDIO, LA INFORMACIÓN RELACIONADA CON EL PRECIO DE LA OPERACIÓN, CONDICIONES DE PAGO, DATOS PERSONALES DE LAS PARTES, DOCUMENTACIÓN DEL INMUEBLE, ANTECEDENTES DEL MISMO, ASÍ COMO CUALQUIER OTRA INFORMACIÓN PROPORCIONADA DURANTE EL PROCESO DE LA OPERACIÓN.</w:t>
+      </w:r>
+    </w:p>
+    <w:p>
+      <w:pPr>
+        <w:ind w:right="4"/>
+        <w:jc w:val="both"/>
+        <w:rPr>
+          <w:rFonts w:ascii="Arial Narrow" w:eastAsia="Arial Narrow" w:hAnsi="Arial Narrow" w:cs="Arial Narrow"/>
+          <w:color w:val="000000"/>
+        </w:rPr>
+      </w:pPr>
+      <w:r>
+        <w:rPr>
+          <w:rFonts w:ascii="Arial Narrow" w:eastAsia="Arial Narrow" w:hAnsi="Arial Narrow" w:cs="Arial Narrow"/>
+          <w:color w:val="000000"/>
+        </w:rPr>
+        <w:t>LAS PARTES SE OBLIGAN A UTILIZAR DICHA INFORMACIÓN ÚNICAMENTE PARA LOS FINES DERIVADOS DEL PRESENTE CONTRATO, QUEDANDO ESTRICTAMENTE PROHIBIDO SU USO PARA FINES DISTINTOS O PARA BENEFICIO PROPIO O DE TERCEROS AJENOS A LA OPERACIÓN, INCLUYENDO SU UTILIZACIÓN PARA LA NEGOCIACIÓN, PROMOCIÓN O DISPOSICIÓN DEL INMUEBLE POR CONDUCTO DISTINTO AL ESTABLECIDO EN EL PRESENTE INSTRUMENTO.</w:t>
       </w:r>
     </w:p>
     <w:p>
@@ -5472,15 +6600,49 @@
         <w:jc w:val="both"/>
         <w:rPr>
           <w:rFonts w:ascii="Arial Narrow" w:eastAsia="Arial Narrow" w:hAnsi="Arial Narrow" w:cs="Arial Narrow"/>
-        </w:rPr>
-      </w:pPr>
-      <w:r>
-        <w:rPr>
-          <w:rFonts w:ascii="Arial Narrow" w:eastAsia="Arial Narrow" w:hAnsi="Arial Narrow" w:cs="Arial Narrow"/>
-          <w:b/>
-          <w:bCs/>
-        </w:rPr>
-        <w:t xml:space="preserve">DÉCIMA QUINTA. - </w:t>
+          <w:b/>
+          <w:bCs/>
+        </w:rPr>
+      </w:pPr>
+      <w:r>
+        <w:rPr>
+          <w:rFonts w:ascii="Arial Narrow" w:eastAsia="Arial Narrow" w:hAnsi="Arial Narrow" w:cs="Arial Narrow"/>
+          <w:color w:val="000000"/>
+        </w:rPr>
+        <w:t>EN CASO DE INCUMPLIMIENTO A LO DISPUESTO EN LA PRESENTE CLÁUSULA, LA PARTE QUE DIVULGUE O UTILICE INDEBIDAMENTE LA INFORMACIÓN SERÁ RESPONSABLE DE LOS DAÑOS Y PERJUICIOS QUE SE OCASIONEN, SIN PERJUICIO DE LAS ACCIONES LEGALES QUE PUDIERAN CORRESPONDER CONFORME A LA LEGISLACIÓN APLICABLE.</w:t>
+      </w:r>
+    </w:p>
+    <w:p>
+      <w:pPr>
+        <w:spacing w:before="240" w:after="240"/>
+        <w:jc w:val="both"/>
+        <w:rPr>
+          <w:rFonts w:ascii="Arial Narrow" w:eastAsia="Arial Narrow" w:hAnsi="Arial Narrow" w:cs="Arial Narrow"/>
+        </w:rPr>
+      </w:pPr>
+      <w:r>
+        <w:rPr>
+          <w:rFonts w:ascii="Arial Narrow" w:eastAsia="Arial Narrow" w:hAnsi="Arial Narrow" w:cs="Arial Narrow"/>
+          <w:b/>
+          <w:bCs/>
+        </w:rPr>
+        <w:t xml:space="preserve">DÉCIMA </w:t>
+      </w:r>
+      <w:r>
+        <w:rPr>
+          <w:rFonts w:ascii="Arial Narrow" w:eastAsia="Arial Narrow" w:hAnsi="Arial Narrow" w:cs="Arial Narrow"/>
+          <w:b/>
+          <w:bCs/>
+        </w:rPr>
+        <w:t>SÉPTIMA</w:t>
+      </w:r>
+      <w:r>
+        <w:rPr>
+          <w:rFonts w:ascii="Arial Narrow" w:eastAsia="Arial Narrow" w:hAnsi="Arial Narrow" w:cs="Arial Narrow"/>
+          <w:b/>
+          <w:bCs/>
+        </w:rPr>
+        <w:t xml:space="preserve">. - </w:t>
       </w:r>
       <w:r>
         <w:rPr>
@@ -5502,7 +6664,23 @@
           <w:b/>
           <w:bCs/>
         </w:rPr>
-        <w:t xml:space="preserve">DÉCIMA SEXTA. - </w:t>
+        <w:t xml:space="preserve">DÉCIMA </w:t>
+      </w:r>
+      <w:r>
+        <w:rPr>
+          <w:rFonts w:ascii="Arial Narrow" w:eastAsia="Arial Narrow" w:hAnsi="Arial Narrow" w:cs="Arial Narrow"/>
+          <w:b/>
+          <w:bCs/>
+        </w:rPr>
+        <w:t>OCTAVA</w:t>
+      </w:r>
+      <w:r>
+        <w:rPr>
+          <w:rFonts w:ascii="Arial Narrow" w:eastAsia="Arial Narrow" w:hAnsi="Arial Narrow" w:cs="Arial Narrow"/>
+          <w:b/>
+          <w:bCs/>
+        </w:rPr>
+        <w:t xml:space="preserve">. - </w:t>
       </w:r>
       <w:r>
         <w:rPr>
@@ -5536,43 +6714,30 @@
           <w:rFonts w:ascii="Arial Narrow" w:eastAsia="Arial Narrow" w:hAnsi="Arial Narrow" w:cs="Arial Narrow"/>
         </w:rPr>
         <w:br/>
-        <w:t xml:space="preserve">PREVIA LECTURA Y RATIFICACIÓN DE LOS OTORGANTES FIRMAN POR DUPLICADO, EN LA POBLACIÓN DE SAN ANTONIO DE LA CAL, OAXACA, A </w:t>
-      </w:r>
-      <w:r>
-        <w:rPr>
-          <w:rFonts w:ascii="Arial Narrow" w:eastAsia="Arial Narrow" w:hAnsi="Arial Narrow" w:cs="Arial Narrow"/>
-        </w:rPr>
-        <w:t>{{DIA}}</w:t>
-      </w:r>
-      <w:r>
-        <w:rPr>
-          <w:rFonts w:ascii="Arial Narrow" w:eastAsia="Arial Narrow" w:hAnsi="Arial Narrow" w:cs="Arial Narrow"/>
-        </w:rPr>
-        <w:t xml:space="preserve"> DE </w:t>
-      </w:r>
-      <w:r>
-        <w:rPr>
-          <w:rFonts w:ascii="Arial Narrow" w:eastAsia="Arial Narrow" w:hAnsi="Arial Narrow" w:cs="Arial Narrow"/>
-        </w:rPr>
-        <w:t>{{MES}}</w:t>
-      </w:r>
-      <w:r>
-        <w:rPr>
-          <w:rFonts w:ascii="Arial Narrow" w:eastAsia="Arial Narrow" w:hAnsi="Arial Narrow" w:cs="Arial Narrow"/>
-        </w:rPr>
-        <w:t xml:space="preserve"> DEL </w:t>
-      </w:r>
-      <w:r>
-        <w:rPr>
-          <w:rFonts w:ascii="Arial Narrow" w:eastAsia="Arial Narrow" w:hAnsi="Arial Narrow" w:cs="Arial Narrow"/>
-        </w:rPr>
-        <w:t>{{ANIO}}</w:t>
-      </w:r>
-      <w:r>
-        <w:rPr>
-          <w:rFonts w:ascii="Arial Narrow" w:eastAsia="Arial Narrow" w:hAnsi="Arial Narrow" w:cs="Arial Narrow"/>
-        </w:rPr>
-        <w:t xml:space="preserve">. </w:t>
+      </w:r>
+      <w:r>
+        <w:rPr>
+          <w:rFonts w:ascii="Arial Narrow" w:eastAsia="Arial Narrow" w:hAnsi="Arial Narrow" w:cs="Arial Narrow"/>
+        </w:rPr>
+        <w:t>PREVIA LECTURA Y RATIFICACIÓN DE LOS OTORGANTES FIRMAN POR DUPLICADO, {{</w:t>
+      </w:r>
+      <w:r>
+        <w:rPr>
+          <w:rFonts w:ascii="Arial Narrow" w:eastAsia="Arial Narrow" w:hAnsi="Arial Narrow" w:cs="Arial Narrow"/>
+        </w:rPr>
+        <w:t>LUGAR_FIRMA_2</w:t>
+      </w:r>
+      <w:r>
+        <w:rPr>
+          <w:rFonts w:ascii="Arial Narrow" w:eastAsia="Arial Narrow" w:hAnsi="Arial Narrow" w:cs="Arial Narrow"/>
+        </w:rPr>
+        <w:t>}}, A {{DIA}} DE {{MES}} DEL {{ANIO}}.</w:t>
+      </w:r>
+      <w:r>
+        <w:rPr>
+          <w:rFonts w:ascii="Arial Narrow" w:eastAsia="Arial Narrow" w:hAnsi="Arial Narrow" w:cs="Arial Narrow"/>
+        </w:rPr>
+        <w:t xml:space="preserve"> </w:t>
       </w:r>
     </w:p>
     <w:p>
@@ -5592,8 +6757,10 @@
           <w:b/>
         </w:rPr>
         <w:sectPr>
-          <w:headerReference w:type="default" r:id="rId15"/>
-          <w:footerReference w:type="default" r:id="rId16"/>
+          <w:headerReference w:type="even" r:id="rId15"/>
+          <w:headerReference w:type="default" r:id="rId16"/>
+          <w:footerReference w:type="default" r:id="rId17"/>
+          <w:headerReference w:type="first" r:id="rId18"/>
           <w:type w:val="continuous"/>
           <w:pgSz w:w="12240" w:h="20160"/>
           <w:pgMar w:top="1417" w:right="1701" w:bottom="1417" w:left="1701" w:header="708" w:footer="708" w:gutter="0"/>
@@ -5966,6 +7133,7 @@
         </w:rPr>
         <w:t>CEDA</w:t>
       </w:r>
+      <w:proofErr w:type="gramStart"/>
       <w:r>
         <w:rPr>
           <w:rFonts w:ascii="Arial Narrow" w:eastAsia="Arial Narrow" w:hAnsi="Arial Narrow" w:cs="Arial Narrow"/>
@@ -5977,7 +7145,14 @@
         <w:rPr>
           <w:rFonts w:ascii="Arial Narrow" w:eastAsia="Arial Narrow" w:hAnsi="Arial Narrow" w:cs="Arial Narrow"/>
         </w:rPr>
-        <w:t xml:space="preserve">                                                             </w:t>
+        <w:t xml:space="preserve">   </w:t>
+      </w:r>
+      <w:proofErr w:type="gramEnd"/>
+      <w:r>
+        <w:rPr>
+          <w:rFonts w:ascii="Arial Narrow" w:eastAsia="Arial Narrow" w:hAnsi="Arial Narrow" w:cs="Arial Narrow"/>
+        </w:rPr>
+        <w:t xml:space="preserve">                                                          </w:t>
       </w:r>
       <w:r>
         <w:rPr>
@@ -6005,11 +7180,19 @@
         </w:rPr>
         <w:t>2</w:t>
       </w:r>
-      <w:r>
-        <w:rPr>
-          <w:rFonts w:ascii="Arial Narrow" w:eastAsia="Arial Narrow" w:hAnsi="Arial Narrow" w:cs="Arial Narrow"/>
-        </w:rPr>
-        <w:t>}}                                                                                                              CEDENTE</w:t>
+      <w:proofErr w:type="gramStart"/>
+      <w:r>
+        <w:rPr>
+          <w:rFonts w:ascii="Arial Narrow" w:eastAsia="Arial Narrow" w:hAnsi="Arial Narrow" w:cs="Arial Narrow"/>
+        </w:rPr>
+        <w:t xml:space="preserve">}}   </w:t>
+      </w:r>
+      <w:proofErr w:type="gramEnd"/>
+      <w:r>
+        <w:rPr>
+          <w:rFonts w:ascii="Arial Narrow" w:eastAsia="Arial Narrow" w:hAnsi="Arial Narrow" w:cs="Arial Narrow"/>
+        </w:rPr>
+        <w:t xml:space="preserve">                                                                                                           CEDENTE</w:t>
       </w:r>
     </w:p>
     <w:p>
@@ -7082,7 +8265,7 @@
       <w:rPr>
         <w:noProof/>
       </w:rPr>
-      <w:pict w14:anchorId="7D16A1CF">
+      <w:pict w14:anchorId="790183CD">
         <v:shapetype id="_x0000_t75" coordsize="21600,21600" o:spt="75" o:preferrelative="t" path="m@4@5l@4@11@9@11@9@5xe" filled="f" stroked="f">
           <v:stroke joinstyle="miter"/>
           <v:formulas>
@@ -7102,9 +8285,8 @@
           <v:path o:extrusionok="f" gradientshapeok="t" o:connecttype="rect"/>
           <o:lock v:ext="edit" aspectratio="t"/>
         </v:shapetype>
-        <v:shape id="WordPictureWatermark453224469" o:spid="_x0000_s1026" type="#_x0000_t75" style="position:absolute;margin-left:0;margin-top:0;width:612pt;height:14in;z-index:-251657216;mso-position-horizontal:center;mso-position-horizontal-relative:margin;mso-position-vertical:center;mso-position-vertical-relative:margin" o:allowincell="f">
-          <v:imagedata r:id="rId1" o:title="Hojamembretada-Oficio-GrupoJora_page-0001"/>
-          <w10:wrap anchorx="margin" anchory="margin"/>
+        <v:shape id="WordPictureWatermark8635594" o:spid="_x0000_s1032" type="#_x0000_t75" style="position:absolute;margin-left:0;margin-top:0;width:612pt;height:14in;z-index:-251632640;mso-position-horizontal:center;mso-position-horizontal-relative:margin;mso-position-vertical:center;mso-position-vertical-relative:margin" o:allowincell="f">
+          <v:imagedata r:id="rId1" o:title="COMETA OFICIO_page-0001"/>
         </v:shape>
       </w:pict>
     </w:r>
@@ -7128,6 +8310,35 @@
           <w:pStyle w:val="Encabezado"/>
           <w:jc w:val="right"/>
         </w:pPr>
+        <w:r>
+          <w:rPr>
+            <w:noProof/>
+          </w:rPr>
+          <w:pict w14:anchorId="6E0D2DA1">
+            <v:shapetype id="_x0000_t75" coordsize="21600,21600" o:spt="75" o:preferrelative="t" path="m@4@5l@4@11@9@11@9@5xe" filled="f" stroked="f">
+              <v:stroke joinstyle="miter"/>
+              <v:formulas>
+                <v:f eqn="if lineDrawn pixelLineWidth 0"/>
+                <v:f eqn="sum @0 1 0"/>
+                <v:f eqn="sum 0 0 @1"/>
+                <v:f eqn="prod @2 1 2"/>
+                <v:f eqn="prod @3 21600 pixelWidth"/>
+                <v:f eqn="prod @3 21600 pixelHeight"/>
+                <v:f eqn="sum @0 0 1"/>
+                <v:f eqn="prod @6 1 2"/>
+                <v:f eqn="prod @7 21600 pixelWidth"/>
+                <v:f eqn="sum @8 21600 0"/>
+                <v:f eqn="prod @7 21600 pixelHeight"/>
+                <v:f eqn="sum @10 21600 0"/>
+              </v:formulas>
+              <v:path o:extrusionok="f" gradientshapeok="t" o:connecttype="rect"/>
+              <o:lock v:ext="edit" aspectratio="t"/>
+            </v:shapetype>
+            <v:shape id="WordPictureWatermark8635595" o:spid="_x0000_s1033" type="#_x0000_t75" style="position:absolute;left:0;text-align:left;margin-left:0;margin-top:0;width:612pt;height:14in;z-index:-251631616;mso-position-horizontal:center;mso-position-horizontal-relative:margin;mso-position-vertical:center;mso-position-vertical-relative:margin" o:allowincell="f">
+              <v:imagedata r:id="rId1" o:title="COMETA OFICIO_page-0001"/>
+            </v:shape>
+          </w:pict>
+        </w:r>
         <w:r>
           <w:fldChar w:fldCharType="begin"/>
         </w:r>
@@ -7655,11 +8866,21 @@
         </mc:Fallback>
       </mc:AlternateContent>
     </w:r>
+  </w:p>
+</w:hdr>
+</file>
+
+<file path=word/header3.xml><?xml version="1.0" encoding="utf-8"?>
+<w:hdr xmlns:wpc="http://schemas.microsoft.com/office/word/2010/wordprocessingCanvas" xmlns:cx="http://schemas.microsoft.com/office/drawing/2014/chartex" xmlns:cx1="http://schemas.microsoft.com/office/drawing/2015/9/8/chartex" xmlns:cx2="http://schemas.microsoft.com/office/drawing/2015/10/21/chartex" xmlns:cx3="http://schemas.microsoft.com/office/drawing/2016/5/9/chartex" xmlns:cx4="http://schemas.microsoft.com/office/drawing/2016/5/10/chartex" xmlns:cx5="http://schemas.microsoft.com/office/drawing/2016/5/11/chartex" xmlns:cx6="http://schemas.microsoft.com/office/drawing/2016/5/12/chartex" xmlns:cx7="http://schemas.microsoft.com/office/drawing/2016/5/13/chartex" xmlns:cx8="http://schemas.microsoft.com/office/drawing/2016/5/14/chartex" xmlns:mc="http://schemas.openxmlformats.org/markup-compatibility/2006" xmlns:aink="http://schemas.microsoft.com/office/drawing/2016/ink" xmlns:am3d="http://schemas.microsoft.com/office/drawing/2017/model3d" xmlns:o="urn:schemas-microsoft-com:office:office" xmlns:oel="http://schemas.microsoft.com/office/2019/extlst" xmlns:r="http://schemas.openxmlformats.org/officeDocument/2006/relationships" xmlns:m="http://schemas.openxmlformats.org/officeDocument/2006/math" xmlns:v="urn:schemas-microsoft-com:vml" xmlns:wp14="http://schemas.microsoft.com/office/word/2010/wordprocessingDrawing" xmlns:wp="http://schemas.openxmlformats.org/drawingml/2006/wordprocessingDrawing" xmlns:w10="urn:schemas-microsoft-com:office:word" xmlns:w="http://schemas.openxmlformats.org/wordprocessingml/2006/main" xmlns:w14="http://schemas.microsoft.com/office/word/2010/wordml" xmlns:w15="http://schemas.microsoft.com/office/word/2012/wordml" xmlns:w16cex="http://schemas.microsoft.com/office/word/2018/wordml/cex" xmlns:w16cid="http://schemas.microsoft.com/office/word/2016/wordml/cid" xmlns:w16="http://schemas.microsoft.com/office/word/2018/wordml" xmlns:w16du="http://schemas.microsoft.com/office/word/2023/wordml/word16du" xmlns:w16sdtdh="http://schemas.microsoft.com/office/word/2020/wordml/sdtdatahash" xmlns:w16sdtfl="http://schemas.microsoft.com/office/word/2024/wordml/sdtformatlock" xmlns:w16se="http://schemas.microsoft.com/office/word/2015/wordml/symex" xmlns:wpg="http://schemas.microsoft.com/office/word/2010/wordprocessingGroup" xmlns:wpi="http://schemas.microsoft.com/office/word/2010/wordprocessingInk" xmlns:wne="http://schemas.microsoft.com/office/word/2006/wordml" xmlns:wps="http://schemas.microsoft.com/office/word/2010/wordprocessingShape" mc:Ignorable="w14 w15 w16se w16cid w16 w16cex w16sdtdh w16sdtfl w16du wp14">
+  <w:p>
+    <w:pPr>
+      <w:pStyle w:val="Encabezado"/>
+    </w:pPr>
     <w:r>
       <w:rPr>
         <w:noProof/>
       </w:rPr>
-      <w:pict w14:anchorId="0A715E16">
+      <w:pict w14:anchorId="11AC9108">
         <v:shapetype id="_x0000_t75" coordsize="21600,21600" o:spt="75" o:preferrelative="t" path="m@4@5l@4@11@9@11@9@5xe" filled="f" stroked="f">
           <v:stroke joinstyle="miter"/>
           <v:formulas>
@@ -7679,9 +8900,8 @@
           <v:path o:extrusionok="f" gradientshapeok="t" o:connecttype="rect"/>
           <o:lock v:ext="edit" aspectratio="t"/>
         </v:shapetype>
-        <v:shape id="WordPictureWatermark453224470" o:spid="_x0000_s1027" type="#_x0000_t75" style="position:absolute;margin-left:0;margin-top:0;width:612pt;height:14in;z-index:-251656192;mso-position-horizontal:center;mso-position-horizontal-relative:margin;mso-position-vertical:center;mso-position-vertical-relative:margin" o:allowincell="f">
-          <v:imagedata r:id="rId1" o:title="Hojamembretada-Oficio-GrupoJora_page-0001"/>
-          <w10:wrap anchorx="margin" anchory="margin"/>
+        <v:shape id="WordPictureWatermark8635593" o:spid="_x0000_s1031" type="#_x0000_t75" style="position:absolute;margin-left:0;margin-top:0;width:612pt;height:14in;z-index:-251633664;mso-position-horizontal:center;mso-position-horizontal-relative:margin;mso-position-vertical:center;mso-position-vertical-relative:margin" o:allowincell="f">
+          <v:imagedata r:id="rId1" o:title="COMETA OFICIO_page-0001"/>
         </v:shape>
       </w:pict>
     </w:r>
@@ -7689,7 +8909,7 @@
 </w:hdr>
 </file>
 
-<file path=word/header3.xml><?xml version="1.0" encoding="utf-8"?>
+<file path=word/header4.xml><?xml version="1.0" encoding="utf-8"?>
 <w:hdr xmlns:wpc="http://schemas.microsoft.com/office/word/2010/wordprocessingCanvas" xmlns:cx="http://schemas.microsoft.com/office/drawing/2014/chartex" xmlns:cx1="http://schemas.microsoft.com/office/drawing/2015/9/8/chartex" xmlns:cx2="http://schemas.microsoft.com/office/drawing/2015/10/21/chartex" xmlns:cx3="http://schemas.microsoft.com/office/drawing/2016/5/9/chartex" xmlns:cx4="http://schemas.microsoft.com/office/drawing/2016/5/10/chartex" xmlns:cx5="http://schemas.microsoft.com/office/drawing/2016/5/11/chartex" xmlns:cx6="http://schemas.microsoft.com/office/drawing/2016/5/12/chartex" xmlns:cx7="http://schemas.microsoft.com/office/drawing/2016/5/13/chartex" xmlns:cx8="http://schemas.microsoft.com/office/drawing/2016/5/14/chartex" xmlns:mc="http://schemas.openxmlformats.org/markup-compatibility/2006" xmlns:aink="http://schemas.microsoft.com/office/drawing/2016/ink" xmlns:am3d="http://schemas.microsoft.com/office/drawing/2017/model3d" xmlns:o="urn:schemas-microsoft-com:office:office" xmlns:oel="http://schemas.microsoft.com/office/2019/extlst" xmlns:r="http://schemas.openxmlformats.org/officeDocument/2006/relationships" xmlns:m="http://schemas.openxmlformats.org/officeDocument/2006/math" xmlns:v="urn:schemas-microsoft-com:vml" xmlns:wp14="http://schemas.microsoft.com/office/word/2010/wordprocessingDrawing" xmlns:wp="http://schemas.openxmlformats.org/drawingml/2006/wordprocessingDrawing" xmlns:w10="urn:schemas-microsoft-com:office:word" xmlns:w="http://schemas.openxmlformats.org/wordprocessingml/2006/main" xmlns:w14="http://schemas.microsoft.com/office/word/2010/wordml" xmlns:w15="http://schemas.microsoft.com/office/word/2012/wordml" xmlns:w16cex="http://schemas.microsoft.com/office/word/2018/wordml/cex" xmlns:w16cid="http://schemas.microsoft.com/office/word/2016/wordml/cid" xmlns:w16="http://schemas.microsoft.com/office/word/2018/wordml" xmlns:w16du="http://schemas.microsoft.com/office/word/2023/wordml/word16du" xmlns:w16sdtdh="http://schemas.microsoft.com/office/word/2020/wordml/sdtdatahash" xmlns:w16sdtfl="http://schemas.microsoft.com/office/word/2024/wordml/sdtformatlock" xmlns:w16se="http://schemas.microsoft.com/office/word/2015/wordml/symex" xmlns:wpg="http://schemas.microsoft.com/office/word/2010/wordprocessingGroup" xmlns:wpi="http://schemas.microsoft.com/office/word/2010/wordprocessingInk" xmlns:wne="http://schemas.microsoft.com/office/word/2006/wordml" xmlns:wps="http://schemas.microsoft.com/office/word/2010/wordprocessingShape" mc:Ignorable="w14 w15 w16se w16cid w16 w16cex w16sdtdh w16sdtfl w16du wp14">
   <w:p>
     <w:pPr>
@@ -7699,7 +8919,7 @@
       <w:rPr>
         <w:noProof/>
       </w:rPr>
-      <w:pict w14:anchorId="35309953">
+      <w:pict w14:anchorId="5B7B38B0">
         <v:shapetype id="_x0000_t75" coordsize="21600,21600" o:spt="75" o:preferrelative="t" path="m@4@5l@4@11@9@11@9@5xe" filled="f" stroked="f">
           <v:stroke joinstyle="miter"/>
           <v:formulas>
@@ -7719,9 +8939,18 @@
           <v:path o:extrusionok="f" gradientshapeok="t" o:connecttype="rect"/>
           <o:lock v:ext="edit" aspectratio="t"/>
         </v:shapetype>
-        <v:shape id="WordPictureWatermark453224468" o:spid="_x0000_s1025" type="#_x0000_t75" style="position:absolute;margin-left:0;margin-top:0;width:612pt;height:14in;z-index:-251658240;mso-position-horizontal:center;mso-position-horizontal-relative:margin;mso-position-vertical:center;mso-position-vertical-relative:margin" o:allowincell="f">
-          <v:imagedata r:id="rId1" o:title="Hojamembretada-Oficio-GrupoJora_page-0001"/>
-          <w10:wrap anchorx="margin" anchory="margin"/>
+        <v:shape id="WordPictureWatermark8635597" o:spid="_x0000_s1037" type="#_x0000_t75" style="position:absolute;margin-left:0;margin-top:0;width:612pt;height:14in;z-index:-251625472;mso-position-horizontal:center;mso-position-horizontal-relative:margin;mso-position-vertical:center;mso-position-vertical-relative:margin" o:allowincell="f">
+          <v:imagedata r:id="rId1" o:title="COMETA OFICIO_page-0001"/>
+        </v:shape>
+      </w:pict>
+    </w:r>
+    <w:r>
+      <w:rPr>
+        <w:noProof/>
+      </w:rPr>
+      <w:pict w14:anchorId="6D990DA3">
+        <v:shape id="_x0000_s1036" type="#_x0000_t75" style="position:absolute;margin-left:0;margin-top:0;width:612pt;height:14in;z-index:-251626496;mso-position-horizontal:center;mso-position-horizontal-relative:margin;mso-position-vertical:center;mso-position-vertical-relative:margin" o:allowincell="f">
+          <v:imagedata r:id="rId1" o:title="COMETA OFICIO_page-0001"/>
         </v:shape>
       </w:pict>
     </w:r>
@@ -7729,7 +8958,7 @@
 </w:hdr>
 </file>
 
-<file path=word/header4.xml><?xml version="1.0" encoding="utf-8"?>
+<file path=word/header5.xml><?xml version="1.0" encoding="utf-8"?>
 <w:hdr xmlns:wpc="http://schemas.microsoft.com/office/word/2010/wordprocessingCanvas" xmlns:cx="http://schemas.microsoft.com/office/drawing/2014/chartex" xmlns:cx1="http://schemas.microsoft.com/office/drawing/2015/9/8/chartex" xmlns:cx2="http://schemas.microsoft.com/office/drawing/2015/10/21/chartex" xmlns:cx3="http://schemas.microsoft.com/office/drawing/2016/5/9/chartex" xmlns:cx4="http://schemas.microsoft.com/office/drawing/2016/5/10/chartex" xmlns:cx5="http://schemas.microsoft.com/office/drawing/2016/5/11/chartex" xmlns:cx6="http://schemas.microsoft.com/office/drawing/2016/5/12/chartex" xmlns:cx7="http://schemas.microsoft.com/office/drawing/2016/5/13/chartex" xmlns:cx8="http://schemas.microsoft.com/office/drawing/2016/5/14/chartex" xmlns:mc="http://schemas.openxmlformats.org/markup-compatibility/2006" xmlns:aink="http://schemas.microsoft.com/office/drawing/2016/ink" xmlns:am3d="http://schemas.microsoft.com/office/drawing/2017/model3d" xmlns:o="urn:schemas-microsoft-com:office:office" xmlns:oel="http://schemas.microsoft.com/office/2019/extlst" xmlns:r="http://schemas.openxmlformats.org/officeDocument/2006/relationships" xmlns:m="http://schemas.openxmlformats.org/officeDocument/2006/math" xmlns:v="urn:schemas-microsoft-com:vml" xmlns:wp14="http://schemas.microsoft.com/office/word/2010/wordprocessingDrawing" xmlns:wp="http://schemas.openxmlformats.org/drawingml/2006/wordprocessingDrawing" xmlns:w10="urn:schemas-microsoft-com:office:word" xmlns:w="http://schemas.openxmlformats.org/wordprocessingml/2006/main" xmlns:w14="http://schemas.microsoft.com/office/word/2010/wordml" xmlns:w15="http://schemas.microsoft.com/office/word/2012/wordml" xmlns:w16cex="http://schemas.microsoft.com/office/word/2018/wordml/cex" xmlns:w16cid="http://schemas.microsoft.com/office/word/2016/wordml/cid" xmlns:w16="http://schemas.microsoft.com/office/word/2018/wordml" xmlns:w16du="http://schemas.microsoft.com/office/word/2023/wordml/word16du" xmlns:w16sdtdh="http://schemas.microsoft.com/office/word/2020/wordml/sdtdatahash" xmlns:w16sdtfl="http://schemas.microsoft.com/office/word/2024/wordml/sdtformatlock" xmlns:w16se="http://schemas.microsoft.com/office/word/2015/wordml/symex" xmlns:wpg="http://schemas.microsoft.com/office/word/2010/wordprocessingGroup" xmlns:wpi="http://schemas.microsoft.com/office/word/2010/wordprocessingInk" xmlns:wne="http://schemas.microsoft.com/office/word/2006/wordml" xmlns:wps="http://schemas.microsoft.com/office/word/2010/wordprocessingShape" mc:Ignorable="w14 w15 w16se w16cid w16 w16cex w16sdtdh w16sdtfl w16du wp14">
   <w:sdt>
     <w:sdtPr>
@@ -7745,6 +8974,35 @@
           <w:pStyle w:val="Encabezado"/>
           <w:jc w:val="right"/>
         </w:pPr>
+        <w:r>
+          <w:rPr>
+            <w:noProof/>
+          </w:rPr>
+          <w:pict w14:anchorId="208A9CC5">
+            <v:shapetype id="_x0000_t75" coordsize="21600,21600" o:spt="75" o:preferrelative="t" path="m@4@5l@4@11@9@11@9@5xe" filled="f" stroked="f">
+              <v:stroke joinstyle="miter"/>
+              <v:formulas>
+                <v:f eqn="if lineDrawn pixelLineWidth 0"/>
+                <v:f eqn="sum @0 1 0"/>
+                <v:f eqn="sum 0 0 @1"/>
+                <v:f eqn="prod @2 1 2"/>
+                <v:f eqn="prod @3 21600 pixelWidth"/>
+                <v:f eqn="prod @3 21600 pixelHeight"/>
+                <v:f eqn="sum @0 0 1"/>
+                <v:f eqn="prod @6 1 2"/>
+                <v:f eqn="prod @7 21600 pixelWidth"/>
+                <v:f eqn="sum @8 21600 0"/>
+                <v:f eqn="prod @7 21600 pixelHeight"/>
+                <v:f eqn="sum @10 21600 0"/>
+              </v:formulas>
+              <v:path o:extrusionok="f" gradientshapeok="t" o:connecttype="rect"/>
+              <o:lock v:ext="edit" aspectratio="t"/>
+            </v:shapetype>
+            <v:shape id="WordPictureWatermark8635598" o:spid="_x0000_s1038" type="#_x0000_t75" style="position:absolute;left:0;text-align:left;margin-left:0;margin-top:0;width:612pt;height:14in;z-index:-251624448;mso-position-horizontal:center;mso-position-horizontal-relative:margin;mso-position-vertical:center;mso-position-vertical-relative:margin" o:allowincell="f">
+              <v:imagedata r:id="rId1" o:title="COMETA OFICIO_page-0001"/>
+            </v:shape>
+          </w:pict>
+        </w:r>
         <w:r>
           <w:fldChar w:fldCharType="begin"/>
         </w:r>
@@ -7775,6 +9033,27 @@
         <w:noProof/>
       </w:rPr>
       <w:pict w14:anchorId="7C6347EB">
+        <v:shape id="_x0000_s1030" type="#_x0000_t75" style="position:absolute;margin-left:0;margin-top:0;width:612pt;height:14in;z-index:-251634688;mso-position-horizontal:center;mso-position-horizontal-relative:margin;mso-position-vertical:center;mso-position-vertical-relative:margin" o:allowincell="f">
+          <v:imagedata r:id="rId2" o:title="Hojamembretada-Oficio-GrupoJora_page-0001"/>
+          <w10:wrap anchorx="margin" anchory="margin"/>
+        </v:shape>
+      </w:pict>
+    </w:r>
+  </w:p>
+</w:hdr>
+</file>
+
+<file path=word/header6.xml><?xml version="1.0" encoding="utf-8"?>
+<w:hdr xmlns:wpc="http://schemas.microsoft.com/office/word/2010/wordprocessingCanvas" xmlns:cx="http://schemas.microsoft.com/office/drawing/2014/chartex" xmlns:cx1="http://schemas.microsoft.com/office/drawing/2015/9/8/chartex" xmlns:cx2="http://schemas.microsoft.com/office/drawing/2015/10/21/chartex" xmlns:cx3="http://schemas.microsoft.com/office/drawing/2016/5/9/chartex" xmlns:cx4="http://schemas.microsoft.com/office/drawing/2016/5/10/chartex" xmlns:cx5="http://schemas.microsoft.com/office/drawing/2016/5/11/chartex" xmlns:cx6="http://schemas.microsoft.com/office/drawing/2016/5/12/chartex" xmlns:cx7="http://schemas.microsoft.com/office/drawing/2016/5/13/chartex" xmlns:cx8="http://schemas.microsoft.com/office/drawing/2016/5/14/chartex" xmlns:mc="http://schemas.openxmlformats.org/markup-compatibility/2006" xmlns:aink="http://schemas.microsoft.com/office/drawing/2016/ink" xmlns:am3d="http://schemas.microsoft.com/office/drawing/2017/model3d" xmlns:o="urn:schemas-microsoft-com:office:office" xmlns:oel="http://schemas.microsoft.com/office/2019/extlst" xmlns:r="http://schemas.openxmlformats.org/officeDocument/2006/relationships" xmlns:m="http://schemas.openxmlformats.org/officeDocument/2006/math" xmlns:v="urn:schemas-microsoft-com:vml" xmlns:wp14="http://schemas.microsoft.com/office/word/2010/wordprocessingDrawing" xmlns:wp="http://schemas.openxmlformats.org/drawingml/2006/wordprocessingDrawing" xmlns:w10="urn:schemas-microsoft-com:office:word" xmlns:w="http://schemas.openxmlformats.org/wordprocessingml/2006/main" xmlns:w14="http://schemas.microsoft.com/office/word/2010/wordml" xmlns:w15="http://schemas.microsoft.com/office/word/2012/wordml" xmlns:w16cex="http://schemas.microsoft.com/office/word/2018/wordml/cex" xmlns:w16cid="http://schemas.microsoft.com/office/word/2016/wordml/cid" xmlns:w16="http://schemas.microsoft.com/office/word/2018/wordml" xmlns:w16du="http://schemas.microsoft.com/office/word/2023/wordml/word16du" xmlns:w16sdtdh="http://schemas.microsoft.com/office/word/2020/wordml/sdtdatahash" xmlns:w16sdtfl="http://schemas.microsoft.com/office/word/2024/wordml/sdtformatlock" xmlns:w16se="http://schemas.microsoft.com/office/word/2015/wordml/symex" xmlns:wpg="http://schemas.microsoft.com/office/word/2010/wordprocessingGroup" xmlns:wpi="http://schemas.microsoft.com/office/word/2010/wordprocessingInk" xmlns:wne="http://schemas.microsoft.com/office/word/2006/wordml" xmlns:wps="http://schemas.microsoft.com/office/word/2010/wordprocessingShape" mc:Ignorable="w14 w15 w16se w16cid w16 w16cex w16sdtdh w16sdtfl w16du wp14">
+  <w:p>
+    <w:pPr>
+      <w:pStyle w:val="Encabezado"/>
+    </w:pPr>
+    <w:r>
+      <w:rPr>
+        <w:noProof/>
+      </w:rPr>
+      <w:pict w14:anchorId="660FD6CA">
         <v:shapetype id="_x0000_t75" coordsize="21600,21600" o:spt="75" o:preferrelative="t" path="m@4@5l@4@11@9@11@9@5xe" filled="f" stroked="f">
           <v:stroke joinstyle="miter"/>
           <v:formulas>
@@ -7794,9 +9073,18 @@
           <v:path o:extrusionok="f" gradientshapeok="t" o:connecttype="rect"/>
           <o:lock v:ext="edit" aspectratio="t"/>
         </v:shapetype>
-        <v:shape id="_x0000_s1030" type="#_x0000_t75" style="position:absolute;margin-left:0;margin-top:0;width:612pt;height:14in;z-index:-251634688;mso-position-horizontal:center;mso-position-horizontal-relative:margin;mso-position-vertical:center;mso-position-vertical-relative:margin" o:allowincell="f">
-          <v:imagedata r:id="rId1" o:title="Hojamembretada-Oficio-GrupoJora_page-0001"/>
-          <w10:wrap anchorx="margin" anchory="margin"/>
+        <v:shape id="WordPictureWatermark8635596" o:spid="_x0000_s1035" type="#_x0000_t75" style="position:absolute;margin-left:0;margin-top:0;width:612pt;height:14in;z-index:-251628544;mso-position-horizontal:center;mso-position-horizontal-relative:margin;mso-position-vertical:center;mso-position-vertical-relative:margin" o:allowincell="f">
+          <v:imagedata r:id="rId1" o:title="COMETA OFICIO_page-0001"/>
+        </v:shape>
+      </w:pict>
+    </w:r>
+    <w:r>
+      <w:rPr>
+        <w:noProof/>
+      </w:rPr>
+      <w:pict w14:anchorId="651A540E">
+        <v:shape id="_x0000_s1034" type="#_x0000_t75" style="position:absolute;margin-left:0;margin-top:0;width:612pt;height:14in;z-index:-251629568;mso-position-horizontal:center;mso-position-horizontal-relative:margin;mso-position-vertical:center;mso-position-vertical-relative:margin" o:allowincell="f">
+          <v:imagedata r:id="rId1" o:title="COMETA OFICIO_page-0001"/>
         </v:shape>
       </w:pict>
     </w:r>

--- a/pdfs/templates/pdfs/contrato_commeta_pagos_varios.docx
+++ b/pdfs/templates/pdfs/contrato_commeta_pagos_varios.docx
@@ -287,7 +287,7 @@
         <w:rPr>
           <w:rFonts w:ascii="Arial Narrow" w:eastAsia="Arial Narrow" w:hAnsi="Arial Narrow" w:cs="Arial Narrow"/>
         </w:rPr>
-        <w:t>TEST2}}, DE QUIENES SE AGREGAN COPIAS DE SUS RESPECTIVAS IDENTIFICACIONES;  ESTOS CON LA FINALIDAD  DE LLEVAR A CABO EL PRESENTE CONTRATO  DE CESIÓN DE DERECHOS SOBRE UNA FRACCIÓN  DE TERRENO COMUNAL SEGREGADO DE UN PREDIO MAYOR  DE CONFORMIDAD CON LOS ARTÍCULOS 80 Y 101 DE LA LEY AGRARIA; UBICADO EN EL ANEXO COMUNAL “</w:t>
+        <w:t>TEST2}}, DE QUIENES SE AGREGAN COPIAS DE SUS RESPECTIVAS IDENTIFICACIONES;  ESTO CON LA FINALIDAD  DE LLEVAR A CABO EL PRESENTE CONTRATO  DE CESIÓN DE DERECHOS SOBRE UNA FRACCIÓN  DE TERRENO COMUNAL SEGREGADO DE UN PREDIO MAYOR  DE CONFORMIDAD CON LOS ARTÍCULOS 80 Y 101 DE LA LEY AGRARIA; UBICADO EN EL ANEXO COMUNAL “</w:t>
       </w:r>
       <w:r>
         <w:rPr>
@@ -1510,7 +1510,7 @@
         <w:rPr>
           <w:rFonts w:ascii="Arial Narrow" w:eastAsia="Arial Narrow" w:hAnsi="Arial Narrow" w:cs="Arial Narrow"/>
         </w:rPr>
-        <w:t>” MANIFIESTA, QUE CONOCE</w:t>
+        <w:t>” MANIFIESTA</w:t>
       </w:r>
       <w:r>
         <w:rPr>
@@ -1522,6 +1522,18 @@
         <w:rPr>
           <w:rFonts w:ascii="Arial Narrow" w:eastAsia="Arial Narrow" w:hAnsi="Arial Narrow" w:cs="Arial Narrow"/>
         </w:rPr>
+        <w:t>, QUE CONOCE</w:t>
+      </w:r>
+      <w:r>
+        <w:rPr>
+          <w:rFonts w:ascii="Arial Narrow" w:eastAsia="Arial Narrow" w:hAnsi="Arial Narrow" w:cs="Arial Narrow"/>
+        </w:rPr>
+        <w:t>N</w:t>
+      </w:r>
+      <w:r>
+        <w:rPr>
+          <w:rFonts w:ascii="Arial Narrow" w:eastAsia="Arial Narrow" w:hAnsi="Arial Narrow" w:cs="Arial Narrow"/>
+        </w:rPr>
         <w:t xml:space="preserve"> LAS OBLIGACIONES QUE SE DESCRIBEN EN EL PRESENTE CONTRATO, ASÍ COMO TAMBIÉN CONOCE</w:t>
       </w:r>
       <w:r>
@@ -1534,13 +1546,13 @@
         <w:rPr>
           <w:rFonts w:ascii="Arial Narrow" w:eastAsia="Arial Narrow" w:hAnsi="Arial Narrow" w:cs="Arial Narrow"/>
         </w:rPr>
-        <w:t xml:space="preserve"> EL REGLAMENTO DE CONVIVENCIA, CONSTRUCCIÓN Y ADMINISTRACIÓN DEL DESARROLLO “COMETA COMMUNITY” QUE SE ANEXA COMO PARTE INTEGRANTE</w:t>
-      </w:r>
-      <w:r>
-        <w:rPr>
-          <w:rFonts w:ascii="Arial Narrow" w:eastAsia="Arial Narrow" w:hAnsi="Arial Narrow" w:cs="Arial Narrow"/>
-        </w:rPr>
-        <w:t xml:space="preserve"> DE ESTE CONTRATO Y QUE ESTÁ</w:t>
+        <w:t xml:space="preserve"> EL REGLAMENTO DE CONVIVENCIA, CONSTRUCCIÓN Y ADMINISTRACIÓN DEL DESARROLLO “COMETA COMMUNITY” </w:t>
+      </w:r>
+      <w:r>
+        <w:rPr>
+          <w:rFonts w:ascii="Arial Narrow" w:eastAsia="Arial Narrow" w:hAnsi="Arial Narrow" w:cs="Arial Narrow"/>
+        </w:rPr>
+        <w:t>MISMO QUE LE SERÁ ENVIADO MEDIANTE LOS MEDIOS DE CONSIGNACIÓN DESCRITOS EN LA DECLARACIÓN II INCISO A, OBLIGÁNDOSE A ACUSAR DE RECIBIDO MEDIANTE NOTIFICACIÓN EXPRESA A “EL CEDENTE”; ASIMISMO, RECONOCE</w:t>
       </w:r>
       <w:r>
         <w:rPr>
@@ -1552,19 +1564,7 @@
         <w:rPr>
           <w:rFonts w:ascii="Arial Narrow" w:eastAsia="Arial Narrow" w:hAnsi="Arial Narrow" w:cs="Arial Narrow"/>
         </w:rPr>
-        <w:t xml:space="preserve"> DISPUESTO</w:t>
-      </w:r>
-      <w:r>
-        <w:rPr>
-          <w:rFonts w:ascii="Arial Narrow" w:eastAsia="Arial Narrow" w:hAnsi="Arial Narrow" w:cs="Arial Narrow"/>
-        </w:rPr>
-        <w:t>S</w:t>
-      </w:r>
-      <w:r>
-        <w:rPr>
-          <w:rFonts w:ascii="Arial Narrow" w:eastAsia="Arial Narrow" w:hAnsi="Arial Narrow" w:cs="Arial Narrow"/>
-        </w:rPr>
-        <w:t xml:space="preserve"> A CUMPLIR CON LAS OBLIGACIONES Y PAGOS DE MENSUALIDADES PACTADAS, ASÍ COMO SE COMPROMETE</w:t>
+        <w:t xml:space="preserve"> Y ACEPTA</w:t>
       </w:r>
       <w:r>
         <w:rPr>
@@ -1576,7 +1576,13 @@
         <w:rPr>
           <w:rFonts w:ascii="Arial Narrow" w:eastAsia="Arial Narrow" w:hAnsi="Arial Narrow" w:cs="Arial Narrow"/>
         </w:rPr>
-        <w:t xml:space="preserve"> AL PAGO POR LOS SERVICIOS Y MANTENIMIENTO DE DICHO FRACCIONAMIENTO, UNA VEZ QUE “EL CEDENTE” SE LO REQUIERA, TAL COMO SE ESPECIFICA EN LA CLÁUSULA SÉPTIMA INCISO D) DEL PRESENTE CONTRATO.</w:t>
+        <w:t xml:space="preserve"> QUE DICHO REGLAMENTO PODRÁ SER MODIFICADO, ACTUALIZADO O REFORMADO EN CUALQUIER MOMENTO POR “EL CEDENTE”, SIN NECESIDAD DE PREVIO AVISO, OBLIGÁNDOSE DESDE ESTE MOMENTO A SUJETARSE Y CUMPLIR CON TALES MODIFICACIONES; DE IGUAL FORMA, SE COMPROMETE A CUMPLIR CON LAS OBLIGACIONES Y PAGOS DE MENSUALIDADES PACTADAS, ASÍ COMO AL PAGO DE LOS SERVICIOS Y MANTENIMIENTO DEL DESARROLLO, UNA VEZ QUE “EL CEDENTE” SE LO REQUIERA, EN TÉRMINOS DE LO ESTABLECIDO EN LA CLÁUSULA OCTAVA, INCISO D), DEL PRESENTE CONTRATO</w:t>
+      </w:r>
+      <w:r>
+        <w:rPr>
+          <w:rFonts w:ascii="Arial Narrow" w:eastAsia="Arial Narrow" w:hAnsi="Arial Narrow" w:cs="Arial Narrow"/>
+        </w:rPr>
+        <w:t>.</w:t>
       </w:r>
     </w:p>
     <w:p>
@@ -1820,7 +1826,7 @@
               </wp:anchor>
             </w:drawing>
           </mc:Choice>
-          <mc:Fallback xmlns:cr="http://schemas.microsoft.com/office/comments/2020/reactions" xmlns="http://schemas.microsoft.com/office/tasks/2019/documenttasks" xmlns:dgm="http://schemas.openxmlformats.org/drawingml/2006/diagram" xmlns:lc="http://schemas.openxmlformats.org/drawingml/2006/lockedCanvas" xmlns:c="http://schemas.openxmlformats.org/drawingml/2006/chart" xmlns:pic="http://schemas.openxmlformats.org/drawingml/2006/picture" xmlns:a="http://schemas.openxmlformats.org/drawingml/2006/main" xmlns:sl="http://schemas.openxmlformats.org/schemaLibrary/2006/main">
+          <mc:Fallback xmlns:sl="http://schemas.openxmlformats.org/schemaLibrary/2006/main" xmlns:a="http://schemas.openxmlformats.org/drawingml/2006/main" xmlns:pic="http://schemas.openxmlformats.org/drawingml/2006/picture" xmlns:c="http://schemas.openxmlformats.org/drawingml/2006/chart" xmlns:lc="http://schemas.openxmlformats.org/drawingml/2006/lockedCanvas" xmlns:dgm="http://schemas.openxmlformats.org/drawingml/2006/diagram" xmlns="http://schemas.microsoft.com/office/tasks/2019/documenttasks" xmlns:cr="http://schemas.microsoft.com/office/comments/2020/reactions">
             <w:drawing>
               <wp:anchor allowOverlap="1" behindDoc="0" distB="0" distT="0" distL="114300" distR="114300" hidden="0" layoutInCell="1" locked="0" relativeHeight="0" simplePos="0">
                 <wp:simplePos x="0" y="0"/>
@@ -1914,7 +1920,7 @@
               </wp:anchor>
             </w:drawing>
           </mc:Choice>
-          <mc:Fallback xmlns:cr="http://schemas.microsoft.com/office/comments/2020/reactions" xmlns="http://schemas.microsoft.com/office/tasks/2019/documenttasks" xmlns:dgm="http://schemas.openxmlformats.org/drawingml/2006/diagram" xmlns:lc="http://schemas.openxmlformats.org/drawingml/2006/lockedCanvas" xmlns:c="http://schemas.openxmlformats.org/drawingml/2006/chart" xmlns:pic="http://schemas.openxmlformats.org/drawingml/2006/picture" xmlns:a="http://schemas.openxmlformats.org/drawingml/2006/main" xmlns:sl="http://schemas.openxmlformats.org/schemaLibrary/2006/main">
+          <mc:Fallback xmlns:sl="http://schemas.openxmlformats.org/schemaLibrary/2006/main" xmlns:a="http://schemas.openxmlformats.org/drawingml/2006/main" xmlns:pic="http://schemas.openxmlformats.org/drawingml/2006/picture" xmlns:c="http://schemas.openxmlformats.org/drawingml/2006/chart" xmlns:lc="http://schemas.openxmlformats.org/drawingml/2006/lockedCanvas" xmlns:dgm="http://schemas.openxmlformats.org/drawingml/2006/diagram" xmlns="http://schemas.microsoft.com/office/tasks/2019/documenttasks" xmlns:cr="http://schemas.microsoft.com/office/comments/2020/reactions">
             <w:drawing>
               <wp:anchor allowOverlap="1" behindDoc="0" distB="0" distT="0" distL="114300" distR="114300" hidden="0" layoutInCell="1" locked="0" relativeHeight="0" simplePos="0">
                 <wp:simplePos x="0" y="0"/>
@@ -2733,7 +2739,7 @@
               </wp:anchor>
             </w:drawing>
           </mc:Choice>
-          <mc:Fallback xmlns:cr="http://schemas.microsoft.com/office/comments/2020/reactions" xmlns="http://schemas.microsoft.com/office/tasks/2019/documenttasks" xmlns:dgm="http://schemas.openxmlformats.org/drawingml/2006/diagram" xmlns:lc="http://schemas.openxmlformats.org/drawingml/2006/lockedCanvas" xmlns:c="http://schemas.openxmlformats.org/drawingml/2006/chart" xmlns:pic="http://schemas.openxmlformats.org/drawingml/2006/picture" xmlns:a="http://schemas.openxmlformats.org/drawingml/2006/main" xmlns:sl="http://schemas.openxmlformats.org/schemaLibrary/2006/main">
+          <mc:Fallback xmlns:sl="http://schemas.openxmlformats.org/schemaLibrary/2006/main" xmlns:a="http://schemas.openxmlformats.org/drawingml/2006/main" xmlns:pic="http://schemas.openxmlformats.org/drawingml/2006/picture" xmlns:c="http://schemas.openxmlformats.org/drawingml/2006/chart" xmlns:lc="http://schemas.openxmlformats.org/drawingml/2006/lockedCanvas" xmlns:dgm="http://schemas.openxmlformats.org/drawingml/2006/diagram" xmlns="http://schemas.microsoft.com/office/tasks/2019/documenttasks" xmlns:cr="http://schemas.microsoft.com/office/comments/2020/reactions">
             <w:drawing>
               <wp:anchor allowOverlap="1" behindDoc="0" distB="0" distT="0" distL="114300" distR="114300" hidden="0" layoutInCell="1" locked="0" relativeHeight="0" simplePos="0">
                 <wp:simplePos x="0" y="0"/>
@@ -3117,7 +3123,19 @@
         <w:rPr>
           <w:rFonts w:ascii="Arial Narrow" w:eastAsia="Arial Narrow" w:hAnsi="Arial Narrow" w:cs="Arial Narrow"/>
         </w:rPr>
-        <w:t>{{PRECIO_LOTE_FINANCIAMIENTO}} ({{LETRA_PRECIO_LOTE}} PESOS 00/100 M.N.)</w:t>
+        <w:t xml:space="preserve">{{PRECIO_LOTE_FINANCIAMIENTO}} ({{LETRA_PRECIO_LOTE}} PESOS </w:t>
+      </w:r>
+      <w:r>
+        <w:rPr>
+          <w:rFonts w:ascii="Arial Narrow" w:eastAsia="Arial Narrow" w:hAnsi="Arial Narrow" w:cs="Arial Narrow"/>
+        </w:rPr>
+        <w:t>CERO CENTAVOS, MONEDA NACIONAL</w:t>
+      </w:r>
+      <w:r>
+        <w:rPr>
+          <w:rFonts w:ascii="Arial Narrow" w:eastAsia="Arial Narrow" w:hAnsi="Arial Narrow" w:cs="Arial Narrow"/>
+        </w:rPr>
+        <w:t>)</w:t>
       </w:r>
       <w:r>
         <w:rPr>
@@ -3185,8 +3203,6 @@
         <w:jc w:val="both"/>
         <w:rPr>
           <w:rFonts w:ascii="Arial Narrow" w:eastAsia="Arial Narrow" w:hAnsi="Arial Narrow" w:cs="Arial Narrow"/>
-          <w:b/>
-          <w:bCs/>
         </w:rPr>
       </w:pPr>
       <w:r>
@@ -3210,7 +3226,25 @@
         <w:rPr>
           <w:rFonts w:ascii="Arial Narrow" w:eastAsia="Arial Narrow" w:hAnsi="Arial Narrow" w:cs="Arial Narrow"/>
         </w:rPr>
-        <w:t>TODOS LOS PAGOS DEBERÁN EFECTUARSE ÚNICA Y EXCLUSIVAMENTE EN FAVOR DEL “CEDENTE”. “</w:t>
+        <w:t>TODOS LOS PAGOS DEBERÁN EFECTUARSE ÚNICA Y EXCLUSIVAMENTE EN FAVOR DEL “CEDENTE”</w:t>
+      </w:r>
+      <w:r>
+        <w:rPr>
+          <w:rFonts w:ascii="Arial Narrow" w:eastAsia="Arial Narrow" w:hAnsi="Arial Narrow" w:cs="Arial Narrow"/>
+        </w:rPr>
+        <w:t xml:space="preserve">, </w:t>
+      </w:r>
+      <w:r>
+        <w:rPr>
+          <w:rFonts w:ascii="Arial Narrow" w:eastAsia="Arial Narrow" w:hAnsi="Arial Narrow" w:cs="Arial Narrow"/>
+        </w:rPr>
+        <w:t>QUIEN TENDRÁ EN TODO MOMENTO LA FACULTAD EXCLUSIVA DE DETERMINAR EL MEDIO DE PAGO AUTORIZADO, SIN QUE ELLO IMPLIQUE DERECHO ALGUNO DE ELECCIÓN POR PARTE DE</w:t>
+      </w:r>
+      <w:r>
+        <w:rPr>
+          <w:rFonts w:ascii="Arial Narrow" w:eastAsia="Arial Narrow" w:hAnsi="Arial Narrow" w:cs="Arial Narrow"/>
+        </w:rPr>
+        <w:t xml:space="preserve"> “</w:t>
       </w:r>
       <w:r>
         <w:rPr>
@@ -3248,6 +3282,80 @@
         <w:rPr>
           <w:rFonts w:ascii="Arial Narrow" w:eastAsia="Arial Narrow" w:hAnsi="Arial Narrow" w:cs="Arial Narrow"/>
         </w:rPr>
+        <w:t>”</w:t>
+      </w:r>
+      <w:r>
+        <w:rPr>
+          <w:rFonts w:ascii="Arial Narrow" w:eastAsia="Arial Narrow" w:hAnsi="Arial Narrow" w:cs="Arial Narrow"/>
+        </w:rPr>
+        <w:t>.</w:t>
+      </w:r>
+    </w:p>
+    <w:p>
+      <w:pPr>
+        <w:spacing w:before="240" w:after="240"/>
+        <w:jc w:val="both"/>
+        <w:rPr>
+          <w:rFonts w:ascii="Arial Narrow" w:eastAsia="Arial Narrow" w:hAnsi="Arial Narrow" w:cs="Arial Narrow"/>
+        </w:rPr>
+      </w:pPr>
+      <w:r>
+        <w:rPr>
+          <w:rFonts w:ascii="Arial Narrow" w:eastAsia="Arial Narrow" w:hAnsi="Arial Narrow" w:cs="Arial Narrow"/>
+        </w:rPr>
+        <w:t>EN CASO DE QUE “EL CEDENTE” DISPONGA QUE EL PAGO SE REALICE EN EFECTIVO, ÉSTE DEBERÁ ENTREGARSE EN EL DOMICILIO UBICADO EN AVENIDA SÍMBOLOS PATRIOS, NÚMERO 123, TERCERA SECCIÓN DE LAS MORAS, MUNICIPIO DE SAN ANTONIO DE LA CAL, OAXACA. UNA VEZ RECIBIDO EL MONTO CORRESPONDIENTE, SE HARÁ ENTREGA DEL RECIBO OFICIAL QUE AMPARE DICHO PAGO.</w:t>
+      </w:r>
+    </w:p>
+    <w:p>
+      <w:pPr>
+        <w:spacing w:before="240" w:after="240"/>
+        <w:jc w:val="both"/>
+        <w:rPr>
+          <w:rFonts w:ascii="Arial Narrow" w:eastAsia="Arial Narrow" w:hAnsi="Arial Narrow" w:cs="Arial Narrow"/>
+        </w:rPr>
+      </w:pPr>
+      <w:r>
+        <w:rPr>
+          <w:rFonts w:ascii="Arial Narrow" w:eastAsia="Arial Narrow" w:hAnsi="Arial Narrow" w:cs="Arial Narrow"/>
+        </w:rPr>
+        <w:t>CUANDO “EL CEDENTE” AUTORICE PAGOS MEDIANTE TRANSFERENCIA ELECTRÓNICA U OTRO MEDIO DISTINTO AL EFECTIVO, DEBERÁ SEÑALAR PREVIAMENTE LA CUENTA O DATOS NECESARIOS PARA SU REALIZACIÓN. POR SU PARTE, “</w:t>
+      </w:r>
+      <w:r>
+        <w:rPr>
+          <w:rFonts w:ascii="Arial Narrow" w:eastAsia="Arial Narrow" w:hAnsi="Arial Narrow" w:cs="Arial Narrow"/>
+        </w:rPr>
+        <w:t>{{SEXO_1}}</w:t>
+      </w:r>
+      <w:r>
+        <w:rPr>
+          <w:rFonts w:ascii="Arial Narrow" w:eastAsia="Arial Narrow" w:hAnsi="Arial Narrow" w:cs="Arial Narrow"/>
+        </w:rPr>
+        <w:t xml:space="preserve"> CESIONARI</w:t>
+      </w:r>
+      <w:r>
+        <w:rPr>
+          <w:rFonts w:ascii="Arial Narrow" w:eastAsia="Arial Narrow" w:hAnsi="Arial Narrow" w:cs="Arial Narrow"/>
+        </w:rPr>
+        <w:t>{{SEXO_2</w:t>
+      </w:r>
+      <w:proofErr w:type="gramStart"/>
+      <w:r>
+        <w:rPr>
+          <w:rFonts w:ascii="Arial Narrow" w:eastAsia="Arial Narrow" w:hAnsi="Arial Narrow" w:cs="Arial Narrow"/>
+        </w:rPr>
+        <w:t>}}</w:t>
+      </w:r>
+      <w:r>
+        <w:rPr>
+          <w:rFonts w:ascii="Arial Narrow" w:eastAsia="Arial Narrow" w:hAnsi="Arial Narrow" w:cs="Arial Narrow"/>
+        </w:rPr>
+        <w:t>S</w:t>
+      </w:r>
+      <w:proofErr w:type="gramEnd"/>
+      <w:r>
+        <w:rPr>
+          <w:rFonts w:ascii="Arial Narrow" w:eastAsia="Arial Narrow" w:hAnsi="Arial Narrow" w:cs="Arial Narrow"/>
+        </w:rPr>
         <w:t>” SE OBLIGA</w:t>
       </w:r>
       <w:r>
@@ -3260,22 +3368,72 @@
         <w:rPr>
           <w:rFonts w:ascii="Arial Narrow" w:eastAsia="Arial Narrow" w:hAnsi="Arial Narrow" w:cs="Arial Narrow"/>
         </w:rPr>
-        <w:t xml:space="preserve"> A REMITIR, PARA CADA PAGO REALIZADO, EL COMPROBANTE CORRESPONDIENTE QUE ACREDITE LA OPERACIÓN, INDICANDO CLARAMENTE EL MONTO, LA FECHA Y EL MEDIO DE</w:t>
-      </w:r>
-      <w:r>
-        <w:rPr>
-          <w:rFonts w:ascii="Arial Narrow" w:eastAsia="Arial Narrow" w:hAnsi="Arial Narrow" w:cs="Arial Narrow"/>
-        </w:rPr>
-        <w:t xml:space="preserve"> CONSIGNACIÓN UTILIZADO. DICHO COMPROBANTE DEBERÁ ENVIARSE AL CORREO ELECTRÓNICO JORAAGENDA@GMAIL.COM O, EN SU CASO, AL NÚMERO DE WHATSAPP 951 189 9298, PARA EFECTOS DE VALIDACIÓN Y CONSTANCIA ADMINISTRATIVA.</w:t>
-      </w:r>
-    </w:p>
-    <w:p>
-      <w:pPr>
+        <w:t xml:space="preserve"> A REMITIR, POR CADA PAGO EFECTUADO, EL COMPROBANTE CORRESPONDIENTE QUE ACREDITE LA OPERACIÓN, INDICANDO DE MANERA CLARA EL MONTO, LA FECHA Y EL MEDIO DE PAGO UTILIZADO.</w:t>
+      </w:r>
+    </w:p>
+    <w:p>
+      <w:pPr>
+        <w:spacing w:before="240" w:after="240"/>
         <w:jc w:val="both"/>
         <w:rPr>
           <w:rFonts w:ascii="Arial Narrow" w:eastAsia="Arial Narrow" w:hAnsi="Arial Narrow" w:cs="Arial Narrow"/>
-        </w:rPr>
-      </w:pPr>
+          <w:b/>
+          <w:bCs/>
+        </w:rPr>
+      </w:pPr>
+      <w:r>
+        <w:rPr>
+          <w:rFonts w:ascii="Arial Narrow" w:eastAsia="Arial Narrow" w:hAnsi="Arial Narrow" w:cs="Arial Narrow"/>
+        </w:rPr>
+        <w:t>CUALQUIER PAGO REALIZADO POR “</w:t>
+      </w:r>
+      <w:r>
+        <w:rPr>
+          <w:rFonts w:ascii="Arial Narrow" w:eastAsia="Arial Narrow" w:hAnsi="Arial Narrow" w:cs="Arial Narrow"/>
+        </w:rPr>
+        <w:t>{{SEXO_1}}</w:t>
+      </w:r>
+      <w:r>
+        <w:rPr>
+          <w:rFonts w:ascii="Arial Narrow" w:eastAsia="Arial Narrow" w:hAnsi="Arial Narrow" w:cs="Arial Narrow"/>
+        </w:rPr>
+        <w:t xml:space="preserve"> CESIONARI</w:t>
+      </w:r>
+      <w:r>
+        <w:rPr>
+          <w:rFonts w:ascii="Arial Narrow" w:eastAsia="Arial Narrow" w:hAnsi="Arial Narrow" w:cs="Arial Narrow"/>
+        </w:rPr>
+        <w:t>{{SEXO_2</w:t>
+      </w:r>
+      <w:proofErr w:type="gramStart"/>
+      <w:r>
+        <w:rPr>
+          <w:rFonts w:ascii="Arial Narrow" w:eastAsia="Arial Narrow" w:hAnsi="Arial Narrow" w:cs="Arial Narrow"/>
+        </w:rPr>
+        <w:t>}}</w:t>
+      </w:r>
+      <w:r>
+        <w:rPr>
+          <w:rFonts w:ascii="Arial Narrow" w:eastAsia="Arial Narrow" w:hAnsi="Arial Narrow" w:cs="Arial Narrow"/>
+        </w:rPr>
+        <w:t>S</w:t>
+      </w:r>
+      <w:proofErr w:type="gramEnd"/>
+      <w:r>
+        <w:rPr>
+          <w:rFonts w:ascii="Arial Narrow" w:eastAsia="Arial Narrow" w:hAnsi="Arial Narrow" w:cs="Arial Narrow"/>
+        </w:rPr>
+        <w:t>” A TRAVÉS DE UN MEDIO DISTINTO AL EXPRESAMENTE AUTORIZADO POR “EL CEDENTE” NO SERÁ RECONOCIDO COMO VÁLIDO, NO LIBERARÁ OBLIGACIÓN ALGUNA DE PAGO Y, EN CONSECUENCIA, NO SE TENDRÁ POR CUMPLIDA LA OBLIGACIÓN CORRESPONDIENTE.</w:t>
+      </w:r>
+    </w:p>
+    <w:p>
+      <w:pPr>
+        <w:jc w:val="both"/>
+        <w:rPr>
+          <w:rFonts w:ascii="Arial Narrow" w:eastAsia="Arial Narrow" w:hAnsi="Arial Narrow" w:cs="Arial Narrow"/>
+        </w:rPr>
+      </w:pPr>
+      <w:proofErr w:type="gramStart"/>
       <w:r>
         <w:rPr>
           <w:rFonts w:ascii="Arial Narrow" w:eastAsia="Arial Narrow" w:hAnsi="Arial Narrow" w:cs="Arial Narrow"/>
@@ -3288,7 +3446,34 @@
         <w:rPr>
           <w:rFonts w:ascii="Arial Narrow" w:eastAsia="Arial Narrow" w:hAnsi="Arial Narrow" w:cs="Arial Narrow"/>
         </w:rPr>
-        <w:t xml:space="preserve"> EN CASO DE QUE EL PAGO SEA REALIZADO EN EFECTIVO, ÉSTE DEBERÁ ENTREGARSE EN EL DOMICILIO UBICADO EN AVENIDA SÍMBOLOS PATRIOS, NÚMERO 123, TERCERA SECCIÓN DE LAS MORAS, MUNICIPIO DE SAN ANTONIO DE LA CAL, OAXACA. UNA VEZ RECIBIDO EL MONTO CORRESPONDIENTE, SE HARÁ ENTREGA DEL RECIBO OFICIAL QUE AMPARE DICHO PAGO.</w:t>
+        <w:t xml:space="preserve"> </w:t>
+      </w:r>
+      <w:r>
+        <w:rPr>
+          <w:rFonts w:ascii="Arial Narrow" w:eastAsia="Arial Narrow" w:hAnsi="Arial Narrow" w:cs="Arial Narrow"/>
+          <w:b/>
+          <w:bCs/>
+        </w:rPr>
+        <w:t>)</w:t>
+      </w:r>
+      <w:proofErr w:type="gramEnd"/>
+      <w:r>
+        <w:rPr>
+          <w:rFonts w:ascii="Arial Narrow" w:eastAsia="Arial Narrow" w:hAnsi="Arial Narrow" w:cs="Arial Narrow"/>
+        </w:rPr>
+        <w:t xml:space="preserve"> </w:t>
+      </w:r>
+      <w:r>
+        <w:rPr>
+          <w:rFonts w:ascii="Arial Narrow" w:eastAsia="Arial Narrow" w:hAnsi="Arial Narrow" w:cs="Arial Narrow"/>
+        </w:rPr>
+        <w:t>LOS MEDIOS DE CONSIGNACIÓN PARA LA REMISIÓN DE COMPROBANTES DE PAGO, ASÍ COMO DE CUALQUIER OTRO DOCUMENTO QUE DERIVE DEL PRESENTE CONTRATO, SERÁN POR VÍA ELECTRÓNICA; PARA TAL EFECTO, DEBERÁN ENVIARSE AL CORREO ELECTRÓNICO JORAAGENDA@GMAIL.COM O, AL NÚMERO DE MENSAJERÍA INSTANTÁNEA (WHATSAPP) 951 189 9298, O, EN SU CASO, AL DOMICILIO INDICADO EN LA CLAUSULA TERCERA</w:t>
+      </w:r>
+      <w:r>
+        <w:rPr>
+          <w:rFonts w:ascii="Arial Narrow" w:eastAsia="Arial Narrow" w:hAnsi="Arial Narrow" w:cs="Arial Narrow"/>
+        </w:rPr>
+        <w:t>.</w:t>
       </w:r>
     </w:p>
     <w:p>
@@ -3497,95 +3682,13 @@
         <w:rPr>
           <w:rFonts w:ascii="Arial Narrow" w:eastAsia="Arial Narrow" w:hAnsi="Arial Narrow" w:cs="Arial Narrow"/>
         </w:rPr>
-        <w:t xml:space="preserve">AMBAS PARTES ACUERDAN QUE, EN CASO DE </w:t>
-      </w:r>
-      <w:r>
-        <w:rPr>
-          <w:rFonts w:ascii="Arial Narrow" w:eastAsia="Arial Narrow" w:hAnsi="Arial Narrow" w:cs="Arial Narrow"/>
-        </w:rPr>
-        <w:t>QUE “</w:t>
-      </w:r>
-      <w:r>
-        <w:rPr>
-          <w:rFonts w:ascii="Arial Narrow" w:eastAsia="Arial Narrow" w:hAnsi="Arial Narrow" w:cs="Arial Narrow"/>
-        </w:rPr>
-        <w:t>{{SEXO_1}} CESIONARI{{SEXO_2</w:t>
-      </w:r>
-      <w:proofErr w:type="gramStart"/>
-      <w:r>
-        <w:rPr>
-          <w:rFonts w:ascii="Arial Narrow" w:eastAsia="Arial Narrow" w:hAnsi="Arial Narrow" w:cs="Arial Narrow"/>
-        </w:rPr>
-        <w:t>}}</w:t>
-      </w:r>
-      <w:r>
-        <w:rPr>
-          <w:rFonts w:ascii="Arial Narrow" w:eastAsia="Arial Narrow" w:hAnsi="Arial Narrow" w:cs="Arial Narrow"/>
-        </w:rPr>
-        <w:t>S</w:t>
-      </w:r>
-      <w:proofErr w:type="gramEnd"/>
-      <w:r>
-        <w:rPr>
-          <w:rFonts w:ascii="Arial Narrow" w:eastAsia="Arial Narrow" w:hAnsi="Arial Narrow" w:cs="Arial Narrow"/>
-        </w:rPr>
-        <w:t>” REALICE</w:t>
-      </w:r>
-      <w:r>
-        <w:rPr>
-          <w:rFonts w:ascii="Arial Narrow" w:eastAsia="Arial Narrow" w:hAnsi="Arial Narrow" w:cs="Arial Narrow"/>
-        </w:rPr>
-        <w:t>N</w:t>
-      </w:r>
-      <w:r>
-        <w:rPr>
-          <w:rFonts w:ascii="Arial Narrow" w:eastAsia="Arial Narrow" w:hAnsi="Arial Narrow" w:cs="Arial Narrow"/>
-        </w:rPr>
-        <w:t xml:space="preserve"> EL PAGO FUERA DEL PLAZO ESTABLECIDO EN EL PÁRRAFO ANTERIOR, DEBERÁ</w:t>
-      </w:r>
-      <w:r>
-        <w:rPr>
-          <w:rFonts w:ascii="Arial Narrow" w:eastAsia="Arial Narrow" w:hAnsi="Arial Narrow" w:cs="Arial Narrow"/>
-        </w:rPr>
-        <w:t>N</w:t>
-      </w:r>
-      <w:r>
-        <w:rPr>
-          <w:rFonts w:ascii="Arial Narrow" w:eastAsia="Arial Narrow" w:hAnsi="Arial Narrow" w:cs="Arial Narrow"/>
-        </w:rPr>
-        <w:t xml:space="preserve"> CUBRIR INTERESES MORATORIOS A UNA TASA DEL </w:t>
-      </w:r>
-      <w:r>
-        <w:rPr>
-          <w:rFonts w:ascii="Arial Narrow" w:eastAsia="Arial Narrow" w:hAnsi="Arial Narrow" w:cs="Arial Narrow"/>
-        </w:rPr>
-        <w:t>{{PORCENTAJE</w:t>
-      </w:r>
-      <w:proofErr w:type="gramStart"/>
-      <w:r>
-        <w:rPr>
-          <w:rFonts w:ascii="Arial Narrow" w:eastAsia="Arial Narrow" w:hAnsi="Arial Narrow" w:cs="Arial Narrow"/>
-        </w:rPr>
-        <w:t>}}</w:t>
-      </w:r>
-      <w:r>
-        <w:rPr>
-          <w:rFonts w:ascii="Arial Narrow" w:eastAsia="Arial Narrow" w:hAnsi="Arial Narrow" w:cs="Arial Narrow"/>
-        </w:rPr>
-        <w:t>%</w:t>
-      </w:r>
-      <w:proofErr w:type="gramEnd"/>
-      <w:r>
-        <w:rPr>
-          <w:rFonts w:ascii="Arial Narrow" w:eastAsia="Arial Narrow" w:hAnsi="Arial Narrow" w:cs="Arial Narrow"/>
-        </w:rPr>
-        <w:t xml:space="preserve"> MENSUAL, CALCULADOS SOBRE EL MONTO CORRESPONDIENTE AL PAGO VENCIDO. POR SU PARTE, “EL CEDENTE</w:t>
-      </w:r>
-      <w:r>
-        <w:rPr>
-          <w:rFonts w:ascii="Arial Narrow" w:eastAsia="Arial Narrow" w:hAnsi="Arial Narrow" w:cs="Arial Narrow"/>
-        </w:rPr>
-        <w:t>” SE OBLIGA A ENTREGAR UN RECIBO FOLIADO POR CADA PAGO RECIBIDO, INCLUYENDO AQUELLOS QUE SE REALICEN CON INTERESES.</w:t>
+        <w:t>EN CASO DE INCUMPLIMIENTO EN EL PAGO DE CUALQUIERA DE LAS CANTIDADES PACTADAS EN LA FECHA DE SU VENCIMIENTO, LA PARTE OBLIGADA INCURRIRÁ EN MORA A PARTIR DEL DÍA NATURAL SIGUIENTE, SIN NECESIDAD DE REQUERIMIENTO PREVIO</w:t>
+      </w:r>
+      <w:r>
+        <w:rPr>
+          <w:rFonts w:ascii="Arial Narrow" w:eastAsia="Arial Narrow" w:hAnsi="Arial Narrow" w:cs="Arial Narrow"/>
+        </w:rPr>
+        <w:t>.</w:t>
       </w:r>
     </w:p>
     <w:p>
@@ -3599,6 +3702,68 @@
       <w:r>
         <w:rPr>
           <w:rFonts w:ascii="Arial Narrow" w:eastAsia="Arial Narrow" w:hAnsi="Arial Narrow" w:cs="Arial Narrow"/>
+        </w:rPr>
+        <w:t>A PARTIR DE DICHO MOMENTO, EL SALDO VENCIDO Y NO PAGADO GENERARÁ UN INTERÉS MORATORIO EQUIVALENTE AL</w:t>
+      </w:r>
+      <w:r>
+        <w:rPr>
+          <w:rFonts w:ascii="Arial Narrow" w:eastAsia="Arial Narrow" w:hAnsi="Arial Narrow" w:cs="Arial Narrow"/>
+        </w:rPr>
+        <w:t xml:space="preserve"> {{PORCENTAJE</w:t>
+      </w:r>
+      <w:proofErr w:type="gramStart"/>
+      <w:r>
+        <w:rPr>
+          <w:rFonts w:ascii="Arial Narrow" w:eastAsia="Arial Narrow" w:hAnsi="Arial Narrow" w:cs="Arial Narrow"/>
+        </w:rPr>
+        <w:t>}}%</w:t>
+      </w:r>
+      <w:proofErr w:type="gramEnd"/>
+      <w:r>
+        <w:rPr>
+          <w:rFonts w:ascii="Arial Narrow" w:eastAsia="Arial Narrow" w:hAnsi="Arial Narrow" w:cs="Arial Narrow"/>
+        </w:rPr>
+        <w:t xml:space="preserve"> ({{POR_LETRA}} POR CIENTO)</w:t>
+      </w:r>
+      <w:r>
+        <w:rPr>
+          <w:rFonts w:ascii="Arial Narrow" w:eastAsia="Arial Narrow" w:hAnsi="Arial Narrow" w:cs="Arial Narrow"/>
+        </w:rPr>
+        <w:t xml:space="preserve"> MENSUAL, </w:t>
+      </w:r>
+      <w:r>
+        <w:rPr>
+          <w:rFonts w:ascii="Arial Narrow" w:eastAsia="Arial Narrow" w:hAnsi="Arial Narrow" w:cs="Arial Narrow"/>
+        </w:rPr>
+        <w:t>CALCULADO DE MANERA PROPORCIONAL POR CADA DÍA DE ATRASO, HASTA LA TOTAL LIQUIDACIÓN DEL ADEUDO. ADICIONALMENTE, POR CADA EVENTO DE INCUMPLIMIENTO, LA PARTE OBLIGADA DEBERÁ CUBRIR EN FAVOR DEL “CEDENTE” UN CARGO FIJO POR ATRASO EQUIVALENTE A LA CANTIDAD DE $500.00, EL CUAL SERÁ EXIGIBLE DE MANERA INDEPENDIENTE AL INTERÉS MORATORIO Y NO SERÁ IMPUTABLE AL PAGO DE CAPITAL.</w:t>
+      </w:r>
+    </w:p>
+    <w:p>
+      <w:pPr>
+        <w:spacing w:after="160" w:line="259" w:lineRule="auto"/>
+        <w:jc w:val="both"/>
+        <w:rPr>
+          <w:rFonts w:ascii="Arial Narrow" w:eastAsia="Arial Narrow" w:hAnsi="Arial Narrow" w:cs="Arial Narrow"/>
+        </w:rPr>
+      </w:pPr>
+      <w:r>
+        <w:rPr>
+          <w:rFonts w:ascii="Arial Narrow" w:eastAsia="Arial Narrow" w:hAnsi="Arial Narrow" w:cs="Arial Narrow"/>
+        </w:rPr>
+        <w:t>ASIMISMO, LAS PARTES ACUERDAN QUE, EN TANTO EXISTA CUALQUIER CANTIDAD VENCIDA Y NO PAGADA, NO SE ACEPTARÁN PAGOS PARCIALES NI PAGOS CORRESPONDIENTES A MENSUALIDADES POSTERIORES, NI AQUELLOS QUE RESULTEN INFERIORES AL MONTO TOTAL ADEUDADO, ENTENDIÉNDOSE POR ESTE LA SUMA DEL CAPITAL VENCIDO, LOS INTERESES MORATORIOS GENERADOS Y LOS CARGOS POR ATRASO CORRESPONDIENTES. EN CONSECUENCIA, CUALQUIER CANTIDAD QUE SE ENTREGUE SIN CUBRIR LA TOTALIDAD DEL ADEUDO NO SE TENDRÁ POR PAGO LIBERATORIO, PUDIENDO EL “CEDENTE” RECHAZARLA O, EN SU CASO, APLICARLA CONFORME A SUS INTERESES, SIN QUE ELLO IMPLIQUE RENUNCIA A EXIGIR EL CUMPLIMIENTO TOTAL DE LAS OBLIGACIONES PENDIENTES.</w:t>
+      </w:r>
+    </w:p>
+    <w:p>
+      <w:pPr>
+        <w:spacing w:after="160" w:line="259" w:lineRule="auto"/>
+        <w:jc w:val="both"/>
+        <w:rPr>
+          <w:rFonts w:ascii="Arial Narrow" w:eastAsia="Arial Narrow" w:hAnsi="Arial Narrow" w:cs="Arial Narrow"/>
+        </w:rPr>
+      </w:pPr>
+      <w:r>
+        <w:rPr>
+          <w:rFonts w:ascii="Arial Narrow" w:eastAsia="Arial Narrow" w:hAnsi="Arial Narrow" w:cs="Arial Narrow"/>
           <w:b/>
           <w:bCs/>
         </w:rPr>
@@ -4490,19 +4655,33 @@
         <w:rPr>
           <w:rFonts w:ascii="Arial Narrow" w:eastAsia="Arial Narrow" w:hAnsi="Arial Narrow" w:cs="Arial Narrow"/>
         </w:rPr>
-        <w:t>OBLIGACIÓN POR PARTE DE “</w:t>
-      </w:r>
-      <w:r>
-        <w:rPr>
-          <w:rFonts w:ascii="Arial Narrow" w:eastAsia="Arial Narrow" w:hAnsi="Arial Narrow" w:cs="Arial Narrow"/>
-        </w:rPr>
-        <w:t>{{SEXO_1}} CESIONARI{{SEXO_2</w:t>
+        <w:t xml:space="preserve">OBLIGACIÓN POR PARTE </w:t>
+      </w:r>
+      <w:r>
+        <w:rPr>
+          <w:rFonts w:ascii="Arial Narrow" w:eastAsia="Arial Narrow" w:hAnsi="Arial Narrow" w:cs="Arial Narrow"/>
+        </w:rPr>
+        <w:t>{{SEXO_5</w:t>
       </w:r>
       <w:proofErr w:type="gramStart"/>
       <w:r>
         <w:rPr>
           <w:rFonts w:ascii="Arial Narrow" w:eastAsia="Arial Narrow" w:hAnsi="Arial Narrow" w:cs="Arial Narrow"/>
         </w:rPr>
+        <w:t>}}CESIONARI</w:t>
+      </w:r>
+      <w:proofErr w:type="gramEnd"/>
+      <w:r>
+        <w:rPr>
+          <w:rFonts w:ascii="Arial Narrow" w:eastAsia="Arial Narrow" w:hAnsi="Arial Narrow" w:cs="Arial Narrow"/>
+        </w:rPr>
+        <w:t>{{SEXO_2</w:t>
+      </w:r>
+      <w:proofErr w:type="gramStart"/>
+      <w:r>
+        <w:rPr>
+          <w:rFonts w:ascii="Arial Narrow" w:eastAsia="Arial Narrow" w:hAnsi="Arial Narrow" w:cs="Arial Narrow"/>
+        </w:rPr>
         <w:t>}}</w:t>
       </w:r>
       <w:r>
@@ -4516,7 +4695,13 @@
         <w:rPr>
           <w:rFonts w:ascii="Arial Narrow" w:eastAsia="Arial Narrow" w:hAnsi="Arial Narrow" w:cs="Arial Narrow"/>
         </w:rPr>
-        <w:t>” CONSTITUIRÁ CAUSA SUFICIENTE PARA LA RESCISIÓN DEL PRESENTE CONTRATO, SIN NECESIDAD DE DECLARACIÓN JUDICIAL, Y DARÁ LUGAR A LA APLICACIÓN DE LA PENA CONVENCIONAL ESTIPULADA, ASÍ COMO A LAS ACCIONES QUE CONFORME EN DERECHO CORRESPONDAN.</w:t>
+        <w:t>”</w:t>
+      </w:r>
+      <w:r>
+        <w:rPr>
+          <w:rFonts w:ascii="Arial Narrow" w:eastAsia="Arial Narrow" w:hAnsi="Arial Narrow" w:cs="Arial Narrow"/>
+        </w:rPr>
+        <w:t xml:space="preserve"> CONSTITUIRÁ CAUSA SUFICIENTE PARA LA RESCISIÓN DEL PRESENTE CONTRATO, SIN NECESIDAD DE DECLARACIÓN JUDICIAL, Y DARÁ LUGAR A LA APLICACIÓN DE LA PENA CONVENCIONAL ESTIPULADA, ASÍ COMO A LAS ACCIONES QUE CONFORME EN DERECHO CORRESPONDAN.</w:t>
       </w:r>
     </w:p>
     <w:p>
@@ -4932,7 +5117,13 @@
         <w:rPr>
           <w:rFonts w:ascii="Arial Narrow" w:eastAsia="Arial Narrow" w:hAnsi="Arial Narrow" w:cs="Arial Narrow"/>
         </w:rPr>
-        <w:t>" INCUMPLE</w:t>
+        <w:t xml:space="preserve">" </w:t>
+      </w:r>
+      <w:r>
+        <w:rPr>
+          <w:rFonts w:ascii="Arial Narrow" w:eastAsia="Arial Narrow" w:hAnsi="Arial Narrow" w:cs="Arial Narrow"/>
+        </w:rPr>
+        <w:t>INCUMPLE</w:t>
       </w:r>
       <w:r>
         <w:rPr>
@@ -4944,7 +5135,13 @@
         <w:rPr>
           <w:rFonts w:ascii="Arial Narrow" w:eastAsia="Arial Narrow" w:hAnsi="Arial Narrow" w:cs="Arial Narrow"/>
         </w:rPr>
-        <w:t xml:space="preserve"> CON EL PAGO DURANTE 2 MENSUALIDADES CONSECUTIVAS; EXCEPTO QUE EXISTA UNA RAZÓN SUFICIENTE Y PREVIO AVISO POR ESCRITO AL “CEDENTE” PARA ESTABLECER DE SER PROCEDENTE UNA REESTRUCTURACIÓN DE DEUDA EN LA QUE SE ESTABLEZCAN LOS NUEVOS PLAZOS Y PENALIZACIONES CORRESPONDIENTES POR PAGO FUERA DE TIEMPO.</w:t>
+        <w:t xml:space="preserve"> CON EL PAGO DE UNA MENSUALIDAD; EXCEPTO QUE EXISTA UNA RAZÓN SUFICIENTE Y PREVIO AVISO POR ESCRITO AL “CEDENTE” PARA ESTABLECER DE SER PROCEDENTE UNA REESTRUCTURACIÓN DE DEUDA EN LA QUE SE ESTABLEZCAN LOS NUEVOS PLAZOS Y PENALIZACIONES CORRESPONDIENTES POR PAGO FUERA DE TIEMPO</w:t>
+      </w:r>
+      <w:r>
+        <w:rPr>
+          <w:rFonts w:ascii="Arial Narrow" w:eastAsia="Arial Narrow" w:hAnsi="Arial Narrow" w:cs="Arial Narrow"/>
+        </w:rPr>
+        <w:t>.</w:t>
       </w:r>
     </w:p>
     <w:p>
@@ -6113,7 +6310,25 @@
         <w:rPr>
           <w:rFonts w:ascii="Arial Narrow" w:eastAsia="Arial Narrow" w:hAnsi="Arial Narrow" w:cs="Arial Narrow"/>
         </w:rPr>
-        <w:t xml:space="preserve"> PARA SOLICITAR LA CITA CON LA AUTORIDAD COMPETENTE CON EL FIN DE FORMALIZAR EL ACTO JURÍDICO DE CESIÓN DE DERECHOS. TRANSCURRIDO DICHO PLAZO SIN QUE SE LLEVE A CABO LA GESTIÓN CORRESPONDIENTE, “EL CEDENTE” QUEDARÁ EXENTO DE TODA RESPONSABILIDAD RESPECTO DE LOS TRÁMITES, CONSECUENCIAS O DEMORAS DERIVADAS DE DICHA</w:t>
+        <w:t xml:space="preserve"> PARA SOLICITAR</w:t>
+      </w:r>
+      <w:r>
+        <w:rPr>
+          <w:rFonts w:ascii="Arial Narrow" w:eastAsia="Arial Narrow" w:hAnsi="Arial Narrow" w:cs="Arial Narrow"/>
+        </w:rPr>
+        <w:t xml:space="preserve">, </w:t>
+      </w:r>
+      <w:r>
+        <w:rPr>
+          <w:rFonts w:ascii="Arial Narrow" w:eastAsia="Arial Narrow" w:hAnsi="Arial Narrow" w:cs="Arial Narrow"/>
+        </w:rPr>
+        <w:t>A TRAVÉS DEL “CEDENTE”,</w:t>
+      </w:r>
+      <w:r>
+        <w:rPr>
+          <w:rFonts w:ascii="Arial Narrow" w:eastAsia="Arial Narrow" w:hAnsi="Arial Narrow" w:cs="Arial Narrow"/>
+        </w:rPr>
+        <w:t xml:space="preserve"> LA CITA CON LA AUTORIDAD COMPETENTE CON EL FIN DE FORMALIZAR EL ACTO JURÍDICO DE CESIÓN DE DERECHOS. TRANSCURRIDO DICHO PLAZO SIN QUE SE LLEVE A CABO LA GESTIÓN CORRESPONDIENTE, “EL CEDENTE” QUEDARÁ EXENTO DE TODA RESPONSABILIDAD RESPECTO DE LOS TRÁMITES, CONSECUENCIAS O DEMORAS DERIVADAS DE DICHA</w:t>
       </w:r>
       <w:r>
         <w:rPr>
@@ -6167,33 +6382,39 @@
         <w:rPr>
           <w:rFonts w:ascii="Arial Narrow" w:eastAsia="Arial Narrow" w:hAnsi="Arial Narrow" w:cs="Arial Narrow"/>
         </w:rPr>
-        <w:t>AMBAS PARTES ACUERDAN QUE, PARA EFECTOS DE CONTINUIDAD DEL PRESENTE CONTRATO EN CASO DE FALLECIMIENTO DE “</w:t>
-      </w:r>
-      <w:r>
-        <w:rPr>
-          <w:rFonts w:ascii="Arial Narrow" w:eastAsia="Arial Narrow" w:hAnsi="Arial Narrow" w:cs="Arial Narrow"/>
-        </w:rPr>
-        <w:t>{{SEXO_1}} CESIONARI{{SEXO_2</w:t>
+        <w:t xml:space="preserve">AMBAS PARTES ACUERDAN QUE, PARA EFECTOS DE CONTINUIDAD DEL PRESENTE CONTRATO EN CASO DE FALLECIMIENTO </w:t>
+      </w:r>
+      <w:r>
+        <w:rPr>
+          <w:rFonts w:ascii="Arial Narrow" w:eastAsia="Arial Narrow" w:hAnsi="Arial Narrow" w:cs="Arial Narrow"/>
+        </w:rPr>
+        <w:t>{{SEXO_</w:t>
+      </w:r>
+      <w:r>
+        <w:rPr>
+          <w:rFonts w:ascii="Arial Narrow" w:eastAsia="Arial Narrow" w:hAnsi="Arial Narrow" w:cs="Arial Narrow"/>
+        </w:rPr>
+        <w:t>5</w:t>
       </w:r>
       <w:proofErr w:type="gramStart"/>
       <w:r>
         <w:rPr>
           <w:rFonts w:ascii="Arial Narrow" w:eastAsia="Arial Narrow" w:hAnsi="Arial Narrow" w:cs="Arial Narrow"/>
         </w:rPr>
-        <w:t>}}</w:t>
-      </w:r>
-      <w:r>
-        <w:rPr>
-          <w:rFonts w:ascii="Arial Narrow" w:eastAsia="Arial Narrow" w:hAnsi="Arial Narrow" w:cs="Arial Narrow"/>
-        </w:rPr>
-        <w:t>S</w:t>
+        <w:t>}}CESIONARI</w:t>
       </w:r>
       <w:proofErr w:type="gramEnd"/>
       <w:r>
         <w:rPr>
           <w:rFonts w:ascii="Arial Narrow" w:eastAsia="Arial Narrow" w:hAnsi="Arial Narrow" w:cs="Arial Narrow"/>
         </w:rPr>
-        <w:t>” Y/O ANTE UNA CAUSA DE FUERZA MAYOR DEBIDAMENTE COMPROBADA, ÉSTE DESIGNA COMO BENEFICIARI</w:t>
+        <w:t>{{SEXO_2}}”</w:t>
+      </w:r>
+      <w:r>
+        <w:rPr>
+          <w:rFonts w:ascii="Arial Narrow" w:eastAsia="Arial Narrow" w:hAnsi="Arial Narrow" w:cs="Arial Narrow"/>
+        </w:rPr>
+        <w:t xml:space="preserve"> Y/O ANTE UNA CAUSA DE FUERZA MAYOR DEBIDAMENTE COMPROBADA, ÉSTE DESIGNA COMO BENEFICIARI</w:t>
       </w:r>
       <w:r>
         <w:rPr>
@@ -6229,7 +6450,46 @@
         <w:rPr>
           <w:rFonts w:ascii="Arial Narrow" w:eastAsia="Arial Narrow" w:hAnsi="Arial Narrow" w:cs="Arial Narrow"/>
         </w:rPr>
-        <w:t xml:space="preserve">, CON CLAVE DE ELECTOR </w:t>
+        <w:t>,</w:t>
+      </w:r>
+      <w:r>
+        <w:rPr>
+          <w:rFonts w:ascii="Arial Narrow" w:eastAsia="Arial Narrow" w:hAnsi="Arial Narrow" w:cs="Arial Narrow"/>
+        </w:rPr>
+        <w:t xml:space="preserve"> </w:t>
+      </w:r>
+      <w:r>
+        <w:rPr>
+          <w:rFonts w:ascii="Arial Narrow" w:eastAsia="Arial Narrow" w:hAnsi="Arial Narrow" w:cs="Arial Narrow"/>
+          <w:color w:val="000000"/>
+        </w:rPr>
+        <w:t>CON PARENTESCO</w:t>
+      </w:r>
+      <w:r>
+        <w:rPr>
+          <w:rFonts w:ascii="Arial Narrow" w:eastAsia="Arial Narrow" w:hAnsi="Arial Narrow" w:cs="Arial Narrow"/>
+          <w:color w:val="000000"/>
+        </w:rPr>
+        <w:t xml:space="preserve"> {{PARENTESCO}},</w:t>
+      </w:r>
+      <w:r>
+        <w:rPr>
+          <w:rFonts w:ascii="Arial Narrow" w:eastAsia="Arial Narrow" w:hAnsi="Arial Narrow" w:cs="Arial Narrow"/>
+        </w:rPr>
+        <w:t xml:space="preserve"> </w:t>
+      </w:r>
+      <w:r>
+        <w:rPr>
+          <w:rFonts w:ascii="Arial Narrow" w:eastAsia="Arial Narrow" w:hAnsi="Arial Narrow" w:cs="Arial Narrow"/>
+          <w:color w:val="000000"/>
+        </w:rPr>
+        <w:t>IDENTIFICÁNDOSE CON SU CREDENCIAL DE ELECTOR CON NÚMERO</w:t>
+      </w:r>
+      <w:r>
+        <w:rPr>
+          <w:rFonts w:ascii="Arial Narrow" w:eastAsia="Arial Narrow" w:hAnsi="Arial Narrow" w:cs="Arial Narrow"/>
+        </w:rPr>
+        <w:t xml:space="preserve"> </w:t>
       </w:r>
       <w:r>
         <w:rPr>
@@ -8287,6 +8547,7 @@
         </v:shapetype>
         <v:shape id="WordPictureWatermark8635594" o:spid="_x0000_s1032" type="#_x0000_t75" style="position:absolute;margin-left:0;margin-top:0;width:612pt;height:14in;z-index:-251632640;mso-position-horizontal:center;mso-position-horizontal-relative:margin;mso-position-vertical:center;mso-position-vertical-relative:margin" o:allowincell="f">
           <v:imagedata r:id="rId1" o:title="COMETA OFICIO_page-0001"/>
+          <w10:wrap anchorx="margin" anchory="margin"/>
         </v:shape>
       </w:pict>
     </w:r>
@@ -8336,6 +8597,7 @@
             </v:shapetype>
             <v:shape id="WordPictureWatermark8635595" o:spid="_x0000_s1033" type="#_x0000_t75" style="position:absolute;left:0;text-align:left;margin-left:0;margin-top:0;width:612pt;height:14in;z-index:-251631616;mso-position-horizontal:center;mso-position-horizontal-relative:margin;mso-position-vertical:center;mso-position-vertical-relative:margin" o:allowincell="f">
               <v:imagedata r:id="rId1" o:title="COMETA OFICIO_page-0001"/>
+              <w10:wrap anchorx="margin" anchory="margin"/>
             </v:shape>
           </w:pict>
         </w:r>
@@ -8902,6 +9164,7 @@
         </v:shapetype>
         <v:shape id="WordPictureWatermark8635593" o:spid="_x0000_s1031" type="#_x0000_t75" style="position:absolute;margin-left:0;margin-top:0;width:612pt;height:14in;z-index:-251633664;mso-position-horizontal:center;mso-position-horizontal-relative:margin;mso-position-vertical:center;mso-position-vertical-relative:margin" o:allowincell="f">
           <v:imagedata r:id="rId1" o:title="COMETA OFICIO_page-0001"/>
+          <w10:wrap anchorx="margin" anchory="margin"/>
         </v:shape>
       </w:pict>
     </w:r>
@@ -8941,6 +9204,7 @@
         </v:shapetype>
         <v:shape id="WordPictureWatermark8635597" o:spid="_x0000_s1037" type="#_x0000_t75" style="position:absolute;margin-left:0;margin-top:0;width:612pt;height:14in;z-index:-251625472;mso-position-horizontal:center;mso-position-horizontal-relative:margin;mso-position-vertical:center;mso-position-vertical-relative:margin" o:allowincell="f">
           <v:imagedata r:id="rId1" o:title="COMETA OFICIO_page-0001"/>
+          <w10:wrap anchorx="margin" anchory="margin"/>
         </v:shape>
       </w:pict>
     </w:r>
@@ -8951,6 +9215,7 @@
       <w:pict w14:anchorId="6D990DA3">
         <v:shape id="_x0000_s1036" type="#_x0000_t75" style="position:absolute;margin-left:0;margin-top:0;width:612pt;height:14in;z-index:-251626496;mso-position-horizontal:center;mso-position-horizontal-relative:margin;mso-position-vertical:center;mso-position-vertical-relative:margin" o:allowincell="f">
           <v:imagedata r:id="rId1" o:title="COMETA OFICIO_page-0001"/>
+          <w10:wrap anchorx="margin" anchory="margin"/>
         </v:shape>
       </w:pict>
     </w:r>
@@ -9000,6 +9265,7 @@
             </v:shapetype>
             <v:shape id="WordPictureWatermark8635598" o:spid="_x0000_s1038" type="#_x0000_t75" style="position:absolute;left:0;text-align:left;margin-left:0;margin-top:0;width:612pt;height:14in;z-index:-251624448;mso-position-horizontal:center;mso-position-horizontal-relative:margin;mso-position-vertical:center;mso-position-vertical-relative:margin" o:allowincell="f">
               <v:imagedata r:id="rId1" o:title="COMETA OFICIO_page-0001"/>
+              <w10:wrap anchorx="margin" anchory="margin"/>
             </v:shape>
           </w:pict>
         </w:r>
@@ -9075,6 +9341,7 @@
         </v:shapetype>
         <v:shape id="WordPictureWatermark8635596" o:spid="_x0000_s1035" type="#_x0000_t75" style="position:absolute;margin-left:0;margin-top:0;width:612pt;height:14in;z-index:-251628544;mso-position-horizontal:center;mso-position-horizontal-relative:margin;mso-position-vertical:center;mso-position-vertical-relative:margin" o:allowincell="f">
           <v:imagedata r:id="rId1" o:title="COMETA OFICIO_page-0001"/>
+          <w10:wrap anchorx="margin" anchory="margin"/>
         </v:shape>
       </w:pict>
     </w:r>
@@ -9085,6 +9352,7 @@
       <w:pict w14:anchorId="651A540E">
         <v:shape id="_x0000_s1034" type="#_x0000_t75" style="position:absolute;margin-left:0;margin-top:0;width:612pt;height:14in;z-index:-251629568;mso-position-horizontal:center;mso-position-horizontal-relative:margin;mso-position-vertical:center;mso-position-vertical-relative:margin" o:allowincell="f">
           <v:imagedata r:id="rId1" o:title="COMETA OFICIO_page-0001"/>
+          <w10:wrap anchorx="margin" anchory="margin"/>
         </v:shape>
       </w:pict>
     </w:r>

--- a/pdfs/templates/pdfs/contrato_commeta_pagos_varios.docx
+++ b/pdfs/templates/pdfs/contrato_commeta_pagos_varios.docx
@@ -1534,19 +1534,19 @@
         <w:rPr>
           <w:rFonts w:ascii="Arial Narrow" w:eastAsia="Arial Narrow" w:hAnsi="Arial Narrow" w:cs="Arial Narrow"/>
         </w:rPr>
-        <w:t xml:space="preserve"> LAS OBLIGACIONES QUE SE DESCRIBEN EN EL PRESENTE CONTRATO, ASÍ COMO TAMBIÉN CONOCE</w:t>
-      </w:r>
-      <w:r>
-        <w:rPr>
-          <w:rFonts w:ascii="Arial Narrow" w:eastAsia="Arial Narrow" w:hAnsi="Arial Narrow" w:cs="Arial Narrow"/>
-        </w:rPr>
-        <w:t>N</w:t>
-      </w:r>
-      <w:r>
-        <w:rPr>
-          <w:rFonts w:ascii="Arial Narrow" w:eastAsia="Arial Narrow" w:hAnsi="Arial Narrow" w:cs="Arial Narrow"/>
-        </w:rPr>
-        <w:t xml:space="preserve"> EL REGLAMENTO DE CONVIVENCIA, CONSTRUCCIÓN Y ADMINISTRACIÓN DEL DESARROLLO “COMETA COMMUNITY” </w:t>
+        <w:t xml:space="preserve"> LAS OBLIGACIONES </w:t>
+      </w:r>
+      <w:r>
+        <w:rPr>
+          <w:rFonts w:ascii="Arial Narrow" w:eastAsia="Arial Narrow" w:hAnsi="Arial Narrow" w:cs="Arial Narrow"/>
+        </w:rPr>
+        <w:t>CONTENIDAS</w:t>
+      </w:r>
+      <w:r>
+        <w:rPr>
+          <w:rFonts w:ascii="Arial Narrow" w:eastAsia="Arial Narrow" w:hAnsi="Arial Narrow" w:cs="Arial Narrow"/>
+        </w:rPr>
+        <w:t xml:space="preserve"> EN EL PRESENTE CONTRATO, ASÍ COMO EL REGLAMENTO DE CONVIVENCIA, CONSTRUCCIÓN Y ADMINISTRACIÓN DEL DESARROLLO “COMETA COMMUNITY” </w:t>
       </w:r>
       <w:r>
         <w:rPr>
@@ -1826,7 +1826,7 @@
               </wp:anchor>
             </w:drawing>
           </mc:Choice>
-          <mc:Fallback xmlns:sl="http://schemas.openxmlformats.org/schemaLibrary/2006/main" xmlns:a="http://schemas.openxmlformats.org/drawingml/2006/main" xmlns:pic="http://schemas.openxmlformats.org/drawingml/2006/picture" xmlns:c="http://schemas.openxmlformats.org/drawingml/2006/chart" xmlns:lc="http://schemas.openxmlformats.org/drawingml/2006/lockedCanvas" xmlns:dgm="http://schemas.openxmlformats.org/drawingml/2006/diagram" xmlns="http://schemas.microsoft.com/office/tasks/2019/documenttasks" xmlns:cr="http://schemas.microsoft.com/office/comments/2020/reactions">
+          <mc:Fallback xmlns:cr="http://schemas.microsoft.com/office/comments/2020/reactions" xmlns="http://schemas.microsoft.com/office/tasks/2019/documenttasks" xmlns:dgm="http://schemas.openxmlformats.org/drawingml/2006/diagram" xmlns:lc="http://schemas.openxmlformats.org/drawingml/2006/lockedCanvas" xmlns:c="http://schemas.openxmlformats.org/drawingml/2006/chart" xmlns:pic="http://schemas.openxmlformats.org/drawingml/2006/picture" xmlns:a="http://schemas.openxmlformats.org/drawingml/2006/main" xmlns:sl="http://schemas.openxmlformats.org/schemaLibrary/2006/main">
             <w:drawing>
               <wp:anchor allowOverlap="1" behindDoc="0" distB="0" distT="0" distL="114300" distR="114300" hidden="0" layoutInCell="1" locked="0" relativeHeight="0" simplePos="0">
                 <wp:simplePos x="0" y="0"/>
@@ -1920,7 +1920,7 @@
               </wp:anchor>
             </w:drawing>
           </mc:Choice>
-          <mc:Fallback xmlns:sl="http://schemas.openxmlformats.org/schemaLibrary/2006/main" xmlns:a="http://schemas.openxmlformats.org/drawingml/2006/main" xmlns:pic="http://schemas.openxmlformats.org/drawingml/2006/picture" xmlns:c="http://schemas.openxmlformats.org/drawingml/2006/chart" xmlns:lc="http://schemas.openxmlformats.org/drawingml/2006/lockedCanvas" xmlns:dgm="http://schemas.openxmlformats.org/drawingml/2006/diagram" xmlns="http://schemas.microsoft.com/office/tasks/2019/documenttasks" xmlns:cr="http://schemas.microsoft.com/office/comments/2020/reactions">
+          <mc:Fallback xmlns:cr="http://schemas.microsoft.com/office/comments/2020/reactions" xmlns="http://schemas.microsoft.com/office/tasks/2019/documenttasks" xmlns:dgm="http://schemas.openxmlformats.org/drawingml/2006/diagram" xmlns:lc="http://schemas.openxmlformats.org/drawingml/2006/lockedCanvas" xmlns:c="http://schemas.openxmlformats.org/drawingml/2006/chart" xmlns:pic="http://schemas.openxmlformats.org/drawingml/2006/picture" xmlns:a="http://schemas.openxmlformats.org/drawingml/2006/main" xmlns:sl="http://schemas.openxmlformats.org/schemaLibrary/2006/main">
             <w:drawing>
               <wp:anchor allowOverlap="1" behindDoc="0" distB="0" distT="0" distL="114300" distR="114300" hidden="0" layoutInCell="1" locked="0" relativeHeight="0" simplePos="0">
                 <wp:simplePos x="0" y="0"/>
@@ -2739,7 +2739,7 @@
               </wp:anchor>
             </w:drawing>
           </mc:Choice>
-          <mc:Fallback xmlns:sl="http://schemas.openxmlformats.org/schemaLibrary/2006/main" xmlns:a="http://schemas.openxmlformats.org/drawingml/2006/main" xmlns:pic="http://schemas.openxmlformats.org/drawingml/2006/picture" xmlns:c="http://schemas.openxmlformats.org/drawingml/2006/chart" xmlns:lc="http://schemas.openxmlformats.org/drawingml/2006/lockedCanvas" xmlns:dgm="http://schemas.openxmlformats.org/drawingml/2006/diagram" xmlns="http://schemas.microsoft.com/office/tasks/2019/documenttasks" xmlns:cr="http://schemas.microsoft.com/office/comments/2020/reactions">
+          <mc:Fallback xmlns:cr="http://schemas.microsoft.com/office/comments/2020/reactions" xmlns="http://schemas.microsoft.com/office/tasks/2019/documenttasks" xmlns:dgm="http://schemas.openxmlformats.org/drawingml/2006/diagram" xmlns:lc="http://schemas.openxmlformats.org/drawingml/2006/lockedCanvas" xmlns:c="http://schemas.openxmlformats.org/drawingml/2006/chart" xmlns:pic="http://schemas.openxmlformats.org/drawingml/2006/picture" xmlns:a="http://schemas.openxmlformats.org/drawingml/2006/main" xmlns:sl="http://schemas.openxmlformats.org/schemaLibrary/2006/main">
             <w:drawing>
               <wp:anchor allowOverlap="1" behindDoc="0" distB="0" distT="0" distL="114300" distR="114300" hidden="0" layoutInCell="1" locked="0" relativeHeight="0" simplePos="0">
                 <wp:simplePos x="0" y="0"/>
@@ -4916,13 +4916,13 @@
         <w:rPr>
           <w:rFonts w:ascii="Arial Narrow" w:eastAsia="Arial Narrow" w:hAnsi="Arial Narrow" w:cs="Arial Narrow"/>
         </w:rPr>
-        <w:t>{{CANTIDAD_ENGANCHE_FINANCIAMIENTO}} ({{LETRA_ENGANCHE}} PESOS 00/100 MONEDA NACIONAL)</w:t>
-      </w:r>
-      <w:r>
-        <w:rPr>
-          <w:rFonts w:ascii="Arial Narrow" w:eastAsia="Arial Narrow" w:hAnsi="Arial Narrow" w:cs="Arial Narrow"/>
-        </w:rPr>
-        <w:t xml:space="preserve"> POR</w:t>
+        <w:t xml:space="preserve">{{CANTIDAD_ENGANCHE_FINANCIAMIENTO}} </w:t>
+      </w:r>
+      <w:r>
+        <w:rPr>
+          <w:rFonts w:ascii="Arial Narrow" w:eastAsia="Arial Narrow" w:hAnsi="Arial Narrow" w:cs="Arial Narrow"/>
+        </w:rPr>
+        <w:t>POR</w:t>
       </w:r>
       <w:r>
         <w:rPr>
@@ -5430,7 +5430,31 @@
         <w:rPr>
           <w:rFonts w:ascii="Arial Narrow" w:eastAsia="Arial Narrow" w:hAnsi="Arial Narrow" w:cs="Arial Narrow"/>
         </w:rPr>
-        <w:t xml:space="preserve"> CONTRATO POR INCUMPLIMIENTO, SIN PERJUICIO DE LAS ACCIONES LEGALES QUE CORRESPONDAN AL CEDENTE.</w:t>
+        <w:t xml:space="preserve"> CONTRATO POR INCUMPLIMIENTO, SIN PERJUICIO DE LAS ACCIONES LEGALES QUE CORRESPONDAN AL </w:t>
+      </w:r>
+      <w:r>
+        <w:rPr>
+          <w:rFonts w:ascii="Arial Narrow" w:eastAsia="Arial Narrow" w:hAnsi="Arial Narrow" w:cs="Arial Narrow"/>
+        </w:rPr>
+        <w:t>“</w:t>
+      </w:r>
+      <w:r>
+        <w:rPr>
+          <w:rFonts w:ascii="Arial Narrow" w:eastAsia="Arial Narrow" w:hAnsi="Arial Narrow" w:cs="Arial Narrow"/>
+        </w:rPr>
+        <w:t>CEDENTE</w:t>
+      </w:r>
+      <w:r>
+        <w:rPr>
+          <w:rFonts w:ascii="Arial Narrow" w:eastAsia="Arial Narrow" w:hAnsi="Arial Narrow" w:cs="Arial Narrow"/>
+        </w:rPr>
+        <w:t>”</w:t>
+      </w:r>
+      <w:r>
+        <w:rPr>
+          <w:rFonts w:ascii="Arial Narrow" w:eastAsia="Arial Narrow" w:hAnsi="Arial Narrow" w:cs="Arial Narrow"/>
+        </w:rPr>
+        <w:t>.</w:t>
       </w:r>
     </w:p>
     <w:p>
@@ -5816,7 +5840,31 @@
         <w:rPr>
           <w:rFonts w:ascii="Arial Narrow" w:eastAsia="Arial Narrow" w:hAnsi="Arial Narrow" w:cs="Arial Narrow"/>
         </w:rPr>
-        <w:t xml:space="preserve"> RECIBIDO, EN UN PLAZO QUE NO EXCEDA DE 30 (TREINTA) DÍAS NATURALES, CONTADOS A PARTIR DE LA FECHA EN QUE SE ACTUALICE EL INCUMPLIMIENTO.</w:t>
+        <w:t xml:space="preserve"> RECIBIDO</w:t>
+      </w:r>
+      <w:r>
+        <w:rPr>
+          <w:rFonts w:ascii="Arial Narrow" w:eastAsia="Arial Narrow" w:hAnsi="Arial Narrow" w:cs="Arial Narrow"/>
+        </w:rPr>
+        <w:t>.</w:t>
+      </w:r>
+      <w:r>
+        <w:rPr>
+          <w:rFonts w:ascii="Arial Narrow" w:eastAsia="Arial Narrow" w:hAnsi="Arial Narrow" w:cs="Arial Narrow"/>
+        </w:rPr>
+        <w:t xml:space="preserve"> </w:t>
+      </w:r>
+      <w:r>
+        <w:rPr>
+          <w:rFonts w:ascii="Arial Narrow" w:eastAsia="Arial Narrow" w:hAnsi="Arial Narrow" w:cs="Arial Narrow"/>
+        </w:rPr>
+        <w:t>DICHO REEMBOLSO DEBERÁ REALIZARSE EN UN PLAZO EQUIVALENTE AL PERIODO DURANTE EL CUAL SE HAYAN EFECTUADO DICHOS PAGOS</w:t>
+      </w:r>
+      <w:r>
+        <w:rPr>
+          <w:rFonts w:ascii="Arial Narrow" w:eastAsia="Arial Narrow" w:hAnsi="Arial Narrow" w:cs="Arial Narrow"/>
+        </w:rPr>
+        <w:t>.</w:t>
       </w:r>
     </w:p>
     <w:p>
@@ -7072,18 +7120,18 @@
         <mc:AlternateContent>
           <mc:Choice Requires="wps">
             <w:drawing>
-              <wp:anchor distT="0" distB="0" distL="114300" distR="114300" simplePos="0" relativeHeight="251667456" behindDoc="0" locked="0" layoutInCell="1" allowOverlap="1" wp14:anchorId="71D911D8" wp14:editId="2F8E6EFA">
+              <wp:anchor distT="0" distB="0" distL="114300" distR="114300" simplePos="0" relativeHeight="251679744" behindDoc="0" locked="0" layoutInCell="1" allowOverlap="1" wp14:anchorId="29137B84" wp14:editId="6B763E5C">
                 <wp:simplePos x="0" y="0"/>
                 <wp:positionH relativeFrom="column">
-                  <wp:posOffset>-123825</wp:posOffset>
+                  <wp:posOffset>3438525</wp:posOffset>
                 </wp:positionH>
                 <wp:positionV relativeFrom="paragraph">
-                  <wp:posOffset>69215</wp:posOffset>
+                  <wp:posOffset>88265</wp:posOffset>
                 </wp:positionV>
                 <wp:extent cx="1819275" cy="666750"/>
                 <wp:effectExtent l="0" t="0" r="0" b="0"/>
                 <wp:wrapNone/>
-                <wp:docPr id="173108138" name="Cuadro de texto 5"/>
+                <wp:docPr id="1509757031" name="Cuadro de texto 5"/>
                 <wp:cNvGraphicFramePr/>
                 <a:graphic xmlns:a="http://schemas.openxmlformats.org/drawingml/2006/main">
                   <a:graphicData uri="http://schemas.microsoft.com/office/word/2010/wordprocessingShape">
@@ -7106,7 +7154,13 @@
                         <w:txbxContent>
                           <w:p>
                             <w:r>
-                              <w:t>{{FIRMA_CLIENTE}}</w:t>
+                              <w:t>{{FIRMA_</w:t>
+                            </w:r>
+                            <w:r>
+                              <w:t xml:space="preserve"> </w:t>
+                            </w:r>
+                            <w:r>
+                              <w:t>CLIENTE}}</w:t>
                             </w:r>
                           </w:p>
                         </w:txbxContent>
@@ -7128,16 +7182,22 @@
           </mc:Choice>
           <mc:Fallback>
             <w:pict>
-              <v:shapetype w14:anchorId="71D911D8" id="_x0000_t202" coordsize="21600,21600" o:spt="202" path="m,l,21600r21600,l21600,xe">
+              <v:shapetype w14:anchorId="29137B84" id="_x0000_t202" coordsize="21600,21600" o:spt="202" path="m,l,21600r21600,l21600,xe">
                 <v:stroke joinstyle="miter"/>
                 <v:path gradientshapeok="t" o:connecttype="rect"/>
               </v:shapetype>
-              <v:shape id="Cuadro de texto 5" o:spid="_x0000_s1026" type="#_x0000_t202" style="position:absolute;left:0;text-align:left;margin-left:-9.75pt;margin-top:5.45pt;width:143.25pt;height:52.5pt;z-index:251667456;visibility:visible;mso-wrap-style:square;mso-height-percent:0;mso-wrap-distance-left:9pt;mso-wrap-distance-top:0;mso-wrap-distance-right:9pt;mso-wrap-distance-bottom:0;mso-position-horizontal:absolute;mso-position-horizontal-relative:text;mso-position-vertical:absolute;mso-position-vertical-relative:text;mso-height-percent:0;mso-height-relative:margin;v-text-anchor:top" o:gfxdata="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" filled="f" stroked="f" strokeweight=".5pt">
+              <v:shape id="Cuadro de texto 5" o:spid="_x0000_s1026" type="#_x0000_t202" style="position:absolute;left:0;text-align:left;margin-left:270.75pt;margin-top:6.95pt;width:143.25pt;height:52.5pt;z-index:251679744;visibility:visible;mso-wrap-style:square;mso-height-percent:0;mso-wrap-distance-left:9pt;mso-wrap-distance-top:0;mso-wrap-distance-right:9pt;mso-wrap-distance-bottom:0;mso-position-horizontal:absolute;mso-position-horizontal-relative:text;mso-position-vertical:absolute;mso-position-vertical-relative:text;mso-height-percent:0;mso-height-relative:margin;v-text-anchor:top" o:gfxdata="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" filled="f" stroked="f" strokeweight=".5pt">
                 <v:textbox>
                   <w:txbxContent>
                     <w:p>
                       <w:r>
-                        <w:t>{{FIRMA_CLIENTE}}</w:t>
+                        <w:t>{{FIRMA_</w:t>
+                      </w:r>
+                      <w:r>
+                        <w:t xml:space="preserve"> </w:t>
+                      </w:r>
+                      <w:r>
+                        <w:t>CLIENTE}}</w:t>
                       </w:r>
                     </w:p>
                   </w:txbxContent>
@@ -7156,10 +7216,10 @@
         <mc:AlternateContent>
           <mc:Choice Requires="wps">
             <w:drawing>
-              <wp:anchor distT="0" distB="0" distL="114300" distR="114300" simplePos="0" relativeHeight="251664384" behindDoc="0" locked="0" layoutInCell="1" allowOverlap="1" wp14:anchorId="064428B1" wp14:editId="7FD9C6CB">
+              <wp:anchor distT="0" distB="0" distL="114300" distR="114300" simplePos="0" relativeHeight="251680768" behindDoc="0" locked="0" layoutInCell="1" allowOverlap="1" wp14:anchorId="32432D3C" wp14:editId="562B1A28">
                 <wp:simplePos x="0" y="0"/>
                 <wp:positionH relativeFrom="column">
-                  <wp:posOffset>3848100</wp:posOffset>
+                  <wp:posOffset>-123825</wp:posOffset>
                 </wp:positionH>
                 <wp:positionV relativeFrom="paragraph">
                   <wp:posOffset>69215</wp:posOffset>
@@ -7167,7 +7227,7 @@
                 <wp:extent cx="1819275" cy="666750"/>
                 <wp:effectExtent l="0" t="0" r="0" b="0"/>
                 <wp:wrapNone/>
-                <wp:docPr id="1509757031" name="Cuadro de texto 5"/>
+                <wp:docPr id="173108138" name="Cuadro de texto 5"/>
                 <wp:cNvGraphicFramePr/>
                 <a:graphic xmlns:a="http://schemas.openxmlformats.org/drawingml/2006/main">
                   <a:graphicData uri="http://schemas.microsoft.com/office/word/2010/wordprocessingShape">
@@ -7212,7 +7272,7 @@
           </mc:Choice>
           <mc:Fallback>
             <w:pict>
-              <v:shape w14:anchorId="064428B1" id="_x0000_s1027" type="#_x0000_t202" style="position:absolute;left:0;text-align:left;margin-left:303pt;margin-top:5.45pt;width:143.25pt;height:52.5pt;z-index:251664384;visibility:visible;mso-wrap-style:square;mso-height-percent:0;mso-wrap-distance-left:9pt;mso-wrap-distance-top:0;mso-wrap-distance-right:9pt;mso-wrap-distance-bottom:0;mso-position-horizontal:absolute;mso-position-horizontal-relative:text;mso-position-vertical:absolute;mso-position-vertical-relative:text;mso-height-percent:0;mso-height-relative:margin;v-text-anchor:top" o:gfxdata="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" filled="f" stroked="f" strokeweight=".5pt">
+              <v:shape w14:anchorId="32432D3C" id="_x0000_s1027" type="#_x0000_t202" style="position:absolute;left:0;text-align:left;margin-left:-9.75pt;margin-top:5.45pt;width:143.25pt;height:52.5pt;z-index:251680768;visibility:visible;mso-wrap-style:square;mso-height-percent:0;mso-wrap-distance-left:9pt;mso-wrap-distance-top:0;mso-wrap-distance-right:9pt;mso-wrap-distance-bottom:0;mso-position-horizontal:absolute;mso-position-horizontal-relative:text;mso-position-vertical:absolute;mso-position-vertical-relative:text;mso-height-percent:0;mso-height-relative:margin;v-text-anchor:top" o:gfxdata="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" filled="f" stroked="f" strokeweight=".5pt">
                 <v:textbox>
                   <w:txbxContent>
                     <w:p>
@@ -7244,30 +7304,155 @@
           <w:b/>
         </w:rPr>
       </w:pPr>
-    </w:p>
-    <w:bookmarkStart w:id="2" w:name="_Hlk207609379"/>
-    <w:p>
-      <w:pPr>
-        <w:jc w:val="both"/>
-        <w:rPr>
-          <w:rFonts w:ascii="Arial Narrow" w:eastAsia="Arial Narrow" w:hAnsi="Arial Narrow" w:cs="Arial Narrow"/>
-        </w:rPr>
-      </w:pPr>
-      <w:r>
-        <w:rPr>
-          <w:rFonts w:ascii="Arial Narrow" w:eastAsia="Arial Narrow" w:hAnsi="Arial Narrow" w:cs="Arial Narrow"/>
+      <w:r>
+        <w:rPr>
+          <w:rFonts w:ascii="Arial Narrow" w:eastAsia="Arial Narrow" w:hAnsi="Arial Narrow" w:cs="Arial Narrow"/>
+          <w:b/>
           <w:noProof/>
         </w:rPr>
         <mc:AlternateContent>
           <mc:Choice Requires="wps">
             <w:drawing>
-              <wp:anchor distT="0" distB="0" distL="114300" distR="114300" simplePos="0" relativeHeight="251663360" behindDoc="0" locked="0" layoutInCell="1" allowOverlap="1" wp14:anchorId="60AC584C" wp14:editId="5CA06687">
+              <wp:anchor distT="0" distB="0" distL="114300" distR="114300" simplePos="0" relativeHeight="251681792" behindDoc="0" locked="0" layoutInCell="1" allowOverlap="1" wp14:anchorId="4E9755AF" wp14:editId="1EBEFCA8">
                 <wp:simplePos x="0" y="0"/>
                 <wp:positionH relativeFrom="column">
-                  <wp:posOffset>3717925</wp:posOffset>
+                  <wp:posOffset>2903220</wp:posOffset>
                 </wp:positionH>
                 <wp:positionV relativeFrom="paragraph">
-                  <wp:posOffset>252200</wp:posOffset>
+                  <wp:posOffset>238125</wp:posOffset>
+                </wp:positionV>
+                <wp:extent cx="2952750" cy="323850"/>
+                <wp:effectExtent l="0" t="0" r="0" b="0"/>
+                <wp:wrapNone/>
+                <wp:docPr id="1080364027" name="Cuadro de texto 5"/>
+                <wp:cNvGraphicFramePr/>
+                <a:graphic xmlns:a="http://schemas.openxmlformats.org/drawingml/2006/main">
+                  <a:graphicData uri="http://schemas.microsoft.com/office/word/2010/wordprocessingShape">
+                    <wps:wsp>
+                      <wps:cNvSpPr txBox="1"/>
+                      <wps:spPr>
+                        <a:xfrm>
+                          <a:off x="0" y="0"/>
+                          <a:ext cx="2952750" cy="323850"/>
+                        </a:xfrm>
+                        <a:prstGeom prst="rect">
+                          <a:avLst/>
+                        </a:prstGeom>
+                        <a:noFill/>
+                        <a:ln w="6350">
+                          <a:noFill/>
+                        </a:ln>
+                      </wps:spPr>
+                      <wps:txbx>
+                        <w:txbxContent>
+                          <w:p>
+                            <w:pPr>
+                              <w:jc w:val="center"/>
+                              <w:rPr>
+                                <w:rFonts w:ascii="Arial Narrow" w:hAnsi="Arial Narrow"/>
+                              </w:rPr>
+                            </w:pPr>
+                            <w:r>
+                              <w:rPr>
+                                <w:rFonts w:ascii="Arial Narrow" w:eastAsia="Arial Narrow" w:hAnsi="Arial Narrow" w:cs="Arial Narrow"/>
+                              </w:rPr>
+                              <w:t>{{NOMBRE_</w:t>
+                            </w:r>
+                            <w:r>
+                              <w:rPr>
+                                <w:rFonts w:ascii="Arial Narrow" w:eastAsia="Arial Narrow" w:hAnsi="Arial Narrow" w:cs="Arial Narrow"/>
+                              </w:rPr>
+                              <w:t>CEDA</w:t>
+                            </w:r>
+                            <w:r>
+                              <w:rPr>
+                                <w:rFonts w:ascii="Arial Narrow" w:eastAsia="Arial Narrow" w:hAnsi="Arial Narrow" w:cs="Arial Narrow"/>
+                              </w:rPr>
+                              <w:t>}}</w:t>
+                            </w:r>
+                          </w:p>
+                        </w:txbxContent>
+                      </wps:txbx>
+                      <wps:bodyPr rot="0" spcFirstLastPara="0" vertOverflow="overflow" horzOverflow="overflow" vert="horz" wrap="square" lIns="91440" tIns="45720" rIns="91440" bIns="45720" numCol="1" spcCol="0" rtlCol="0" fromWordArt="0" anchor="t" anchorCtr="0" forceAA="0" compatLnSpc="1">
+                        <a:prstTxWarp prst="textNoShape">
+                          <a:avLst/>
+                        </a:prstTxWarp>
+                        <a:noAutofit/>
+                      </wps:bodyPr>
+                    </wps:wsp>
+                  </a:graphicData>
+                </a:graphic>
+                <wp14:sizeRelH relativeFrom="margin">
+                  <wp14:pctWidth>0</wp14:pctWidth>
+                </wp14:sizeRelH>
+                <wp14:sizeRelV relativeFrom="margin">
+                  <wp14:pctHeight>0</wp14:pctHeight>
+                </wp14:sizeRelV>
+              </wp:anchor>
+            </w:drawing>
+          </mc:Choice>
+          <mc:Fallback>
+            <w:pict>
+              <v:shape w14:anchorId="4E9755AF" id="_x0000_s1028" type="#_x0000_t202" style="position:absolute;margin-left:228.6pt;margin-top:18.75pt;width:232.5pt;height:25.5pt;z-index:251681792;visibility:visible;mso-wrap-style:square;mso-width-percent:0;mso-height-percent:0;mso-wrap-distance-left:9pt;mso-wrap-distance-top:0;mso-wrap-distance-right:9pt;mso-wrap-distance-bottom:0;mso-position-horizontal:absolute;mso-position-horizontal-relative:text;mso-position-vertical:absolute;mso-position-vertical-relative:text;mso-width-percent:0;mso-height-percent:0;mso-width-relative:margin;mso-height-relative:margin;v-text-anchor:top" o:gfxdata="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" filled="f" stroked="f" strokeweight=".5pt">
+                <v:textbox>
+                  <w:txbxContent>
+                    <w:p>
+                      <w:pPr>
+                        <w:jc w:val="center"/>
+                        <w:rPr>
+                          <w:rFonts w:ascii="Arial Narrow" w:hAnsi="Arial Narrow"/>
+                        </w:rPr>
+                      </w:pPr>
+                      <w:r>
+                        <w:rPr>
+                          <w:rFonts w:ascii="Arial Narrow" w:eastAsia="Arial Narrow" w:hAnsi="Arial Narrow" w:cs="Arial Narrow"/>
+                        </w:rPr>
+                        <w:t>{{NOMBRE_</w:t>
+                      </w:r>
+                      <w:r>
+                        <w:rPr>
+                          <w:rFonts w:ascii="Arial Narrow" w:eastAsia="Arial Narrow" w:hAnsi="Arial Narrow" w:cs="Arial Narrow"/>
+                        </w:rPr>
+                        <w:t>CEDA</w:t>
+                      </w:r>
+                      <w:r>
+                        <w:rPr>
+                          <w:rFonts w:ascii="Arial Narrow" w:eastAsia="Arial Narrow" w:hAnsi="Arial Narrow" w:cs="Arial Narrow"/>
+                        </w:rPr>
+                        <w:t>}}</w:t>
+                      </w:r>
+                    </w:p>
+                  </w:txbxContent>
+                </v:textbox>
+              </v:shape>
+            </w:pict>
+          </mc:Fallback>
+        </mc:AlternateContent>
+      </w:r>
+    </w:p>
+    <w:p>
+      <w:pPr>
+        <w:jc w:val="both"/>
+        <w:rPr>
+          <w:rFonts w:ascii="Arial Narrow" w:eastAsia="Arial Narrow" w:hAnsi="Arial Narrow" w:cs="Arial Narrow"/>
+        </w:rPr>
+      </w:pPr>
+      <w:bookmarkStart w:id="2" w:name="_Hlk207609379"/>
+      <w:r>
+        <w:rPr>
+          <w:rFonts w:ascii="Arial Narrow" w:eastAsia="Arial Narrow" w:hAnsi="Arial Narrow" w:cs="Arial Narrow"/>
+          <w:noProof/>
+        </w:rPr>
+        <mc:AlternateContent>
+          <mc:Choice Requires="wps">
+            <w:drawing>
+              <wp:anchor distT="0" distB="0" distL="114300" distR="114300" simplePos="0" relativeHeight="251678720" behindDoc="0" locked="0" layoutInCell="1" allowOverlap="1" wp14:anchorId="1FEF89F5" wp14:editId="438C3613">
+                <wp:simplePos x="0" y="0"/>
+                <wp:positionH relativeFrom="column">
+                  <wp:posOffset>3336925</wp:posOffset>
+                </wp:positionH>
+                <wp:positionV relativeFrom="paragraph">
+                  <wp:posOffset>252095</wp:posOffset>
                 </wp:positionV>
                 <wp:extent cx="2169795" cy="0"/>
                 <wp:effectExtent l="0" t="0" r="0" b="0"/>
@@ -7310,7 +7495,7 @@
           </mc:Choice>
           <mc:Fallback>
             <w:pict>
-              <v:line w14:anchorId="4CFA7994" id="Conector recto 5" o:spid="_x0000_s1026" style="position:absolute;z-index:251663360;visibility:visible;mso-wrap-style:square;mso-wrap-distance-left:9pt;mso-wrap-distance-top:0;mso-wrap-distance-right:9pt;mso-wrap-distance-bottom:0;mso-position-horizontal:absolute;mso-position-horizontal-relative:text;mso-position-vertical:absolute;mso-position-vertical-relative:text" from="292.75pt,19.85pt" to="463.6pt,19.85pt" o:gfxdata="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" strokecolor="black [3200]" strokeweight=".5pt">
+              <v:line w14:anchorId="53E723CA" id="Conector recto 5" o:spid="_x0000_s1026" style="position:absolute;z-index:251678720;visibility:visible;mso-wrap-style:square;mso-wrap-distance-left:9pt;mso-wrap-distance-top:0;mso-wrap-distance-right:9pt;mso-wrap-distance-bottom:0;mso-position-horizontal:absolute;mso-position-horizontal-relative:text;mso-position-vertical:absolute;mso-position-vertical-relative:text" from="262.75pt,19.85pt" to="433.6pt,19.85pt" o:gfxdata="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" strokecolor="black [3200]" strokeweight=".5pt">
                 <v:stroke joinstyle="miter"/>
               </v:line>
             </w:pict>
@@ -7325,13 +7510,13 @@
         <mc:AlternateContent>
           <mc:Choice Requires="wps">
             <w:drawing>
-              <wp:anchor distT="0" distB="0" distL="114300" distR="114300" simplePos="0" relativeHeight="251662336" behindDoc="0" locked="0" layoutInCell="1" allowOverlap="1" wp14:anchorId="5CD259F1" wp14:editId="2A520248">
+              <wp:anchor distT="0" distB="0" distL="114300" distR="114300" simplePos="0" relativeHeight="251677696" behindDoc="0" locked="0" layoutInCell="1" allowOverlap="1" wp14:anchorId="750347F9" wp14:editId="19ED09D4">
                 <wp:simplePos x="0" y="0"/>
                 <wp:positionH relativeFrom="column">
-                  <wp:posOffset>-368300</wp:posOffset>
+                  <wp:posOffset>-234950</wp:posOffset>
                 </wp:positionH>
                 <wp:positionV relativeFrom="paragraph">
-                  <wp:posOffset>247755</wp:posOffset>
+                  <wp:posOffset>247650</wp:posOffset>
                 </wp:positionV>
                 <wp:extent cx="2169795" cy="0"/>
                 <wp:effectExtent l="0" t="0" r="0" b="0"/>
@@ -7374,52 +7559,32 @@
           </mc:Choice>
           <mc:Fallback>
             <w:pict>
-              <v:line w14:anchorId="5BCD33E0" id="Conector recto 5" o:spid="_x0000_s1026" style="position:absolute;z-index:251662336;visibility:visible;mso-wrap-style:square;mso-wrap-distance-left:9pt;mso-wrap-distance-top:0;mso-wrap-distance-right:9pt;mso-wrap-distance-bottom:0;mso-position-horizontal:absolute;mso-position-horizontal-relative:text;mso-position-vertical:absolute;mso-position-vertical-relative:text" from="-29pt,19.5pt" to="141.85pt,19.5pt" o:gfxdata="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" strokecolor="black [3200]" strokeweight=".5pt">
+              <v:line w14:anchorId="73CD48EA" id="Conector recto 5" o:spid="_x0000_s1026" style="position:absolute;z-index:251677696;visibility:visible;mso-wrap-style:square;mso-wrap-distance-left:9pt;mso-wrap-distance-top:0;mso-wrap-distance-right:9pt;mso-wrap-distance-bottom:0;mso-position-horizontal:absolute;mso-position-horizontal-relative:text;mso-position-vertical:absolute;mso-position-vertical-relative:text" from="-18.5pt,19.5pt" to="152.35pt,19.5pt" o:gfxdata="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" strokecolor="black [3200]" strokeweight=".5pt">
                 <v:stroke joinstyle="miter"/>
               </v:line>
             </w:pict>
           </mc:Fallback>
         </mc:AlternateContent>
       </w:r>
-      <w:r>
-        <w:rPr>
-          <w:rFonts w:ascii="Arial Narrow" w:eastAsia="Arial Narrow" w:hAnsi="Arial Narrow" w:cs="Arial Narrow"/>
-        </w:rPr>
-        <w:t>{{NOMBRE_</w:t>
-      </w:r>
-      <w:r>
-        <w:rPr>
-          <w:rFonts w:ascii="Arial Narrow" w:eastAsia="Arial Narrow" w:hAnsi="Arial Narrow" w:cs="Arial Narrow"/>
-        </w:rPr>
-        <w:t>CEDA</w:t>
-      </w:r>
-      <w:proofErr w:type="gramStart"/>
-      <w:r>
-        <w:rPr>
-          <w:rFonts w:ascii="Arial Narrow" w:eastAsia="Arial Narrow" w:hAnsi="Arial Narrow" w:cs="Arial Narrow"/>
-        </w:rPr>
-        <w:t>}}</w:t>
-      </w:r>
       <w:bookmarkEnd w:id="2"/>
       <w:r>
         <w:rPr>
           <w:rFonts w:ascii="Arial Narrow" w:eastAsia="Arial Narrow" w:hAnsi="Arial Narrow" w:cs="Arial Narrow"/>
         </w:rPr>
+        <w:t xml:space="preserve"> </w:t>
+      </w:r>
+      <w:r>
+        <w:rPr>
+          <w:rFonts w:ascii="Arial Narrow" w:eastAsia="Arial Narrow" w:hAnsi="Arial Narrow" w:cs="Arial Narrow"/>
+        </w:rPr>
+        <w:t>JORGE ISAAC ALAVEZ LÓPEZ</w:t>
+      </w:r>
+      <w:r>
+        <w:rPr>
+          <w:rFonts w:ascii="Arial Narrow" w:eastAsia="Arial Narrow" w:hAnsi="Arial Narrow" w:cs="Arial Narrow"/>
+        </w:rPr>
         <w:t xml:space="preserve">   </w:t>
       </w:r>
-      <w:proofErr w:type="gramEnd"/>
-      <w:r>
-        <w:rPr>
-          <w:rFonts w:ascii="Arial Narrow" w:eastAsia="Arial Narrow" w:hAnsi="Arial Narrow" w:cs="Arial Narrow"/>
-        </w:rPr>
-        <w:t xml:space="preserve">                                                          </w:t>
-      </w:r>
-      <w:r>
-        <w:rPr>
-          <w:rFonts w:ascii="Arial Narrow" w:eastAsia="Arial Narrow" w:hAnsi="Arial Narrow" w:cs="Arial Narrow"/>
-        </w:rPr>
-        <w:t>JORGE ISAAC ALAVEZ LÓPEZ</w:t>
-      </w:r>
     </w:p>
     <w:p>
       <w:pPr>
@@ -7432,27 +7597,7 @@
         <w:rPr>
           <w:rFonts w:ascii="Arial Narrow" w:eastAsia="Arial Narrow" w:hAnsi="Arial Narrow" w:cs="Arial Narrow"/>
         </w:rPr>
-        <w:t xml:space="preserve">        CEDATARI{{SEXO_</w:t>
-      </w:r>
-      <w:r>
-        <w:rPr>
-          <w:rFonts w:ascii="Arial Narrow" w:eastAsia="Arial Narrow" w:hAnsi="Arial Narrow" w:cs="Arial Narrow"/>
-        </w:rPr>
-        <w:t>2</w:t>
-      </w:r>
-      <w:proofErr w:type="gramStart"/>
-      <w:r>
-        <w:rPr>
-          <w:rFonts w:ascii="Arial Narrow" w:eastAsia="Arial Narrow" w:hAnsi="Arial Narrow" w:cs="Arial Narrow"/>
-        </w:rPr>
-        <w:t xml:space="preserve">}}   </w:t>
-      </w:r>
-      <w:proofErr w:type="gramEnd"/>
-      <w:r>
-        <w:rPr>
-          <w:rFonts w:ascii="Arial Narrow" w:eastAsia="Arial Narrow" w:hAnsi="Arial Narrow" w:cs="Arial Narrow"/>
-        </w:rPr>
-        <w:t xml:space="preserve">                                                                                                           CEDENTE</w:t>
+        <w:t xml:space="preserve">                CEDENTE                                                                                                CEDATARI{{SEXO_2}}</w:t>
       </w:r>
     </w:p>
     <w:p>

--- a/pdfs/templates/pdfs/contrato_commeta_pagos_varios.docx
+++ b/pdfs/templates/pdfs/contrato_commeta_pagos_varios.docx
@@ -809,14 +809,7 @@
         <w:rPr>
           <w:rFonts w:ascii="Arial Narrow" w:eastAsia="Arial Narrow" w:hAnsi="Arial Narrow" w:cs="Arial Narrow"/>
         </w:rPr>
-        <w:t>{{SEXO_2</w:t>
-      </w:r>
-      <w:proofErr w:type="gramStart"/>
-      <w:r>
-        <w:rPr>
-          <w:rFonts w:ascii="Arial Narrow" w:eastAsia="Arial Narrow" w:hAnsi="Arial Narrow" w:cs="Arial Narrow"/>
-        </w:rPr>
-        <w:t>}}</w:t>
+        <w:t>{{SEXO_2}}</w:t>
       </w:r>
       <w:r>
         <w:rPr>
@@ -824,7 +817,6 @@
         </w:rPr>
         <w:t>S</w:t>
       </w:r>
-      <w:proofErr w:type="gramEnd"/>
       <w:r>
         <w:rPr>
           <w:rFonts w:ascii="Arial Narrow" w:eastAsia="Arial Narrow" w:hAnsi="Arial Narrow" w:cs="Arial Narrow"/>
@@ -929,16 +921,7 @@
           <w:b/>
           <w:bCs/>
         </w:rPr>
-        <w:t>{{SEXO_2</w:t>
-      </w:r>
-      <w:proofErr w:type="gramStart"/>
-      <w:r>
-        <w:rPr>
-          <w:rFonts w:ascii="Arial Narrow" w:eastAsia="Arial Narrow" w:hAnsi="Arial Narrow" w:cs="Arial Narrow"/>
-          <w:b/>
-          <w:bCs/>
-        </w:rPr>
-        <w:t>}}</w:t>
+        <w:t>{{SEXO_2}}</w:t>
       </w:r>
       <w:r>
         <w:rPr>
@@ -948,7 +931,6 @@
         </w:rPr>
         <w:t>S</w:t>
       </w:r>
-      <w:proofErr w:type="gramEnd"/>
       <w:r>
         <w:rPr>
           <w:rFonts w:ascii="Arial Narrow" w:eastAsia="Arial Narrow" w:hAnsi="Arial Narrow" w:cs="Arial Narrow"/>
@@ -1694,87 +1676,31 @@
         <w:rPr>
           <w:rFonts w:ascii="Arial Narrow" w:eastAsia="Arial Narrow" w:hAnsi="Arial Narrow" w:cs="Arial Narrow"/>
         </w:rPr>
-        <w:t xml:space="preserve">LOTE </w:t>
-      </w:r>
-      <w:proofErr w:type="gramStart"/>
-      <w:r>
-        <w:rPr>
-          <w:rFonts w:ascii="Arial Narrow" w:eastAsia="Arial Narrow" w:hAnsi="Arial Narrow" w:cs="Arial Narrow"/>
-        </w:rPr>
-        <w:t xml:space="preserve">   </w:t>
-      </w:r>
-      <w:r>
-        <w:rPr>
-          <w:rFonts w:ascii="Arial Narrow" w:eastAsia="Arial Narrow" w:hAnsi="Arial Narrow" w:cs="Arial Narrow"/>
-        </w:rPr>
-        <w:t>{</w:t>
-      </w:r>
-      <w:proofErr w:type="gramEnd"/>
-      <w:r>
-        <w:rPr>
-          <w:rFonts w:ascii="Arial Narrow" w:eastAsia="Arial Narrow" w:hAnsi="Arial Narrow" w:cs="Arial Narrow"/>
-        </w:rPr>
-        <w:t>{ID_LOTE</w:t>
-      </w:r>
-      <w:proofErr w:type="gramStart"/>
-      <w:r>
-        <w:rPr>
-          <w:rFonts w:ascii="Arial Narrow" w:eastAsia="Arial Narrow" w:hAnsi="Arial Narrow" w:cs="Arial Narrow"/>
-        </w:rPr>
-        <w:t>}}</w:t>
-      </w:r>
-      <w:r>
-        <w:rPr>
-          <w:rFonts w:ascii="Arial Narrow" w:eastAsia="Arial Narrow" w:hAnsi="Arial Narrow" w:cs="Arial Narrow"/>
-        </w:rPr>
-        <w:t xml:space="preserve">   </w:t>
-      </w:r>
-      <w:proofErr w:type="gramEnd"/>
-      <w:r>
-        <w:rPr>
-          <w:rFonts w:ascii="Arial Narrow" w:eastAsia="Arial Narrow" w:hAnsi="Arial Narrow" w:cs="Arial Narrow"/>
-        </w:rPr>
-        <w:t xml:space="preserve">  MANZANA </w:t>
-      </w:r>
-      <w:proofErr w:type="gramStart"/>
-      <w:r>
-        <w:rPr>
-          <w:rFonts w:ascii="Arial Narrow" w:eastAsia="Arial Narrow" w:hAnsi="Arial Narrow" w:cs="Arial Narrow"/>
-        </w:rPr>
-        <w:t xml:space="preserve">   </w:t>
-      </w:r>
-      <w:r>
-        <w:rPr>
-          <w:rFonts w:ascii="Arial Narrow" w:eastAsia="Arial Narrow" w:hAnsi="Arial Narrow" w:cs="Arial Narrow"/>
-        </w:rPr>
-        <w:t>{</w:t>
-      </w:r>
-      <w:proofErr w:type="gramEnd"/>
-      <w:r>
-        <w:rPr>
-          <w:rFonts w:ascii="Arial Narrow" w:eastAsia="Arial Narrow" w:hAnsi="Arial Narrow" w:cs="Arial Narrow"/>
-        </w:rPr>
-        <w:t>{MANZ</w:t>
-      </w:r>
-      <w:proofErr w:type="gramStart"/>
-      <w:r>
-        <w:rPr>
-          <w:rFonts w:ascii="Arial Narrow" w:eastAsia="Arial Narrow" w:hAnsi="Arial Narrow" w:cs="Arial Narrow"/>
-        </w:rPr>
-        <w:t>}}</w:t>
-      </w:r>
-      <w:r>
-        <w:rPr>
-          <w:rFonts w:ascii="Arial Narrow" w:eastAsia="Arial Narrow" w:hAnsi="Arial Narrow" w:cs="Arial Narrow"/>
-        </w:rPr>
-        <w:t xml:space="preserve">   </w:t>
-      </w:r>
-      <w:proofErr w:type="gramEnd"/>
-      <w:r>
-        <w:rPr>
-          <w:rFonts w:ascii="Arial Narrow" w:eastAsia="Arial Narrow" w:hAnsi="Arial Narrow" w:cs="Arial Narrow"/>
-        </w:rPr>
-        <w:t xml:space="preserve">          </w:t>
+        <w:t xml:space="preserve">LOTE    </w:t>
+      </w:r>
+      <w:r>
+        <w:rPr>
+          <w:rFonts w:ascii="Arial Narrow" w:eastAsia="Arial Narrow" w:hAnsi="Arial Narrow" w:cs="Arial Narrow"/>
+        </w:rPr>
+        <w:t>{{ID_LOTE}}</w:t>
+      </w:r>
+      <w:r>
+        <w:rPr>
+          <w:rFonts w:ascii="Arial Narrow" w:eastAsia="Arial Narrow" w:hAnsi="Arial Narrow" w:cs="Arial Narrow"/>
+        </w:rPr>
+        <w:t xml:space="preserve">     MANZANA    </w:t>
+      </w:r>
+      <w:r>
+        <w:rPr>
+          <w:rFonts w:ascii="Arial Narrow" w:eastAsia="Arial Narrow" w:hAnsi="Arial Narrow" w:cs="Arial Narrow"/>
+        </w:rPr>
+        <w:t>{{MANZ}}</w:t>
+      </w:r>
+      <w:r>
+        <w:rPr>
+          <w:rFonts w:ascii="Arial Narrow" w:eastAsia="Arial Narrow" w:hAnsi="Arial Narrow" w:cs="Arial Narrow"/>
+        </w:rPr>
+        <w:t xml:space="preserve">             </w:t>
       </w:r>
       <w:r>
         <w:rPr>
@@ -1826,7 +1752,7 @@
               </wp:anchor>
             </w:drawing>
           </mc:Choice>
-          <mc:Fallback xmlns:cr="http://schemas.microsoft.com/office/comments/2020/reactions" xmlns="http://schemas.microsoft.com/office/tasks/2019/documenttasks" xmlns:dgm="http://schemas.openxmlformats.org/drawingml/2006/diagram" xmlns:lc="http://schemas.openxmlformats.org/drawingml/2006/lockedCanvas" xmlns:c="http://schemas.openxmlformats.org/drawingml/2006/chart" xmlns:pic="http://schemas.openxmlformats.org/drawingml/2006/picture" xmlns:a="http://schemas.openxmlformats.org/drawingml/2006/main" xmlns:sl="http://schemas.openxmlformats.org/schemaLibrary/2006/main">
+          <mc:Fallback xmlns:sl="http://schemas.openxmlformats.org/schemaLibrary/2006/main" xmlns:a="http://schemas.openxmlformats.org/drawingml/2006/main" xmlns:pic="http://schemas.openxmlformats.org/drawingml/2006/picture" xmlns:c="http://schemas.openxmlformats.org/drawingml/2006/chart" xmlns:lc="http://schemas.openxmlformats.org/drawingml/2006/lockedCanvas" xmlns:dgm="http://schemas.openxmlformats.org/drawingml/2006/diagram" xmlns="http://schemas.microsoft.com/office/tasks/2019/documenttasks" xmlns:cr="http://schemas.microsoft.com/office/comments/2020/reactions">
             <w:drawing>
               <wp:anchor allowOverlap="1" behindDoc="0" distB="0" distT="0" distL="114300" distR="114300" hidden="0" layoutInCell="1" locked="0" relativeHeight="0" simplePos="0">
                 <wp:simplePos x="0" y="0"/>
@@ -1920,7 +1846,7 @@
               </wp:anchor>
             </w:drawing>
           </mc:Choice>
-          <mc:Fallback xmlns:cr="http://schemas.microsoft.com/office/comments/2020/reactions" xmlns="http://schemas.microsoft.com/office/tasks/2019/documenttasks" xmlns:dgm="http://schemas.openxmlformats.org/drawingml/2006/diagram" xmlns:lc="http://schemas.openxmlformats.org/drawingml/2006/lockedCanvas" xmlns:c="http://schemas.openxmlformats.org/drawingml/2006/chart" xmlns:pic="http://schemas.openxmlformats.org/drawingml/2006/picture" xmlns:a="http://schemas.openxmlformats.org/drawingml/2006/main" xmlns:sl="http://schemas.openxmlformats.org/schemaLibrary/2006/main">
+          <mc:Fallback xmlns:sl="http://schemas.openxmlformats.org/schemaLibrary/2006/main" xmlns:a="http://schemas.openxmlformats.org/drawingml/2006/main" xmlns:pic="http://schemas.openxmlformats.org/drawingml/2006/picture" xmlns:c="http://schemas.openxmlformats.org/drawingml/2006/chart" xmlns:lc="http://schemas.openxmlformats.org/drawingml/2006/lockedCanvas" xmlns:dgm="http://schemas.openxmlformats.org/drawingml/2006/diagram" xmlns="http://schemas.microsoft.com/office/tasks/2019/documenttasks" xmlns:cr="http://schemas.microsoft.com/office/comments/2020/reactions">
             <w:drawing>
               <wp:anchor allowOverlap="1" behindDoc="0" distB="0" distT="0" distL="114300" distR="114300" hidden="0" layoutInCell="1" locked="0" relativeHeight="0" simplePos="0">
                 <wp:simplePos x="0" y="0"/>
@@ -2667,27 +2593,13 @@
         <w:rPr>
           <w:rFonts w:ascii="Arial Narrow" w:eastAsia="Arial Narrow" w:hAnsi="Arial Narrow" w:cs="Arial Narrow"/>
         </w:rPr>
-        <w:t>{{METROS_CUADRADOS</w:t>
-      </w:r>
-      <w:proofErr w:type="gramStart"/>
-      <w:r>
-        <w:rPr>
-          <w:rFonts w:ascii="Arial Narrow" w:eastAsia="Arial Narrow" w:hAnsi="Arial Narrow" w:cs="Arial Narrow"/>
-        </w:rPr>
-        <w:t>}}</w:t>
-      </w:r>
-      <w:r>
-        <w:rPr>
-          <w:rFonts w:ascii="Arial Narrow" w:eastAsia="Arial Narrow" w:hAnsi="Arial Narrow" w:cs="Arial Narrow"/>
-        </w:rPr>
-        <w:t xml:space="preserve">   </w:t>
-      </w:r>
-      <w:proofErr w:type="gramEnd"/>
-      <w:r>
-        <w:rPr>
-          <w:rFonts w:ascii="Arial Narrow" w:eastAsia="Arial Narrow" w:hAnsi="Arial Narrow" w:cs="Arial Narrow"/>
-        </w:rPr>
-        <w:t>M2</w:t>
+        <w:t>{{METROS_CUADRADOS}}</w:t>
+      </w:r>
+      <w:r>
+        <w:rPr>
+          <w:rFonts w:ascii="Arial Narrow" w:eastAsia="Arial Narrow" w:hAnsi="Arial Narrow" w:cs="Arial Narrow"/>
+        </w:rPr>
+        <w:t xml:space="preserve">   M2</w:t>
       </w:r>
       <w:r>
         <w:rPr>
@@ -2739,7 +2651,7 @@
               </wp:anchor>
             </w:drawing>
           </mc:Choice>
-          <mc:Fallback xmlns:cr="http://schemas.microsoft.com/office/comments/2020/reactions" xmlns="http://schemas.microsoft.com/office/tasks/2019/documenttasks" xmlns:dgm="http://schemas.openxmlformats.org/drawingml/2006/diagram" xmlns:lc="http://schemas.openxmlformats.org/drawingml/2006/lockedCanvas" xmlns:c="http://schemas.openxmlformats.org/drawingml/2006/chart" xmlns:pic="http://schemas.openxmlformats.org/drawingml/2006/picture" xmlns:a="http://schemas.openxmlformats.org/drawingml/2006/main" xmlns:sl="http://schemas.openxmlformats.org/schemaLibrary/2006/main">
+          <mc:Fallback xmlns:sl="http://schemas.openxmlformats.org/schemaLibrary/2006/main" xmlns:a="http://schemas.openxmlformats.org/drawingml/2006/main" xmlns:pic="http://schemas.openxmlformats.org/drawingml/2006/picture" xmlns:c="http://schemas.openxmlformats.org/drawingml/2006/chart" xmlns:lc="http://schemas.openxmlformats.org/drawingml/2006/lockedCanvas" xmlns:dgm="http://schemas.openxmlformats.org/drawingml/2006/diagram" xmlns="http://schemas.microsoft.com/office/tasks/2019/documenttasks" xmlns:cr="http://schemas.microsoft.com/office/comments/2020/reactions">
             <w:drawing>
               <wp:anchor allowOverlap="1" behindDoc="0" distB="0" distT="0" distL="114300" distR="114300" hidden="0" layoutInCell="1" locked="0" relativeHeight="0" simplePos="0">
                 <wp:simplePos x="0" y="0"/>
@@ -3025,14 +2937,7 @@
         <w:rPr>
           <w:rFonts w:ascii="Arial Narrow" w:eastAsia="Arial Narrow" w:hAnsi="Arial Narrow" w:cs="Arial Narrow"/>
         </w:rPr>
-        <w:t>{{SEXO_4</w:t>
-      </w:r>
-      <w:proofErr w:type="gramStart"/>
-      <w:r>
-        <w:rPr>
-          <w:rFonts w:ascii="Arial Narrow" w:eastAsia="Arial Narrow" w:hAnsi="Arial Narrow" w:cs="Arial Narrow"/>
-        </w:rPr>
-        <w:t>}}</w:t>
+        <w:t>{{SEXO_4}}</w:t>
       </w:r>
       <w:r>
         <w:rPr>
@@ -3040,19 +2945,11 @@
         </w:rPr>
         <w:t>CESIONARI</w:t>
       </w:r>
-      <w:proofErr w:type="gramEnd"/>
-      <w:r>
-        <w:rPr>
-          <w:rFonts w:ascii="Arial Narrow" w:eastAsia="Arial Narrow" w:hAnsi="Arial Narrow" w:cs="Arial Narrow"/>
-        </w:rPr>
-        <w:t>{{SEXO_2</w:t>
-      </w:r>
-      <w:proofErr w:type="gramStart"/>
-      <w:r>
-        <w:rPr>
-          <w:rFonts w:ascii="Arial Narrow" w:eastAsia="Arial Narrow" w:hAnsi="Arial Narrow" w:cs="Arial Narrow"/>
-        </w:rPr>
-        <w:t>}}</w:t>
+      <w:r>
+        <w:rPr>
+          <w:rFonts w:ascii="Arial Narrow" w:eastAsia="Arial Narrow" w:hAnsi="Arial Narrow" w:cs="Arial Narrow"/>
+        </w:rPr>
+        <w:t>{{SEXO_2}}</w:t>
       </w:r>
       <w:r>
         <w:rPr>
@@ -3060,7 +2957,6 @@
         </w:rPr>
         <w:t>S</w:t>
       </w:r>
-      <w:proofErr w:type="gramEnd"/>
       <w:r>
         <w:rPr>
           <w:rFonts w:ascii="Arial Narrow" w:eastAsia="Arial Narrow" w:hAnsi="Arial Narrow" w:cs="Arial Narrow"/>
@@ -3159,14 +3055,7 @@
         <w:rPr>
           <w:rFonts w:ascii="Arial Narrow" w:eastAsia="Arial Narrow" w:hAnsi="Arial Narrow" w:cs="Arial Narrow"/>
         </w:rPr>
-        <w:t>{{SEXO_2</w:t>
-      </w:r>
-      <w:proofErr w:type="gramStart"/>
-      <w:r>
-        <w:rPr>
-          <w:rFonts w:ascii="Arial Narrow" w:eastAsia="Arial Narrow" w:hAnsi="Arial Narrow" w:cs="Arial Narrow"/>
-        </w:rPr>
-        <w:t>}}</w:t>
+        <w:t>{{SEXO_2}}</w:t>
       </w:r>
       <w:r>
         <w:rPr>
@@ -3174,7 +3063,6 @@
         </w:rPr>
         <w:t>S</w:t>
       </w:r>
-      <w:proofErr w:type="gramEnd"/>
       <w:r>
         <w:rPr>
           <w:rFonts w:ascii="Arial Narrow" w:eastAsia="Arial Narrow" w:hAnsi="Arial Narrow" w:cs="Arial Narrow"/>
@@ -3262,14 +3150,7 @@
         <w:rPr>
           <w:rFonts w:ascii="Arial Narrow" w:eastAsia="Arial Narrow" w:hAnsi="Arial Narrow" w:cs="Arial Narrow"/>
         </w:rPr>
-        <w:t>{{SEXO_2</w:t>
-      </w:r>
-      <w:proofErr w:type="gramStart"/>
-      <w:r>
-        <w:rPr>
-          <w:rFonts w:ascii="Arial Narrow" w:eastAsia="Arial Narrow" w:hAnsi="Arial Narrow" w:cs="Arial Narrow"/>
-        </w:rPr>
-        <w:t>}}</w:t>
+        <w:t>{{SEXO_2}}</w:t>
       </w:r>
       <w:r>
         <w:rPr>
@@ -3277,7 +3158,6 @@
         </w:rPr>
         <w:t>S</w:t>
       </w:r>
-      <w:proofErr w:type="gramEnd"/>
       <w:r>
         <w:rPr>
           <w:rFonts w:ascii="Arial Narrow" w:eastAsia="Arial Narrow" w:hAnsi="Arial Narrow" w:cs="Arial Narrow"/>
@@ -3336,14 +3216,7 @@
         <w:rPr>
           <w:rFonts w:ascii="Arial Narrow" w:eastAsia="Arial Narrow" w:hAnsi="Arial Narrow" w:cs="Arial Narrow"/>
         </w:rPr>
-        <w:t>{{SEXO_2</w:t>
-      </w:r>
-      <w:proofErr w:type="gramStart"/>
-      <w:r>
-        <w:rPr>
-          <w:rFonts w:ascii="Arial Narrow" w:eastAsia="Arial Narrow" w:hAnsi="Arial Narrow" w:cs="Arial Narrow"/>
-        </w:rPr>
-        <w:t>}}</w:t>
+        <w:t>{{SEXO_2}}</w:t>
       </w:r>
       <w:r>
         <w:rPr>
@@ -3351,7 +3224,6 @@
         </w:rPr>
         <w:t>S</w:t>
       </w:r>
-      <w:proofErr w:type="gramEnd"/>
       <w:r>
         <w:rPr>
           <w:rFonts w:ascii="Arial Narrow" w:eastAsia="Arial Narrow" w:hAnsi="Arial Narrow" w:cs="Arial Narrow"/>
@@ -3403,14 +3275,7 @@
         <w:rPr>
           <w:rFonts w:ascii="Arial Narrow" w:eastAsia="Arial Narrow" w:hAnsi="Arial Narrow" w:cs="Arial Narrow"/>
         </w:rPr>
-        <w:t>{{SEXO_2</w:t>
-      </w:r>
-      <w:proofErr w:type="gramStart"/>
-      <w:r>
-        <w:rPr>
-          <w:rFonts w:ascii="Arial Narrow" w:eastAsia="Arial Narrow" w:hAnsi="Arial Narrow" w:cs="Arial Narrow"/>
-        </w:rPr>
-        <w:t>}}</w:t>
+        <w:t>{{SEXO_2}}</w:t>
       </w:r>
       <w:r>
         <w:rPr>
@@ -3418,7 +3283,6 @@
         </w:rPr>
         <w:t>S</w:t>
       </w:r>
-      <w:proofErr w:type="gramEnd"/>
       <w:r>
         <w:rPr>
           <w:rFonts w:ascii="Arial Narrow" w:eastAsia="Arial Narrow" w:hAnsi="Arial Narrow" w:cs="Arial Narrow"/>
@@ -3433,7 +3297,6 @@
           <w:rFonts w:ascii="Arial Narrow" w:eastAsia="Arial Narrow" w:hAnsi="Arial Narrow" w:cs="Arial Narrow"/>
         </w:rPr>
       </w:pPr>
-      <w:proofErr w:type="gramStart"/>
       <w:r>
         <w:rPr>
           <w:rFonts w:ascii="Arial Narrow" w:eastAsia="Arial Narrow" w:hAnsi="Arial Narrow" w:cs="Arial Narrow"/>
@@ -3456,7 +3319,6 @@
         </w:rPr>
         <w:t>)</w:t>
       </w:r>
-      <w:proofErr w:type="gramEnd"/>
       <w:r>
         <w:rPr>
           <w:rFonts w:ascii="Arial Narrow" w:eastAsia="Arial Narrow" w:hAnsi="Arial Narrow" w:cs="Arial Narrow"/>
@@ -3524,14 +3386,7 @@
         <w:rPr>
           <w:rFonts w:ascii="Arial Narrow" w:eastAsia="Arial Narrow" w:hAnsi="Arial Narrow" w:cs="Arial Narrow"/>
         </w:rPr>
-        <w:t>{{SEXO_1}} CESIONARI{{SEXO_2</w:t>
-      </w:r>
-      <w:proofErr w:type="gramStart"/>
-      <w:r>
-        <w:rPr>
-          <w:rFonts w:ascii="Arial Narrow" w:eastAsia="Arial Narrow" w:hAnsi="Arial Narrow" w:cs="Arial Narrow"/>
-        </w:rPr>
-        <w:t>}}</w:t>
+        <w:t>{{SEXO_1}} CESIONARI{{SEXO_2}}</w:t>
       </w:r>
       <w:r>
         <w:rPr>
@@ -3539,7 +3394,6 @@
         </w:rPr>
         <w:t>S</w:t>
       </w:r>
-      <w:proofErr w:type="gramEnd"/>
       <w:r>
         <w:rPr>
           <w:rFonts w:ascii="Arial Narrow" w:eastAsia="Arial Narrow" w:hAnsi="Arial Narrow" w:cs="Arial Narrow"/>
@@ -3585,14 +3439,7 @@
         <w:rPr>
           <w:rFonts w:ascii="Arial Narrow" w:eastAsia="Arial Narrow" w:hAnsi="Arial Narrow" w:cs="Arial Narrow"/>
         </w:rPr>
-        <w:t>{{SEXO_1}} CESIONARI{{SEXO_2</w:t>
-      </w:r>
-      <w:proofErr w:type="gramStart"/>
-      <w:r>
-        <w:rPr>
-          <w:rFonts w:ascii="Arial Narrow" w:eastAsia="Arial Narrow" w:hAnsi="Arial Narrow" w:cs="Arial Narrow"/>
-        </w:rPr>
-        <w:t>}}</w:t>
+        <w:t>{{SEXO_1}} CESIONARI{{SEXO_2}}</w:t>
       </w:r>
       <w:r>
         <w:rPr>
@@ -3600,7 +3447,6 @@
         </w:rPr>
         <w:t>S</w:t>
       </w:r>
-      <w:proofErr w:type="gramEnd"/>
       <w:r>
         <w:rPr>
           <w:rFonts w:ascii="Arial Narrow" w:eastAsia="Arial Narrow" w:hAnsi="Arial Narrow" w:cs="Arial Narrow"/>
@@ -3709,16 +3555,8 @@
         <w:rPr>
           <w:rFonts w:ascii="Arial Narrow" w:eastAsia="Arial Narrow" w:hAnsi="Arial Narrow" w:cs="Arial Narrow"/>
         </w:rPr>
-        <w:t xml:space="preserve"> {{PORCENTAJE</w:t>
-      </w:r>
-      <w:proofErr w:type="gramStart"/>
-      <w:r>
-        <w:rPr>
-          <w:rFonts w:ascii="Arial Narrow" w:eastAsia="Arial Narrow" w:hAnsi="Arial Narrow" w:cs="Arial Narrow"/>
-        </w:rPr>
-        <w:t>}}%</w:t>
-      </w:r>
-      <w:proofErr w:type="gramEnd"/>
+        <w:t xml:space="preserve"> {{PORCENTAJE}}%</w:t>
+      </w:r>
       <w:r>
         <w:rPr>
           <w:rFonts w:ascii="Arial Narrow" w:eastAsia="Arial Narrow" w:hAnsi="Arial Narrow" w:cs="Arial Narrow"/>
@@ -3787,14 +3625,7 @@
         <w:rPr>
           <w:rFonts w:ascii="Arial Narrow" w:eastAsia="Arial Narrow" w:hAnsi="Arial Narrow" w:cs="Arial Narrow"/>
         </w:rPr>
-        <w:t>{{SEXO_1}} CESIONARI{{SEXO_2</w:t>
-      </w:r>
-      <w:proofErr w:type="gramStart"/>
-      <w:r>
-        <w:rPr>
-          <w:rFonts w:ascii="Arial Narrow" w:eastAsia="Arial Narrow" w:hAnsi="Arial Narrow" w:cs="Arial Narrow"/>
-        </w:rPr>
-        <w:t>}}</w:t>
+        <w:t>{{SEXO_1}} CESIONARI{{SEXO_2}}</w:t>
       </w:r>
       <w:r>
         <w:rPr>
@@ -3802,7 +3633,6 @@
         </w:rPr>
         <w:t>S</w:t>
       </w:r>
-      <w:proofErr w:type="gramEnd"/>
       <w:r>
         <w:rPr>
           <w:rFonts w:ascii="Arial Narrow" w:eastAsia="Arial Narrow" w:hAnsi="Arial Narrow" w:cs="Arial Narrow"/>
@@ -3883,14 +3713,7 @@
         <w:rPr>
           <w:rFonts w:ascii="Arial Narrow" w:eastAsia="Arial Narrow" w:hAnsi="Arial Narrow" w:cs="Arial Narrow"/>
         </w:rPr>
-        <w:t>{{SEXO_1}} CESIONARI{{SEXO_2</w:t>
-      </w:r>
-      <w:proofErr w:type="gramStart"/>
-      <w:r>
-        <w:rPr>
-          <w:rFonts w:ascii="Arial Narrow" w:eastAsia="Arial Narrow" w:hAnsi="Arial Narrow" w:cs="Arial Narrow"/>
-        </w:rPr>
-        <w:t>}}</w:t>
+        <w:t>{{SEXO_1}} CESIONARI{{SEXO_2}}</w:t>
       </w:r>
       <w:r>
         <w:rPr>
@@ -3898,7 +3721,6 @@
         </w:rPr>
         <w:t>S</w:t>
       </w:r>
-      <w:proofErr w:type="gramEnd"/>
       <w:r>
         <w:rPr>
           <w:rFonts w:ascii="Arial Narrow" w:eastAsia="Arial Narrow" w:hAnsi="Arial Narrow" w:cs="Arial Narrow"/>
@@ -3921,14 +3743,7 @@
         <w:rPr>
           <w:rFonts w:ascii="Arial Narrow" w:eastAsia="Arial Narrow" w:hAnsi="Arial Narrow" w:cs="Arial Narrow"/>
         </w:rPr>
-        <w:t>{{SEXO_1}} CESIONARI{{SEXO_2</w:t>
-      </w:r>
-      <w:proofErr w:type="gramStart"/>
-      <w:r>
-        <w:rPr>
-          <w:rFonts w:ascii="Arial Narrow" w:eastAsia="Arial Narrow" w:hAnsi="Arial Narrow" w:cs="Arial Narrow"/>
-        </w:rPr>
-        <w:t>}}</w:t>
+        <w:t>{{SEXO_1}} CESIONARI{{SEXO_2}}</w:t>
       </w:r>
       <w:r>
         <w:rPr>
@@ -3936,7 +3751,6 @@
         </w:rPr>
         <w:t>S</w:t>
       </w:r>
-      <w:proofErr w:type="gramEnd"/>
       <w:r>
         <w:rPr>
           <w:rFonts w:ascii="Arial Narrow" w:eastAsia="Arial Narrow" w:hAnsi="Arial Narrow" w:cs="Arial Narrow"/>
@@ -3947,14 +3761,7 @@
         <w:rPr>
           <w:rFonts w:ascii="Arial Narrow" w:eastAsia="Arial Narrow" w:hAnsi="Arial Narrow" w:cs="Arial Narrow"/>
         </w:rPr>
-        <w:t>{{SEXO_1}} CESIONARI{{SEXO_2</w:t>
-      </w:r>
-      <w:proofErr w:type="gramStart"/>
-      <w:r>
-        <w:rPr>
-          <w:rFonts w:ascii="Arial Narrow" w:eastAsia="Arial Narrow" w:hAnsi="Arial Narrow" w:cs="Arial Narrow"/>
-        </w:rPr>
-        <w:t>}}</w:t>
+        <w:t>{{SEXO_1}} CESIONARI{{SEXO_2}}</w:t>
       </w:r>
       <w:r>
         <w:rPr>
@@ -3962,7 +3769,6 @@
         </w:rPr>
         <w:t>S</w:t>
       </w:r>
-      <w:proofErr w:type="gramEnd"/>
       <w:r>
         <w:rPr>
           <w:rFonts w:ascii="Arial Narrow" w:eastAsia="Arial Narrow" w:hAnsi="Arial Narrow" w:cs="Arial Narrow"/>
@@ -4013,16 +3819,8 @@
         <w:rPr>
           <w:rFonts w:ascii="Arial Narrow" w:eastAsia="Arial Narrow" w:hAnsi="Arial Narrow" w:cs="Arial Narrow"/>
         </w:rPr>
-        <w:t>{{SEXO_2</w:t>
-      </w:r>
-      <w:proofErr w:type="gramStart"/>
-      <w:r>
-        <w:rPr>
-          <w:rFonts w:ascii="Arial Narrow" w:eastAsia="Arial Narrow" w:hAnsi="Arial Narrow" w:cs="Arial Narrow"/>
-        </w:rPr>
-        <w:t>}}S</w:t>
-      </w:r>
-      <w:proofErr w:type="gramEnd"/>
+        <w:t>{{SEXO_2}}S</w:t>
+      </w:r>
       <w:r>
         <w:rPr>
           <w:rFonts w:ascii="Arial Narrow" w:eastAsia="Arial Narrow" w:hAnsi="Arial Narrow" w:cs="Arial Narrow"/>
@@ -4061,14 +3859,7 @@
         <w:rPr>
           <w:rFonts w:ascii="Arial Narrow" w:eastAsia="Arial Narrow" w:hAnsi="Arial Narrow" w:cs="Arial Narrow"/>
         </w:rPr>
-        <w:t>{{SEXO_4</w:t>
-      </w:r>
-      <w:proofErr w:type="gramStart"/>
-      <w:r>
-        <w:rPr>
-          <w:rFonts w:ascii="Arial Narrow" w:eastAsia="Arial Narrow" w:hAnsi="Arial Narrow" w:cs="Arial Narrow"/>
-        </w:rPr>
-        <w:t>}}</w:t>
+        <w:t>{{SEXO_4}}</w:t>
       </w:r>
       <w:r>
         <w:rPr>
@@ -4076,7 +3867,6 @@
         </w:rPr>
         <w:t>CESIONARI</w:t>
       </w:r>
-      <w:proofErr w:type="gramEnd"/>
       <w:r>
         <w:rPr>
           <w:rFonts w:ascii="Arial Narrow" w:eastAsia="Arial Narrow" w:hAnsi="Arial Narrow" w:cs="Arial Narrow"/>
@@ -4260,14 +4050,7 @@
         <w:rPr>
           <w:rFonts w:ascii="Arial Narrow" w:eastAsia="Arial Narrow" w:hAnsi="Arial Narrow" w:cs="Arial Narrow"/>
         </w:rPr>
-        <w:t>{{SEXO_5</w:t>
-      </w:r>
-      <w:proofErr w:type="gramStart"/>
-      <w:r>
-        <w:rPr>
-          <w:rFonts w:ascii="Arial Narrow" w:eastAsia="Arial Narrow" w:hAnsi="Arial Narrow" w:cs="Arial Narrow"/>
-        </w:rPr>
-        <w:t>}}</w:t>
+        <w:t>{{SEXO_5}}</w:t>
       </w:r>
       <w:r>
         <w:rPr>
@@ -4275,19 +4058,11 @@
         </w:rPr>
         <w:t>CESIONARI</w:t>
       </w:r>
-      <w:proofErr w:type="gramEnd"/>
-      <w:r>
-        <w:rPr>
-          <w:rFonts w:ascii="Arial Narrow" w:eastAsia="Arial Narrow" w:hAnsi="Arial Narrow" w:cs="Arial Narrow"/>
-        </w:rPr>
-        <w:t>{{SEXO_2</w:t>
-      </w:r>
-      <w:proofErr w:type="gramStart"/>
-      <w:r>
-        <w:rPr>
-          <w:rFonts w:ascii="Arial Narrow" w:eastAsia="Arial Narrow" w:hAnsi="Arial Narrow" w:cs="Arial Narrow"/>
-        </w:rPr>
-        <w:t>}}</w:t>
+      <w:r>
+        <w:rPr>
+          <w:rFonts w:ascii="Arial Narrow" w:eastAsia="Arial Narrow" w:hAnsi="Arial Narrow" w:cs="Arial Narrow"/>
+        </w:rPr>
+        <w:t>{{SEXO_2}}</w:t>
       </w:r>
       <w:r>
         <w:rPr>
@@ -4311,14 +4086,7 @@
         <w:rPr>
           <w:rFonts w:ascii="Arial Narrow" w:eastAsia="Arial Narrow" w:hAnsi="Arial Narrow" w:cs="Arial Narrow"/>
         </w:rPr>
-        <w:t>,</w:t>
-      </w:r>
-      <w:proofErr w:type="gramEnd"/>
-      <w:r>
-        <w:rPr>
-          <w:rFonts w:ascii="Arial Narrow" w:eastAsia="Arial Narrow" w:hAnsi="Arial Narrow" w:cs="Arial Narrow"/>
-        </w:rPr>
-        <w:t xml:space="preserve"> UNA VEZ QUE ÉSTE HAYA LIQUIDADO EN SU TOTALIDAD EL PRECIO PACTADO EN EL PRESENTE INSTRUMENTO</w:t>
+        <w:t>, UNA VEZ QUE ÉSTE HAYA LIQUIDADO EN SU TOTALIDAD EL PRECIO PACTADO EN EL PRESENTE INSTRUMENTO</w:t>
       </w:r>
       <w:r>
         <w:rPr>
@@ -4376,14 +4144,7 @@
         <w:rPr>
           <w:rFonts w:ascii="Arial Narrow" w:eastAsia="Arial Narrow" w:hAnsi="Arial Narrow" w:cs="Arial Narrow"/>
         </w:rPr>
-        <w:t>{{SEXO_1}} CESIONARI{{SEXO_2</w:t>
-      </w:r>
-      <w:proofErr w:type="gramStart"/>
-      <w:r>
-        <w:rPr>
-          <w:rFonts w:ascii="Arial Narrow" w:eastAsia="Arial Narrow" w:hAnsi="Arial Narrow" w:cs="Arial Narrow"/>
-        </w:rPr>
-        <w:t>}}</w:t>
+        <w:t>{{SEXO_1}} CESIONARI{{SEXO_2}}</w:t>
       </w:r>
       <w:r>
         <w:rPr>
@@ -4391,7 +4152,6 @@
         </w:rPr>
         <w:t>S</w:t>
       </w:r>
-      <w:proofErr w:type="gramEnd"/>
       <w:r>
         <w:rPr>
           <w:rFonts w:ascii="Arial Narrow" w:eastAsia="Arial Narrow" w:hAnsi="Arial Narrow" w:cs="Arial Narrow"/>
@@ -4466,14 +4226,7 @@
         <w:rPr>
           <w:rFonts w:ascii="Arial Narrow" w:eastAsia="Arial Narrow" w:hAnsi="Arial Narrow" w:cs="Arial Narrow"/>
         </w:rPr>
-        <w:t>{{SEXO_2</w:t>
-      </w:r>
-      <w:proofErr w:type="gramStart"/>
-      <w:r>
-        <w:rPr>
-          <w:rFonts w:ascii="Arial Narrow" w:eastAsia="Arial Narrow" w:hAnsi="Arial Narrow" w:cs="Arial Narrow"/>
-        </w:rPr>
-        <w:t>}}</w:t>
+        <w:t>{{SEXO_2}}</w:t>
       </w:r>
       <w:r>
         <w:rPr>
@@ -4481,7 +4234,6 @@
         </w:rPr>
         <w:t>S</w:t>
       </w:r>
-      <w:proofErr w:type="gramEnd"/>
       <w:r>
         <w:rPr>
           <w:rFonts w:ascii="Arial Narrow" w:eastAsia="Arial Narrow" w:hAnsi="Arial Narrow" w:cs="Arial Narrow"/>
@@ -4533,16 +4285,7 @@
           <w:b/>
           <w:bCs/>
         </w:rPr>
-        <w:t>{{SEXO_1}} CESIONARI{{SEXO_2</w:t>
-      </w:r>
-      <w:proofErr w:type="gramStart"/>
-      <w:r>
-        <w:rPr>
-          <w:rFonts w:ascii="Arial Narrow" w:eastAsia="Arial Narrow" w:hAnsi="Arial Narrow" w:cs="Arial Narrow"/>
-          <w:b/>
-          <w:bCs/>
-        </w:rPr>
-        <w:t>}}</w:t>
+        <w:t>{{SEXO_1}} CESIONARI{{SEXO_2}}</w:t>
       </w:r>
       <w:r>
         <w:rPr>
@@ -4552,7 +4295,6 @@
         </w:rPr>
         <w:t>S</w:t>
       </w:r>
-      <w:proofErr w:type="gramEnd"/>
       <w:r>
         <w:rPr>
           <w:rFonts w:ascii="Arial Narrow" w:eastAsia="Arial Narrow" w:hAnsi="Arial Narrow" w:cs="Arial Narrow"/>
@@ -4588,14 +4330,7 @@
         <w:rPr>
           <w:rFonts w:ascii="Arial Narrow" w:eastAsia="Arial Narrow" w:hAnsi="Arial Narrow" w:cs="Arial Narrow"/>
         </w:rPr>
-        <w:t>{{SEXO_1}} CESIONARI{{SEXO_2</w:t>
-      </w:r>
-      <w:proofErr w:type="gramStart"/>
-      <w:r>
-        <w:rPr>
-          <w:rFonts w:ascii="Arial Narrow" w:eastAsia="Arial Narrow" w:hAnsi="Arial Narrow" w:cs="Arial Narrow"/>
-        </w:rPr>
-        <w:t>}}</w:t>
+        <w:t>{{SEXO_1}} CESIONARI{{SEXO_2}}</w:t>
       </w:r>
       <w:r>
         <w:rPr>
@@ -4603,7 +4338,6 @@
         </w:rPr>
         <w:t>S</w:t>
       </w:r>
-      <w:proofErr w:type="gramEnd"/>
       <w:r>
         <w:rPr>
           <w:rFonts w:ascii="Arial Narrow" w:eastAsia="Arial Narrow" w:hAnsi="Arial Narrow" w:cs="Arial Narrow"/>
@@ -4661,28 +4395,7 @@
         <w:rPr>
           <w:rFonts w:ascii="Arial Narrow" w:eastAsia="Arial Narrow" w:hAnsi="Arial Narrow" w:cs="Arial Narrow"/>
         </w:rPr>
-        <w:t>{{SEXO_5</w:t>
-      </w:r>
-      <w:proofErr w:type="gramStart"/>
-      <w:r>
-        <w:rPr>
-          <w:rFonts w:ascii="Arial Narrow" w:eastAsia="Arial Narrow" w:hAnsi="Arial Narrow" w:cs="Arial Narrow"/>
-        </w:rPr>
-        <w:t>}}CESIONARI</w:t>
-      </w:r>
-      <w:proofErr w:type="gramEnd"/>
-      <w:r>
-        <w:rPr>
-          <w:rFonts w:ascii="Arial Narrow" w:eastAsia="Arial Narrow" w:hAnsi="Arial Narrow" w:cs="Arial Narrow"/>
-        </w:rPr>
-        <w:t>{{SEXO_2</w:t>
-      </w:r>
-      <w:proofErr w:type="gramStart"/>
-      <w:r>
-        <w:rPr>
-          <w:rFonts w:ascii="Arial Narrow" w:eastAsia="Arial Narrow" w:hAnsi="Arial Narrow" w:cs="Arial Narrow"/>
-        </w:rPr>
-        <w:t>}}</w:t>
+        <w:t>{{SEXO_5}}CESIONARI{{SEXO_2}}</w:t>
       </w:r>
       <w:r>
         <w:rPr>
@@ -4690,7 +4403,6 @@
         </w:rPr>
         <w:t>S</w:t>
       </w:r>
-      <w:proofErr w:type="gramEnd"/>
       <w:r>
         <w:rPr>
           <w:rFonts w:ascii="Arial Narrow" w:eastAsia="Arial Narrow" w:hAnsi="Arial Narrow" w:cs="Arial Narrow"/>
@@ -4730,14 +4442,7 @@
         <w:rPr>
           <w:rFonts w:ascii="Arial Narrow" w:eastAsia="Arial Narrow" w:hAnsi="Arial Narrow" w:cs="Arial Narrow"/>
         </w:rPr>
-        <w:t>{{SEXO_1}} CESIONARI{{SEXO_2</w:t>
-      </w:r>
-      <w:proofErr w:type="gramStart"/>
-      <w:r>
-        <w:rPr>
-          <w:rFonts w:ascii="Arial Narrow" w:eastAsia="Arial Narrow" w:hAnsi="Arial Narrow" w:cs="Arial Narrow"/>
-        </w:rPr>
-        <w:t>}}</w:t>
+        <w:t>{{SEXO_1}} CESIONARI{{SEXO_2}}</w:t>
       </w:r>
       <w:r>
         <w:rPr>
@@ -4745,7 +4450,6 @@
         </w:rPr>
         <w:t>S</w:t>
       </w:r>
-      <w:proofErr w:type="gramEnd"/>
       <w:r>
         <w:rPr>
           <w:rFonts w:ascii="Arial Narrow" w:eastAsia="Arial Narrow" w:hAnsi="Arial Narrow" w:cs="Arial Narrow"/>
@@ -4791,14 +4495,7 @@
         <w:rPr>
           <w:rFonts w:ascii="Arial Narrow" w:eastAsia="Arial Narrow" w:hAnsi="Arial Narrow" w:cs="Arial Narrow"/>
         </w:rPr>
-        <w:t>{{SEXO_1}} CESIONARI{{SEXO_2</w:t>
-      </w:r>
-      <w:proofErr w:type="gramStart"/>
-      <w:r>
-        <w:rPr>
-          <w:rFonts w:ascii="Arial Narrow" w:eastAsia="Arial Narrow" w:hAnsi="Arial Narrow" w:cs="Arial Narrow"/>
-        </w:rPr>
-        <w:t>}}</w:t>
+        <w:t>{{SEXO_1}} CESIONARI{{SEXO_2}}</w:t>
       </w:r>
       <w:r>
         <w:rPr>
@@ -4806,7 +4503,6 @@
         </w:rPr>
         <w:t>S</w:t>
       </w:r>
-      <w:proofErr w:type="gramEnd"/>
       <w:r>
         <w:rPr>
           <w:rFonts w:ascii="Arial Narrow" w:eastAsia="Arial Narrow" w:hAnsi="Arial Narrow" w:cs="Arial Narrow"/>
@@ -4975,14 +4671,7 @@
         <w:rPr>
           <w:rFonts w:ascii="Arial Narrow" w:eastAsia="Arial Narrow" w:hAnsi="Arial Narrow" w:cs="Arial Narrow"/>
         </w:rPr>
-        <w:t>{{SEXO_5</w:t>
-      </w:r>
-      <w:proofErr w:type="gramStart"/>
-      <w:r>
-        <w:rPr>
-          <w:rFonts w:ascii="Arial Narrow" w:eastAsia="Arial Narrow" w:hAnsi="Arial Narrow" w:cs="Arial Narrow"/>
-        </w:rPr>
-        <w:t>}}</w:t>
+        <w:t>{{SEXO_5}}</w:t>
       </w:r>
       <w:r>
         <w:rPr>
@@ -4990,19 +4679,11 @@
         </w:rPr>
         <w:t>CESIONARI</w:t>
       </w:r>
-      <w:proofErr w:type="gramEnd"/>
-      <w:r>
-        <w:rPr>
-          <w:rFonts w:ascii="Arial Narrow" w:eastAsia="Arial Narrow" w:hAnsi="Arial Narrow" w:cs="Arial Narrow"/>
-        </w:rPr>
-        <w:t>{{SEXO_2</w:t>
-      </w:r>
-      <w:proofErr w:type="gramStart"/>
-      <w:r>
-        <w:rPr>
-          <w:rFonts w:ascii="Arial Narrow" w:eastAsia="Arial Narrow" w:hAnsi="Arial Narrow" w:cs="Arial Narrow"/>
-        </w:rPr>
-        <w:t>}}</w:t>
+      <w:r>
+        <w:rPr>
+          <w:rFonts w:ascii="Arial Narrow" w:eastAsia="Arial Narrow" w:hAnsi="Arial Narrow" w:cs="Arial Narrow"/>
+        </w:rPr>
+        <w:t>{{SEXO_2}}</w:t>
       </w:r>
       <w:r>
         <w:rPr>
@@ -5010,7 +4691,6 @@
         </w:rPr>
         <w:t>S</w:t>
       </w:r>
-      <w:proofErr w:type="gramEnd"/>
       <w:r>
         <w:rPr>
           <w:rFonts w:ascii="Arial Narrow" w:eastAsia="Arial Narrow" w:hAnsi="Arial Narrow" w:cs="Arial Narrow"/>
@@ -5170,14 +4850,7 @@
         <w:rPr>
           <w:rFonts w:ascii="Arial Narrow" w:eastAsia="Arial Narrow" w:hAnsi="Arial Narrow" w:cs="Arial Narrow"/>
         </w:rPr>
-        <w:t>{{SEXO_1}} CESIONARI{{SEXO_2</w:t>
-      </w:r>
-      <w:proofErr w:type="gramStart"/>
-      <w:r>
-        <w:rPr>
-          <w:rFonts w:ascii="Arial Narrow" w:eastAsia="Arial Narrow" w:hAnsi="Arial Narrow" w:cs="Arial Narrow"/>
-        </w:rPr>
-        <w:t>}}</w:t>
+        <w:t>{{SEXO_1}} CESIONARI{{SEXO_2}}</w:t>
       </w:r>
       <w:r>
         <w:rPr>
@@ -5185,7 +4858,6 @@
         </w:rPr>
         <w:t>S</w:t>
       </w:r>
-      <w:proofErr w:type="gramEnd"/>
       <w:r>
         <w:rPr>
           <w:rFonts w:ascii="Arial Narrow" w:eastAsia="Arial Narrow" w:hAnsi="Arial Narrow" w:cs="Arial Narrow"/>
@@ -5231,14 +4903,7 @@
         <w:rPr>
           <w:rFonts w:ascii="Arial Narrow" w:eastAsia="Arial Narrow" w:hAnsi="Arial Narrow" w:cs="Arial Narrow"/>
         </w:rPr>
-        <w:t>{{SEXO_1}} CESIONARI{{SEXO_2</w:t>
-      </w:r>
-      <w:proofErr w:type="gramStart"/>
-      <w:r>
-        <w:rPr>
-          <w:rFonts w:ascii="Arial Narrow" w:eastAsia="Arial Narrow" w:hAnsi="Arial Narrow" w:cs="Arial Narrow"/>
-        </w:rPr>
-        <w:t>}}</w:t>
+        <w:t>{{SEXO_1}} CESIONARI{{SEXO_2}}</w:t>
       </w:r>
       <w:r>
         <w:rPr>
@@ -5246,7 +4911,6 @@
         </w:rPr>
         <w:t>S</w:t>
       </w:r>
-      <w:proofErr w:type="gramEnd"/>
       <w:r>
         <w:rPr>
           <w:rFonts w:ascii="Arial Narrow" w:eastAsia="Arial Narrow" w:hAnsi="Arial Narrow" w:cs="Arial Narrow"/>
@@ -5292,14 +4956,7 @@
         <w:rPr>
           <w:rFonts w:ascii="Arial Narrow" w:eastAsia="Arial Narrow" w:hAnsi="Arial Narrow" w:cs="Arial Narrow"/>
         </w:rPr>
-        <w:t>{{SEXO_1}} CESIONARI{{SEXO_2</w:t>
-      </w:r>
-      <w:proofErr w:type="gramStart"/>
-      <w:r>
-        <w:rPr>
-          <w:rFonts w:ascii="Arial Narrow" w:eastAsia="Arial Narrow" w:hAnsi="Arial Narrow" w:cs="Arial Narrow"/>
-        </w:rPr>
-        <w:t>}}</w:t>
+        <w:t>{{SEXO_1}} CESIONARI{{SEXO_2}}</w:t>
       </w:r>
       <w:r>
         <w:rPr>
@@ -5307,7 +4964,6 @@
         </w:rPr>
         <w:t>S</w:t>
       </w:r>
-      <w:proofErr w:type="gramEnd"/>
       <w:r>
         <w:rPr>
           <w:rFonts w:ascii="Arial Narrow" w:eastAsia="Arial Narrow" w:hAnsi="Arial Narrow" w:cs="Arial Narrow"/>
@@ -5345,14 +5001,7 @@
         <w:rPr>
           <w:rFonts w:ascii="Arial Narrow" w:eastAsia="Arial Narrow" w:hAnsi="Arial Narrow" w:cs="Arial Narrow"/>
         </w:rPr>
-        <w:t>{{SEXO_1}} CESIONARI{{SEXO_2</w:t>
-      </w:r>
-      <w:proofErr w:type="gramStart"/>
-      <w:r>
-        <w:rPr>
-          <w:rFonts w:ascii="Arial Narrow" w:eastAsia="Arial Narrow" w:hAnsi="Arial Narrow" w:cs="Arial Narrow"/>
-        </w:rPr>
-        <w:t>}}</w:t>
+        <w:t>{{SEXO_1}} CESIONARI{{SEXO_2}}</w:t>
       </w:r>
       <w:r>
         <w:rPr>
@@ -5360,7 +5009,6 @@
         </w:rPr>
         <w:t>S</w:t>
       </w:r>
-      <w:proofErr w:type="gramEnd"/>
       <w:r>
         <w:rPr>
           <w:rFonts w:ascii="Arial Narrow" w:eastAsia="Arial Narrow" w:hAnsi="Arial Narrow" w:cs="Arial Narrow"/>
@@ -5392,14 +5040,7 @@
         <w:rPr>
           <w:rFonts w:ascii="Arial Narrow" w:eastAsia="Arial Narrow" w:hAnsi="Arial Narrow" w:cs="Arial Narrow"/>
         </w:rPr>
-        <w:t>{{SEXO_1}} CESIONARI{{SEXO_2</w:t>
-      </w:r>
-      <w:proofErr w:type="gramStart"/>
-      <w:r>
-        <w:rPr>
-          <w:rFonts w:ascii="Arial Narrow" w:eastAsia="Arial Narrow" w:hAnsi="Arial Narrow" w:cs="Arial Narrow"/>
-        </w:rPr>
-        <w:t>}}</w:t>
+        <w:t>{{SEXO_1}} CESIONARI{{SEXO_2}}</w:t>
       </w:r>
       <w:r>
         <w:rPr>
@@ -5407,7 +5048,6 @@
         </w:rPr>
         <w:t>S</w:t>
       </w:r>
-      <w:proofErr w:type="gramEnd"/>
       <w:r>
         <w:rPr>
           <w:rFonts w:ascii="Arial Narrow" w:eastAsia="Arial Narrow" w:hAnsi="Arial Narrow" w:cs="Arial Narrow"/>
@@ -5504,14 +5144,7 @@
         <w:rPr>
           <w:rFonts w:ascii="Arial Narrow" w:eastAsia="Arial Narrow" w:hAnsi="Arial Narrow" w:cs="Arial Narrow"/>
         </w:rPr>
-        <w:t>{{SEXO_5</w:t>
-      </w:r>
-      <w:proofErr w:type="gramStart"/>
-      <w:r>
-        <w:rPr>
-          <w:rFonts w:ascii="Arial Narrow" w:eastAsia="Arial Narrow" w:hAnsi="Arial Narrow" w:cs="Arial Narrow"/>
-        </w:rPr>
-        <w:t>}}</w:t>
+        <w:t>{{SEXO_5}}</w:t>
       </w:r>
       <w:r>
         <w:rPr>
@@ -5519,7 +5152,6 @@
         </w:rPr>
         <w:t>CESIONARI</w:t>
       </w:r>
-      <w:proofErr w:type="gramEnd"/>
       <w:r>
         <w:rPr>
           <w:rFonts w:ascii="Arial Narrow" w:eastAsia="Arial Narrow" w:hAnsi="Arial Narrow" w:cs="Arial Narrow"/>
@@ -5536,16 +5168,8 @@
         <w:rPr>
           <w:rFonts w:ascii="Arial Narrow" w:eastAsia="Arial Narrow" w:hAnsi="Arial Narrow" w:cs="Arial Narrow"/>
         </w:rPr>
-        <w:t>EST{{SEXO_2</w:t>
-      </w:r>
-      <w:proofErr w:type="gramStart"/>
-      <w:r>
-        <w:rPr>
-          <w:rFonts w:ascii="Arial Narrow" w:eastAsia="Arial Narrow" w:hAnsi="Arial Narrow" w:cs="Arial Narrow"/>
-        </w:rPr>
-        <w:t>}}S</w:t>
-      </w:r>
-      <w:proofErr w:type="gramEnd"/>
+        <w:t>EST{{SEXO_2}}S</w:t>
+      </w:r>
       <w:r>
         <w:rPr>
           <w:rFonts w:ascii="Arial Narrow" w:eastAsia="Arial Narrow" w:hAnsi="Arial Narrow" w:cs="Arial Narrow"/>
@@ -5568,16 +5192,8 @@
         <w:rPr>
           <w:rFonts w:ascii="Arial Narrow" w:eastAsia="Arial Narrow" w:hAnsi="Arial Narrow" w:cs="Arial Narrow"/>
         </w:rPr>
-        <w:t>{{SEXO_2</w:t>
-      </w:r>
-      <w:proofErr w:type="gramStart"/>
-      <w:r>
-        <w:rPr>
-          <w:rFonts w:ascii="Arial Narrow" w:eastAsia="Arial Narrow" w:hAnsi="Arial Narrow" w:cs="Arial Narrow"/>
-        </w:rPr>
-        <w:t>}}S</w:t>
-      </w:r>
-      <w:proofErr w:type="gramEnd"/>
+        <w:t>{{SEXO_2}}S</w:t>
+      </w:r>
       <w:r>
         <w:rPr>
           <w:rFonts w:ascii="Arial Narrow" w:eastAsia="Arial Narrow" w:hAnsi="Arial Narrow" w:cs="Arial Narrow"/>
@@ -5624,21 +5240,7 @@
         <w:rPr>
           <w:rFonts w:ascii="Arial Narrow" w:eastAsia="Arial Narrow" w:hAnsi="Arial Narrow" w:cs="Arial Narrow"/>
         </w:rPr>
-        <w:t>{{SEXO_2</w:t>
-      </w:r>
-      <w:proofErr w:type="gramStart"/>
-      <w:r>
-        <w:rPr>
-          <w:rFonts w:ascii="Arial Narrow" w:eastAsia="Arial Narrow" w:hAnsi="Arial Narrow" w:cs="Arial Narrow"/>
-        </w:rPr>
-        <w:t>}}S</w:t>
-      </w:r>
-      <w:proofErr w:type="gramEnd"/>
-      <w:r>
-        <w:rPr>
-          <w:rFonts w:ascii="Arial Narrow" w:eastAsia="Arial Narrow" w:hAnsi="Arial Narrow" w:cs="Arial Narrow"/>
-        </w:rPr>
-        <w:t>”</w:t>
+        <w:t>{{SEXO_2}}S”</w:t>
       </w:r>
       <w:r>
         <w:rPr>
@@ -5689,21 +5291,7 @@
         <w:rPr>
           <w:rFonts w:ascii="Arial Narrow" w:eastAsia="Arial Narrow" w:hAnsi="Arial Narrow" w:cs="Arial Narrow"/>
         </w:rPr>
-        <w:t>{{SEXO_2</w:t>
-      </w:r>
-      <w:proofErr w:type="gramStart"/>
-      <w:r>
-        <w:rPr>
-          <w:rFonts w:ascii="Arial Narrow" w:eastAsia="Arial Narrow" w:hAnsi="Arial Narrow" w:cs="Arial Narrow"/>
-        </w:rPr>
-        <w:t>}}S</w:t>
-      </w:r>
-      <w:proofErr w:type="gramEnd"/>
-      <w:r>
-        <w:rPr>
-          <w:rFonts w:ascii="Arial Narrow" w:eastAsia="Arial Narrow" w:hAnsi="Arial Narrow" w:cs="Arial Narrow"/>
-        </w:rPr>
-        <w:t>”</w:t>
+        <w:t>{{SEXO_2}}S”</w:t>
       </w:r>
       <w:r>
         <w:rPr>
@@ -5802,14 +5390,7 @@
         <w:rPr>
           <w:rFonts w:ascii="Arial Narrow" w:eastAsia="Arial Narrow" w:hAnsi="Arial Narrow" w:cs="Arial Narrow"/>
         </w:rPr>
-        <w:t>{{SEXO_4</w:t>
-      </w:r>
-      <w:proofErr w:type="gramStart"/>
-      <w:r>
-        <w:rPr>
-          <w:rFonts w:ascii="Arial Narrow" w:eastAsia="Arial Narrow" w:hAnsi="Arial Narrow" w:cs="Arial Narrow"/>
-        </w:rPr>
-        <w:t>}}</w:t>
+        <w:t>{{SEXO_4}}</w:t>
       </w:r>
       <w:r>
         <w:rPr>
@@ -5817,7 +5398,6 @@
         </w:rPr>
         <w:t>CESIONARI</w:t>
       </w:r>
-      <w:proofErr w:type="gramEnd"/>
       <w:r>
         <w:rPr>
           <w:rFonts w:ascii="Arial Narrow" w:eastAsia="Arial Narrow" w:hAnsi="Arial Narrow" w:cs="Arial Narrow"/>
@@ -5894,14 +5474,7 @@
         <w:rPr>
           <w:rFonts w:ascii="Arial Narrow" w:eastAsia="Arial Narrow" w:hAnsi="Arial Narrow" w:cs="Arial Narrow"/>
         </w:rPr>
-        <w:t xml:space="preserve">SIN PERJUICIO DE LO ANTERIOR, LAS PARTES ACUERDAN LO </w:t>
-      </w:r>
-      <w:proofErr w:type="gramStart"/>
-      <w:r>
-        <w:rPr>
-          <w:rFonts w:ascii="Arial Narrow" w:eastAsia="Arial Narrow" w:hAnsi="Arial Narrow" w:cs="Arial Narrow"/>
-        </w:rPr>
-        <w:t>SIGUIENTE:</w:t>
+        <w:t>SIN PERJUICIO DE LO ANTERIOR, LAS PARTES ACUERDAN LO SIGUIENTE:</w:t>
       </w:r>
       <w:r>
         <w:rPr>
@@ -5909,7 +5482,6 @@
         </w:rPr>
         <w:t>.</w:t>
       </w:r>
-      <w:proofErr w:type="gramEnd"/>
     </w:p>
     <w:p>
       <w:pPr>
@@ -5989,21 +5561,7 @@
         <w:rPr>
           <w:rFonts w:ascii="Arial Narrow" w:eastAsia="Arial Narrow" w:hAnsi="Arial Narrow" w:cs="Arial Narrow"/>
         </w:rPr>
-        <w:t>{{SEXO_2</w:t>
-      </w:r>
-      <w:proofErr w:type="gramStart"/>
-      <w:r>
-        <w:rPr>
-          <w:rFonts w:ascii="Arial Narrow" w:eastAsia="Arial Narrow" w:hAnsi="Arial Narrow" w:cs="Arial Narrow"/>
-        </w:rPr>
-        <w:t>}}S</w:t>
-      </w:r>
-      <w:proofErr w:type="gramEnd"/>
-      <w:r>
-        <w:rPr>
-          <w:rFonts w:ascii="Arial Narrow" w:eastAsia="Arial Narrow" w:hAnsi="Arial Narrow" w:cs="Arial Narrow"/>
-        </w:rPr>
-        <w:t>”</w:t>
+        <w:t>{{SEXO_2}}S”</w:t>
       </w:r>
       <w:r>
         <w:rPr>
@@ -6044,14 +5602,7 @@
         <w:rPr>
           <w:rFonts w:ascii="Arial Narrow" w:eastAsia="Arial Narrow" w:hAnsi="Arial Narrow" w:cs="Arial Narrow"/>
         </w:rPr>
-        <w:t>{{SEXO_5</w:t>
-      </w:r>
-      <w:proofErr w:type="gramStart"/>
-      <w:r>
-        <w:rPr>
-          <w:rFonts w:ascii="Arial Narrow" w:eastAsia="Arial Narrow" w:hAnsi="Arial Narrow" w:cs="Arial Narrow"/>
-        </w:rPr>
-        <w:t>}}</w:t>
+        <w:t>{{SEXO_5}}</w:t>
       </w:r>
       <w:r>
         <w:rPr>
@@ -6059,26 +5610,11 @@
         </w:rPr>
         <w:t>CESIONARI</w:t>
       </w:r>
-      <w:proofErr w:type="gramEnd"/>
-      <w:r>
-        <w:rPr>
-          <w:rFonts w:ascii="Arial Narrow" w:eastAsia="Arial Narrow" w:hAnsi="Arial Narrow" w:cs="Arial Narrow"/>
-        </w:rPr>
-        <w:t>{{SEXO_2</w:t>
-      </w:r>
-      <w:proofErr w:type="gramStart"/>
-      <w:r>
-        <w:rPr>
-          <w:rFonts w:ascii="Arial Narrow" w:eastAsia="Arial Narrow" w:hAnsi="Arial Narrow" w:cs="Arial Narrow"/>
-        </w:rPr>
-        <w:t>}}S</w:t>
-      </w:r>
-      <w:proofErr w:type="gramEnd"/>
-      <w:r>
-        <w:rPr>
-          <w:rFonts w:ascii="Arial Narrow" w:eastAsia="Arial Narrow" w:hAnsi="Arial Narrow" w:cs="Arial Narrow"/>
-        </w:rPr>
-        <w:t>”:</w:t>
+      <w:r>
+        <w:rPr>
+          <w:rFonts w:ascii="Arial Narrow" w:eastAsia="Arial Narrow" w:hAnsi="Arial Narrow" w:cs="Arial Narrow"/>
+        </w:rPr>
+        <w:t>{{SEXO_2}}S”:</w:t>
       </w:r>
     </w:p>
     <w:p>
@@ -6199,14 +5735,7 @@
         <w:rPr>
           <w:rFonts w:ascii="Arial Narrow" w:eastAsia="Arial Narrow" w:hAnsi="Arial Narrow" w:cs="Arial Narrow"/>
         </w:rPr>
-        <w:t>{{SEXO_1}} CESIONARI{{SEXO_2</w:t>
-      </w:r>
-      <w:proofErr w:type="gramStart"/>
-      <w:r>
-        <w:rPr>
-          <w:rFonts w:ascii="Arial Narrow" w:eastAsia="Arial Narrow" w:hAnsi="Arial Narrow" w:cs="Arial Narrow"/>
-        </w:rPr>
-        <w:t>}}</w:t>
+        <w:t>{{SEXO_1}} CESIONARI{{SEXO_2}}</w:t>
       </w:r>
       <w:r>
         <w:rPr>
@@ -6214,7 +5743,6 @@
         </w:rPr>
         <w:t>S</w:t>
       </w:r>
-      <w:proofErr w:type="gramEnd"/>
       <w:r>
         <w:rPr>
           <w:rFonts w:ascii="Arial Narrow" w:eastAsia="Arial Narrow" w:hAnsi="Arial Narrow" w:cs="Arial Narrow"/>
@@ -6225,14 +5753,7 @@
         <w:rPr>
           <w:rFonts w:ascii="Arial Narrow" w:eastAsia="Arial Narrow" w:hAnsi="Arial Narrow" w:cs="Arial Narrow"/>
         </w:rPr>
-        <w:t>{{SEXO_1}} CESIONARI{{SEXO_2</w:t>
-      </w:r>
-      <w:proofErr w:type="gramStart"/>
-      <w:r>
-        <w:rPr>
-          <w:rFonts w:ascii="Arial Narrow" w:eastAsia="Arial Narrow" w:hAnsi="Arial Narrow" w:cs="Arial Narrow"/>
-        </w:rPr>
-        <w:t>}}</w:t>
+        <w:t>{{SEXO_1}} CESIONARI{{SEXO_2}}</w:t>
       </w:r>
       <w:r>
         <w:rPr>
@@ -6240,7 +5761,6 @@
         </w:rPr>
         <w:t>S</w:t>
       </w:r>
-      <w:proofErr w:type="gramEnd"/>
       <w:r>
         <w:rPr>
           <w:rFonts w:ascii="Arial Narrow" w:eastAsia="Arial Narrow" w:hAnsi="Arial Narrow" w:cs="Arial Narrow"/>
@@ -6290,14 +5810,7 @@
         <w:rPr>
           <w:rFonts w:ascii="Arial Narrow" w:eastAsia="Arial Narrow" w:hAnsi="Arial Narrow" w:cs="Arial Narrow"/>
         </w:rPr>
-        <w:t>{{SEXO_1}} CESIONARI{{SEXO_2</w:t>
-      </w:r>
-      <w:proofErr w:type="gramStart"/>
-      <w:r>
-        <w:rPr>
-          <w:rFonts w:ascii="Arial Narrow" w:eastAsia="Arial Narrow" w:hAnsi="Arial Narrow" w:cs="Arial Narrow"/>
-        </w:rPr>
-        <w:t>}}</w:t>
+        <w:t>{{SEXO_1}} CESIONARI{{SEXO_2}}</w:t>
       </w:r>
       <w:r>
         <w:rPr>
@@ -6305,7 +5818,6 @@
         </w:rPr>
         <w:t>S</w:t>
       </w:r>
-      <w:proofErr w:type="gramEnd"/>
       <w:r>
         <w:rPr>
           <w:rFonts w:ascii="Arial Narrow" w:eastAsia="Arial Narrow" w:hAnsi="Arial Narrow" w:cs="Arial Narrow"/>
@@ -6444,19 +5956,11 @@
         </w:rPr>
         <w:t>5</w:t>
       </w:r>
-      <w:proofErr w:type="gramStart"/>
-      <w:r>
-        <w:rPr>
-          <w:rFonts w:ascii="Arial Narrow" w:eastAsia="Arial Narrow" w:hAnsi="Arial Narrow" w:cs="Arial Narrow"/>
-        </w:rPr>
-        <w:t>}}CESIONARI</w:t>
-      </w:r>
-      <w:proofErr w:type="gramEnd"/>
-      <w:r>
-        <w:rPr>
-          <w:rFonts w:ascii="Arial Narrow" w:eastAsia="Arial Narrow" w:hAnsi="Arial Narrow" w:cs="Arial Narrow"/>
-        </w:rPr>
-        <w:t>{{SEXO_2}}”</w:t>
+      <w:r>
+        <w:rPr>
+          <w:rFonts w:ascii="Arial Narrow" w:eastAsia="Arial Narrow" w:hAnsi="Arial Narrow" w:cs="Arial Narrow"/>
+        </w:rPr>
+        <w:t>}}CESIONARI{{SEXO_2}}”</w:t>
       </w:r>
       <w:r>
         <w:rPr>
@@ -6639,14 +6143,7 @@
         <w:rPr>
           <w:rFonts w:ascii="Arial Narrow" w:eastAsia="Arial Narrow" w:hAnsi="Arial Narrow" w:cs="Arial Narrow"/>
         </w:rPr>
-        <w:t>{{SEXO_1}} CESIONARI{{SEXO_2</w:t>
-      </w:r>
-      <w:proofErr w:type="gramStart"/>
-      <w:r>
-        <w:rPr>
-          <w:rFonts w:ascii="Arial Narrow" w:eastAsia="Arial Narrow" w:hAnsi="Arial Narrow" w:cs="Arial Narrow"/>
-        </w:rPr>
-        <w:t>}}</w:t>
+        <w:t>{{SEXO_1}} CESIONARI{{SEXO_2}}</w:t>
       </w:r>
       <w:r>
         <w:rPr>
@@ -6654,7 +6151,6 @@
         </w:rPr>
         <w:t>S</w:t>
       </w:r>
-      <w:proofErr w:type="gramEnd"/>
       <w:r>
         <w:rPr>
           <w:rFonts w:ascii="Arial Narrow" w:eastAsia="Arial Narrow" w:hAnsi="Arial Narrow" w:cs="Arial Narrow"/>
@@ -6743,14 +6239,7 @@
         <w:rPr>
           <w:rFonts w:ascii="Arial Narrow" w:eastAsia="Arial Narrow" w:hAnsi="Arial Narrow" w:cs="Arial Narrow"/>
         </w:rPr>
-        <w:t>{{SEXO_1}} CESIONARI{{SEXO_2</w:t>
-      </w:r>
-      <w:proofErr w:type="gramStart"/>
-      <w:r>
-        <w:rPr>
-          <w:rFonts w:ascii="Arial Narrow" w:eastAsia="Arial Narrow" w:hAnsi="Arial Narrow" w:cs="Arial Narrow"/>
-        </w:rPr>
-        <w:t>}}</w:t>
+        <w:t>{{SEXO_1}} CESIONARI{{SEXO_2}}</w:t>
       </w:r>
       <w:r>
         <w:rPr>
@@ -6758,7 +6247,6 @@
         </w:rPr>
         <w:t>S</w:t>
       </w:r>
-      <w:proofErr w:type="gramEnd"/>
       <w:r>
         <w:rPr>
           <w:rFonts w:ascii="Arial Narrow" w:eastAsia="Arial Narrow" w:hAnsi="Arial Narrow" w:cs="Arial Narrow"/>
@@ -6866,17 +6354,8 @@
           <w:rFonts w:ascii="Arial Narrow" w:eastAsia="Arial Narrow" w:hAnsi="Arial Narrow" w:cs="Arial Narrow"/>
           <w:color w:val="000000"/>
         </w:rPr>
-        <w:t>{{SEXO_2</w:t>
-      </w:r>
-      <w:proofErr w:type="gramStart"/>
-      <w:r>
-        <w:rPr>
-          <w:rFonts w:ascii="Arial Narrow" w:eastAsia="Arial Narrow" w:hAnsi="Arial Narrow" w:cs="Arial Narrow"/>
-          <w:color w:val="000000"/>
-        </w:rPr>
-        <w:t>}}S</w:t>
-      </w:r>
-      <w:proofErr w:type="gramEnd"/>
+        <w:t>{{SEXO_2}}S</w:t>
+      </w:r>
       <w:r>
         <w:rPr>
           <w:rFonts w:ascii="Arial Narrow" w:eastAsia="Arial Narrow" w:hAnsi="Arial Narrow" w:cs="Arial Narrow"/>
@@ -7154,13 +6633,7 @@
                         <w:txbxContent>
                           <w:p>
                             <w:r>
-                              <w:t>{{FIRMA_</w:t>
-                            </w:r>
-                            <w:r>
-                              <w:t xml:space="preserve"> </w:t>
-                            </w:r>
-                            <w:r>
-                              <w:t>CLIENTE}}</w:t>
+                              <w:t>{{FIRMA_CLIENTE}}</w:t>
                             </w:r>
                           </w:p>
                         </w:txbxContent>
@@ -7191,13 +6664,7 @@
                   <w:txbxContent>
                     <w:p>
                       <w:r>
-                        <w:t>{{FIRMA_</w:t>
-                      </w:r>
-                      <w:r>
-                        <w:t xml:space="preserve"> </w:t>
-                      </w:r>
-                      <w:r>
-                        <w:t>CLIENTE}}</w:t>
+                        <w:t>{{FIRMA_CLIENTE}}</w:t>
                       </w:r>
                     </w:p>
                   </w:txbxContent>
@@ -7430,6 +6897,7 @@
         </mc:AlternateContent>
       </w:r>
     </w:p>
+    <w:bookmarkStart w:id="2" w:name="_Hlk207609379"/>
     <w:p>
       <w:pPr>
         <w:jc w:val="both"/>
@@ -7437,7 +6905,6 @@
           <w:rFonts w:ascii="Arial Narrow" w:eastAsia="Arial Narrow" w:hAnsi="Arial Narrow" w:cs="Arial Narrow"/>
         </w:rPr>
       </w:pPr>
-      <w:bookmarkStart w:id="2" w:name="_Hlk207609379"/>
       <w:r>
         <w:rPr>
           <w:rFonts w:ascii="Arial Narrow" w:eastAsia="Arial Narrow" w:hAnsi="Arial Narrow" w:cs="Arial Narrow"/>
@@ -7682,7 +7149,7 @@
           </mc:Choice>
           <mc:Fallback>
             <w:pict>
-              <v:shape w14:anchorId="2AD340CD" id="_x0000_s1028" type="#_x0000_t202" style="position:absolute;left:0;text-align:left;margin-left:150pt;margin-top:4.5pt;width:143.25pt;height:52.5pt;z-index:251673600;visibility:visible;mso-wrap-style:square;mso-height-percent:0;mso-wrap-distance-left:9pt;mso-wrap-distance-top:0;mso-wrap-distance-right:9pt;mso-wrap-distance-bottom:0;mso-position-horizontal:absolute;mso-position-horizontal-relative:text;mso-position-vertical:absolute;mso-position-vertical-relative:text;mso-height-percent:0;mso-height-relative:margin;v-text-anchor:top" o:gfxdata="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" filled="f" stroked="f" strokeweight=".5pt">
+              <v:shape w14:anchorId="2AD340CD" id="_x0000_s1029" type="#_x0000_t202" style="position:absolute;left:0;text-align:left;margin-left:150pt;margin-top:4.5pt;width:143.25pt;height:52.5pt;z-index:251673600;visibility:visible;mso-wrap-style:square;mso-height-percent:0;mso-wrap-distance-left:9pt;mso-wrap-distance-top:0;mso-wrap-distance-right:9pt;mso-wrap-distance-bottom:0;mso-position-horizontal:absolute;mso-position-horizontal-relative:text;mso-position-vertical:absolute;mso-position-vertical-relative:text;mso-height-percent:0;mso-height-relative:margin;v-text-anchor:top" o:gfxdata="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" filled="f" stroked="f" strokeweight=".5pt">
                 <v:textbox>
                   <w:txbxContent>
                     <w:p>
@@ -7921,7 +7388,7 @@
           </mc:Choice>
           <mc:Fallback>
             <w:pict>
-              <v:shape w14:anchorId="5694512B" id="_x0000_s1029" type="#_x0000_t202" style="position:absolute;margin-left:306.75pt;margin-top:1.35pt;width:143.25pt;height:52.5pt;z-index:251669504;visibility:visible;mso-wrap-style:square;mso-height-percent:0;mso-wrap-distance-left:9pt;mso-wrap-distance-top:0;mso-wrap-distance-right:9pt;mso-wrap-distance-bottom:0;mso-position-horizontal:absolute;mso-position-horizontal-relative:text;mso-position-vertical:absolute;mso-position-vertical-relative:text;mso-height-percent:0;mso-height-relative:margin;v-text-anchor:top" o:gfxdata="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" filled="f" stroked="f" strokeweight=".5pt">
+              <v:shape w14:anchorId="5694512B" id="_x0000_s1030" type="#_x0000_t202" style="position:absolute;margin-left:306.75pt;margin-top:1.35pt;width:143.25pt;height:52.5pt;z-index:251669504;visibility:visible;mso-wrap-style:square;mso-height-percent:0;mso-wrap-distance-left:9pt;mso-wrap-distance-top:0;mso-wrap-distance-right:9pt;mso-wrap-distance-bottom:0;mso-position-horizontal:absolute;mso-position-horizontal-relative:text;mso-position-vertical:absolute;mso-position-vertical-relative:text;mso-height-percent:0;mso-height-relative:margin;v-text-anchor:top" o:gfxdata="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" filled="f" stroked="f" strokeweight=".5pt">
                 <v:textbox>
                   <w:txbxContent>
                     <w:p>
@@ -8001,7 +7468,7 @@
           </mc:Choice>
           <mc:Fallback>
             <w:pict>
-              <v:shape w14:anchorId="399A007C" id="_x0000_s1030" type="#_x0000_t202" style="position:absolute;margin-left:1.5pt;margin-top:1.35pt;width:143.25pt;height:52.5pt;z-index:251668480;visibility:visible;mso-wrap-style:square;mso-height-percent:0;mso-wrap-distance-left:9pt;mso-wrap-distance-top:0;mso-wrap-distance-right:9pt;mso-wrap-distance-bottom:0;mso-position-horizontal:absolute;mso-position-horizontal-relative:text;mso-position-vertical:absolute;mso-position-vertical-relative:text;mso-height-percent:0;mso-height-relative:margin;v-text-anchor:top" o:gfxdata="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" filled="f" stroked="f" strokeweight=".5pt">
+              <v:shape w14:anchorId="399A007C" id="_x0000_s1031" type="#_x0000_t202" style="position:absolute;margin-left:1.5pt;margin-top:1.35pt;width:143.25pt;height:52.5pt;z-index:251668480;visibility:visible;mso-wrap-style:square;mso-height-percent:0;mso-wrap-distance-left:9pt;mso-wrap-distance-top:0;mso-wrap-distance-right:9pt;mso-wrap-distance-bottom:0;mso-position-horizontal:absolute;mso-position-horizontal-relative:text;mso-position-vertical:absolute;mso-position-vertical-relative:text;mso-height-percent:0;mso-height-relative:margin;v-text-anchor:top" o:gfxdata="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" filled="f" stroked="f" strokeweight=".5pt">
                 <v:textbox>
                   <w:txbxContent>
                     <w:p>
@@ -8124,7 +7591,7 @@
           </mc:Choice>
           <mc:Fallback>
             <w:pict>
-              <v:shape w14:anchorId="0BE34B9F" id="_x0000_s1031" type="#_x0000_t202" style="position:absolute;margin-left:-33.75pt;margin-top:24.1pt;width:232.5pt;height:25.5pt;z-index:251671552;visibility:visible;mso-wrap-style:square;mso-width-percent:0;mso-height-percent:0;mso-wrap-distance-left:9pt;mso-wrap-distance-top:0;mso-wrap-distance-right:9pt;mso-wrap-distance-bottom:0;mso-position-horizontal:absolute;mso-position-horizontal-relative:text;mso-position-vertical:absolute;mso-position-vertical-relative:text;mso-width-percent:0;mso-height-percent:0;mso-width-relative:margin;mso-height-relative:margin;v-text-anchor:top" o:gfxdata="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" filled="f" stroked="f" strokeweight=".5pt">
+              <v:shape w14:anchorId="0BE34B9F" id="_x0000_s1032" type="#_x0000_t202" style="position:absolute;margin-left:-33.75pt;margin-top:24.1pt;width:232.5pt;height:25.5pt;z-index:251671552;visibility:visible;mso-wrap-style:square;mso-width-percent:0;mso-height-percent:0;mso-wrap-distance-left:9pt;mso-wrap-distance-top:0;mso-wrap-distance-right:9pt;mso-wrap-distance-bottom:0;mso-position-horizontal:absolute;mso-position-horizontal-relative:text;mso-position-vertical:absolute;mso-position-vertical-relative:text;mso-width-percent:0;mso-height-percent:0;mso-width-relative:margin;mso-height-relative:margin;v-text-anchor:top" o:gfxdata="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" filled="f" stroked="f" strokeweight=".5pt">
                 <v:textbox>
                   <w:txbxContent>
                     <w:p>
@@ -8237,7 +7704,7 @@
           </mc:Choice>
           <mc:Fallback>
             <w:pict>
-              <v:shape w14:anchorId="7F6FFED7" id="_x0000_s1032" type="#_x0000_t202" style="position:absolute;margin-left:262.5pt;margin-top:24.1pt;width:232.5pt;height:25.5pt;z-index:251670528;visibility:visible;mso-wrap-style:square;mso-width-percent:0;mso-height-percent:0;mso-wrap-distance-left:9pt;mso-wrap-distance-top:0;mso-wrap-distance-right:9pt;mso-wrap-distance-bottom:0;mso-position-horizontal:absolute;mso-position-horizontal-relative:text;mso-position-vertical:absolute;mso-position-vertical-relative:text;mso-width-percent:0;mso-height-percent:0;mso-width-relative:margin;mso-height-relative:margin;v-text-anchor:top" o:gfxdata="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" filled="f" stroked="f" strokeweight=".5pt">
+              <v:shape w14:anchorId="7F6FFED7" id="_x0000_s1033" type="#_x0000_t202" style="position:absolute;margin-left:262.5pt;margin-top:24.1pt;width:232.5pt;height:25.5pt;z-index:251670528;visibility:visible;mso-wrap-style:square;mso-width-percent:0;mso-height-percent:0;mso-wrap-distance-left:9pt;mso-wrap-distance-top:0;mso-wrap-distance-right:9pt;mso-wrap-distance-bottom:0;mso-position-horizontal:absolute;mso-position-horizontal-relative:text;mso-position-vertical:absolute;mso-position-vertical-relative:text;mso-width-percent:0;mso-height-percent:0;mso-width-relative:margin;mso-height-relative:margin;v-text-anchor:top" o:gfxdata="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" filled="f" stroked="f" strokeweight=".5pt">
                 <v:textbox>
                   <w:txbxContent>
                     <w:p>
@@ -8536,7 +8003,7 @@
               <v:stroke joinstyle="miter"/>
               <v:path gradientshapeok="t" o:connecttype="rect"/>
             </v:shapetype>
-            <v:shape id="_x0000_s1039" type="#_x0000_t202" style="position:absolute;left:0;text-align:left;margin-left:439.95pt;margin-top:-342.35pt;width:113.35pt;height:52.5pt;rotation:90;z-index:251662336;visibility:visible;mso-wrap-style:square;mso-width-percent:0;mso-height-percent:0;mso-wrap-distance-left:9pt;mso-wrap-distance-top:0;mso-wrap-distance-right:9pt;mso-wrap-distance-bottom:0;mso-position-horizontal:absolute;mso-position-horizontal-relative:text;mso-position-vertical:absolute;mso-position-vertical-relative:text;mso-width-percent:0;mso-height-percent:0;mso-width-relative:margin;mso-height-relative:margin;v-text-anchor:top" o:gfxdata="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" filled="f" stroked="f" strokeweight=".5pt">
+            <v:shape id="_x0000_s1040" type="#_x0000_t202" style="position:absolute;left:0;text-align:left;margin-left:439.95pt;margin-top:-342.35pt;width:113.35pt;height:52.5pt;rotation:90;z-index:251662336;visibility:visible;mso-wrap-style:square;mso-width-percent:0;mso-height-percent:0;mso-wrap-distance-left:9pt;mso-wrap-distance-top:0;mso-wrap-distance-right:9pt;mso-wrap-distance-bottom:0;mso-position-horizontal:absolute;mso-position-horizontal-relative:text;mso-position-vertical:absolute;mso-position-vertical-relative:text;mso-width-percent:0;mso-height-percent:0;mso-width-relative:margin;mso-height-relative:margin;v-text-anchor:top" o:gfxdata="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" filled="f" stroked="f" strokeweight=".5pt">
               <v:textbox>
                 <w:txbxContent>
                   <w:p/>
@@ -8843,7 +8310,7 @@
               <v:stroke joinstyle="miter"/>
               <v:path gradientshapeok="t" o:connecttype="rect"/>
             </v:shapetype>
-            <v:shape id="_x0000_s1033" type="#_x0000_t202" style="position:absolute;margin-left:431.9pt;margin-top:580.7pt;width:113.35pt;height:52.5pt;rotation:90;z-index:251677696;visibility:visible;mso-wrap-style:square;mso-width-percent:0;mso-height-percent:0;mso-wrap-distance-left:9pt;mso-wrap-distance-top:0;mso-wrap-distance-right:9pt;mso-wrap-distance-bottom:0;mso-position-horizontal:absolute;mso-position-horizontal-relative:text;mso-position-vertical:absolute;mso-position-vertical-relative:text;mso-width-percent:0;mso-height-percent:0;mso-width-relative:margin;mso-height-relative:margin;v-text-anchor:top" o:gfxdata="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" filled="f" stroked="f" strokeweight=".5pt">
+            <v:shape id="_x0000_s1034" type="#_x0000_t202" style="position:absolute;margin-left:431.9pt;margin-top:580.7pt;width:113.35pt;height:52.5pt;rotation:90;z-index:251677696;visibility:visible;mso-wrap-style:square;mso-width-percent:0;mso-height-percent:0;mso-wrap-distance-left:9pt;mso-wrap-distance-top:0;mso-wrap-distance-right:9pt;mso-wrap-distance-bottom:0;mso-position-horizontal:absolute;mso-position-horizontal-relative:text;mso-position-vertical:absolute;mso-position-vertical-relative:text;mso-width-percent:0;mso-height-percent:0;mso-width-relative:margin;mso-height-relative:margin;v-text-anchor:top" o:gfxdata="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" filled="f" stroked="f" strokeweight=".5pt">
               <v:textbox>
                 <w:txbxContent>
                   <w:p>
@@ -8926,7 +8393,7 @@
         </mc:Choice>
         <mc:Fallback>
           <w:pict>
-            <v:shape w14:anchorId="75046324" id="_x0000_s1034" type="#_x0000_t202" style="position:absolute;margin-left:432.05pt;margin-top:91.25pt;width:113.35pt;height:52.5pt;rotation:90;z-index:251676672;visibility:visible;mso-wrap-style:square;mso-width-percent:0;mso-height-percent:0;mso-wrap-distance-left:9pt;mso-wrap-distance-top:0;mso-wrap-distance-right:9pt;mso-wrap-distance-bottom:0;mso-position-horizontal:absolute;mso-position-horizontal-relative:text;mso-position-vertical:absolute;mso-position-vertical-relative:text;mso-width-percent:0;mso-height-percent:0;mso-width-relative:margin;mso-height-relative:margin;v-text-anchor:top" o:gfxdata="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" filled="f" stroked="f" strokeweight=".5pt">
+            <v:shape w14:anchorId="75046324" id="_x0000_s1035" type="#_x0000_t202" style="position:absolute;margin-left:432.05pt;margin-top:91.25pt;width:113.35pt;height:52.5pt;rotation:90;z-index:251676672;visibility:visible;mso-wrap-style:square;mso-width-percent:0;mso-height-percent:0;mso-wrap-distance-left:9pt;mso-wrap-distance-top:0;mso-wrap-distance-right:9pt;mso-wrap-distance-bottom:0;mso-position-horizontal:absolute;mso-position-horizontal-relative:text;mso-position-vertical:absolute;mso-position-vertical-relative:text;mso-width-percent:0;mso-height-percent:0;mso-width-relative:margin;mso-height-relative:margin;v-text-anchor:top" o:gfxdata="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" filled="f" stroked="f" strokeweight=".5pt">
               <v:textbox>
                 <w:txbxContent>
                   <w:p>
@@ -9009,7 +8476,7 @@
         </mc:Choice>
         <mc:Fallback>
           <w:pict>
-            <v:shape w14:anchorId="4A973196" id="_x0000_s1035" type="#_x0000_t202" style="position:absolute;margin-left:431.8pt;margin-top:211.2pt;width:113.35pt;height:52.5pt;rotation:90;z-index:251675648;visibility:visible;mso-wrap-style:square;mso-width-percent:0;mso-height-percent:0;mso-wrap-distance-left:9pt;mso-wrap-distance-top:0;mso-wrap-distance-right:9pt;mso-wrap-distance-bottom:0;mso-position-horizontal:absolute;mso-position-horizontal-relative:text;mso-position-vertical:absolute;mso-position-vertical-relative:text;mso-width-percent:0;mso-height-percent:0;mso-width-relative:margin;mso-height-relative:margin;v-text-anchor:top" o:gfxdata="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" filled="f" stroked="f" strokeweight=".5pt">
+            <v:shape w14:anchorId="4A973196" id="_x0000_s1036" type="#_x0000_t202" style="position:absolute;margin-left:431.8pt;margin-top:211.2pt;width:113.35pt;height:52.5pt;rotation:90;z-index:251675648;visibility:visible;mso-wrap-style:square;mso-width-percent:0;mso-height-percent:0;mso-wrap-distance-left:9pt;mso-wrap-distance-top:0;mso-wrap-distance-right:9pt;mso-wrap-distance-bottom:0;mso-position-horizontal:absolute;mso-position-horizontal-relative:text;mso-position-vertical:absolute;mso-position-vertical-relative:text;mso-width-percent:0;mso-height-percent:0;mso-width-relative:margin;mso-height-relative:margin;v-text-anchor:top" o:gfxdata="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" filled="f" stroked="f" strokeweight=".5pt">
               <v:textbox>
                 <w:txbxContent>
                   <w:p>
@@ -9092,7 +8559,7 @@
         </mc:Choice>
         <mc:Fallback>
           <w:pict>
-            <v:shape w14:anchorId="49E133A2" id="_x0000_s1036" type="#_x0000_t202" style="position:absolute;margin-left:433.5pt;margin-top:339.5pt;width:113.35pt;height:52.5pt;rotation:90;z-index:251674624;visibility:visible;mso-wrap-style:square;mso-width-percent:0;mso-height-percent:0;mso-wrap-distance-left:9pt;mso-wrap-distance-top:0;mso-wrap-distance-right:9pt;mso-wrap-distance-bottom:0;mso-position-horizontal:absolute;mso-position-horizontal-relative:text;mso-position-vertical:absolute;mso-position-vertical-relative:text;mso-width-percent:0;mso-height-percent:0;mso-width-relative:margin;mso-height-relative:margin;v-text-anchor:top" o:gfxdata="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" filled="f" stroked="f" strokeweight=".5pt">
+            <v:shape w14:anchorId="49E133A2" id="_x0000_s1037" type="#_x0000_t202" style="position:absolute;margin-left:433.5pt;margin-top:339.5pt;width:113.35pt;height:52.5pt;rotation:90;z-index:251674624;visibility:visible;mso-wrap-style:square;mso-width-percent:0;mso-height-percent:0;mso-wrap-distance-left:9pt;mso-wrap-distance-top:0;mso-wrap-distance-right:9pt;mso-wrap-distance-bottom:0;mso-position-horizontal:absolute;mso-position-horizontal-relative:text;mso-position-vertical:absolute;mso-position-vertical-relative:text;mso-width-percent:0;mso-height-percent:0;mso-width-relative:margin;mso-height-relative:margin;v-text-anchor:top" o:gfxdata="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" filled="f" stroked="f" strokeweight=".5pt">
               <v:textbox>
                 <w:txbxContent>
                   <w:p>
@@ -9175,7 +8642,7 @@
         </mc:Choice>
         <mc:Fallback>
           <w:pict>
-            <v:shape w14:anchorId="41BEDF18" id="_x0000_s1037" type="#_x0000_t202" style="position:absolute;margin-left:432.95pt;margin-top:702.1pt;width:113.35pt;height:52.5pt;rotation:90;z-index:251673600;visibility:visible;mso-wrap-style:square;mso-width-percent:0;mso-height-percent:0;mso-wrap-distance-left:9pt;mso-wrap-distance-top:0;mso-wrap-distance-right:9pt;mso-wrap-distance-bottom:0;mso-position-horizontal:absolute;mso-position-horizontal-relative:text;mso-position-vertical:absolute;mso-position-vertical-relative:text;mso-width-percent:0;mso-height-percent:0;mso-width-relative:margin;mso-height-relative:margin;v-text-anchor:top" o:gfxdata="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" filled="f" stroked="f" strokeweight=".5pt">
+            <v:shape w14:anchorId="41BEDF18" id="_x0000_s1038" type="#_x0000_t202" style="position:absolute;margin-left:432.95pt;margin-top:702.1pt;width:113.35pt;height:52.5pt;rotation:90;z-index:251673600;visibility:visible;mso-wrap-style:square;mso-width-percent:0;mso-height-percent:0;mso-wrap-distance-left:9pt;mso-wrap-distance-top:0;mso-wrap-distance-right:9pt;mso-wrap-distance-bottom:0;mso-position-horizontal:absolute;mso-position-horizontal-relative:text;mso-position-vertical:absolute;mso-position-vertical-relative:text;mso-width-percent:0;mso-height-percent:0;mso-width-relative:margin;mso-height-relative:margin;v-text-anchor:top" o:gfxdata="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" filled="f" stroked="f" strokeweight=".5pt">
               <v:textbox>
                 <w:txbxContent>
                   <w:p>
@@ -9258,7 +8725,7 @@
         </mc:Choice>
         <mc:Fallback>
           <w:pict>
-            <v:shape w14:anchorId="2A58E82A" id="_x0000_s1038" type="#_x0000_t202" style="position:absolute;margin-left:432.35pt;margin-top:461.3pt;width:113.35pt;height:52.5pt;rotation:90;z-index:251672576;visibility:visible;mso-wrap-style:square;mso-width-percent:0;mso-height-percent:0;mso-wrap-distance-left:9pt;mso-wrap-distance-top:0;mso-wrap-distance-right:9pt;mso-wrap-distance-bottom:0;mso-position-horizontal:absolute;mso-position-horizontal-relative:text;mso-position-vertical:absolute;mso-position-vertical-relative:text;mso-width-percent:0;mso-height-percent:0;mso-width-relative:margin;mso-height-relative:margin;v-text-anchor:top" o:gfxdata="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" filled="f" stroked="f" strokeweight=".5pt">
+            <v:shape w14:anchorId="2A58E82A" id="_x0000_s1039" type="#_x0000_t202" style="position:absolute;margin-left:432.35pt;margin-top:461.3pt;width:113.35pt;height:52.5pt;rotation:90;z-index:251672576;visibility:visible;mso-wrap-style:square;mso-width-percent:0;mso-height-percent:0;mso-wrap-distance-left:9pt;mso-wrap-distance-top:0;mso-wrap-distance-right:9pt;mso-wrap-distance-bottom:0;mso-position-horizontal:absolute;mso-position-horizontal-relative:text;mso-position-vertical:absolute;mso-position-vertical-relative:text;mso-width-percent:0;mso-height-percent:0;mso-width-relative:margin;mso-height-relative:margin;v-text-anchor:top" o:gfxdata="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" filled="f" stroked="f" strokeweight=".5pt">
               <v:textbox>
                 <w:txbxContent>
                   <w:p>

--- a/pdfs/templates/pdfs/contrato_commeta_pagos_varios.docx
+++ b/pdfs/templates/pdfs/contrato_commeta_pagos_varios.docx
@@ -642,7 +642,19 @@
         <w:rPr>
           <w:rFonts w:ascii="Arial Narrow" w:eastAsia="Arial Narrow" w:hAnsi="Arial Narrow" w:cs="Arial Narrow"/>
         </w:rPr>
-        <w:t>LA CUAL CONTARA CON LOS SIGUIENTES SERVICIOS Y AMENIDADES, CONSISTENTES EN: ÁREA VERDE, ASADORES, ALBERCA CON CHAPOTEADERO; ASÍ COMO UNA PALAPA PARA USO COMÚN DE LOS HABITANTES Y CANCHA DE VOLEIBOL.</w:t>
+        <w:t>LA CUAL CONTARA CON LOS SIGUIENTES SERVICIOS Y AMENIDADES, CONSISTENTES EN: ÁREA VERDE</w:t>
+      </w:r>
+      <w:r>
+        <w:rPr>
+          <w:rFonts w:ascii="Arial Narrow" w:eastAsia="Arial Narrow" w:hAnsi="Arial Narrow" w:cs="Arial Narrow"/>
+        </w:rPr>
+        <w:t xml:space="preserve"> CON</w:t>
+      </w:r>
+      <w:r>
+        <w:rPr>
+          <w:rFonts w:ascii="Arial Narrow" w:eastAsia="Arial Narrow" w:hAnsi="Arial Narrow" w:cs="Arial Narrow"/>
+        </w:rPr>
+        <w:t xml:space="preserve"> ASADORES, ALBERCA CON CHAPOTEADERO; ASÍ COMO UNA PALAPA PARA USO COMÚN DE LOS HABITANTES Y CANCHA DE VOLEIBOL.</w:t>
       </w:r>
     </w:p>
     <w:p>
@@ -809,7 +821,14 @@
         <w:rPr>
           <w:rFonts w:ascii="Arial Narrow" w:eastAsia="Arial Narrow" w:hAnsi="Arial Narrow" w:cs="Arial Narrow"/>
         </w:rPr>
-        <w:t>{{SEXO_2}}</w:t>
+        <w:t>{{SEXO_2</w:t>
+      </w:r>
+      <w:proofErr w:type="gramStart"/>
+      <w:r>
+        <w:rPr>
+          <w:rFonts w:ascii="Arial Narrow" w:eastAsia="Arial Narrow" w:hAnsi="Arial Narrow" w:cs="Arial Narrow"/>
+        </w:rPr>
+        <w:t>}}</w:t>
       </w:r>
       <w:r>
         <w:rPr>
@@ -817,6 +836,7 @@
         </w:rPr>
         <w:t>S</w:t>
       </w:r>
+      <w:proofErr w:type="gramEnd"/>
       <w:r>
         <w:rPr>
           <w:rFonts w:ascii="Arial Narrow" w:eastAsia="Arial Narrow" w:hAnsi="Arial Narrow" w:cs="Arial Narrow"/>
@@ -921,7 +941,16 @@
           <w:b/>
           <w:bCs/>
         </w:rPr>
-        <w:t>{{SEXO_2}}</w:t>
+        <w:t>{{SEXO_2</w:t>
+      </w:r>
+      <w:proofErr w:type="gramStart"/>
+      <w:r>
+        <w:rPr>
+          <w:rFonts w:ascii="Arial Narrow" w:eastAsia="Arial Narrow" w:hAnsi="Arial Narrow" w:cs="Arial Narrow"/>
+          <w:b/>
+          <w:bCs/>
+        </w:rPr>
+        <w:t>}}</w:t>
       </w:r>
       <w:r>
         <w:rPr>
@@ -931,6 +960,7 @@
         </w:rPr>
         <w:t>S</w:t>
       </w:r>
+      <w:proofErr w:type="gramEnd"/>
       <w:r>
         <w:rPr>
           <w:rFonts w:ascii="Arial Narrow" w:eastAsia="Arial Narrow" w:hAnsi="Arial Narrow" w:cs="Arial Narrow"/>
@@ -1676,31 +1706,87 @@
         <w:rPr>
           <w:rFonts w:ascii="Arial Narrow" w:eastAsia="Arial Narrow" w:hAnsi="Arial Narrow" w:cs="Arial Narrow"/>
         </w:rPr>
-        <w:t xml:space="preserve">LOTE    </w:t>
-      </w:r>
-      <w:r>
-        <w:rPr>
-          <w:rFonts w:ascii="Arial Narrow" w:eastAsia="Arial Narrow" w:hAnsi="Arial Narrow" w:cs="Arial Narrow"/>
-        </w:rPr>
-        <w:t>{{ID_LOTE}}</w:t>
-      </w:r>
-      <w:r>
-        <w:rPr>
-          <w:rFonts w:ascii="Arial Narrow" w:eastAsia="Arial Narrow" w:hAnsi="Arial Narrow" w:cs="Arial Narrow"/>
-        </w:rPr>
-        <w:t xml:space="preserve">     MANZANA    </w:t>
-      </w:r>
-      <w:r>
-        <w:rPr>
-          <w:rFonts w:ascii="Arial Narrow" w:eastAsia="Arial Narrow" w:hAnsi="Arial Narrow" w:cs="Arial Narrow"/>
-        </w:rPr>
-        <w:t>{{MANZ}}</w:t>
-      </w:r>
-      <w:r>
-        <w:rPr>
-          <w:rFonts w:ascii="Arial Narrow" w:eastAsia="Arial Narrow" w:hAnsi="Arial Narrow" w:cs="Arial Narrow"/>
-        </w:rPr>
-        <w:t xml:space="preserve">             </w:t>
+        <w:t xml:space="preserve">LOTE </w:t>
+      </w:r>
+      <w:proofErr w:type="gramStart"/>
+      <w:r>
+        <w:rPr>
+          <w:rFonts w:ascii="Arial Narrow" w:eastAsia="Arial Narrow" w:hAnsi="Arial Narrow" w:cs="Arial Narrow"/>
+        </w:rPr>
+        <w:t xml:space="preserve">   </w:t>
+      </w:r>
+      <w:r>
+        <w:rPr>
+          <w:rFonts w:ascii="Arial Narrow" w:eastAsia="Arial Narrow" w:hAnsi="Arial Narrow" w:cs="Arial Narrow"/>
+        </w:rPr>
+        <w:t>{</w:t>
+      </w:r>
+      <w:proofErr w:type="gramEnd"/>
+      <w:r>
+        <w:rPr>
+          <w:rFonts w:ascii="Arial Narrow" w:eastAsia="Arial Narrow" w:hAnsi="Arial Narrow" w:cs="Arial Narrow"/>
+        </w:rPr>
+        <w:t>{ID_LOTE</w:t>
+      </w:r>
+      <w:proofErr w:type="gramStart"/>
+      <w:r>
+        <w:rPr>
+          <w:rFonts w:ascii="Arial Narrow" w:eastAsia="Arial Narrow" w:hAnsi="Arial Narrow" w:cs="Arial Narrow"/>
+        </w:rPr>
+        <w:t>}}</w:t>
+      </w:r>
+      <w:r>
+        <w:rPr>
+          <w:rFonts w:ascii="Arial Narrow" w:eastAsia="Arial Narrow" w:hAnsi="Arial Narrow" w:cs="Arial Narrow"/>
+        </w:rPr>
+        <w:t xml:space="preserve">   </w:t>
+      </w:r>
+      <w:proofErr w:type="gramEnd"/>
+      <w:r>
+        <w:rPr>
+          <w:rFonts w:ascii="Arial Narrow" w:eastAsia="Arial Narrow" w:hAnsi="Arial Narrow" w:cs="Arial Narrow"/>
+        </w:rPr>
+        <w:t xml:space="preserve">  MANZANA </w:t>
+      </w:r>
+      <w:proofErr w:type="gramStart"/>
+      <w:r>
+        <w:rPr>
+          <w:rFonts w:ascii="Arial Narrow" w:eastAsia="Arial Narrow" w:hAnsi="Arial Narrow" w:cs="Arial Narrow"/>
+        </w:rPr>
+        <w:t xml:space="preserve">   </w:t>
+      </w:r>
+      <w:r>
+        <w:rPr>
+          <w:rFonts w:ascii="Arial Narrow" w:eastAsia="Arial Narrow" w:hAnsi="Arial Narrow" w:cs="Arial Narrow"/>
+        </w:rPr>
+        <w:t>{</w:t>
+      </w:r>
+      <w:proofErr w:type="gramEnd"/>
+      <w:r>
+        <w:rPr>
+          <w:rFonts w:ascii="Arial Narrow" w:eastAsia="Arial Narrow" w:hAnsi="Arial Narrow" w:cs="Arial Narrow"/>
+        </w:rPr>
+        <w:t>{MANZ</w:t>
+      </w:r>
+      <w:proofErr w:type="gramStart"/>
+      <w:r>
+        <w:rPr>
+          <w:rFonts w:ascii="Arial Narrow" w:eastAsia="Arial Narrow" w:hAnsi="Arial Narrow" w:cs="Arial Narrow"/>
+        </w:rPr>
+        <w:t>}}</w:t>
+      </w:r>
+      <w:r>
+        <w:rPr>
+          <w:rFonts w:ascii="Arial Narrow" w:eastAsia="Arial Narrow" w:hAnsi="Arial Narrow" w:cs="Arial Narrow"/>
+        </w:rPr>
+        <w:t xml:space="preserve">   </w:t>
+      </w:r>
+      <w:proofErr w:type="gramEnd"/>
+      <w:r>
+        <w:rPr>
+          <w:rFonts w:ascii="Arial Narrow" w:eastAsia="Arial Narrow" w:hAnsi="Arial Narrow" w:cs="Arial Narrow"/>
+        </w:rPr>
+        <w:t xml:space="preserve">          </w:t>
       </w:r>
       <w:r>
         <w:rPr>
@@ -1752,7 +1838,7 @@
               </wp:anchor>
             </w:drawing>
           </mc:Choice>
-          <mc:Fallback xmlns:sl="http://schemas.openxmlformats.org/schemaLibrary/2006/main" xmlns:a="http://schemas.openxmlformats.org/drawingml/2006/main" xmlns:pic="http://schemas.openxmlformats.org/drawingml/2006/picture" xmlns:c="http://schemas.openxmlformats.org/drawingml/2006/chart" xmlns:lc="http://schemas.openxmlformats.org/drawingml/2006/lockedCanvas" xmlns:dgm="http://schemas.openxmlformats.org/drawingml/2006/diagram" xmlns="http://schemas.microsoft.com/office/tasks/2019/documenttasks" xmlns:cr="http://schemas.microsoft.com/office/comments/2020/reactions">
+          <mc:Fallback xmlns:cr="http://schemas.microsoft.com/office/comments/2020/reactions" xmlns="http://schemas.microsoft.com/office/tasks/2019/documenttasks" xmlns:dgm="http://schemas.openxmlformats.org/drawingml/2006/diagram" xmlns:lc="http://schemas.openxmlformats.org/drawingml/2006/lockedCanvas" xmlns:c="http://schemas.openxmlformats.org/drawingml/2006/chart" xmlns:pic="http://schemas.openxmlformats.org/drawingml/2006/picture" xmlns:a="http://schemas.openxmlformats.org/drawingml/2006/main" xmlns:sl="http://schemas.openxmlformats.org/schemaLibrary/2006/main">
             <w:drawing>
               <wp:anchor allowOverlap="1" behindDoc="0" distB="0" distT="0" distL="114300" distR="114300" hidden="0" layoutInCell="1" locked="0" relativeHeight="0" simplePos="0">
                 <wp:simplePos x="0" y="0"/>
@@ -1846,7 +1932,7 @@
               </wp:anchor>
             </w:drawing>
           </mc:Choice>
-          <mc:Fallback xmlns:sl="http://schemas.openxmlformats.org/schemaLibrary/2006/main" xmlns:a="http://schemas.openxmlformats.org/drawingml/2006/main" xmlns:pic="http://schemas.openxmlformats.org/drawingml/2006/picture" xmlns:c="http://schemas.openxmlformats.org/drawingml/2006/chart" xmlns:lc="http://schemas.openxmlformats.org/drawingml/2006/lockedCanvas" xmlns:dgm="http://schemas.openxmlformats.org/drawingml/2006/diagram" xmlns="http://schemas.microsoft.com/office/tasks/2019/documenttasks" xmlns:cr="http://schemas.microsoft.com/office/comments/2020/reactions">
+          <mc:Fallback xmlns:cr="http://schemas.microsoft.com/office/comments/2020/reactions" xmlns="http://schemas.microsoft.com/office/tasks/2019/documenttasks" xmlns:dgm="http://schemas.openxmlformats.org/drawingml/2006/diagram" xmlns:lc="http://schemas.openxmlformats.org/drawingml/2006/lockedCanvas" xmlns:c="http://schemas.openxmlformats.org/drawingml/2006/chart" xmlns:pic="http://schemas.openxmlformats.org/drawingml/2006/picture" xmlns:a="http://schemas.openxmlformats.org/drawingml/2006/main" xmlns:sl="http://schemas.openxmlformats.org/schemaLibrary/2006/main">
             <w:drawing>
               <wp:anchor allowOverlap="1" behindDoc="0" distB="0" distT="0" distL="114300" distR="114300" hidden="0" layoutInCell="1" locked="0" relativeHeight="0" simplePos="0">
                 <wp:simplePos x="0" y="0"/>
@@ -2593,13 +2679,27 @@
         <w:rPr>
           <w:rFonts w:ascii="Arial Narrow" w:eastAsia="Arial Narrow" w:hAnsi="Arial Narrow" w:cs="Arial Narrow"/>
         </w:rPr>
-        <w:t>{{METROS_CUADRADOS}}</w:t>
-      </w:r>
-      <w:r>
-        <w:rPr>
-          <w:rFonts w:ascii="Arial Narrow" w:eastAsia="Arial Narrow" w:hAnsi="Arial Narrow" w:cs="Arial Narrow"/>
-        </w:rPr>
-        <w:t xml:space="preserve">   M2</w:t>
+        <w:t>{{METROS_CUADRADOS</w:t>
+      </w:r>
+      <w:proofErr w:type="gramStart"/>
+      <w:r>
+        <w:rPr>
+          <w:rFonts w:ascii="Arial Narrow" w:eastAsia="Arial Narrow" w:hAnsi="Arial Narrow" w:cs="Arial Narrow"/>
+        </w:rPr>
+        <w:t>}}</w:t>
+      </w:r>
+      <w:r>
+        <w:rPr>
+          <w:rFonts w:ascii="Arial Narrow" w:eastAsia="Arial Narrow" w:hAnsi="Arial Narrow" w:cs="Arial Narrow"/>
+        </w:rPr>
+        <w:t xml:space="preserve">   </w:t>
+      </w:r>
+      <w:proofErr w:type="gramEnd"/>
+      <w:r>
+        <w:rPr>
+          <w:rFonts w:ascii="Arial Narrow" w:eastAsia="Arial Narrow" w:hAnsi="Arial Narrow" w:cs="Arial Narrow"/>
+        </w:rPr>
+        <w:t>M2</w:t>
       </w:r>
       <w:r>
         <w:rPr>
@@ -2651,7 +2751,7 @@
               </wp:anchor>
             </w:drawing>
           </mc:Choice>
-          <mc:Fallback xmlns:sl="http://schemas.openxmlformats.org/schemaLibrary/2006/main" xmlns:a="http://schemas.openxmlformats.org/drawingml/2006/main" xmlns:pic="http://schemas.openxmlformats.org/drawingml/2006/picture" xmlns:c="http://schemas.openxmlformats.org/drawingml/2006/chart" xmlns:lc="http://schemas.openxmlformats.org/drawingml/2006/lockedCanvas" xmlns:dgm="http://schemas.openxmlformats.org/drawingml/2006/diagram" xmlns="http://schemas.microsoft.com/office/tasks/2019/documenttasks" xmlns:cr="http://schemas.microsoft.com/office/comments/2020/reactions">
+          <mc:Fallback xmlns:cr="http://schemas.microsoft.com/office/comments/2020/reactions" xmlns="http://schemas.microsoft.com/office/tasks/2019/documenttasks" xmlns:dgm="http://schemas.openxmlformats.org/drawingml/2006/diagram" xmlns:lc="http://schemas.openxmlformats.org/drawingml/2006/lockedCanvas" xmlns:c="http://schemas.openxmlformats.org/drawingml/2006/chart" xmlns:pic="http://schemas.openxmlformats.org/drawingml/2006/picture" xmlns:a="http://schemas.openxmlformats.org/drawingml/2006/main" xmlns:sl="http://schemas.openxmlformats.org/schemaLibrary/2006/main">
             <w:drawing>
               <wp:anchor allowOverlap="1" behindDoc="0" distB="0" distT="0" distL="114300" distR="114300" hidden="0" layoutInCell="1" locked="0" relativeHeight="0" simplePos="0">
                 <wp:simplePos x="0" y="0"/>
@@ -2937,7 +3037,14 @@
         <w:rPr>
           <w:rFonts w:ascii="Arial Narrow" w:eastAsia="Arial Narrow" w:hAnsi="Arial Narrow" w:cs="Arial Narrow"/>
         </w:rPr>
-        <w:t>{{SEXO_4}}</w:t>
+        <w:t>{{SEXO_4</w:t>
+      </w:r>
+      <w:proofErr w:type="gramStart"/>
+      <w:r>
+        <w:rPr>
+          <w:rFonts w:ascii="Arial Narrow" w:eastAsia="Arial Narrow" w:hAnsi="Arial Narrow" w:cs="Arial Narrow"/>
+        </w:rPr>
+        <w:t>}}</w:t>
       </w:r>
       <w:r>
         <w:rPr>
@@ -2945,11 +3052,19 @@
         </w:rPr>
         <w:t>CESIONARI</w:t>
       </w:r>
-      <w:r>
-        <w:rPr>
-          <w:rFonts w:ascii="Arial Narrow" w:eastAsia="Arial Narrow" w:hAnsi="Arial Narrow" w:cs="Arial Narrow"/>
-        </w:rPr>
-        <w:t>{{SEXO_2}}</w:t>
+      <w:proofErr w:type="gramEnd"/>
+      <w:r>
+        <w:rPr>
+          <w:rFonts w:ascii="Arial Narrow" w:eastAsia="Arial Narrow" w:hAnsi="Arial Narrow" w:cs="Arial Narrow"/>
+        </w:rPr>
+        <w:t>{{SEXO_2</w:t>
+      </w:r>
+      <w:proofErr w:type="gramStart"/>
+      <w:r>
+        <w:rPr>
+          <w:rFonts w:ascii="Arial Narrow" w:eastAsia="Arial Narrow" w:hAnsi="Arial Narrow" w:cs="Arial Narrow"/>
+        </w:rPr>
+        <w:t>}}</w:t>
       </w:r>
       <w:r>
         <w:rPr>
@@ -2957,6 +3072,7 @@
         </w:rPr>
         <w:t>S</w:t>
       </w:r>
+      <w:proofErr w:type="gramEnd"/>
       <w:r>
         <w:rPr>
           <w:rFonts w:ascii="Arial Narrow" w:eastAsia="Arial Narrow" w:hAnsi="Arial Narrow" w:cs="Arial Narrow"/>
@@ -3013,7 +3129,7 @@
         <w:rPr>
           <w:rFonts w:ascii="Arial Narrow" w:eastAsia="Arial Narrow" w:hAnsi="Arial Narrow" w:cs="Arial Narrow"/>
         </w:rPr>
-        <w:t xml:space="preserve"> DEL PRECIO. - LAS PARTES CONVIENEN EN FIJAR COMO COMPENSACIÓN TOTAL DE LA CESIÓN DE DERECHOS, LA CANTIDAD DE $</w:t>
+        <w:t xml:space="preserve"> LAS PARTES CONVIENEN EN FIJAR COMO COMPENSACIÓN TOTAL DE LA CESIÓN DE DERECHOS, LA CANTIDAD DE $</w:t>
       </w:r>
       <w:r>
         <w:rPr>
@@ -3055,7 +3171,14 @@
         <w:rPr>
           <w:rFonts w:ascii="Arial Narrow" w:eastAsia="Arial Narrow" w:hAnsi="Arial Narrow" w:cs="Arial Narrow"/>
         </w:rPr>
-        <w:t>{{SEXO_2}}</w:t>
+        <w:t>{{SEXO_2</w:t>
+      </w:r>
+      <w:proofErr w:type="gramStart"/>
+      <w:r>
+        <w:rPr>
+          <w:rFonts w:ascii="Arial Narrow" w:eastAsia="Arial Narrow" w:hAnsi="Arial Narrow" w:cs="Arial Narrow"/>
+        </w:rPr>
+        <w:t>}}</w:t>
       </w:r>
       <w:r>
         <w:rPr>
@@ -3063,6 +3186,7 @@
         </w:rPr>
         <w:t>S</w:t>
       </w:r>
+      <w:proofErr w:type="gramEnd"/>
       <w:r>
         <w:rPr>
           <w:rFonts w:ascii="Arial Narrow" w:eastAsia="Arial Narrow" w:hAnsi="Arial Narrow" w:cs="Arial Narrow"/>
@@ -3150,7 +3274,14 @@
         <w:rPr>
           <w:rFonts w:ascii="Arial Narrow" w:eastAsia="Arial Narrow" w:hAnsi="Arial Narrow" w:cs="Arial Narrow"/>
         </w:rPr>
-        <w:t>{{SEXO_2}}</w:t>
+        <w:t>{{SEXO_2</w:t>
+      </w:r>
+      <w:proofErr w:type="gramStart"/>
+      <w:r>
+        <w:rPr>
+          <w:rFonts w:ascii="Arial Narrow" w:eastAsia="Arial Narrow" w:hAnsi="Arial Narrow" w:cs="Arial Narrow"/>
+        </w:rPr>
+        <w:t>}}</w:t>
       </w:r>
       <w:r>
         <w:rPr>
@@ -3158,6 +3289,7 @@
         </w:rPr>
         <w:t>S</w:t>
       </w:r>
+      <w:proofErr w:type="gramEnd"/>
       <w:r>
         <w:rPr>
           <w:rFonts w:ascii="Arial Narrow" w:eastAsia="Arial Narrow" w:hAnsi="Arial Narrow" w:cs="Arial Narrow"/>
@@ -3216,7 +3348,14 @@
         <w:rPr>
           <w:rFonts w:ascii="Arial Narrow" w:eastAsia="Arial Narrow" w:hAnsi="Arial Narrow" w:cs="Arial Narrow"/>
         </w:rPr>
-        <w:t>{{SEXO_2}}</w:t>
+        <w:t>{{SEXO_2</w:t>
+      </w:r>
+      <w:proofErr w:type="gramStart"/>
+      <w:r>
+        <w:rPr>
+          <w:rFonts w:ascii="Arial Narrow" w:eastAsia="Arial Narrow" w:hAnsi="Arial Narrow" w:cs="Arial Narrow"/>
+        </w:rPr>
+        <w:t>}}</w:t>
       </w:r>
       <w:r>
         <w:rPr>
@@ -3224,6 +3363,7 @@
         </w:rPr>
         <w:t>S</w:t>
       </w:r>
+      <w:proofErr w:type="gramEnd"/>
       <w:r>
         <w:rPr>
           <w:rFonts w:ascii="Arial Narrow" w:eastAsia="Arial Narrow" w:hAnsi="Arial Narrow" w:cs="Arial Narrow"/>
@@ -3275,7 +3415,14 @@
         <w:rPr>
           <w:rFonts w:ascii="Arial Narrow" w:eastAsia="Arial Narrow" w:hAnsi="Arial Narrow" w:cs="Arial Narrow"/>
         </w:rPr>
-        <w:t>{{SEXO_2}}</w:t>
+        <w:t>{{SEXO_2</w:t>
+      </w:r>
+      <w:proofErr w:type="gramStart"/>
+      <w:r>
+        <w:rPr>
+          <w:rFonts w:ascii="Arial Narrow" w:eastAsia="Arial Narrow" w:hAnsi="Arial Narrow" w:cs="Arial Narrow"/>
+        </w:rPr>
+        <w:t>}}</w:t>
       </w:r>
       <w:r>
         <w:rPr>
@@ -3283,6 +3430,7 @@
         </w:rPr>
         <w:t>S</w:t>
       </w:r>
+      <w:proofErr w:type="gramEnd"/>
       <w:r>
         <w:rPr>
           <w:rFonts w:ascii="Arial Narrow" w:eastAsia="Arial Narrow" w:hAnsi="Arial Narrow" w:cs="Arial Narrow"/>
@@ -3297,6 +3445,7 @@
           <w:rFonts w:ascii="Arial Narrow" w:eastAsia="Arial Narrow" w:hAnsi="Arial Narrow" w:cs="Arial Narrow"/>
         </w:rPr>
       </w:pPr>
+      <w:proofErr w:type="gramStart"/>
       <w:r>
         <w:rPr>
           <w:rFonts w:ascii="Arial Narrow" w:eastAsia="Arial Narrow" w:hAnsi="Arial Narrow" w:cs="Arial Narrow"/>
@@ -3319,6 +3468,7 @@
         </w:rPr>
         <w:t>)</w:t>
       </w:r>
+      <w:proofErr w:type="gramEnd"/>
       <w:r>
         <w:rPr>
           <w:rFonts w:ascii="Arial Narrow" w:eastAsia="Arial Narrow" w:hAnsi="Arial Narrow" w:cs="Arial Narrow"/>
@@ -3386,7 +3536,14 @@
         <w:rPr>
           <w:rFonts w:ascii="Arial Narrow" w:eastAsia="Arial Narrow" w:hAnsi="Arial Narrow" w:cs="Arial Narrow"/>
         </w:rPr>
-        <w:t>{{SEXO_1}} CESIONARI{{SEXO_2}}</w:t>
+        <w:t>{{SEXO_1}} CESIONARI{{SEXO_2</w:t>
+      </w:r>
+      <w:proofErr w:type="gramStart"/>
+      <w:r>
+        <w:rPr>
+          <w:rFonts w:ascii="Arial Narrow" w:eastAsia="Arial Narrow" w:hAnsi="Arial Narrow" w:cs="Arial Narrow"/>
+        </w:rPr>
+        <w:t>}}</w:t>
       </w:r>
       <w:r>
         <w:rPr>
@@ -3394,6 +3551,7 @@
         </w:rPr>
         <w:t>S</w:t>
       </w:r>
+      <w:proofErr w:type="gramEnd"/>
       <w:r>
         <w:rPr>
           <w:rFonts w:ascii="Arial Narrow" w:eastAsia="Arial Narrow" w:hAnsi="Arial Narrow" w:cs="Arial Narrow"/>
@@ -3439,7 +3597,14 @@
         <w:rPr>
           <w:rFonts w:ascii="Arial Narrow" w:eastAsia="Arial Narrow" w:hAnsi="Arial Narrow" w:cs="Arial Narrow"/>
         </w:rPr>
-        <w:t>{{SEXO_1}} CESIONARI{{SEXO_2}}</w:t>
+        <w:t>{{SEXO_1}} CESIONARI{{SEXO_2</w:t>
+      </w:r>
+      <w:proofErr w:type="gramStart"/>
+      <w:r>
+        <w:rPr>
+          <w:rFonts w:ascii="Arial Narrow" w:eastAsia="Arial Narrow" w:hAnsi="Arial Narrow" w:cs="Arial Narrow"/>
+        </w:rPr>
+        <w:t>}}</w:t>
       </w:r>
       <w:r>
         <w:rPr>
@@ -3447,6 +3612,7 @@
         </w:rPr>
         <w:t>S</w:t>
       </w:r>
+      <w:proofErr w:type="gramEnd"/>
       <w:r>
         <w:rPr>
           <w:rFonts w:ascii="Arial Narrow" w:eastAsia="Arial Narrow" w:hAnsi="Arial Narrow" w:cs="Arial Narrow"/>
@@ -3555,8 +3721,16 @@
         <w:rPr>
           <w:rFonts w:ascii="Arial Narrow" w:eastAsia="Arial Narrow" w:hAnsi="Arial Narrow" w:cs="Arial Narrow"/>
         </w:rPr>
-        <w:t xml:space="preserve"> {{PORCENTAJE}}%</w:t>
-      </w:r>
+        <w:t xml:space="preserve"> {{PORCENTAJE</w:t>
+      </w:r>
+      <w:proofErr w:type="gramStart"/>
+      <w:r>
+        <w:rPr>
+          <w:rFonts w:ascii="Arial Narrow" w:eastAsia="Arial Narrow" w:hAnsi="Arial Narrow" w:cs="Arial Narrow"/>
+        </w:rPr>
+        <w:t>}}%</w:t>
+      </w:r>
+      <w:proofErr w:type="gramEnd"/>
       <w:r>
         <w:rPr>
           <w:rFonts w:ascii="Arial Narrow" w:eastAsia="Arial Narrow" w:hAnsi="Arial Narrow" w:cs="Arial Narrow"/>
@@ -3625,7 +3799,14 @@
         <w:rPr>
           <w:rFonts w:ascii="Arial Narrow" w:eastAsia="Arial Narrow" w:hAnsi="Arial Narrow" w:cs="Arial Narrow"/>
         </w:rPr>
-        <w:t>{{SEXO_1}} CESIONARI{{SEXO_2}}</w:t>
+        <w:t>{{SEXO_1}} CESIONARI{{SEXO_2</w:t>
+      </w:r>
+      <w:proofErr w:type="gramStart"/>
+      <w:r>
+        <w:rPr>
+          <w:rFonts w:ascii="Arial Narrow" w:eastAsia="Arial Narrow" w:hAnsi="Arial Narrow" w:cs="Arial Narrow"/>
+        </w:rPr>
+        <w:t>}}</w:t>
       </w:r>
       <w:r>
         <w:rPr>
@@ -3633,6 +3814,7 @@
         </w:rPr>
         <w:t>S</w:t>
       </w:r>
+      <w:proofErr w:type="gramEnd"/>
       <w:r>
         <w:rPr>
           <w:rFonts w:ascii="Arial Narrow" w:eastAsia="Arial Narrow" w:hAnsi="Arial Narrow" w:cs="Arial Narrow"/>
@@ -3713,7 +3895,14 @@
         <w:rPr>
           <w:rFonts w:ascii="Arial Narrow" w:eastAsia="Arial Narrow" w:hAnsi="Arial Narrow" w:cs="Arial Narrow"/>
         </w:rPr>
-        <w:t>{{SEXO_1}} CESIONARI{{SEXO_2}}</w:t>
+        <w:t>{{SEXO_1}} CESIONARI{{SEXO_2</w:t>
+      </w:r>
+      <w:proofErr w:type="gramStart"/>
+      <w:r>
+        <w:rPr>
+          <w:rFonts w:ascii="Arial Narrow" w:eastAsia="Arial Narrow" w:hAnsi="Arial Narrow" w:cs="Arial Narrow"/>
+        </w:rPr>
+        <w:t>}}</w:t>
       </w:r>
       <w:r>
         <w:rPr>
@@ -3721,6 +3910,7 @@
         </w:rPr>
         <w:t>S</w:t>
       </w:r>
+      <w:proofErr w:type="gramEnd"/>
       <w:r>
         <w:rPr>
           <w:rFonts w:ascii="Arial Narrow" w:eastAsia="Arial Narrow" w:hAnsi="Arial Narrow" w:cs="Arial Narrow"/>
@@ -3743,7 +3933,14 @@
         <w:rPr>
           <w:rFonts w:ascii="Arial Narrow" w:eastAsia="Arial Narrow" w:hAnsi="Arial Narrow" w:cs="Arial Narrow"/>
         </w:rPr>
-        <w:t>{{SEXO_1}} CESIONARI{{SEXO_2}}</w:t>
+        <w:t>{{SEXO_1}} CESIONARI{{SEXO_2</w:t>
+      </w:r>
+      <w:proofErr w:type="gramStart"/>
+      <w:r>
+        <w:rPr>
+          <w:rFonts w:ascii="Arial Narrow" w:eastAsia="Arial Narrow" w:hAnsi="Arial Narrow" w:cs="Arial Narrow"/>
+        </w:rPr>
+        <w:t>}}</w:t>
       </w:r>
       <w:r>
         <w:rPr>
@@ -3751,6 +3948,7 @@
         </w:rPr>
         <w:t>S</w:t>
       </w:r>
+      <w:proofErr w:type="gramEnd"/>
       <w:r>
         <w:rPr>
           <w:rFonts w:ascii="Arial Narrow" w:eastAsia="Arial Narrow" w:hAnsi="Arial Narrow" w:cs="Arial Narrow"/>
@@ -3761,7 +3959,14 @@
         <w:rPr>
           <w:rFonts w:ascii="Arial Narrow" w:eastAsia="Arial Narrow" w:hAnsi="Arial Narrow" w:cs="Arial Narrow"/>
         </w:rPr>
-        <w:t>{{SEXO_1}} CESIONARI{{SEXO_2}}</w:t>
+        <w:t>{{SEXO_1}} CESIONARI{{SEXO_2</w:t>
+      </w:r>
+      <w:proofErr w:type="gramStart"/>
+      <w:r>
+        <w:rPr>
+          <w:rFonts w:ascii="Arial Narrow" w:eastAsia="Arial Narrow" w:hAnsi="Arial Narrow" w:cs="Arial Narrow"/>
+        </w:rPr>
+        <w:t>}}</w:t>
       </w:r>
       <w:r>
         <w:rPr>
@@ -3769,6 +3974,7 @@
         </w:rPr>
         <w:t>S</w:t>
       </w:r>
+      <w:proofErr w:type="gramEnd"/>
       <w:r>
         <w:rPr>
           <w:rFonts w:ascii="Arial Narrow" w:eastAsia="Arial Narrow" w:hAnsi="Arial Narrow" w:cs="Arial Narrow"/>
@@ -3819,8 +4025,16 @@
         <w:rPr>
           <w:rFonts w:ascii="Arial Narrow" w:eastAsia="Arial Narrow" w:hAnsi="Arial Narrow" w:cs="Arial Narrow"/>
         </w:rPr>
-        <w:t>{{SEXO_2}}S</w:t>
-      </w:r>
+        <w:t>{{SEXO_2</w:t>
+      </w:r>
+      <w:proofErr w:type="gramStart"/>
+      <w:r>
+        <w:rPr>
+          <w:rFonts w:ascii="Arial Narrow" w:eastAsia="Arial Narrow" w:hAnsi="Arial Narrow" w:cs="Arial Narrow"/>
+        </w:rPr>
+        <w:t>}}S</w:t>
+      </w:r>
+      <w:proofErr w:type="gramEnd"/>
       <w:r>
         <w:rPr>
           <w:rFonts w:ascii="Arial Narrow" w:eastAsia="Arial Narrow" w:hAnsi="Arial Narrow" w:cs="Arial Narrow"/>
@@ -3837,7 +4051,43 @@
         <w:rPr>
           <w:rFonts w:ascii="Arial Narrow" w:eastAsia="Arial Narrow" w:hAnsi="Arial Narrow" w:cs="Arial Narrow"/>
         </w:rPr>
-        <w:t xml:space="preserve"> A MANTENER EL INMUEBLE EN ADECUADAS CONDICIONES DE LIMPIEZA, LIBRE DE MALEZA, BASURA O CUALQUIER OTRO ELEMENTO QUE AFECTE SU ESTADO, REALIZANDO POR SU CUENTA Y COSTO LAS LABORES NECESARIAS PARA TAL EFECTO.</w:t>
+        <w:t xml:space="preserve"> A MANTENER EL INMUEBLE EN ADECUADAS CONDICIONES DE LIMPIEZA, LIBRE DE MALEZA, BASURA O CUALQUIER OTRO ELEMENTO QUE AFECTE SU ESTADO, REALIZANDO POR SU CUENTA Y COST</w:t>
+      </w:r>
+      <w:r>
+        <w:rPr>
+          <w:rFonts w:ascii="Arial Narrow" w:eastAsia="Arial Narrow" w:hAnsi="Arial Narrow" w:cs="Arial Narrow"/>
+        </w:rPr>
+        <w:t>EANDO</w:t>
+      </w:r>
+      <w:r>
+        <w:rPr>
+          <w:rFonts w:ascii="Arial Narrow" w:eastAsia="Arial Narrow" w:hAnsi="Arial Narrow" w:cs="Arial Narrow"/>
+        </w:rPr>
+        <w:t xml:space="preserve"> LAS LABORES NECESARIAS PARA TAL</w:t>
+      </w:r>
+      <w:r>
+        <w:rPr>
+          <w:rFonts w:ascii="Arial Narrow" w:eastAsia="Arial Narrow" w:hAnsi="Arial Narrow" w:cs="Arial Narrow"/>
+        </w:rPr>
+        <w:t>ES</w:t>
+      </w:r>
+      <w:r>
+        <w:rPr>
+          <w:rFonts w:ascii="Arial Narrow" w:eastAsia="Arial Narrow" w:hAnsi="Arial Narrow" w:cs="Arial Narrow"/>
+        </w:rPr>
+        <w:t xml:space="preserve"> EFECTO</w:t>
+      </w:r>
+      <w:r>
+        <w:rPr>
+          <w:rFonts w:ascii="Arial Narrow" w:eastAsia="Arial Narrow" w:hAnsi="Arial Narrow" w:cs="Arial Narrow"/>
+        </w:rPr>
+        <w:t>S</w:t>
+      </w:r>
+      <w:r>
+        <w:rPr>
+          <w:rFonts w:ascii="Arial Narrow" w:eastAsia="Arial Narrow" w:hAnsi="Arial Narrow" w:cs="Arial Narrow"/>
+        </w:rPr>
+        <w:t>.</w:t>
       </w:r>
     </w:p>
     <w:p>
@@ -3859,7 +4109,14 @@
         <w:rPr>
           <w:rFonts w:ascii="Arial Narrow" w:eastAsia="Arial Narrow" w:hAnsi="Arial Narrow" w:cs="Arial Narrow"/>
         </w:rPr>
-        <w:t>{{SEXO_4}}</w:t>
+        <w:t>{{SEXO_4</w:t>
+      </w:r>
+      <w:proofErr w:type="gramStart"/>
+      <w:r>
+        <w:rPr>
+          <w:rFonts w:ascii="Arial Narrow" w:eastAsia="Arial Narrow" w:hAnsi="Arial Narrow" w:cs="Arial Narrow"/>
+        </w:rPr>
+        <w:t>}}</w:t>
       </w:r>
       <w:r>
         <w:rPr>
@@ -3867,6 +4124,7 @@
         </w:rPr>
         <w:t>CESIONARI</w:t>
       </w:r>
+      <w:proofErr w:type="gramEnd"/>
       <w:r>
         <w:rPr>
           <w:rFonts w:ascii="Arial Narrow" w:eastAsia="Arial Narrow" w:hAnsi="Arial Narrow" w:cs="Arial Narrow"/>
@@ -4050,7 +4308,14 @@
         <w:rPr>
           <w:rFonts w:ascii="Arial Narrow" w:eastAsia="Arial Narrow" w:hAnsi="Arial Narrow" w:cs="Arial Narrow"/>
         </w:rPr>
-        <w:t>{{SEXO_5}}</w:t>
+        <w:t>{{SEXO_5</w:t>
+      </w:r>
+      <w:proofErr w:type="gramStart"/>
+      <w:r>
+        <w:rPr>
+          <w:rFonts w:ascii="Arial Narrow" w:eastAsia="Arial Narrow" w:hAnsi="Arial Narrow" w:cs="Arial Narrow"/>
+        </w:rPr>
+        <w:t>}}</w:t>
       </w:r>
       <w:r>
         <w:rPr>
@@ -4058,11 +4323,19 @@
         </w:rPr>
         <w:t>CESIONARI</w:t>
       </w:r>
-      <w:r>
-        <w:rPr>
-          <w:rFonts w:ascii="Arial Narrow" w:eastAsia="Arial Narrow" w:hAnsi="Arial Narrow" w:cs="Arial Narrow"/>
-        </w:rPr>
-        <w:t>{{SEXO_2}}</w:t>
+      <w:proofErr w:type="gramEnd"/>
+      <w:r>
+        <w:rPr>
+          <w:rFonts w:ascii="Arial Narrow" w:eastAsia="Arial Narrow" w:hAnsi="Arial Narrow" w:cs="Arial Narrow"/>
+        </w:rPr>
+        <w:t>{{SEXO_2</w:t>
+      </w:r>
+      <w:proofErr w:type="gramStart"/>
+      <w:r>
+        <w:rPr>
+          <w:rFonts w:ascii="Arial Narrow" w:eastAsia="Arial Narrow" w:hAnsi="Arial Narrow" w:cs="Arial Narrow"/>
+        </w:rPr>
+        <w:t>}}</w:t>
       </w:r>
       <w:r>
         <w:rPr>
@@ -4086,7 +4359,20 @@
         <w:rPr>
           <w:rFonts w:ascii="Arial Narrow" w:eastAsia="Arial Narrow" w:hAnsi="Arial Narrow" w:cs="Arial Narrow"/>
         </w:rPr>
-        <w:t>, UNA VEZ QUE ÉSTE HAYA LIQUIDADO EN SU TOTALIDAD EL PRECIO PACTADO EN EL PRESENTE INSTRUMENTO</w:t>
+        <w:t>,</w:t>
+      </w:r>
+      <w:proofErr w:type="gramEnd"/>
+      <w:r>
+        <w:rPr>
+          <w:rFonts w:ascii="Arial Narrow" w:eastAsia="Arial Narrow" w:hAnsi="Arial Narrow" w:cs="Arial Narrow"/>
+        </w:rPr>
+        <w:t xml:space="preserve"> UNA VEZ QUE ÉSTE HAYA LIQUIDADO EN SU TOTALIDAD EL PRECIO PACTADO EN EL PRESENTE </w:t>
+      </w:r>
+      <w:r>
+        <w:rPr>
+          <w:rFonts w:ascii="Arial Narrow" w:eastAsia="Arial Narrow" w:hAnsi="Arial Narrow" w:cs="Arial Narrow"/>
+        </w:rPr>
+        <w:t>CONTRATO</w:t>
       </w:r>
       <w:r>
         <w:rPr>
@@ -4144,7 +4430,14 @@
         <w:rPr>
           <w:rFonts w:ascii="Arial Narrow" w:eastAsia="Arial Narrow" w:hAnsi="Arial Narrow" w:cs="Arial Narrow"/>
         </w:rPr>
-        <w:t>{{SEXO_1}} CESIONARI{{SEXO_2}}</w:t>
+        <w:t>{{SEXO_1}} CESIONARI{{SEXO_2</w:t>
+      </w:r>
+      <w:proofErr w:type="gramStart"/>
+      <w:r>
+        <w:rPr>
+          <w:rFonts w:ascii="Arial Narrow" w:eastAsia="Arial Narrow" w:hAnsi="Arial Narrow" w:cs="Arial Narrow"/>
+        </w:rPr>
+        <w:t>}}</w:t>
       </w:r>
       <w:r>
         <w:rPr>
@@ -4152,11 +4445,12 @@
         </w:rPr>
         <w:t>S</w:t>
       </w:r>
-      <w:r>
-        <w:rPr>
-          <w:rFonts w:ascii="Arial Narrow" w:eastAsia="Arial Narrow" w:hAnsi="Arial Narrow" w:cs="Arial Narrow"/>
-        </w:rPr>
-        <w:t>” UN COMPROBANTE O RECIBO RESPECTO A LOS DIVERSOS CONCEPTOS DE PAGO.</w:t>
+      <w:proofErr w:type="gramEnd"/>
+      <w:r>
+        <w:rPr>
+          <w:rFonts w:ascii="Arial Narrow" w:eastAsia="Arial Narrow" w:hAnsi="Arial Narrow" w:cs="Arial Narrow"/>
+        </w:rPr>
+        <w:t>” COMPROBANTE O RECIBO RESPECTO A LOS DIVERSOS CONCEPTOS DE PAGO.</w:t>
       </w:r>
     </w:p>
     <w:p>
@@ -4226,7 +4520,14 @@
         <w:rPr>
           <w:rFonts w:ascii="Arial Narrow" w:eastAsia="Arial Narrow" w:hAnsi="Arial Narrow" w:cs="Arial Narrow"/>
         </w:rPr>
-        <w:t>{{SEXO_2}}</w:t>
+        <w:t>{{SEXO_2</w:t>
+      </w:r>
+      <w:proofErr w:type="gramStart"/>
+      <w:r>
+        <w:rPr>
+          <w:rFonts w:ascii="Arial Narrow" w:eastAsia="Arial Narrow" w:hAnsi="Arial Narrow" w:cs="Arial Narrow"/>
+        </w:rPr>
+        <w:t>}}</w:t>
       </w:r>
       <w:r>
         <w:rPr>
@@ -4234,6 +4535,7 @@
         </w:rPr>
         <w:t>S</w:t>
       </w:r>
+      <w:proofErr w:type="gramEnd"/>
       <w:r>
         <w:rPr>
           <w:rFonts w:ascii="Arial Narrow" w:eastAsia="Arial Narrow" w:hAnsi="Arial Narrow" w:cs="Arial Narrow"/>
@@ -4285,7 +4587,16 @@
           <w:b/>
           <w:bCs/>
         </w:rPr>
-        <w:t>{{SEXO_1}} CESIONARI{{SEXO_2}}</w:t>
+        <w:t>{{SEXO_1}} CESIONARI{{SEXO_2</w:t>
+      </w:r>
+      <w:proofErr w:type="gramStart"/>
+      <w:r>
+        <w:rPr>
+          <w:rFonts w:ascii="Arial Narrow" w:eastAsia="Arial Narrow" w:hAnsi="Arial Narrow" w:cs="Arial Narrow"/>
+          <w:b/>
+          <w:bCs/>
+        </w:rPr>
+        <w:t>}}</w:t>
       </w:r>
       <w:r>
         <w:rPr>
@@ -4295,6 +4606,7 @@
         </w:rPr>
         <w:t>S</w:t>
       </w:r>
+      <w:proofErr w:type="gramEnd"/>
       <w:r>
         <w:rPr>
           <w:rFonts w:ascii="Arial Narrow" w:eastAsia="Arial Narrow" w:hAnsi="Arial Narrow" w:cs="Arial Narrow"/>
@@ -4330,7 +4642,14 @@
         <w:rPr>
           <w:rFonts w:ascii="Arial Narrow" w:eastAsia="Arial Narrow" w:hAnsi="Arial Narrow" w:cs="Arial Narrow"/>
         </w:rPr>
-        <w:t>{{SEXO_1}} CESIONARI{{SEXO_2}}</w:t>
+        <w:t>{{SEXO_1}} CESIONARI{{SEXO_2</w:t>
+      </w:r>
+      <w:proofErr w:type="gramStart"/>
+      <w:r>
+        <w:rPr>
+          <w:rFonts w:ascii="Arial Narrow" w:eastAsia="Arial Narrow" w:hAnsi="Arial Narrow" w:cs="Arial Narrow"/>
+        </w:rPr>
+        <w:t>}}</w:t>
       </w:r>
       <w:r>
         <w:rPr>
@@ -4338,6 +4657,7 @@
         </w:rPr>
         <w:t>S</w:t>
       </w:r>
+      <w:proofErr w:type="gramEnd"/>
       <w:r>
         <w:rPr>
           <w:rFonts w:ascii="Arial Narrow" w:eastAsia="Arial Narrow" w:hAnsi="Arial Narrow" w:cs="Arial Narrow"/>
@@ -4395,7 +4715,28 @@
         <w:rPr>
           <w:rFonts w:ascii="Arial Narrow" w:eastAsia="Arial Narrow" w:hAnsi="Arial Narrow" w:cs="Arial Narrow"/>
         </w:rPr>
-        <w:t>{{SEXO_5}}CESIONARI{{SEXO_2}}</w:t>
+        <w:t>{{SEXO_5</w:t>
+      </w:r>
+      <w:proofErr w:type="gramStart"/>
+      <w:r>
+        <w:rPr>
+          <w:rFonts w:ascii="Arial Narrow" w:eastAsia="Arial Narrow" w:hAnsi="Arial Narrow" w:cs="Arial Narrow"/>
+        </w:rPr>
+        <w:t>}}CESIONARI</w:t>
+      </w:r>
+      <w:proofErr w:type="gramEnd"/>
+      <w:r>
+        <w:rPr>
+          <w:rFonts w:ascii="Arial Narrow" w:eastAsia="Arial Narrow" w:hAnsi="Arial Narrow" w:cs="Arial Narrow"/>
+        </w:rPr>
+        <w:t>{{SEXO_2</w:t>
+      </w:r>
+      <w:proofErr w:type="gramStart"/>
+      <w:r>
+        <w:rPr>
+          <w:rFonts w:ascii="Arial Narrow" w:eastAsia="Arial Narrow" w:hAnsi="Arial Narrow" w:cs="Arial Narrow"/>
+        </w:rPr>
+        <w:t>}}</w:t>
       </w:r>
       <w:r>
         <w:rPr>
@@ -4403,6 +4744,7 @@
         </w:rPr>
         <w:t>S</w:t>
       </w:r>
+      <w:proofErr w:type="gramEnd"/>
       <w:r>
         <w:rPr>
           <w:rFonts w:ascii="Arial Narrow" w:eastAsia="Arial Narrow" w:hAnsi="Arial Narrow" w:cs="Arial Narrow"/>
@@ -4442,7 +4784,14 @@
         <w:rPr>
           <w:rFonts w:ascii="Arial Narrow" w:eastAsia="Arial Narrow" w:hAnsi="Arial Narrow" w:cs="Arial Narrow"/>
         </w:rPr>
-        <w:t>{{SEXO_1}} CESIONARI{{SEXO_2}}</w:t>
+        <w:t>{{SEXO_1}} CESIONARI{{SEXO_2</w:t>
+      </w:r>
+      <w:proofErr w:type="gramStart"/>
+      <w:r>
+        <w:rPr>
+          <w:rFonts w:ascii="Arial Narrow" w:eastAsia="Arial Narrow" w:hAnsi="Arial Narrow" w:cs="Arial Narrow"/>
+        </w:rPr>
+        <w:t>}}</w:t>
       </w:r>
       <w:r>
         <w:rPr>
@@ -4450,6 +4799,7 @@
         </w:rPr>
         <w:t>S</w:t>
       </w:r>
+      <w:proofErr w:type="gramEnd"/>
       <w:r>
         <w:rPr>
           <w:rFonts w:ascii="Arial Narrow" w:eastAsia="Arial Narrow" w:hAnsi="Arial Narrow" w:cs="Arial Narrow"/>
@@ -4495,7 +4845,14 @@
         <w:rPr>
           <w:rFonts w:ascii="Arial Narrow" w:eastAsia="Arial Narrow" w:hAnsi="Arial Narrow" w:cs="Arial Narrow"/>
         </w:rPr>
-        <w:t>{{SEXO_1}} CESIONARI{{SEXO_2}}</w:t>
+        <w:t>{{SEXO_1}} CESIONARI{{SEXO_2</w:t>
+      </w:r>
+      <w:proofErr w:type="gramStart"/>
+      <w:r>
+        <w:rPr>
+          <w:rFonts w:ascii="Arial Narrow" w:eastAsia="Arial Narrow" w:hAnsi="Arial Narrow" w:cs="Arial Narrow"/>
+        </w:rPr>
+        <w:t>}}</w:t>
       </w:r>
       <w:r>
         <w:rPr>
@@ -4503,6 +4860,7 @@
         </w:rPr>
         <w:t>S</w:t>
       </w:r>
+      <w:proofErr w:type="gramEnd"/>
       <w:r>
         <w:rPr>
           <w:rFonts w:ascii="Arial Narrow" w:eastAsia="Arial Narrow" w:hAnsi="Arial Narrow" w:cs="Arial Narrow"/>
@@ -4659,19 +5017,92 @@
         <w:rPr>
           <w:rFonts w:ascii="Arial Narrow" w:eastAsia="Arial Narrow" w:hAnsi="Arial Narrow" w:cs="Arial Narrow"/>
         </w:rPr>
-        <w:t xml:space="preserve"> EN CASO DE CANCELACIÓN, OTORGAR A FAVOR DEL “CEDENTE” EL TOTAL DE LA CANTIDAD ENTREGADA A ÉSTE POR </w:t>
-      </w:r>
-      <w:r>
-        <w:rPr>
-          <w:rFonts w:ascii="Arial Narrow" w:eastAsia="Arial Narrow" w:hAnsi="Arial Narrow" w:cs="Arial Narrow"/>
-        </w:rPr>
-        <w:t xml:space="preserve">CONCEPTO DE APARTADO Y ENGANCHE, SIEMPRE Y CUANDO NO SE CONCLUYA LA VENTA A CAUSA </w:t>
-      </w:r>
-      <w:r>
-        <w:rPr>
-          <w:rFonts w:ascii="Arial Narrow" w:eastAsia="Arial Narrow" w:hAnsi="Arial Narrow" w:cs="Arial Narrow"/>
-        </w:rPr>
-        <w:t>{{SEXO_5}}</w:t>
+        <w:t xml:space="preserve"> EN CASO DE CANCELACIÓN, OTORGAR A FAVOR DEL “CEDENTE” EL TOTAL DE LA</w:t>
+      </w:r>
+      <w:r>
+        <w:rPr>
+          <w:rFonts w:ascii="Arial Narrow" w:eastAsia="Arial Narrow" w:hAnsi="Arial Narrow" w:cs="Arial Narrow"/>
+        </w:rPr>
+        <w:t>S</w:t>
+      </w:r>
+      <w:r>
+        <w:rPr>
+          <w:rFonts w:ascii="Arial Narrow" w:eastAsia="Arial Narrow" w:hAnsi="Arial Narrow" w:cs="Arial Narrow"/>
+        </w:rPr>
+        <w:t xml:space="preserve"> CANTIDAD</w:t>
+      </w:r>
+      <w:r>
+        <w:rPr>
+          <w:rFonts w:ascii="Arial Narrow" w:eastAsia="Arial Narrow" w:hAnsi="Arial Narrow" w:cs="Arial Narrow"/>
+        </w:rPr>
+        <w:t>ES</w:t>
+      </w:r>
+      <w:r>
+        <w:rPr>
+          <w:rFonts w:ascii="Arial Narrow" w:eastAsia="Arial Narrow" w:hAnsi="Arial Narrow" w:cs="Arial Narrow"/>
+        </w:rPr>
+        <w:t xml:space="preserve"> ENTREGADA</w:t>
+      </w:r>
+      <w:r>
+        <w:rPr>
+          <w:rFonts w:ascii="Arial Narrow" w:eastAsia="Arial Narrow" w:hAnsi="Arial Narrow" w:cs="Arial Narrow"/>
+        </w:rPr>
+        <w:t>S</w:t>
+      </w:r>
+      <w:r>
+        <w:rPr>
+          <w:rFonts w:ascii="Arial Narrow" w:eastAsia="Arial Narrow" w:hAnsi="Arial Narrow" w:cs="Arial Narrow"/>
+        </w:rPr>
+        <w:t xml:space="preserve"> </w:t>
+      </w:r>
+      <w:r>
+        <w:rPr>
+          <w:rFonts w:ascii="Arial Narrow" w:eastAsia="Arial Narrow" w:hAnsi="Arial Narrow" w:cs="Arial Narrow"/>
+        </w:rPr>
+        <w:t>HASTA EL MOMENTO, INCLUYENDO</w:t>
+      </w:r>
+      <w:r>
+        <w:rPr>
+          <w:rFonts w:ascii="Arial Narrow" w:eastAsia="Arial Narrow" w:hAnsi="Arial Narrow" w:cs="Arial Narrow"/>
+        </w:rPr>
+        <w:t xml:space="preserve"> APARTADO</w:t>
+      </w:r>
+      <w:r>
+        <w:rPr>
+          <w:rFonts w:ascii="Arial Narrow" w:eastAsia="Arial Narrow" w:hAnsi="Arial Narrow" w:cs="Arial Narrow"/>
+        </w:rPr>
+        <w:t>,</w:t>
+      </w:r>
+      <w:r>
+        <w:rPr>
+          <w:rFonts w:ascii="Arial Narrow" w:eastAsia="Arial Narrow" w:hAnsi="Arial Narrow" w:cs="Arial Narrow"/>
+        </w:rPr>
+        <w:t xml:space="preserve"> ENGANCHE</w:t>
+      </w:r>
+      <w:r>
+        <w:rPr>
+          <w:rFonts w:ascii="Arial Narrow" w:eastAsia="Arial Narrow" w:hAnsi="Arial Narrow" w:cs="Arial Narrow"/>
+        </w:rPr>
+        <w:t xml:space="preserve"> Y PAGOS REALIZADOS</w:t>
+      </w:r>
+      <w:r>
+        <w:rPr>
+          <w:rFonts w:ascii="Arial Narrow" w:eastAsia="Arial Narrow" w:hAnsi="Arial Narrow" w:cs="Arial Narrow"/>
+        </w:rPr>
+        <w:t xml:space="preserve">, SIEMPRE Y CUANDO NO SE CONCLUYA LA VENTA A CAUSA </w:t>
+      </w:r>
+      <w:r>
+        <w:rPr>
+          <w:rFonts w:ascii="Arial Narrow" w:eastAsia="Arial Narrow" w:hAnsi="Arial Narrow" w:cs="Arial Narrow"/>
+        </w:rPr>
+        <w:t>{{SEXO_5</w:t>
+      </w:r>
+      <w:proofErr w:type="gramStart"/>
+      <w:r>
+        <w:rPr>
+          <w:rFonts w:ascii="Arial Narrow" w:eastAsia="Arial Narrow" w:hAnsi="Arial Narrow" w:cs="Arial Narrow"/>
+        </w:rPr>
+        <w:t>}}</w:t>
       </w:r>
       <w:r>
         <w:rPr>
@@ -4679,11 +5110,19 @@
         </w:rPr>
         <w:t>CESIONARI</w:t>
       </w:r>
-      <w:r>
-        <w:rPr>
-          <w:rFonts w:ascii="Arial Narrow" w:eastAsia="Arial Narrow" w:hAnsi="Arial Narrow" w:cs="Arial Narrow"/>
-        </w:rPr>
-        <w:t>{{SEXO_2}}</w:t>
+      <w:proofErr w:type="gramEnd"/>
+      <w:r>
+        <w:rPr>
+          <w:rFonts w:ascii="Arial Narrow" w:eastAsia="Arial Narrow" w:hAnsi="Arial Narrow" w:cs="Arial Narrow"/>
+        </w:rPr>
+        <w:t>{{SEXO_2</w:t>
+      </w:r>
+      <w:proofErr w:type="gramStart"/>
+      <w:r>
+        <w:rPr>
+          <w:rFonts w:ascii="Arial Narrow" w:eastAsia="Arial Narrow" w:hAnsi="Arial Narrow" w:cs="Arial Narrow"/>
+        </w:rPr>
+        <w:t>}}</w:t>
       </w:r>
       <w:r>
         <w:rPr>
@@ -4691,6 +5130,7 @@
         </w:rPr>
         <w:t>S</w:t>
       </w:r>
+      <w:proofErr w:type="gramEnd"/>
       <w:r>
         <w:rPr>
           <w:rFonts w:ascii="Arial Narrow" w:eastAsia="Arial Narrow" w:hAnsi="Arial Narrow" w:cs="Arial Narrow"/>
@@ -4850,7 +5290,14 @@
         <w:rPr>
           <w:rFonts w:ascii="Arial Narrow" w:eastAsia="Arial Narrow" w:hAnsi="Arial Narrow" w:cs="Arial Narrow"/>
         </w:rPr>
-        <w:t>{{SEXO_1}} CESIONARI{{SEXO_2}}</w:t>
+        <w:t>{{SEXO_1}} CESIONARI{{SEXO_2</w:t>
+      </w:r>
+      <w:proofErr w:type="gramStart"/>
+      <w:r>
+        <w:rPr>
+          <w:rFonts w:ascii="Arial Narrow" w:eastAsia="Arial Narrow" w:hAnsi="Arial Narrow" w:cs="Arial Narrow"/>
+        </w:rPr>
+        <w:t>}}</w:t>
       </w:r>
       <w:r>
         <w:rPr>
@@ -4858,6 +5305,7 @@
         </w:rPr>
         <w:t>S</w:t>
       </w:r>
+      <w:proofErr w:type="gramEnd"/>
       <w:r>
         <w:rPr>
           <w:rFonts w:ascii="Arial Narrow" w:eastAsia="Arial Narrow" w:hAnsi="Arial Narrow" w:cs="Arial Narrow"/>
@@ -4903,7 +5351,14 @@
         <w:rPr>
           <w:rFonts w:ascii="Arial Narrow" w:eastAsia="Arial Narrow" w:hAnsi="Arial Narrow" w:cs="Arial Narrow"/>
         </w:rPr>
-        <w:t>{{SEXO_1}} CESIONARI{{SEXO_2}}</w:t>
+        <w:t>{{SEXO_1}} CESIONARI{{SEXO_2</w:t>
+      </w:r>
+      <w:proofErr w:type="gramStart"/>
+      <w:r>
+        <w:rPr>
+          <w:rFonts w:ascii="Arial Narrow" w:eastAsia="Arial Narrow" w:hAnsi="Arial Narrow" w:cs="Arial Narrow"/>
+        </w:rPr>
+        <w:t>}}</w:t>
       </w:r>
       <w:r>
         <w:rPr>
@@ -4911,6 +5366,7 @@
         </w:rPr>
         <w:t>S</w:t>
       </w:r>
+      <w:proofErr w:type="gramEnd"/>
       <w:r>
         <w:rPr>
           <w:rFonts w:ascii="Arial Narrow" w:eastAsia="Arial Narrow" w:hAnsi="Arial Narrow" w:cs="Arial Narrow"/>
@@ -4956,7 +5412,14 @@
         <w:rPr>
           <w:rFonts w:ascii="Arial Narrow" w:eastAsia="Arial Narrow" w:hAnsi="Arial Narrow" w:cs="Arial Narrow"/>
         </w:rPr>
-        <w:t>{{SEXO_1}} CESIONARI{{SEXO_2}}</w:t>
+        <w:t>{{SEXO_1}} CESIONARI{{SEXO_2</w:t>
+      </w:r>
+      <w:proofErr w:type="gramStart"/>
+      <w:r>
+        <w:rPr>
+          <w:rFonts w:ascii="Arial Narrow" w:eastAsia="Arial Narrow" w:hAnsi="Arial Narrow" w:cs="Arial Narrow"/>
+        </w:rPr>
+        <w:t>}}</w:t>
       </w:r>
       <w:r>
         <w:rPr>
@@ -4964,6 +5427,7 @@
         </w:rPr>
         <w:t>S</w:t>
       </w:r>
+      <w:proofErr w:type="gramEnd"/>
       <w:r>
         <w:rPr>
           <w:rFonts w:ascii="Arial Narrow" w:eastAsia="Arial Narrow" w:hAnsi="Arial Narrow" w:cs="Arial Narrow"/>
@@ -5001,7 +5465,14 @@
         <w:rPr>
           <w:rFonts w:ascii="Arial Narrow" w:eastAsia="Arial Narrow" w:hAnsi="Arial Narrow" w:cs="Arial Narrow"/>
         </w:rPr>
-        <w:t>{{SEXO_1}} CESIONARI{{SEXO_2}}</w:t>
+        <w:t>{{SEXO_1}} CESIONARI{{SEXO_2</w:t>
+      </w:r>
+      <w:proofErr w:type="gramStart"/>
+      <w:r>
+        <w:rPr>
+          <w:rFonts w:ascii="Arial Narrow" w:eastAsia="Arial Narrow" w:hAnsi="Arial Narrow" w:cs="Arial Narrow"/>
+        </w:rPr>
+        <w:t>}}</w:t>
       </w:r>
       <w:r>
         <w:rPr>
@@ -5009,6 +5480,7 @@
         </w:rPr>
         <w:t>S</w:t>
       </w:r>
+      <w:proofErr w:type="gramEnd"/>
       <w:r>
         <w:rPr>
           <w:rFonts w:ascii="Arial Narrow" w:eastAsia="Arial Narrow" w:hAnsi="Arial Narrow" w:cs="Arial Narrow"/>
@@ -5040,7 +5512,14 @@
         <w:rPr>
           <w:rFonts w:ascii="Arial Narrow" w:eastAsia="Arial Narrow" w:hAnsi="Arial Narrow" w:cs="Arial Narrow"/>
         </w:rPr>
-        <w:t>{{SEXO_1}} CESIONARI{{SEXO_2}}</w:t>
+        <w:t>{{SEXO_1}} CESIONARI{{SEXO_2</w:t>
+      </w:r>
+      <w:proofErr w:type="gramStart"/>
+      <w:r>
+        <w:rPr>
+          <w:rFonts w:ascii="Arial Narrow" w:eastAsia="Arial Narrow" w:hAnsi="Arial Narrow" w:cs="Arial Narrow"/>
+        </w:rPr>
+        <w:t>}}</w:t>
       </w:r>
       <w:r>
         <w:rPr>
@@ -5048,6 +5527,7 @@
         </w:rPr>
         <w:t>S</w:t>
       </w:r>
+      <w:proofErr w:type="gramEnd"/>
       <w:r>
         <w:rPr>
           <w:rFonts w:ascii="Arial Narrow" w:eastAsia="Arial Narrow" w:hAnsi="Arial Narrow" w:cs="Arial Narrow"/>
@@ -5144,7 +5624,14 @@
         <w:rPr>
           <w:rFonts w:ascii="Arial Narrow" w:eastAsia="Arial Narrow" w:hAnsi="Arial Narrow" w:cs="Arial Narrow"/>
         </w:rPr>
-        <w:t>{{SEXO_5}}</w:t>
+        <w:t>{{SEXO_5</w:t>
+      </w:r>
+      <w:proofErr w:type="gramStart"/>
+      <w:r>
+        <w:rPr>
+          <w:rFonts w:ascii="Arial Narrow" w:eastAsia="Arial Narrow" w:hAnsi="Arial Narrow" w:cs="Arial Narrow"/>
+        </w:rPr>
+        <w:t>}}</w:t>
       </w:r>
       <w:r>
         <w:rPr>
@@ -5152,6 +5639,7 @@
         </w:rPr>
         <w:t>CESIONARI</w:t>
       </w:r>
+      <w:proofErr w:type="gramEnd"/>
       <w:r>
         <w:rPr>
           <w:rFonts w:ascii="Arial Narrow" w:eastAsia="Arial Narrow" w:hAnsi="Arial Narrow" w:cs="Arial Narrow"/>
@@ -5168,8 +5656,16 @@
         <w:rPr>
           <w:rFonts w:ascii="Arial Narrow" w:eastAsia="Arial Narrow" w:hAnsi="Arial Narrow" w:cs="Arial Narrow"/>
         </w:rPr>
-        <w:t>EST{{SEXO_2}}S</w:t>
-      </w:r>
+        <w:t>EST{{SEXO_2</w:t>
+      </w:r>
+      <w:proofErr w:type="gramStart"/>
+      <w:r>
+        <w:rPr>
+          <w:rFonts w:ascii="Arial Narrow" w:eastAsia="Arial Narrow" w:hAnsi="Arial Narrow" w:cs="Arial Narrow"/>
+        </w:rPr>
+        <w:t>}}S</w:t>
+      </w:r>
+      <w:proofErr w:type="gramEnd"/>
       <w:r>
         <w:rPr>
           <w:rFonts w:ascii="Arial Narrow" w:eastAsia="Arial Narrow" w:hAnsi="Arial Narrow" w:cs="Arial Narrow"/>
@@ -5192,8 +5688,16 @@
         <w:rPr>
           <w:rFonts w:ascii="Arial Narrow" w:eastAsia="Arial Narrow" w:hAnsi="Arial Narrow" w:cs="Arial Narrow"/>
         </w:rPr>
-        <w:t>{{SEXO_2}}S</w:t>
-      </w:r>
+        <w:t>{{SEXO_2</w:t>
+      </w:r>
+      <w:proofErr w:type="gramStart"/>
+      <w:r>
+        <w:rPr>
+          <w:rFonts w:ascii="Arial Narrow" w:eastAsia="Arial Narrow" w:hAnsi="Arial Narrow" w:cs="Arial Narrow"/>
+        </w:rPr>
+        <w:t>}}S</w:t>
+      </w:r>
+      <w:proofErr w:type="gramEnd"/>
       <w:r>
         <w:rPr>
           <w:rFonts w:ascii="Arial Narrow" w:eastAsia="Arial Narrow" w:hAnsi="Arial Narrow" w:cs="Arial Narrow"/>
@@ -5240,7 +5744,21 @@
         <w:rPr>
           <w:rFonts w:ascii="Arial Narrow" w:eastAsia="Arial Narrow" w:hAnsi="Arial Narrow" w:cs="Arial Narrow"/>
         </w:rPr>
-        <w:t>{{SEXO_2}}S”</w:t>
+        <w:t>{{SEXO_2</w:t>
+      </w:r>
+      <w:proofErr w:type="gramStart"/>
+      <w:r>
+        <w:rPr>
+          <w:rFonts w:ascii="Arial Narrow" w:eastAsia="Arial Narrow" w:hAnsi="Arial Narrow" w:cs="Arial Narrow"/>
+        </w:rPr>
+        <w:t>}}S</w:t>
+      </w:r>
+      <w:proofErr w:type="gramEnd"/>
+      <w:r>
+        <w:rPr>
+          <w:rFonts w:ascii="Arial Narrow" w:eastAsia="Arial Narrow" w:hAnsi="Arial Narrow" w:cs="Arial Narrow"/>
+        </w:rPr>
+        <w:t>”</w:t>
       </w:r>
       <w:r>
         <w:rPr>
@@ -5291,7 +5809,21 @@
         <w:rPr>
           <w:rFonts w:ascii="Arial Narrow" w:eastAsia="Arial Narrow" w:hAnsi="Arial Narrow" w:cs="Arial Narrow"/>
         </w:rPr>
-        <w:t>{{SEXO_2}}S”</w:t>
+        <w:t>{{SEXO_2</w:t>
+      </w:r>
+      <w:proofErr w:type="gramStart"/>
+      <w:r>
+        <w:rPr>
+          <w:rFonts w:ascii="Arial Narrow" w:eastAsia="Arial Narrow" w:hAnsi="Arial Narrow" w:cs="Arial Narrow"/>
+        </w:rPr>
+        <w:t>}}S</w:t>
+      </w:r>
+      <w:proofErr w:type="gramEnd"/>
+      <w:r>
+        <w:rPr>
+          <w:rFonts w:ascii="Arial Narrow" w:eastAsia="Arial Narrow" w:hAnsi="Arial Narrow" w:cs="Arial Narrow"/>
+        </w:rPr>
+        <w:t>”</w:t>
       </w:r>
       <w:r>
         <w:rPr>
@@ -5390,7 +5922,14 @@
         <w:rPr>
           <w:rFonts w:ascii="Arial Narrow" w:eastAsia="Arial Narrow" w:hAnsi="Arial Narrow" w:cs="Arial Narrow"/>
         </w:rPr>
-        <w:t>{{SEXO_4}}</w:t>
+        <w:t>{{SEXO_4</w:t>
+      </w:r>
+      <w:proofErr w:type="gramStart"/>
+      <w:r>
+        <w:rPr>
+          <w:rFonts w:ascii="Arial Narrow" w:eastAsia="Arial Narrow" w:hAnsi="Arial Narrow" w:cs="Arial Narrow"/>
+        </w:rPr>
+        <w:t>}}</w:t>
       </w:r>
       <w:r>
         <w:rPr>
@@ -5398,6 +5937,7 @@
         </w:rPr>
         <w:t>CESIONARI</w:t>
       </w:r>
+      <w:proofErr w:type="gramEnd"/>
       <w:r>
         <w:rPr>
           <w:rFonts w:ascii="Arial Narrow" w:eastAsia="Arial Narrow" w:hAnsi="Arial Narrow" w:cs="Arial Narrow"/>
@@ -5474,7 +6014,14 @@
         <w:rPr>
           <w:rFonts w:ascii="Arial Narrow" w:eastAsia="Arial Narrow" w:hAnsi="Arial Narrow" w:cs="Arial Narrow"/>
         </w:rPr>
-        <w:t>SIN PERJUICIO DE LO ANTERIOR, LAS PARTES ACUERDAN LO SIGUIENTE:</w:t>
+        <w:t xml:space="preserve">SIN PERJUICIO DE LO ANTERIOR, LAS PARTES ACUERDAN LO </w:t>
+      </w:r>
+      <w:proofErr w:type="gramStart"/>
+      <w:r>
+        <w:rPr>
+          <w:rFonts w:ascii="Arial Narrow" w:eastAsia="Arial Narrow" w:hAnsi="Arial Narrow" w:cs="Arial Narrow"/>
+        </w:rPr>
+        <w:t>SIGUIENTE:</w:t>
       </w:r>
       <w:r>
         <w:rPr>
@@ -5482,6 +6029,7 @@
         </w:rPr>
         <w:t>.</w:t>
       </w:r>
+      <w:proofErr w:type="gramEnd"/>
     </w:p>
     <w:p>
       <w:pPr>
@@ -5561,7 +6109,21 @@
         <w:rPr>
           <w:rFonts w:ascii="Arial Narrow" w:eastAsia="Arial Narrow" w:hAnsi="Arial Narrow" w:cs="Arial Narrow"/>
         </w:rPr>
-        <w:t>{{SEXO_2}}S”</w:t>
+        <w:t>{{SEXO_2</w:t>
+      </w:r>
+      <w:proofErr w:type="gramStart"/>
+      <w:r>
+        <w:rPr>
+          <w:rFonts w:ascii="Arial Narrow" w:eastAsia="Arial Narrow" w:hAnsi="Arial Narrow" w:cs="Arial Narrow"/>
+        </w:rPr>
+        <w:t>}}S</w:t>
+      </w:r>
+      <w:proofErr w:type="gramEnd"/>
+      <w:r>
+        <w:rPr>
+          <w:rFonts w:ascii="Arial Narrow" w:eastAsia="Arial Narrow" w:hAnsi="Arial Narrow" w:cs="Arial Narrow"/>
+        </w:rPr>
+        <w:t>”</w:t>
       </w:r>
       <w:r>
         <w:rPr>
@@ -5602,7 +6164,14 @@
         <w:rPr>
           <w:rFonts w:ascii="Arial Narrow" w:eastAsia="Arial Narrow" w:hAnsi="Arial Narrow" w:cs="Arial Narrow"/>
         </w:rPr>
-        <w:t>{{SEXO_5}}</w:t>
+        <w:t>{{SEXO_5</w:t>
+      </w:r>
+      <w:proofErr w:type="gramStart"/>
+      <w:r>
+        <w:rPr>
+          <w:rFonts w:ascii="Arial Narrow" w:eastAsia="Arial Narrow" w:hAnsi="Arial Narrow" w:cs="Arial Narrow"/>
+        </w:rPr>
+        <w:t>}}</w:t>
       </w:r>
       <w:r>
         <w:rPr>
@@ -5610,11 +6179,26 @@
         </w:rPr>
         <w:t>CESIONARI</w:t>
       </w:r>
-      <w:r>
-        <w:rPr>
-          <w:rFonts w:ascii="Arial Narrow" w:eastAsia="Arial Narrow" w:hAnsi="Arial Narrow" w:cs="Arial Narrow"/>
-        </w:rPr>
-        <w:t>{{SEXO_2}}S”:</w:t>
+      <w:proofErr w:type="gramEnd"/>
+      <w:r>
+        <w:rPr>
+          <w:rFonts w:ascii="Arial Narrow" w:eastAsia="Arial Narrow" w:hAnsi="Arial Narrow" w:cs="Arial Narrow"/>
+        </w:rPr>
+        <w:t>{{SEXO_2</w:t>
+      </w:r>
+      <w:proofErr w:type="gramStart"/>
+      <w:r>
+        <w:rPr>
+          <w:rFonts w:ascii="Arial Narrow" w:eastAsia="Arial Narrow" w:hAnsi="Arial Narrow" w:cs="Arial Narrow"/>
+        </w:rPr>
+        <w:t>}}S</w:t>
+      </w:r>
+      <w:proofErr w:type="gramEnd"/>
+      <w:r>
+        <w:rPr>
+          <w:rFonts w:ascii="Arial Narrow" w:eastAsia="Arial Narrow" w:hAnsi="Arial Narrow" w:cs="Arial Narrow"/>
+        </w:rPr>
+        <w:t>”:</w:t>
       </w:r>
     </w:p>
     <w:p>
@@ -5735,7 +6319,14 @@
         <w:rPr>
           <w:rFonts w:ascii="Arial Narrow" w:eastAsia="Arial Narrow" w:hAnsi="Arial Narrow" w:cs="Arial Narrow"/>
         </w:rPr>
-        <w:t>{{SEXO_1}} CESIONARI{{SEXO_2}}</w:t>
+        <w:t>{{SEXO_1}} CESIONARI{{SEXO_2</w:t>
+      </w:r>
+      <w:proofErr w:type="gramStart"/>
+      <w:r>
+        <w:rPr>
+          <w:rFonts w:ascii="Arial Narrow" w:eastAsia="Arial Narrow" w:hAnsi="Arial Narrow" w:cs="Arial Narrow"/>
+        </w:rPr>
+        <w:t>}}</w:t>
       </w:r>
       <w:r>
         <w:rPr>
@@ -5743,6 +6334,7 @@
         </w:rPr>
         <w:t>S</w:t>
       </w:r>
+      <w:proofErr w:type="gramEnd"/>
       <w:r>
         <w:rPr>
           <w:rFonts w:ascii="Arial Narrow" w:eastAsia="Arial Narrow" w:hAnsi="Arial Narrow" w:cs="Arial Narrow"/>
@@ -5753,7 +6345,14 @@
         <w:rPr>
           <w:rFonts w:ascii="Arial Narrow" w:eastAsia="Arial Narrow" w:hAnsi="Arial Narrow" w:cs="Arial Narrow"/>
         </w:rPr>
-        <w:t>{{SEXO_1}} CESIONARI{{SEXO_2}}</w:t>
+        <w:t>{{SEXO_1}} CESIONARI{{SEXO_2</w:t>
+      </w:r>
+      <w:proofErr w:type="gramStart"/>
+      <w:r>
+        <w:rPr>
+          <w:rFonts w:ascii="Arial Narrow" w:eastAsia="Arial Narrow" w:hAnsi="Arial Narrow" w:cs="Arial Narrow"/>
+        </w:rPr>
+        <w:t>}}</w:t>
       </w:r>
       <w:r>
         <w:rPr>
@@ -5761,6 +6360,7 @@
         </w:rPr>
         <w:t>S</w:t>
       </w:r>
+      <w:proofErr w:type="gramEnd"/>
       <w:r>
         <w:rPr>
           <w:rFonts w:ascii="Arial Narrow" w:eastAsia="Arial Narrow" w:hAnsi="Arial Narrow" w:cs="Arial Narrow"/>
@@ -5810,7 +6410,14 @@
         <w:rPr>
           <w:rFonts w:ascii="Arial Narrow" w:eastAsia="Arial Narrow" w:hAnsi="Arial Narrow" w:cs="Arial Narrow"/>
         </w:rPr>
-        <w:t>{{SEXO_1}} CESIONARI{{SEXO_2}}</w:t>
+        <w:t>{{SEXO_1}} CESIONARI{{SEXO_2</w:t>
+      </w:r>
+      <w:proofErr w:type="gramStart"/>
+      <w:r>
+        <w:rPr>
+          <w:rFonts w:ascii="Arial Narrow" w:eastAsia="Arial Narrow" w:hAnsi="Arial Narrow" w:cs="Arial Narrow"/>
+        </w:rPr>
+        <w:t>}}</w:t>
       </w:r>
       <w:r>
         <w:rPr>
@@ -5818,6 +6425,7 @@
         </w:rPr>
         <w:t>S</w:t>
       </w:r>
+      <w:proofErr w:type="gramEnd"/>
       <w:r>
         <w:rPr>
           <w:rFonts w:ascii="Arial Narrow" w:eastAsia="Arial Narrow" w:hAnsi="Arial Narrow" w:cs="Arial Narrow"/>
@@ -5956,11 +6564,19 @@
         </w:rPr>
         <w:t>5</w:t>
       </w:r>
-      <w:r>
-        <w:rPr>
-          <w:rFonts w:ascii="Arial Narrow" w:eastAsia="Arial Narrow" w:hAnsi="Arial Narrow" w:cs="Arial Narrow"/>
-        </w:rPr>
-        <w:t>}}CESIONARI{{SEXO_2}}”</w:t>
+      <w:proofErr w:type="gramStart"/>
+      <w:r>
+        <w:rPr>
+          <w:rFonts w:ascii="Arial Narrow" w:eastAsia="Arial Narrow" w:hAnsi="Arial Narrow" w:cs="Arial Narrow"/>
+        </w:rPr>
+        <w:t>}}CESIONARI</w:t>
+      </w:r>
+      <w:proofErr w:type="gramEnd"/>
+      <w:r>
+        <w:rPr>
+          <w:rFonts w:ascii="Arial Narrow" w:eastAsia="Arial Narrow" w:hAnsi="Arial Narrow" w:cs="Arial Narrow"/>
+        </w:rPr>
+        <w:t>{{SEXO_2}}”</w:t>
       </w:r>
       <w:r>
         <w:rPr>
@@ -6143,7 +6759,14 @@
         <w:rPr>
           <w:rFonts w:ascii="Arial Narrow" w:eastAsia="Arial Narrow" w:hAnsi="Arial Narrow" w:cs="Arial Narrow"/>
         </w:rPr>
-        <w:t>{{SEXO_1}} CESIONARI{{SEXO_2}}</w:t>
+        <w:t>{{SEXO_1}} CESIONARI{{SEXO_2</w:t>
+      </w:r>
+      <w:proofErr w:type="gramStart"/>
+      <w:r>
+        <w:rPr>
+          <w:rFonts w:ascii="Arial Narrow" w:eastAsia="Arial Narrow" w:hAnsi="Arial Narrow" w:cs="Arial Narrow"/>
+        </w:rPr>
+        <w:t>}}</w:t>
       </w:r>
       <w:r>
         <w:rPr>
@@ -6151,6 +6774,7 @@
         </w:rPr>
         <w:t>S</w:t>
       </w:r>
+      <w:proofErr w:type="gramEnd"/>
       <w:r>
         <w:rPr>
           <w:rFonts w:ascii="Arial Narrow" w:eastAsia="Arial Narrow" w:hAnsi="Arial Narrow" w:cs="Arial Narrow"/>
@@ -6239,7 +6863,14 @@
         <w:rPr>
           <w:rFonts w:ascii="Arial Narrow" w:eastAsia="Arial Narrow" w:hAnsi="Arial Narrow" w:cs="Arial Narrow"/>
         </w:rPr>
-        <w:t>{{SEXO_1}} CESIONARI{{SEXO_2}}</w:t>
+        <w:t>{{SEXO_1}} CESIONARI{{SEXO_2</w:t>
+      </w:r>
+      <w:proofErr w:type="gramStart"/>
+      <w:r>
+        <w:rPr>
+          <w:rFonts w:ascii="Arial Narrow" w:eastAsia="Arial Narrow" w:hAnsi="Arial Narrow" w:cs="Arial Narrow"/>
+        </w:rPr>
+        <w:t>}}</w:t>
       </w:r>
       <w:r>
         <w:rPr>
@@ -6247,6 +6878,7 @@
         </w:rPr>
         <w:t>S</w:t>
       </w:r>
+      <w:proofErr w:type="gramEnd"/>
       <w:r>
         <w:rPr>
           <w:rFonts w:ascii="Arial Narrow" w:eastAsia="Arial Narrow" w:hAnsi="Arial Narrow" w:cs="Arial Narrow"/>
@@ -6354,8 +6986,17 @@
           <w:rFonts w:ascii="Arial Narrow" w:eastAsia="Arial Narrow" w:hAnsi="Arial Narrow" w:cs="Arial Narrow"/>
           <w:color w:val="000000"/>
         </w:rPr>
-        <w:t>{{SEXO_2}}S</w:t>
-      </w:r>
+        <w:t>{{SEXO_2</w:t>
+      </w:r>
+      <w:proofErr w:type="gramStart"/>
+      <w:r>
+        <w:rPr>
+          <w:rFonts w:ascii="Arial Narrow" w:eastAsia="Arial Narrow" w:hAnsi="Arial Narrow" w:cs="Arial Narrow"/>
+          <w:color w:val="000000"/>
+        </w:rPr>
+        <w:t>}}S</w:t>
+      </w:r>
+      <w:proofErr w:type="gramEnd"/>
       <w:r>
         <w:rPr>
           <w:rFonts w:ascii="Arial Narrow" w:eastAsia="Arial Narrow" w:hAnsi="Arial Narrow" w:cs="Arial Narrow"/>

--- a/pdfs/templates/pdfs/contrato_commeta_pagos_varios.docx
+++ b/pdfs/templates/pdfs/contrato_commeta_pagos_varios.docx
@@ -821,14 +821,7 @@
         <w:rPr>
           <w:rFonts w:ascii="Arial Narrow" w:eastAsia="Arial Narrow" w:hAnsi="Arial Narrow" w:cs="Arial Narrow"/>
         </w:rPr>
-        <w:t>{{SEXO_2</w:t>
-      </w:r>
-      <w:proofErr w:type="gramStart"/>
-      <w:r>
-        <w:rPr>
-          <w:rFonts w:ascii="Arial Narrow" w:eastAsia="Arial Narrow" w:hAnsi="Arial Narrow" w:cs="Arial Narrow"/>
-        </w:rPr>
-        <w:t>}}</w:t>
+        <w:t>{{SEXO_2}}</w:t>
       </w:r>
       <w:r>
         <w:rPr>
@@ -836,7 +829,6 @@
         </w:rPr>
         <w:t>S</w:t>
       </w:r>
-      <w:proofErr w:type="gramEnd"/>
       <w:r>
         <w:rPr>
           <w:rFonts w:ascii="Arial Narrow" w:eastAsia="Arial Narrow" w:hAnsi="Arial Narrow" w:cs="Arial Narrow"/>
@@ -941,16 +933,7 @@
           <w:b/>
           <w:bCs/>
         </w:rPr>
-        <w:t>{{SEXO_2</w:t>
-      </w:r>
-      <w:proofErr w:type="gramStart"/>
-      <w:r>
-        <w:rPr>
-          <w:rFonts w:ascii="Arial Narrow" w:eastAsia="Arial Narrow" w:hAnsi="Arial Narrow" w:cs="Arial Narrow"/>
-          <w:b/>
-          <w:bCs/>
-        </w:rPr>
-        <w:t>}}</w:t>
+        <w:t>{{SEXO_2}}</w:t>
       </w:r>
       <w:r>
         <w:rPr>
@@ -960,7 +943,6 @@
         </w:rPr>
         <w:t>S</w:t>
       </w:r>
-      <w:proofErr w:type="gramEnd"/>
       <w:r>
         <w:rPr>
           <w:rFonts w:ascii="Arial Narrow" w:eastAsia="Arial Narrow" w:hAnsi="Arial Narrow" w:cs="Arial Narrow"/>
@@ -1706,87 +1688,31 @@
         <w:rPr>
           <w:rFonts w:ascii="Arial Narrow" w:eastAsia="Arial Narrow" w:hAnsi="Arial Narrow" w:cs="Arial Narrow"/>
         </w:rPr>
-        <w:t xml:space="preserve">LOTE </w:t>
-      </w:r>
-      <w:proofErr w:type="gramStart"/>
-      <w:r>
-        <w:rPr>
-          <w:rFonts w:ascii="Arial Narrow" w:eastAsia="Arial Narrow" w:hAnsi="Arial Narrow" w:cs="Arial Narrow"/>
-        </w:rPr>
-        <w:t xml:space="preserve">   </w:t>
-      </w:r>
-      <w:r>
-        <w:rPr>
-          <w:rFonts w:ascii="Arial Narrow" w:eastAsia="Arial Narrow" w:hAnsi="Arial Narrow" w:cs="Arial Narrow"/>
-        </w:rPr>
-        <w:t>{</w:t>
-      </w:r>
-      <w:proofErr w:type="gramEnd"/>
-      <w:r>
-        <w:rPr>
-          <w:rFonts w:ascii="Arial Narrow" w:eastAsia="Arial Narrow" w:hAnsi="Arial Narrow" w:cs="Arial Narrow"/>
-        </w:rPr>
-        <w:t>{ID_LOTE</w:t>
-      </w:r>
-      <w:proofErr w:type="gramStart"/>
-      <w:r>
-        <w:rPr>
-          <w:rFonts w:ascii="Arial Narrow" w:eastAsia="Arial Narrow" w:hAnsi="Arial Narrow" w:cs="Arial Narrow"/>
-        </w:rPr>
-        <w:t>}}</w:t>
-      </w:r>
-      <w:r>
-        <w:rPr>
-          <w:rFonts w:ascii="Arial Narrow" w:eastAsia="Arial Narrow" w:hAnsi="Arial Narrow" w:cs="Arial Narrow"/>
-        </w:rPr>
-        <w:t xml:space="preserve">   </w:t>
-      </w:r>
-      <w:proofErr w:type="gramEnd"/>
-      <w:r>
-        <w:rPr>
-          <w:rFonts w:ascii="Arial Narrow" w:eastAsia="Arial Narrow" w:hAnsi="Arial Narrow" w:cs="Arial Narrow"/>
-        </w:rPr>
-        <w:t xml:space="preserve">  MANZANA </w:t>
-      </w:r>
-      <w:proofErr w:type="gramStart"/>
-      <w:r>
-        <w:rPr>
-          <w:rFonts w:ascii="Arial Narrow" w:eastAsia="Arial Narrow" w:hAnsi="Arial Narrow" w:cs="Arial Narrow"/>
-        </w:rPr>
-        <w:t xml:space="preserve">   </w:t>
-      </w:r>
-      <w:r>
-        <w:rPr>
-          <w:rFonts w:ascii="Arial Narrow" w:eastAsia="Arial Narrow" w:hAnsi="Arial Narrow" w:cs="Arial Narrow"/>
-        </w:rPr>
-        <w:t>{</w:t>
-      </w:r>
-      <w:proofErr w:type="gramEnd"/>
-      <w:r>
-        <w:rPr>
-          <w:rFonts w:ascii="Arial Narrow" w:eastAsia="Arial Narrow" w:hAnsi="Arial Narrow" w:cs="Arial Narrow"/>
-        </w:rPr>
-        <w:t>{MANZ</w:t>
-      </w:r>
-      <w:proofErr w:type="gramStart"/>
-      <w:r>
-        <w:rPr>
-          <w:rFonts w:ascii="Arial Narrow" w:eastAsia="Arial Narrow" w:hAnsi="Arial Narrow" w:cs="Arial Narrow"/>
-        </w:rPr>
-        <w:t>}}</w:t>
-      </w:r>
-      <w:r>
-        <w:rPr>
-          <w:rFonts w:ascii="Arial Narrow" w:eastAsia="Arial Narrow" w:hAnsi="Arial Narrow" w:cs="Arial Narrow"/>
-        </w:rPr>
-        <w:t xml:space="preserve">   </w:t>
-      </w:r>
-      <w:proofErr w:type="gramEnd"/>
-      <w:r>
-        <w:rPr>
-          <w:rFonts w:ascii="Arial Narrow" w:eastAsia="Arial Narrow" w:hAnsi="Arial Narrow" w:cs="Arial Narrow"/>
-        </w:rPr>
-        <w:t xml:space="preserve">          </w:t>
+        <w:t xml:space="preserve">LOTE    </w:t>
+      </w:r>
+      <w:r>
+        <w:rPr>
+          <w:rFonts w:ascii="Arial Narrow" w:eastAsia="Arial Narrow" w:hAnsi="Arial Narrow" w:cs="Arial Narrow"/>
+        </w:rPr>
+        <w:t>{{ID_LOTE}}</w:t>
+      </w:r>
+      <w:r>
+        <w:rPr>
+          <w:rFonts w:ascii="Arial Narrow" w:eastAsia="Arial Narrow" w:hAnsi="Arial Narrow" w:cs="Arial Narrow"/>
+        </w:rPr>
+        <w:t xml:space="preserve">     MANZANA    </w:t>
+      </w:r>
+      <w:r>
+        <w:rPr>
+          <w:rFonts w:ascii="Arial Narrow" w:eastAsia="Arial Narrow" w:hAnsi="Arial Narrow" w:cs="Arial Narrow"/>
+        </w:rPr>
+        <w:t>{{MANZ}}</w:t>
+      </w:r>
+      <w:r>
+        <w:rPr>
+          <w:rFonts w:ascii="Arial Narrow" w:eastAsia="Arial Narrow" w:hAnsi="Arial Narrow" w:cs="Arial Narrow"/>
+        </w:rPr>
+        <w:t xml:space="preserve">             </w:t>
       </w:r>
       <w:r>
         <w:rPr>
@@ -1838,7 +1764,7 @@
               </wp:anchor>
             </w:drawing>
           </mc:Choice>
-          <mc:Fallback xmlns:cr="http://schemas.microsoft.com/office/comments/2020/reactions" xmlns="http://schemas.microsoft.com/office/tasks/2019/documenttasks" xmlns:dgm="http://schemas.openxmlformats.org/drawingml/2006/diagram" xmlns:lc="http://schemas.openxmlformats.org/drawingml/2006/lockedCanvas" xmlns:c="http://schemas.openxmlformats.org/drawingml/2006/chart" xmlns:pic="http://schemas.openxmlformats.org/drawingml/2006/picture" xmlns:a="http://schemas.openxmlformats.org/drawingml/2006/main" xmlns:sl="http://schemas.openxmlformats.org/schemaLibrary/2006/main">
+          <mc:Fallback xmlns:sl="http://schemas.openxmlformats.org/schemaLibrary/2006/main" xmlns:a="http://schemas.openxmlformats.org/drawingml/2006/main" xmlns:pic="http://schemas.openxmlformats.org/drawingml/2006/picture" xmlns:c="http://schemas.openxmlformats.org/drawingml/2006/chart" xmlns:lc="http://schemas.openxmlformats.org/drawingml/2006/lockedCanvas" xmlns:dgm="http://schemas.openxmlformats.org/drawingml/2006/diagram" xmlns="http://schemas.microsoft.com/office/tasks/2019/documenttasks" xmlns:cr="http://schemas.microsoft.com/office/comments/2020/reactions">
             <w:drawing>
               <wp:anchor allowOverlap="1" behindDoc="0" distB="0" distT="0" distL="114300" distR="114300" hidden="0" layoutInCell="1" locked="0" relativeHeight="0" simplePos="0">
                 <wp:simplePos x="0" y="0"/>
@@ -1932,7 +1858,7 @@
               </wp:anchor>
             </w:drawing>
           </mc:Choice>
-          <mc:Fallback xmlns:cr="http://schemas.microsoft.com/office/comments/2020/reactions" xmlns="http://schemas.microsoft.com/office/tasks/2019/documenttasks" xmlns:dgm="http://schemas.openxmlformats.org/drawingml/2006/diagram" xmlns:lc="http://schemas.openxmlformats.org/drawingml/2006/lockedCanvas" xmlns:c="http://schemas.openxmlformats.org/drawingml/2006/chart" xmlns:pic="http://schemas.openxmlformats.org/drawingml/2006/picture" xmlns:a="http://schemas.openxmlformats.org/drawingml/2006/main" xmlns:sl="http://schemas.openxmlformats.org/schemaLibrary/2006/main">
+          <mc:Fallback xmlns:sl="http://schemas.openxmlformats.org/schemaLibrary/2006/main" xmlns:a="http://schemas.openxmlformats.org/drawingml/2006/main" xmlns:pic="http://schemas.openxmlformats.org/drawingml/2006/picture" xmlns:c="http://schemas.openxmlformats.org/drawingml/2006/chart" xmlns:lc="http://schemas.openxmlformats.org/drawingml/2006/lockedCanvas" xmlns:dgm="http://schemas.openxmlformats.org/drawingml/2006/diagram" xmlns="http://schemas.microsoft.com/office/tasks/2019/documenttasks" xmlns:cr="http://schemas.microsoft.com/office/comments/2020/reactions">
             <w:drawing>
               <wp:anchor allowOverlap="1" behindDoc="0" distB="0" distT="0" distL="114300" distR="114300" hidden="0" layoutInCell="1" locked="0" relativeHeight="0" simplePos="0">
                 <wp:simplePos x="0" y="0"/>
@@ -2679,27 +2605,13 @@
         <w:rPr>
           <w:rFonts w:ascii="Arial Narrow" w:eastAsia="Arial Narrow" w:hAnsi="Arial Narrow" w:cs="Arial Narrow"/>
         </w:rPr>
-        <w:t>{{METROS_CUADRADOS</w:t>
-      </w:r>
-      <w:proofErr w:type="gramStart"/>
-      <w:r>
-        <w:rPr>
-          <w:rFonts w:ascii="Arial Narrow" w:eastAsia="Arial Narrow" w:hAnsi="Arial Narrow" w:cs="Arial Narrow"/>
-        </w:rPr>
-        <w:t>}}</w:t>
-      </w:r>
-      <w:r>
-        <w:rPr>
-          <w:rFonts w:ascii="Arial Narrow" w:eastAsia="Arial Narrow" w:hAnsi="Arial Narrow" w:cs="Arial Narrow"/>
-        </w:rPr>
-        <w:t xml:space="preserve">   </w:t>
-      </w:r>
-      <w:proofErr w:type="gramEnd"/>
-      <w:r>
-        <w:rPr>
-          <w:rFonts w:ascii="Arial Narrow" w:eastAsia="Arial Narrow" w:hAnsi="Arial Narrow" w:cs="Arial Narrow"/>
-        </w:rPr>
-        <w:t>M2</w:t>
+        <w:t>{{METROS_CUADRADOS}}</w:t>
+      </w:r>
+      <w:r>
+        <w:rPr>
+          <w:rFonts w:ascii="Arial Narrow" w:eastAsia="Arial Narrow" w:hAnsi="Arial Narrow" w:cs="Arial Narrow"/>
+        </w:rPr>
+        <w:t xml:space="preserve">   M2</w:t>
       </w:r>
       <w:r>
         <w:rPr>
@@ -2751,7 +2663,7 @@
               </wp:anchor>
             </w:drawing>
           </mc:Choice>
-          <mc:Fallback xmlns:cr="http://schemas.microsoft.com/office/comments/2020/reactions" xmlns="http://schemas.microsoft.com/office/tasks/2019/documenttasks" xmlns:dgm="http://schemas.openxmlformats.org/drawingml/2006/diagram" xmlns:lc="http://schemas.openxmlformats.org/drawingml/2006/lockedCanvas" xmlns:c="http://schemas.openxmlformats.org/drawingml/2006/chart" xmlns:pic="http://schemas.openxmlformats.org/drawingml/2006/picture" xmlns:a="http://schemas.openxmlformats.org/drawingml/2006/main" xmlns:sl="http://schemas.openxmlformats.org/schemaLibrary/2006/main">
+          <mc:Fallback xmlns:sl="http://schemas.openxmlformats.org/schemaLibrary/2006/main" xmlns:a="http://schemas.openxmlformats.org/drawingml/2006/main" xmlns:pic="http://schemas.openxmlformats.org/drawingml/2006/picture" xmlns:c="http://schemas.openxmlformats.org/drawingml/2006/chart" xmlns:lc="http://schemas.openxmlformats.org/drawingml/2006/lockedCanvas" xmlns:dgm="http://schemas.openxmlformats.org/drawingml/2006/diagram" xmlns="http://schemas.microsoft.com/office/tasks/2019/documenttasks" xmlns:cr="http://schemas.microsoft.com/office/comments/2020/reactions">
             <w:drawing>
               <wp:anchor allowOverlap="1" behindDoc="0" distB="0" distT="0" distL="114300" distR="114300" hidden="0" layoutInCell="1" locked="0" relativeHeight="0" simplePos="0">
                 <wp:simplePos x="0" y="0"/>
@@ -3037,14 +2949,7 @@
         <w:rPr>
           <w:rFonts w:ascii="Arial Narrow" w:eastAsia="Arial Narrow" w:hAnsi="Arial Narrow" w:cs="Arial Narrow"/>
         </w:rPr>
-        <w:t>{{SEXO_4</w:t>
-      </w:r>
-      <w:proofErr w:type="gramStart"/>
-      <w:r>
-        <w:rPr>
-          <w:rFonts w:ascii="Arial Narrow" w:eastAsia="Arial Narrow" w:hAnsi="Arial Narrow" w:cs="Arial Narrow"/>
-        </w:rPr>
-        <w:t>}}</w:t>
+        <w:t>{{SEXO_4}}</w:t>
       </w:r>
       <w:r>
         <w:rPr>
@@ -3052,19 +2957,11 @@
         </w:rPr>
         <w:t>CESIONARI</w:t>
       </w:r>
-      <w:proofErr w:type="gramEnd"/>
-      <w:r>
-        <w:rPr>
-          <w:rFonts w:ascii="Arial Narrow" w:eastAsia="Arial Narrow" w:hAnsi="Arial Narrow" w:cs="Arial Narrow"/>
-        </w:rPr>
-        <w:t>{{SEXO_2</w:t>
-      </w:r>
-      <w:proofErr w:type="gramStart"/>
-      <w:r>
-        <w:rPr>
-          <w:rFonts w:ascii="Arial Narrow" w:eastAsia="Arial Narrow" w:hAnsi="Arial Narrow" w:cs="Arial Narrow"/>
-        </w:rPr>
-        <w:t>}}</w:t>
+      <w:r>
+        <w:rPr>
+          <w:rFonts w:ascii="Arial Narrow" w:eastAsia="Arial Narrow" w:hAnsi="Arial Narrow" w:cs="Arial Narrow"/>
+        </w:rPr>
+        <w:t>{{SEXO_2}}</w:t>
       </w:r>
       <w:r>
         <w:rPr>
@@ -3072,7 +2969,6 @@
         </w:rPr>
         <w:t>S</w:t>
       </w:r>
-      <w:proofErr w:type="gramEnd"/>
       <w:r>
         <w:rPr>
           <w:rFonts w:ascii="Arial Narrow" w:eastAsia="Arial Narrow" w:hAnsi="Arial Narrow" w:cs="Arial Narrow"/>
@@ -3171,14 +3067,7 @@
         <w:rPr>
           <w:rFonts w:ascii="Arial Narrow" w:eastAsia="Arial Narrow" w:hAnsi="Arial Narrow" w:cs="Arial Narrow"/>
         </w:rPr>
-        <w:t>{{SEXO_2</w:t>
-      </w:r>
-      <w:proofErr w:type="gramStart"/>
-      <w:r>
-        <w:rPr>
-          <w:rFonts w:ascii="Arial Narrow" w:eastAsia="Arial Narrow" w:hAnsi="Arial Narrow" w:cs="Arial Narrow"/>
-        </w:rPr>
-        <w:t>}}</w:t>
+        <w:t>{{SEXO_2}}</w:t>
       </w:r>
       <w:r>
         <w:rPr>
@@ -3186,7 +3075,6 @@
         </w:rPr>
         <w:t>S</w:t>
       </w:r>
-      <w:proofErr w:type="gramEnd"/>
       <w:r>
         <w:rPr>
           <w:rFonts w:ascii="Arial Narrow" w:eastAsia="Arial Narrow" w:hAnsi="Arial Narrow" w:cs="Arial Narrow"/>
@@ -3274,14 +3162,7 @@
         <w:rPr>
           <w:rFonts w:ascii="Arial Narrow" w:eastAsia="Arial Narrow" w:hAnsi="Arial Narrow" w:cs="Arial Narrow"/>
         </w:rPr>
-        <w:t>{{SEXO_2</w:t>
-      </w:r>
-      <w:proofErr w:type="gramStart"/>
-      <w:r>
-        <w:rPr>
-          <w:rFonts w:ascii="Arial Narrow" w:eastAsia="Arial Narrow" w:hAnsi="Arial Narrow" w:cs="Arial Narrow"/>
-        </w:rPr>
-        <w:t>}}</w:t>
+        <w:t>{{SEXO_2}}</w:t>
       </w:r>
       <w:r>
         <w:rPr>
@@ -3289,7 +3170,6 @@
         </w:rPr>
         <w:t>S</w:t>
       </w:r>
-      <w:proofErr w:type="gramEnd"/>
       <w:r>
         <w:rPr>
           <w:rFonts w:ascii="Arial Narrow" w:eastAsia="Arial Narrow" w:hAnsi="Arial Narrow" w:cs="Arial Narrow"/>
@@ -3348,14 +3228,7 @@
         <w:rPr>
           <w:rFonts w:ascii="Arial Narrow" w:eastAsia="Arial Narrow" w:hAnsi="Arial Narrow" w:cs="Arial Narrow"/>
         </w:rPr>
-        <w:t>{{SEXO_2</w:t>
-      </w:r>
-      <w:proofErr w:type="gramStart"/>
-      <w:r>
-        <w:rPr>
-          <w:rFonts w:ascii="Arial Narrow" w:eastAsia="Arial Narrow" w:hAnsi="Arial Narrow" w:cs="Arial Narrow"/>
-        </w:rPr>
-        <w:t>}}</w:t>
+        <w:t>{{SEXO_2}}</w:t>
       </w:r>
       <w:r>
         <w:rPr>
@@ -3363,7 +3236,6 @@
         </w:rPr>
         <w:t>S</w:t>
       </w:r>
-      <w:proofErr w:type="gramEnd"/>
       <w:r>
         <w:rPr>
           <w:rFonts w:ascii="Arial Narrow" w:eastAsia="Arial Narrow" w:hAnsi="Arial Narrow" w:cs="Arial Narrow"/>
@@ -3415,14 +3287,7 @@
         <w:rPr>
           <w:rFonts w:ascii="Arial Narrow" w:eastAsia="Arial Narrow" w:hAnsi="Arial Narrow" w:cs="Arial Narrow"/>
         </w:rPr>
-        <w:t>{{SEXO_2</w:t>
-      </w:r>
-      <w:proofErr w:type="gramStart"/>
-      <w:r>
-        <w:rPr>
-          <w:rFonts w:ascii="Arial Narrow" w:eastAsia="Arial Narrow" w:hAnsi="Arial Narrow" w:cs="Arial Narrow"/>
-        </w:rPr>
-        <w:t>}}</w:t>
+        <w:t>{{SEXO_2}}</w:t>
       </w:r>
       <w:r>
         <w:rPr>
@@ -3430,7 +3295,6 @@
         </w:rPr>
         <w:t>S</w:t>
       </w:r>
-      <w:proofErr w:type="gramEnd"/>
       <w:r>
         <w:rPr>
           <w:rFonts w:ascii="Arial Narrow" w:eastAsia="Arial Narrow" w:hAnsi="Arial Narrow" w:cs="Arial Narrow"/>
@@ -3445,7 +3309,6 @@
           <w:rFonts w:ascii="Arial Narrow" w:eastAsia="Arial Narrow" w:hAnsi="Arial Narrow" w:cs="Arial Narrow"/>
         </w:rPr>
       </w:pPr>
-      <w:proofErr w:type="gramStart"/>
       <w:r>
         <w:rPr>
           <w:rFonts w:ascii="Arial Narrow" w:eastAsia="Arial Narrow" w:hAnsi="Arial Narrow" w:cs="Arial Narrow"/>
@@ -3468,7 +3331,6 @@
         </w:rPr>
         <w:t>)</w:t>
       </w:r>
-      <w:proofErr w:type="gramEnd"/>
       <w:r>
         <w:rPr>
           <w:rFonts w:ascii="Arial Narrow" w:eastAsia="Arial Narrow" w:hAnsi="Arial Narrow" w:cs="Arial Narrow"/>
@@ -3507,7 +3369,7 @@
         <w:rPr>
           <w:rFonts w:ascii="Arial Narrow" w:eastAsia="Arial Narrow" w:hAnsi="Arial Narrow" w:cs="Arial Narrow"/>
         </w:rPr>
-        <w:t xml:space="preserve"> LOS PAGOS DEBERÁN REALIZARSE DE LUNES A VIERNES, EN UN HORARIO DE 9:00 A.M. A 5:00 P.M., Y LOS SÁBADOS DE 9:00 A.M. A 2:00 P.M. PARA EFECTUAR UN PAGO EN DOMINGO, SERÁ INDISPENSABLE PROGRAMAR UNA CITA CON UN TRES DÍAS DE ANTICIPACIÓN. </w:t>
+        <w:t xml:space="preserve"> LOS PAGOS DEBERÁN REALIZARSE DE LUNES A VIERNES, EN UN HORARIO DE 9:00 A.M. A 5:00 P.M., Y LOS SÁBADOS DE 9:00 A.M. A 2:00 P.M. PARA EFECTUAR UN PAGO EN DOMINGO, SERÁ INDISPENSABLE PROGRAMAR UNA CITA CON TRES DÍAS DE ANTICIPACIÓN. </w:t>
       </w:r>
     </w:p>
     <w:p>
@@ -3536,14 +3398,7 @@
         <w:rPr>
           <w:rFonts w:ascii="Arial Narrow" w:eastAsia="Arial Narrow" w:hAnsi="Arial Narrow" w:cs="Arial Narrow"/>
         </w:rPr>
-        <w:t>{{SEXO_1}} CESIONARI{{SEXO_2</w:t>
-      </w:r>
-      <w:proofErr w:type="gramStart"/>
-      <w:r>
-        <w:rPr>
-          <w:rFonts w:ascii="Arial Narrow" w:eastAsia="Arial Narrow" w:hAnsi="Arial Narrow" w:cs="Arial Narrow"/>
-        </w:rPr>
-        <w:t>}}</w:t>
+        <w:t>{{SEXO_1}} CESIONARI{{SEXO_2}}</w:t>
       </w:r>
       <w:r>
         <w:rPr>
@@ -3551,7 +3406,6 @@
         </w:rPr>
         <w:t>S</w:t>
       </w:r>
-      <w:proofErr w:type="gramEnd"/>
       <w:r>
         <w:rPr>
           <w:rFonts w:ascii="Arial Narrow" w:eastAsia="Arial Narrow" w:hAnsi="Arial Narrow" w:cs="Arial Narrow"/>
@@ -3597,14 +3451,7 @@
         <w:rPr>
           <w:rFonts w:ascii="Arial Narrow" w:eastAsia="Arial Narrow" w:hAnsi="Arial Narrow" w:cs="Arial Narrow"/>
         </w:rPr>
-        <w:t>{{SEXO_1}} CESIONARI{{SEXO_2</w:t>
-      </w:r>
-      <w:proofErr w:type="gramStart"/>
-      <w:r>
-        <w:rPr>
-          <w:rFonts w:ascii="Arial Narrow" w:eastAsia="Arial Narrow" w:hAnsi="Arial Narrow" w:cs="Arial Narrow"/>
-        </w:rPr>
-        <w:t>}}</w:t>
+        <w:t>{{SEXO_1}} CESIONARI{{SEXO_2}}</w:t>
       </w:r>
       <w:r>
         <w:rPr>
@@ -3612,7 +3459,6 @@
         </w:rPr>
         <w:t>S</w:t>
       </w:r>
-      <w:proofErr w:type="gramEnd"/>
       <w:r>
         <w:rPr>
           <w:rFonts w:ascii="Arial Narrow" w:eastAsia="Arial Narrow" w:hAnsi="Arial Narrow" w:cs="Arial Narrow"/>
@@ -3721,16 +3567,8 @@
         <w:rPr>
           <w:rFonts w:ascii="Arial Narrow" w:eastAsia="Arial Narrow" w:hAnsi="Arial Narrow" w:cs="Arial Narrow"/>
         </w:rPr>
-        <w:t xml:space="preserve"> {{PORCENTAJE</w:t>
-      </w:r>
-      <w:proofErr w:type="gramStart"/>
-      <w:r>
-        <w:rPr>
-          <w:rFonts w:ascii="Arial Narrow" w:eastAsia="Arial Narrow" w:hAnsi="Arial Narrow" w:cs="Arial Narrow"/>
-        </w:rPr>
-        <w:t>}}%</w:t>
-      </w:r>
-      <w:proofErr w:type="gramEnd"/>
+        <w:t xml:space="preserve"> {{PORCENTAJE}}%</w:t>
+      </w:r>
       <w:r>
         <w:rPr>
           <w:rFonts w:ascii="Arial Narrow" w:eastAsia="Arial Narrow" w:hAnsi="Arial Narrow" w:cs="Arial Narrow"/>
@@ -3799,14 +3637,7 @@
         <w:rPr>
           <w:rFonts w:ascii="Arial Narrow" w:eastAsia="Arial Narrow" w:hAnsi="Arial Narrow" w:cs="Arial Narrow"/>
         </w:rPr>
-        <w:t>{{SEXO_1}} CESIONARI{{SEXO_2</w:t>
-      </w:r>
-      <w:proofErr w:type="gramStart"/>
-      <w:r>
-        <w:rPr>
-          <w:rFonts w:ascii="Arial Narrow" w:eastAsia="Arial Narrow" w:hAnsi="Arial Narrow" w:cs="Arial Narrow"/>
-        </w:rPr>
-        <w:t>}}</w:t>
+        <w:t>{{SEXO_1}} CESIONARI{{SEXO_2}}</w:t>
       </w:r>
       <w:r>
         <w:rPr>
@@ -3814,7 +3645,6 @@
         </w:rPr>
         <w:t>S</w:t>
       </w:r>
-      <w:proofErr w:type="gramEnd"/>
       <w:r>
         <w:rPr>
           <w:rFonts w:ascii="Arial Narrow" w:eastAsia="Arial Narrow" w:hAnsi="Arial Narrow" w:cs="Arial Narrow"/>
@@ -3895,14 +3725,7 @@
         <w:rPr>
           <w:rFonts w:ascii="Arial Narrow" w:eastAsia="Arial Narrow" w:hAnsi="Arial Narrow" w:cs="Arial Narrow"/>
         </w:rPr>
-        <w:t>{{SEXO_1}} CESIONARI{{SEXO_2</w:t>
-      </w:r>
-      <w:proofErr w:type="gramStart"/>
-      <w:r>
-        <w:rPr>
-          <w:rFonts w:ascii="Arial Narrow" w:eastAsia="Arial Narrow" w:hAnsi="Arial Narrow" w:cs="Arial Narrow"/>
-        </w:rPr>
-        <w:t>}}</w:t>
+        <w:t>{{SEXO_1}} CESIONARI{{SEXO_2}}</w:t>
       </w:r>
       <w:r>
         <w:rPr>
@@ -3910,7 +3733,6 @@
         </w:rPr>
         <w:t>S</w:t>
       </w:r>
-      <w:proofErr w:type="gramEnd"/>
       <w:r>
         <w:rPr>
           <w:rFonts w:ascii="Arial Narrow" w:eastAsia="Arial Narrow" w:hAnsi="Arial Narrow" w:cs="Arial Narrow"/>
@@ -3933,14 +3755,7 @@
         <w:rPr>
           <w:rFonts w:ascii="Arial Narrow" w:eastAsia="Arial Narrow" w:hAnsi="Arial Narrow" w:cs="Arial Narrow"/>
         </w:rPr>
-        <w:t>{{SEXO_1}} CESIONARI{{SEXO_2</w:t>
-      </w:r>
-      <w:proofErr w:type="gramStart"/>
-      <w:r>
-        <w:rPr>
-          <w:rFonts w:ascii="Arial Narrow" w:eastAsia="Arial Narrow" w:hAnsi="Arial Narrow" w:cs="Arial Narrow"/>
-        </w:rPr>
-        <w:t>}}</w:t>
+        <w:t>{{SEXO_1}} CESIONARI{{SEXO_2}}</w:t>
       </w:r>
       <w:r>
         <w:rPr>
@@ -3948,7 +3763,6 @@
         </w:rPr>
         <w:t>S</w:t>
       </w:r>
-      <w:proofErr w:type="gramEnd"/>
       <w:r>
         <w:rPr>
           <w:rFonts w:ascii="Arial Narrow" w:eastAsia="Arial Narrow" w:hAnsi="Arial Narrow" w:cs="Arial Narrow"/>
@@ -3959,14 +3773,7 @@
         <w:rPr>
           <w:rFonts w:ascii="Arial Narrow" w:eastAsia="Arial Narrow" w:hAnsi="Arial Narrow" w:cs="Arial Narrow"/>
         </w:rPr>
-        <w:t>{{SEXO_1}} CESIONARI{{SEXO_2</w:t>
-      </w:r>
-      <w:proofErr w:type="gramStart"/>
-      <w:r>
-        <w:rPr>
-          <w:rFonts w:ascii="Arial Narrow" w:eastAsia="Arial Narrow" w:hAnsi="Arial Narrow" w:cs="Arial Narrow"/>
-        </w:rPr>
-        <w:t>}}</w:t>
+        <w:t>{{SEXO_1}} CESIONARI{{SEXO_2}}</w:t>
       </w:r>
       <w:r>
         <w:rPr>
@@ -3974,7 +3781,6 @@
         </w:rPr>
         <w:t>S</w:t>
       </w:r>
-      <w:proofErr w:type="gramEnd"/>
       <w:r>
         <w:rPr>
           <w:rFonts w:ascii="Arial Narrow" w:eastAsia="Arial Narrow" w:hAnsi="Arial Narrow" w:cs="Arial Narrow"/>
@@ -4025,16 +3831,8 @@
         <w:rPr>
           <w:rFonts w:ascii="Arial Narrow" w:eastAsia="Arial Narrow" w:hAnsi="Arial Narrow" w:cs="Arial Narrow"/>
         </w:rPr>
-        <w:t>{{SEXO_2</w:t>
-      </w:r>
-      <w:proofErr w:type="gramStart"/>
-      <w:r>
-        <w:rPr>
-          <w:rFonts w:ascii="Arial Narrow" w:eastAsia="Arial Narrow" w:hAnsi="Arial Narrow" w:cs="Arial Narrow"/>
-        </w:rPr>
-        <w:t>}}S</w:t>
-      </w:r>
-      <w:proofErr w:type="gramEnd"/>
+        <w:t>{{SEXO_2}}S</w:t>
+      </w:r>
       <w:r>
         <w:rPr>
           <w:rFonts w:ascii="Arial Narrow" w:eastAsia="Arial Narrow" w:hAnsi="Arial Narrow" w:cs="Arial Narrow"/>
@@ -4109,14 +3907,7 @@
         <w:rPr>
           <w:rFonts w:ascii="Arial Narrow" w:eastAsia="Arial Narrow" w:hAnsi="Arial Narrow" w:cs="Arial Narrow"/>
         </w:rPr>
-        <w:t>{{SEXO_4</w:t>
-      </w:r>
-      <w:proofErr w:type="gramStart"/>
-      <w:r>
-        <w:rPr>
-          <w:rFonts w:ascii="Arial Narrow" w:eastAsia="Arial Narrow" w:hAnsi="Arial Narrow" w:cs="Arial Narrow"/>
-        </w:rPr>
-        <w:t>}}</w:t>
+        <w:t>{{SEXO_4}}</w:t>
       </w:r>
       <w:r>
         <w:rPr>
@@ -4124,7 +3915,6 @@
         </w:rPr>
         <w:t>CESIONARI</w:t>
       </w:r>
-      <w:proofErr w:type="gramEnd"/>
       <w:r>
         <w:rPr>
           <w:rFonts w:ascii="Arial Narrow" w:eastAsia="Arial Narrow" w:hAnsi="Arial Narrow" w:cs="Arial Narrow"/>
@@ -4308,14 +4098,7 @@
         <w:rPr>
           <w:rFonts w:ascii="Arial Narrow" w:eastAsia="Arial Narrow" w:hAnsi="Arial Narrow" w:cs="Arial Narrow"/>
         </w:rPr>
-        <w:t>{{SEXO_5</w:t>
-      </w:r>
-      <w:proofErr w:type="gramStart"/>
-      <w:r>
-        <w:rPr>
-          <w:rFonts w:ascii="Arial Narrow" w:eastAsia="Arial Narrow" w:hAnsi="Arial Narrow" w:cs="Arial Narrow"/>
-        </w:rPr>
-        <w:t>}}</w:t>
+        <w:t>{{SEXO_5}}</w:t>
       </w:r>
       <w:r>
         <w:rPr>
@@ -4323,19 +4106,11 @@
         </w:rPr>
         <w:t>CESIONARI</w:t>
       </w:r>
-      <w:proofErr w:type="gramEnd"/>
-      <w:r>
-        <w:rPr>
-          <w:rFonts w:ascii="Arial Narrow" w:eastAsia="Arial Narrow" w:hAnsi="Arial Narrow" w:cs="Arial Narrow"/>
-        </w:rPr>
-        <w:t>{{SEXO_2</w:t>
-      </w:r>
-      <w:proofErr w:type="gramStart"/>
-      <w:r>
-        <w:rPr>
-          <w:rFonts w:ascii="Arial Narrow" w:eastAsia="Arial Narrow" w:hAnsi="Arial Narrow" w:cs="Arial Narrow"/>
-        </w:rPr>
-        <w:t>}}</w:t>
+      <w:r>
+        <w:rPr>
+          <w:rFonts w:ascii="Arial Narrow" w:eastAsia="Arial Narrow" w:hAnsi="Arial Narrow" w:cs="Arial Narrow"/>
+        </w:rPr>
+        <w:t>{{SEXO_2}}</w:t>
       </w:r>
       <w:r>
         <w:rPr>
@@ -4359,14 +4134,7 @@
         <w:rPr>
           <w:rFonts w:ascii="Arial Narrow" w:eastAsia="Arial Narrow" w:hAnsi="Arial Narrow" w:cs="Arial Narrow"/>
         </w:rPr>
-        <w:t>,</w:t>
-      </w:r>
-      <w:proofErr w:type="gramEnd"/>
-      <w:r>
-        <w:rPr>
-          <w:rFonts w:ascii="Arial Narrow" w:eastAsia="Arial Narrow" w:hAnsi="Arial Narrow" w:cs="Arial Narrow"/>
-        </w:rPr>
-        <w:t xml:space="preserve"> UNA VEZ QUE ÉSTE HAYA LIQUIDADO EN SU TOTALIDAD EL PRECIO PACTADO EN EL PRESENTE </w:t>
+        <w:t xml:space="preserve">, UNA VEZ QUE ÉSTE HAYA LIQUIDADO EN SU TOTALIDAD EL PRECIO PACTADO EN EL PRESENTE </w:t>
       </w:r>
       <w:r>
         <w:rPr>
@@ -4430,14 +4198,7 @@
         <w:rPr>
           <w:rFonts w:ascii="Arial Narrow" w:eastAsia="Arial Narrow" w:hAnsi="Arial Narrow" w:cs="Arial Narrow"/>
         </w:rPr>
-        <w:t>{{SEXO_1}} CESIONARI{{SEXO_2</w:t>
-      </w:r>
-      <w:proofErr w:type="gramStart"/>
-      <w:r>
-        <w:rPr>
-          <w:rFonts w:ascii="Arial Narrow" w:eastAsia="Arial Narrow" w:hAnsi="Arial Narrow" w:cs="Arial Narrow"/>
-        </w:rPr>
-        <w:t>}}</w:t>
+        <w:t>{{SEXO_1}} CESIONARI{{SEXO_2}}</w:t>
       </w:r>
       <w:r>
         <w:rPr>
@@ -4445,7 +4206,6 @@
         </w:rPr>
         <w:t>S</w:t>
       </w:r>
-      <w:proofErr w:type="gramEnd"/>
       <w:r>
         <w:rPr>
           <w:rFonts w:ascii="Arial Narrow" w:eastAsia="Arial Narrow" w:hAnsi="Arial Narrow" w:cs="Arial Narrow"/>
@@ -4520,14 +4280,7 @@
         <w:rPr>
           <w:rFonts w:ascii="Arial Narrow" w:eastAsia="Arial Narrow" w:hAnsi="Arial Narrow" w:cs="Arial Narrow"/>
         </w:rPr>
-        <w:t>{{SEXO_2</w:t>
-      </w:r>
-      <w:proofErr w:type="gramStart"/>
-      <w:r>
-        <w:rPr>
-          <w:rFonts w:ascii="Arial Narrow" w:eastAsia="Arial Narrow" w:hAnsi="Arial Narrow" w:cs="Arial Narrow"/>
-        </w:rPr>
-        <w:t>}}</w:t>
+        <w:t>{{SEXO_2}}</w:t>
       </w:r>
       <w:r>
         <w:rPr>
@@ -4535,7 +4288,6 @@
         </w:rPr>
         <w:t>S</w:t>
       </w:r>
-      <w:proofErr w:type="gramEnd"/>
       <w:r>
         <w:rPr>
           <w:rFonts w:ascii="Arial Narrow" w:eastAsia="Arial Narrow" w:hAnsi="Arial Narrow" w:cs="Arial Narrow"/>
@@ -4587,16 +4339,7 @@
           <w:b/>
           <w:bCs/>
         </w:rPr>
-        <w:t>{{SEXO_1}} CESIONARI{{SEXO_2</w:t>
-      </w:r>
-      <w:proofErr w:type="gramStart"/>
-      <w:r>
-        <w:rPr>
-          <w:rFonts w:ascii="Arial Narrow" w:eastAsia="Arial Narrow" w:hAnsi="Arial Narrow" w:cs="Arial Narrow"/>
-          <w:b/>
-          <w:bCs/>
-        </w:rPr>
-        <w:t>}}</w:t>
+        <w:t>{{SEXO_1}} CESIONARI{{SEXO_2}}</w:t>
       </w:r>
       <w:r>
         <w:rPr>
@@ -4606,7 +4349,6 @@
         </w:rPr>
         <w:t>S</w:t>
       </w:r>
-      <w:proofErr w:type="gramEnd"/>
       <w:r>
         <w:rPr>
           <w:rFonts w:ascii="Arial Narrow" w:eastAsia="Arial Narrow" w:hAnsi="Arial Narrow" w:cs="Arial Narrow"/>
@@ -4642,14 +4384,7 @@
         <w:rPr>
           <w:rFonts w:ascii="Arial Narrow" w:eastAsia="Arial Narrow" w:hAnsi="Arial Narrow" w:cs="Arial Narrow"/>
         </w:rPr>
-        <w:t>{{SEXO_1}} CESIONARI{{SEXO_2</w:t>
-      </w:r>
-      <w:proofErr w:type="gramStart"/>
-      <w:r>
-        <w:rPr>
-          <w:rFonts w:ascii="Arial Narrow" w:eastAsia="Arial Narrow" w:hAnsi="Arial Narrow" w:cs="Arial Narrow"/>
-        </w:rPr>
-        <w:t>}}</w:t>
+        <w:t>{{SEXO_1}} CESIONARI{{SEXO_2}}</w:t>
       </w:r>
       <w:r>
         <w:rPr>
@@ -4657,7 +4392,6 @@
         </w:rPr>
         <w:t>S</w:t>
       </w:r>
-      <w:proofErr w:type="gramEnd"/>
       <w:r>
         <w:rPr>
           <w:rFonts w:ascii="Arial Narrow" w:eastAsia="Arial Narrow" w:hAnsi="Arial Narrow" w:cs="Arial Narrow"/>
@@ -4715,28 +4449,7 @@
         <w:rPr>
           <w:rFonts w:ascii="Arial Narrow" w:eastAsia="Arial Narrow" w:hAnsi="Arial Narrow" w:cs="Arial Narrow"/>
         </w:rPr>
-        <w:t>{{SEXO_5</w:t>
-      </w:r>
-      <w:proofErr w:type="gramStart"/>
-      <w:r>
-        <w:rPr>
-          <w:rFonts w:ascii="Arial Narrow" w:eastAsia="Arial Narrow" w:hAnsi="Arial Narrow" w:cs="Arial Narrow"/>
-        </w:rPr>
-        <w:t>}}CESIONARI</w:t>
-      </w:r>
-      <w:proofErr w:type="gramEnd"/>
-      <w:r>
-        <w:rPr>
-          <w:rFonts w:ascii="Arial Narrow" w:eastAsia="Arial Narrow" w:hAnsi="Arial Narrow" w:cs="Arial Narrow"/>
-        </w:rPr>
-        <w:t>{{SEXO_2</w:t>
-      </w:r>
-      <w:proofErr w:type="gramStart"/>
-      <w:r>
-        <w:rPr>
-          <w:rFonts w:ascii="Arial Narrow" w:eastAsia="Arial Narrow" w:hAnsi="Arial Narrow" w:cs="Arial Narrow"/>
-        </w:rPr>
-        <w:t>}}</w:t>
+        <w:t>{{SEXO_5}}CESIONARI{{SEXO_2}}</w:t>
       </w:r>
       <w:r>
         <w:rPr>
@@ -4744,7 +4457,6 @@
         </w:rPr>
         <w:t>S</w:t>
       </w:r>
-      <w:proofErr w:type="gramEnd"/>
       <w:r>
         <w:rPr>
           <w:rFonts w:ascii="Arial Narrow" w:eastAsia="Arial Narrow" w:hAnsi="Arial Narrow" w:cs="Arial Narrow"/>
@@ -4784,14 +4496,7 @@
         <w:rPr>
           <w:rFonts w:ascii="Arial Narrow" w:eastAsia="Arial Narrow" w:hAnsi="Arial Narrow" w:cs="Arial Narrow"/>
         </w:rPr>
-        <w:t>{{SEXO_1}} CESIONARI{{SEXO_2</w:t>
-      </w:r>
-      <w:proofErr w:type="gramStart"/>
-      <w:r>
-        <w:rPr>
-          <w:rFonts w:ascii="Arial Narrow" w:eastAsia="Arial Narrow" w:hAnsi="Arial Narrow" w:cs="Arial Narrow"/>
-        </w:rPr>
-        <w:t>}}</w:t>
+        <w:t>{{SEXO_1}} CESIONARI{{SEXO_2}}</w:t>
       </w:r>
       <w:r>
         <w:rPr>
@@ -4799,7 +4504,6 @@
         </w:rPr>
         <w:t>S</w:t>
       </w:r>
-      <w:proofErr w:type="gramEnd"/>
       <w:r>
         <w:rPr>
           <w:rFonts w:ascii="Arial Narrow" w:eastAsia="Arial Narrow" w:hAnsi="Arial Narrow" w:cs="Arial Narrow"/>
@@ -4845,14 +4549,7 @@
         <w:rPr>
           <w:rFonts w:ascii="Arial Narrow" w:eastAsia="Arial Narrow" w:hAnsi="Arial Narrow" w:cs="Arial Narrow"/>
         </w:rPr>
-        <w:t>{{SEXO_1}} CESIONARI{{SEXO_2</w:t>
-      </w:r>
-      <w:proofErr w:type="gramStart"/>
-      <w:r>
-        <w:rPr>
-          <w:rFonts w:ascii="Arial Narrow" w:eastAsia="Arial Narrow" w:hAnsi="Arial Narrow" w:cs="Arial Narrow"/>
-        </w:rPr>
-        <w:t>}}</w:t>
+        <w:t>{{SEXO_1}} CESIONARI{{SEXO_2}}</w:t>
       </w:r>
       <w:r>
         <w:rPr>
@@ -4860,7 +4557,6 @@
         </w:rPr>
         <w:t>S</w:t>
       </w:r>
-      <w:proofErr w:type="gramEnd"/>
       <w:r>
         <w:rPr>
           <w:rFonts w:ascii="Arial Narrow" w:eastAsia="Arial Narrow" w:hAnsi="Arial Narrow" w:cs="Arial Narrow"/>
@@ -5095,14 +4791,7 @@
         <w:rPr>
           <w:rFonts w:ascii="Arial Narrow" w:eastAsia="Arial Narrow" w:hAnsi="Arial Narrow" w:cs="Arial Narrow"/>
         </w:rPr>
-        <w:t>{{SEXO_5</w:t>
-      </w:r>
-      <w:proofErr w:type="gramStart"/>
-      <w:r>
-        <w:rPr>
-          <w:rFonts w:ascii="Arial Narrow" w:eastAsia="Arial Narrow" w:hAnsi="Arial Narrow" w:cs="Arial Narrow"/>
-        </w:rPr>
-        <w:t>}}</w:t>
+        <w:t>{{SEXO_5}}</w:t>
       </w:r>
       <w:r>
         <w:rPr>
@@ -5110,19 +4799,11 @@
         </w:rPr>
         <w:t>CESIONARI</w:t>
       </w:r>
-      <w:proofErr w:type="gramEnd"/>
-      <w:r>
-        <w:rPr>
-          <w:rFonts w:ascii="Arial Narrow" w:eastAsia="Arial Narrow" w:hAnsi="Arial Narrow" w:cs="Arial Narrow"/>
-        </w:rPr>
-        <w:t>{{SEXO_2</w:t>
-      </w:r>
-      <w:proofErr w:type="gramStart"/>
-      <w:r>
-        <w:rPr>
-          <w:rFonts w:ascii="Arial Narrow" w:eastAsia="Arial Narrow" w:hAnsi="Arial Narrow" w:cs="Arial Narrow"/>
-        </w:rPr>
-        <w:t>}}</w:t>
+      <w:r>
+        <w:rPr>
+          <w:rFonts w:ascii="Arial Narrow" w:eastAsia="Arial Narrow" w:hAnsi="Arial Narrow" w:cs="Arial Narrow"/>
+        </w:rPr>
+        <w:t>{{SEXO_2}}</w:t>
       </w:r>
       <w:r>
         <w:rPr>
@@ -5130,7 +4811,6 @@
         </w:rPr>
         <w:t>S</w:t>
       </w:r>
-      <w:proofErr w:type="gramEnd"/>
       <w:r>
         <w:rPr>
           <w:rFonts w:ascii="Arial Narrow" w:eastAsia="Arial Narrow" w:hAnsi="Arial Narrow" w:cs="Arial Narrow"/>
@@ -5290,14 +4970,7 @@
         <w:rPr>
           <w:rFonts w:ascii="Arial Narrow" w:eastAsia="Arial Narrow" w:hAnsi="Arial Narrow" w:cs="Arial Narrow"/>
         </w:rPr>
-        <w:t>{{SEXO_1}} CESIONARI{{SEXO_2</w:t>
-      </w:r>
-      <w:proofErr w:type="gramStart"/>
-      <w:r>
-        <w:rPr>
-          <w:rFonts w:ascii="Arial Narrow" w:eastAsia="Arial Narrow" w:hAnsi="Arial Narrow" w:cs="Arial Narrow"/>
-        </w:rPr>
-        <w:t>}}</w:t>
+        <w:t>{{SEXO_1}} CESIONARI{{SEXO_2}}</w:t>
       </w:r>
       <w:r>
         <w:rPr>
@@ -5305,7 +4978,6 @@
         </w:rPr>
         <w:t>S</w:t>
       </w:r>
-      <w:proofErr w:type="gramEnd"/>
       <w:r>
         <w:rPr>
           <w:rFonts w:ascii="Arial Narrow" w:eastAsia="Arial Narrow" w:hAnsi="Arial Narrow" w:cs="Arial Narrow"/>
@@ -5351,14 +5023,7 @@
         <w:rPr>
           <w:rFonts w:ascii="Arial Narrow" w:eastAsia="Arial Narrow" w:hAnsi="Arial Narrow" w:cs="Arial Narrow"/>
         </w:rPr>
-        <w:t>{{SEXO_1}} CESIONARI{{SEXO_2</w:t>
-      </w:r>
-      <w:proofErr w:type="gramStart"/>
-      <w:r>
-        <w:rPr>
-          <w:rFonts w:ascii="Arial Narrow" w:eastAsia="Arial Narrow" w:hAnsi="Arial Narrow" w:cs="Arial Narrow"/>
-        </w:rPr>
-        <w:t>}}</w:t>
+        <w:t>{{SEXO_1}} CESIONARI{{SEXO_2}}</w:t>
       </w:r>
       <w:r>
         <w:rPr>
@@ -5366,7 +5031,6 @@
         </w:rPr>
         <w:t>S</w:t>
       </w:r>
-      <w:proofErr w:type="gramEnd"/>
       <w:r>
         <w:rPr>
           <w:rFonts w:ascii="Arial Narrow" w:eastAsia="Arial Narrow" w:hAnsi="Arial Narrow" w:cs="Arial Narrow"/>
@@ -5412,14 +5076,7 @@
         <w:rPr>
           <w:rFonts w:ascii="Arial Narrow" w:eastAsia="Arial Narrow" w:hAnsi="Arial Narrow" w:cs="Arial Narrow"/>
         </w:rPr>
-        <w:t>{{SEXO_1}} CESIONARI{{SEXO_2</w:t>
-      </w:r>
-      <w:proofErr w:type="gramStart"/>
-      <w:r>
-        <w:rPr>
-          <w:rFonts w:ascii="Arial Narrow" w:eastAsia="Arial Narrow" w:hAnsi="Arial Narrow" w:cs="Arial Narrow"/>
-        </w:rPr>
-        <w:t>}}</w:t>
+        <w:t>{{SEXO_1}} CESIONARI{{SEXO_2}}</w:t>
       </w:r>
       <w:r>
         <w:rPr>
@@ -5427,7 +5084,6 @@
         </w:rPr>
         <w:t>S</w:t>
       </w:r>
-      <w:proofErr w:type="gramEnd"/>
       <w:r>
         <w:rPr>
           <w:rFonts w:ascii="Arial Narrow" w:eastAsia="Arial Narrow" w:hAnsi="Arial Narrow" w:cs="Arial Narrow"/>
@@ -5465,14 +5121,7 @@
         <w:rPr>
           <w:rFonts w:ascii="Arial Narrow" w:eastAsia="Arial Narrow" w:hAnsi="Arial Narrow" w:cs="Arial Narrow"/>
         </w:rPr>
-        <w:t>{{SEXO_1}} CESIONARI{{SEXO_2</w:t>
-      </w:r>
-      <w:proofErr w:type="gramStart"/>
-      <w:r>
-        <w:rPr>
-          <w:rFonts w:ascii="Arial Narrow" w:eastAsia="Arial Narrow" w:hAnsi="Arial Narrow" w:cs="Arial Narrow"/>
-        </w:rPr>
-        <w:t>}}</w:t>
+        <w:t>{{SEXO_1}} CESIONARI{{SEXO_2}}</w:t>
       </w:r>
       <w:r>
         <w:rPr>
@@ -5480,7 +5129,6 @@
         </w:rPr>
         <w:t>S</w:t>
       </w:r>
-      <w:proofErr w:type="gramEnd"/>
       <w:r>
         <w:rPr>
           <w:rFonts w:ascii="Arial Narrow" w:eastAsia="Arial Narrow" w:hAnsi="Arial Narrow" w:cs="Arial Narrow"/>
@@ -5512,14 +5160,7 @@
         <w:rPr>
           <w:rFonts w:ascii="Arial Narrow" w:eastAsia="Arial Narrow" w:hAnsi="Arial Narrow" w:cs="Arial Narrow"/>
         </w:rPr>
-        <w:t>{{SEXO_1}} CESIONARI{{SEXO_2</w:t>
-      </w:r>
-      <w:proofErr w:type="gramStart"/>
-      <w:r>
-        <w:rPr>
-          <w:rFonts w:ascii="Arial Narrow" w:eastAsia="Arial Narrow" w:hAnsi="Arial Narrow" w:cs="Arial Narrow"/>
-        </w:rPr>
-        <w:t>}}</w:t>
+        <w:t>{{SEXO_1}} CESIONARI{{SEXO_2}}</w:t>
       </w:r>
       <w:r>
         <w:rPr>
@@ -5527,7 +5168,6 @@
         </w:rPr>
         <w:t>S</w:t>
       </w:r>
-      <w:proofErr w:type="gramEnd"/>
       <w:r>
         <w:rPr>
           <w:rFonts w:ascii="Arial Narrow" w:eastAsia="Arial Narrow" w:hAnsi="Arial Narrow" w:cs="Arial Narrow"/>
@@ -5624,14 +5264,7 @@
         <w:rPr>
           <w:rFonts w:ascii="Arial Narrow" w:eastAsia="Arial Narrow" w:hAnsi="Arial Narrow" w:cs="Arial Narrow"/>
         </w:rPr>
-        <w:t>{{SEXO_5</w:t>
-      </w:r>
-      <w:proofErr w:type="gramStart"/>
-      <w:r>
-        <w:rPr>
-          <w:rFonts w:ascii="Arial Narrow" w:eastAsia="Arial Narrow" w:hAnsi="Arial Narrow" w:cs="Arial Narrow"/>
-        </w:rPr>
-        <w:t>}}</w:t>
+        <w:t>{{SEXO_5}}</w:t>
       </w:r>
       <w:r>
         <w:rPr>
@@ -5639,7 +5272,6 @@
         </w:rPr>
         <w:t>CESIONARI</w:t>
       </w:r>
-      <w:proofErr w:type="gramEnd"/>
       <w:r>
         <w:rPr>
           <w:rFonts w:ascii="Arial Narrow" w:eastAsia="Arial Narrow" w:hAnsi="Arial Narrow" w:cs="Arial Narrow"/>
@@ -5656,16 +5288,8 @@
         <w:rPr>
           <w:rFonts w:ascii="Arial Narrow" w:eastAsia="Arial Narrow" w:hAnsi="Arial Narrow" w:cs="Arial Narrow"/>
         </w:rPr>
-        <w:t>EST{{SEXO_2</w:t>
-      </w:r>
-      <w:proofErr w:type="gramStart"/>
-      <w:r>
-        <w:rPr>
-          <w:rFonts w:ascii="Arial Narrow" w:eastAsia="Arial Narrow" w:hAnsi="Arial Narrow" w:cs="Arial Narrow"/>
-        </w:rPr>
-        <w:t>}}S</w:t>
-      </w:r>
-      <w:proofErr w:type="gramEnd"/>
+        <w:t>EST{{SEXO_2}}S</w:t>
+      </w:r>
       <w:r>
         <w:rPr>
           <w:rFonts w:ascii="Arial Narrow" w:eastAsia="Arial Narrow" w:hAnsi="Arial Narrow" w:cs="Arial Narrow"/>
@@ -5688,16 +5312,8 @@
         <w:rPr>
           <w:rFonts w:ascii="Arial Narrow" w:eastAsia="Arial Narrow" w:hAnsi="Arial Narrow" w:cs="Arial Narrow"/>
         </w:rPr>
-        <w:t>{{SEXO_2</w:t>
-      </w:r>
-      <w:proofErr w:type="gramStart"/>
-      <w:r>
-        <w:rPr>
-          <w:rFonts w:ascii="Arial Narrow" w:eastAsia="Arial Narrow" w:hAnsi="Arial Narrow" w:cs="Arial Narrow"/>
-        </w:rPr>
-        <w:t>}}S</w:t>
-      </w:r>
-      <w:proofErr w:type="gramEnd"/>
+        <w:t>{{SEXO_2}}S</w:t>
+      </w:r>
       <w:r>
         <w:rPr>
           <w:rFonts w:ascii="Arial Narrow" w:eastAsia="Arial Narrow" w:hAnsi="Arial Narrow" w:cs="Arial Narrow"/>
@@ -5744,21 +5360,7 @@
         <w:rPr>
           <w:rFonts w:ascii="Arial Narrow" w:eastAsia="Arial Narrow" w:hAnsi="Arial Narrow" w:cs="Arial Narrow"/>
         </w:rPr>
-        <w:t>{{SEXO_2</w:t>
-      </w:r>
-      <w:proofErr w:type="gramStart"/>
-      <w:r>
-        <w:rPr>
-          <w:rFonts w:ascii="Arial Narrow" w:eastAsia="Arial Narrow" w:hAnsi="Arial Narrow" w:cs="Arial Narrow"/>
-        </w:rPr>
-        <w:t>}}S</w:t>
-      </w:r>
-      <w:proofErr w:type="gramEnd"/>
-      <w:r>
-        <w:rPr>
-          <w:rFonts w:ascii="Arial Narrow" w:eastAsia="Arial Narrow" w:hAnsi="Arial Narrow" w:cs="Arial Narrow"/>
-        </w:rPr>
-        <w:t>”</w:t>
+        <w:t>{{SEXO_2}}S”</w:t>
       </w:r>
       <w:r>
         <w:rPr>
@@ -5809,21 +5411,7 @@
         <w:rPr>
           <w:rFonts w:ascii="Arial Narrow" w:eastAsia="Arial Narrow" w:hAnsi="Arial Narrow" w:cs="Arial Narrow"/>
         </w:rPr>
-        <w:t>{{SEXO_2</w:t>
-      </w:r>
-      <w:proofErr w:type="gramStart"/>
-      <w:r>
-        <w:rPr>
-          <w:rFonts w:ascii="Arial Narrow" w:eastAsia="Arial Narrow" w:hAnsi="Arial Narrow" w:cs="Arial Narrow"/>
-        </w:rPr>
-        <w:t>}}S</w:t>
-      </w:r>
-      <w:proofErr w:type="gramEnd"/>
-      <w:r>
-        <w:rPr>
-          <w:rFonts w:ascii="Arial Narrow" w:eastAsia="Arial Narrow" w:hAnsi="Arial Narrow" w:cs="Arial Narrow"/>
-        </w:rPr>
-        <w:t>”</w:t>
+        <w:t>{{SEXO_2}}S”</w:t>
       </w:r>
       <w:r>
         <w:rPr>
@@ -5922,14 +5510,7 @@
         <w:rPr>
           <w:rFonts w:ascii="Arial Narrow" w:eastAsia="Arial Narrow" w:hAnsi="Arial Narrow" w:cs="Arial Narrow"/>
         </w:rPr>
-        <w:t>{{SEXO_4</w:t>
-      </w:r>
-      <w:proofErr w:type="gramStart"/>
-      <w:r>
-        <w:rPr>
-          <w:rFonts w:ascii="Arial Narrow" w:eastAsia="Arial Narrow" w:hAnsi="Arial Narrow" w:cs="Arial Narrow"/>
-        </w:rPr>
-        <w:t>}}</w:t>
+        <w:t>{{SEXO_4}}</w:t>
       </w:r>
       <w:r>
         <w:rPr>
@@ -5937,7 +5518,6 @@
         </w:rPr>
         <w:t>CESIONARI</w:t>
       </w:r>
-      <w:proofErr w:type="gramEnd"/>
       <w:r>
         <w:rPr>
           <w:rFonts w:ascii="Arial Narrow" w:eastAsia="Arial Narrow" w:hAnsi="Arial Narrow" w:cs="Arial Narrow"/>
@@ -6014,14 +5594,7 @@
         <w:rPr>
           <w:rFonts w:ascii="Arial Narrow" w:eastAsia="Arial Narrow" w:hAnsi="Arial Narrow" w:cs="Arial Narrow"/>
         </w:rPr>
-        <w:t xml:space="preserve">SIN PERJUICIO DE LO ANTERIOR, LAS PARTES ACUERDAN LO </w:t>
-      </w:r>
-      <w:proofErr w:type="gramStart"/>
-      <w:r>
-        <w:rPr>
-          <w:rFonts w:ascii="Arial Narrow" w:eastAsia="Arial Narrow" w:hAnsi="Arial Narrow" w:cs="Arial Narrow"/>
-        </w:rPr>
-        <w:t>SIGUIENTE:</w:t>
+        <w:t>SIN PERJUICIO DE LO ANTERIOR, LAS PARTES ACUERDAN LO SIGUIENTE:</w:t>
       </w:r>
       <w:r>
         <w:rPr>
@@ -6029,7 +5602,6 @@
         </w:rPr>
         <w:t>.</w:t>
       </w:r>
-      <w:proofErr w:type="gramEnd"/>
     </w:p>
     <w:p>
       <w:pPr>
@@ -6109,21 +5681,7 @@
         <w:rPr>
           <w:rFonts w:ascii="Arial Narrow" w:eastAsia="Arial Narrow" w:hAnsi="Arial Narrow" w:cs="Arial Narrow"/>
         </w:rPr>
-        <w:t>{{SEXO_2</w:t>
-      </w:r>
-      <w:proofErr w:type="gramStart"/>
-      <w:r>
-        <w:rPr>
-          <w:rFonts w:ascii="Arial Narrow" w:eastAsia="Arial Narrow" w:hAnsi="Arial Narrow" w:cs="Arial Narrow"/>
-        </w:rPr>
-        <w:t>}}S</w:t>
-      </w:r>
-      <w:proofErr w:type="gramEnd"/>
-      <w:r>
-        <w:rPr>
-          <w:rFonts w:ascii="Arial Narrow" w:eastAsia="Arial Narrow" w:hAnsi="Arial Narrow" w:cs="Arial Narrow"/>
-        </w:rPr>
-        <w:t>”</w:t>
+        <w:t>{{SEXO_2}}S”</w:t>
       </w:r>
       <w:r>
         <w:rPr>
@@ -6164,14 +5722,7 @@
         <w:rPr>
           <w:rFonts w:ascii="Arial Narrow" w:eastAsia="Arial Narrow" w:hAnsi="Arial Narrow" w:cs="Arial Narrow"/>
         </w:rPr>
-        <w:t>{{SEXO_5</w:t>
-      </w:r>
-      <w:proofErr w:type="gramStart"/>
-      <w:r>
-        <w:rPr>
-          <w:rFonts w:ascii="Arial Narrow" w:eastAsia="Arial Narrow" w:hAnsi="Arial Narrow" w:cs="Arial Narrow"/>
-        </w:rPr>
-        <w:t>}}</w:t>
+        <w:t>{{SEXO_5}}</w:t>
       </w:r>
       <w:r>
         <w:rPr>
@@ -6179,26 +5730,11 @@
         </w:rPr>
         <w:t>CESIONARI</w:t>
       </w:r>
-      <w:proofErr w:type="gramEnd"/>
-      <w:r>
-        <w:rPr>
-          <w:rFonts w:ascii="Arial Narrow" w:eastAsia="Arial Narrow" w:hAnsi="Arial Narrow" w:cs="Arial Narrow"/>
-        </w:rPr>
-        <w:t>{{SEXO_2</w:t>
-      </w:r>
-      <w:proofErr w:type="gramStart"/>
-      <w:r>
-        <w:rPr>
-          <w:rFonts w:ascii="Arial Narrow" w:eastAsia="Arial Narrow" w:hAnsi="Arial Narrow" w:cs="Arial Narrow"/>
-        </w:rPr>
-        <w:t>}}S</w:t>
-      </w:r>
-      <w:proofErr w:type="gramEnd"/>
-      <w:r>
-        <w:rPr>
-          <w:rFonts w:ascii="Arial Narrow" w:eastAsia="Arial Narrow" w:hAnsi="Arial Narrow" w:cs="Arial Narrow"/>
-        </w:rPr>
-        <w:t>”:</w:t>
+      <w:r>
+        <w:rPr>
+          <w:rFonts w:ascii="Arial Narrow" w:eastAsia="Arial Narrow" w:hAnsi="Arial Narrow" w:cs="Arial Narrow"/>
+        </w:rPr>
+        <w:t>{{SEXO_2}}S”:</w:t>
       </w:r>
     </w:p>
     <w:p>
@@ -6319,14 +5855,7 @@
         <w:rPr>
           <w:rFonts w:ascii="Arial Narrow" w:eastAsia="Arial Narrow" w:hAnsi="Arial Narrow" w:cs="Arial Narrow"/>
         </w:rPr>
-        <w:t>{{SEXO_1}} CESIONARI{{SEXO_2</w:t>
-      </w:r>
-      <w:proofErr w:type="gramStart"/>
-      <w:r>
-        <w:rPr>
-          <w:rFonts w:ascii="Arial Narrow" w:eastAsia="Arial Narrow" w:hAnsi="Arial Narrow" w:cs="Arial Narrow"/>
-        </w:rPr>
-        <w:t>}}</w:t>
+        <w:t>{{SEXO_1}} CESIONARI{{SEXO_2}}</w:t>
       </w:r>
       <w:r>
         <w:rPr>
@@ -6334,7 +5863,6 @@
         </w:rPr>
         <w:t>S</w:t>
       </w:r>
-      <w:proofErr w:type="gramEnd"/>
       <w:r>
         <w:rPr>
           <w:rFonts w:ascii="Arial Narrow" w:eastAsia="Arial Narrow" w:hAnsi="Arial Narrow" w:cs="Arial Narrow"/>
@@ -6345,14 +5873,7 @@
         <w:rPr>
           <w:rFonts w:ascii="Arial Narrow" w:eastAsia="Arial Narrow" w:hAnsi="Arial Narrow" w:cs="Arial Narrow"/>
         </w:rPr>
-        <w:t>{{SEXO_1}} CESIONARI{{SEXO_2</w:t>
-      </w:r>
-      <w:proofErr w:type="gramStart"/>
-      <w:r>
-        <w:rPr>
-          <w:rFonts w:ascii="Arial Narrow" w:eastAsia="Arial Narrow" w:hAnsi="Arial Narrow" w:cs="Arial Narrow"/>
-        </w:rPr>
-        <w:t>}}</w:t>
+        <w:t>{{SEXO_1}} CESIONARI{{SEXO_2}}</w:t>
       </w:r>
       <w:r>
         <w:rPr>
@@ -6360,7 +5881,6 @@
         </w:rPr>
         <w:t>S</w:t>
       </w:r>
-      <w:proofErr w:type="gramEnd"/>
       <w:r>
         <w:rPr>
           <w:rFonts w:ascii="Arial Narrow" w:eastAsia="Arial Narrow" w:hAnsi="Arial Narrow" w:cs="Arial Narrow"/>
@@ -6410,14 +5930,7 @@
         <w:rPr>
           <w:rFonts w:ascii="Arial Narrow" w:eastAsia="Arial Narrow" w:hAnsi="Arial Narrow" w:cs="Arial Narrow"/>
         </w:rPr>
-        <w:t>{{SEXO_1}} CESIONARI{{SEXO_2</w:t>
-      </w:r>
-      <w:proofErr w:type="gramStart"/>
-      <w:r>
-        <w:rPr>
-          <w:rFonts w:ascii="Arial Narrow" w:eastAsia="Arial Narrow" w:hAnsi="Arial Narrow" w:cs="Arial Narrow"/>
-        </w:rPr>
-        <w:t>}}</w:t>
+        <w:t>{{SEXO_1}} CESIONARI{{SEXO_2}}</w:t>
       </w:r>
       <w:r>
         <w:rPr>
@@ -6425,7 +5938,6 @@
         </w:rPr>
         <w:t>S</w:t>
       </w:r>
-      <w:proofErr w:type="gramEnd"/>
       <w:r>
         <w:rPr>
           <w:rFonts w:ascii="Arial Narrow" w:eastAsia="Arial Narrow" w:hAnsi="Arial Narrow" w:cs="Arial Narrow"/>
@@ -6564,19 +6076,11 @@
         </w:rPr>
         <w:t>5</w:t>
       </w:r>
-      <w:proofErr w:type="gramStart"/>
-      <w:r>
-        <w:rPr>
-          <w:rFonts w:ascii="Arial Narrow" w:eastAsia="Arial Narrow" w:hAnsi="Arial Narrow" w:cs="Arial Narrow"/>
-        </w:rPr>
-        <w:t>}}CESIONARI</w:t>
-      </w:r>
-      <w:proofErr w:type="gramEnd"/>
-      <w:r>
-        <w:rPr>
-          <w:rFonts w:ascii="Arial Narrow" w:eastAsia="Arial Narrow" w:hAnsi="Arial Narrow" w:cs="Arial Narrow"/>
-        </w:rPr>
-        <w:t>{{SEXO_2}}”</w:t>
+      <w:r>
+        <w:rPr>
+          <w:rFonts w:ascii="Arial Narrow" w:eastAsia="Arial Narrow" w:hAnsi="Arial Narrow" w:cs="Arial Narrow"/>
+        </w:rPr>
+        <w:t>}}CESIONARI{{SEXO_2}}”</w:t>
       </w:r>
       <w:r>
         <w:rPr>
@@ -6759,14 +6263,7 @@
         <w:rPr>
           <w:rFonts w:ascii="Arial Narrow" w:eastAsia="Arial Narrow" w:hAnsi="Arial Narrow" w:cs="Arial Narrow"/>
         </w:rPr>
-        <w:t>{{SEXO_1}} CESIONARI{{SEXO_2</w:t>
-      </w:r>
-      <w:proofErr w:type="gramStart"/>
-      <w:r>
-        <w:rPr>
-          <w:rFonts w:ascii="Arial Narrow" w:eastAsia="Arial Narrow" w:hAnsi="Arial Narrow" w:cs="Arial Narrow"/>
-        </w:rPr>
-        <w:t>}}</w:t>
+        <w:t>{{SEXO_1}} CESIONARI{{SEXO_2}}</w:t>
       </w:r>
       <w:r>
         <w:rPr>
@@ -6774,7 +6271,6 @@
         </w:rPr>
         <w:t>S</w:t>
       </w:r>
-      <w:proofErr w:type="gramEnd"/>
       <w:r>
         <w:rPr>
           <w:rFonts w:ascii="Arial Narrow" w:eastAsia="Arial Narrow" w:hAnsi="Arial Narrow" w:cs="Arial Narrow"/>
@@ -6863,14 +6359,7 @@
         <w:rPr>
           <w:rFonts w:ascii="Arial Narrow" w:eastAsia="Arial Narrow" w:hAnsi="Arial Narrow" w:cs="Arial Narrow"/>
         </w:rPr>
-        <w:t>{{SEXO_1}} CESIONARI{{SEXO_2</w:t>
-      </w:r>
-      <w:proofErr w:type="gramStart"/>
-      <w:r>
-        <w:rPr>
-          <w:rFonts w:ascii="Arial Narrow" w:eastAsia="Arial Narrow" w:hAnsi="Arial Narrow" w:cs="Arial Narrow"/>
-        </w:rPr>
-        <w:t>}}</w:t>
+        <w:t>{{SEXO_1}} CESIONARI{{SEXO_2}}</w:t>
       </w:r>
       <w:r>
         <w:rPr>
@@ -6878,7 +6367,6 @@
         </w:rPr>
         <w:t>S</w:t>
       </w:r>
-      <w:proofErr w:type="gramEnd"/>
       <w:r>
         <w:rPr>
           <w:rFonts w:ascii="Arial Narrow" w:eastAsia="Arial Narrow" w:hAnsi="Arial Narrow" w:cs="Arial Narrow"/>
@@ -6986,17 +6474,8 @@
           <w:rFonts w:ascii="Arial Narrow" w:eastAsia="Arial Narrow" w:hAnsi="Arial Narrow" w:cs="Arial Narrow"/>
           <w:color w:val="000000"/>
         </w:rPr>
-        <w:t>{{SEXO_2</w:t>
-      </w:r>
-      <w:proofErr w:type="gramStart"/>
-      <w:r>
-        <w:rPr>
-          <w:rFonts w:ascii="Arial Narrow" w:eastAsia="Arial Narrow" w:hAnsi="Arial Narrow" w:cs="Arial Narrow"/>
-          <w:color w:val="000000"/>
-        </w:rPr>
-        <w:t>}}S</w:t>
-      </w:r>
-      <w:proofErr w:type="gramEnd"/>
+        <w:t>{{SEXO_2}}S</w:t>
+      </w:r>
       <w:r>
         <w:rPr>
           <w:rFonts w:ascii="Arial Narrow" w:eastAsia="Arial Narrow" w:hAnsi="Arial Narrow" w:cs="Arial Narrow"/>

--- a/pdfs/templates/pdfs/contrato_commeta_pagos_varios.docx
+++ b/pdfs/templates/pdfs/contrato_commeta_pagos_varios.docx
@@ -275,7 +275,31 @@
         <w:rPr>
           <w:rFonts w:ascii="Arial Narrow" w:eastAsia="Arial Narrow" w:hAnsi="Arial Narrow" w:cs="Arial Narrow"/>
         </w:rPr>
-        <w:t xml:space="preserve">  QUIENES ASISTEN EN ESTE ACTO EN CALIDAD DE TESTIGOS, MISMOS QUE SE IDENTIFICAN CON CREDENCIAL DE ELECTOR CON FOTOGRAFÍA EXPEDIDA POR EL INSTITUTO NACIONAL ELECTORAL CON NÚMERO {{ID_TEST1}} E {{ID</w:t>
+        <w:t xml:space="preserve">  QUIENES ASISTEN EN ESTE ACTO EN CALIDAD DE TESTIGOS, MISMOS QUE SE IDENTIFICAN CON CREDENCIAL DE ELECTOR CON FOTOGRAFÍA EXPEDIDA POR EL INSTITUTO NACIONAL ELECTORAL CON NÚMERO </w:t>
+      </w:r>
+      <w:r>
+        <w:rPr>
+          <w:rFonts w:ascii="Arial Narrow" w:eastAsia="Arial Narrow" w:hAnsi="Arial Narrow" w:cs="Arial Narrow"/>
+        </w:rPr>
+        <w:t xml:space="preserve">DE FOLIO </w:t>
+      </w:r>
+      <w:r>
+        <w:rPr>
+          <w:rFonts w:ascii="Arial Narrow" w:eastAsia="Arial Narrow" w:hAnsi="Arial Narrow" w:cs="Arial Narrow"/>
+        </w:rPr>
+        <w:t xml:space="preserve">{{ID_TEST1}} </w:t>
+      </w:r>
+      <w:r>
+        <w:rPr>
+          <w:rFonts w:ascii="Arial Narrow" w:eastAsia="Arial Narrow" w:hAnsi="Arial Narrow" w:cs="Arial Narrow"/>
+        </w:rPr>
+        <w:t>Y FOLIO</w:t>
+      </w:r>
+      <w:r>
+        <w:rPr>
+          <w:rFonts w:ascii="Arial Narrow" w:eastAsia="Arial Narrow" w:hAnsi="Arial Narrow" w:cs="Arial Narrow"/>
+        </w:rPr>
+        <w:t xml:space="preserve"> {{ID</w:t>
       </w:r>
       <w:r>
         <w:rPr>
@@ -377,7 +401,43 @@
         <w:rPr>
           <w:rFonts w:ascii="Arial Narrow" w:eastAsia="Arial Narrow" w:hAnsi="Arial Narrow" w:cs="Arial Narrow"/>
         </w:rPr>
-        <w:t xml:space="preserve"> COMPARECE EL C. JORGE ISAAC ALAVEZ LÓPEZ, EN SU CARÁCTER DE CEDENTE, QUIEN MANIFIESTA SER DE NACIONALIDAD MEXICANA, MAYOR DE EDAD, ORIGINARIO DE OAXACA DE JUÁREZ Y VECINO DE SAN ANTONIO DE LA CAL, OAXACA, CON DOMICILIO EN CALLE MORELOS NÚMERO 30, SECCIÓN PRIMERA, DE 33 AÑOS DE EDAD, DE ESTADO CIVIL CASADO Y DE OCUPACIÓN ARQUITECTO, CON CLAVE DE ELECTOR IDMEX2661556720, DE LA CUAL SE ANEXA COPIA.</w:t>
+        <w:t xml:space="preserve"> COMPARECE EL C. JORGE ISAAC ALAVEZ LÓPEZ, EN SU CARÁCTER DE CEDENTE, QUIEN MANIFIESTA SER DE NACIONALIDAD MEXICANA, MAYOR DE EDAD, ORIGINARIO DE OAXACA DE JUÁREZ Y VECINO DE SAN ANTONIO DE LA CAL, OAXACA, CON DOMICILIO EN CALLE MORELOS NÚMERO 30, SECCIÓN PRIMERA, DE 33 AÑOS DE EDAD</w:t>
+      </w:r>
+      <w:r>
+        <w:rPr>
+          <w:rFonts w:ascii="Arial Narrow" w:eastAsia="Arial Narrow" w:hAnsi="Arial Narrow" w:cs="Arial Narrow"/>
+        </w:rPr>
+        <w:t xml:space="preserve"> Y</w:t>
+      </w:r>
+      <w:r>
+        <w:rPr>
+          <w:rFonts w:ascii="Arial Narrow" w:eastAsia="Arial Narrow" w:hAnsi="Arial Narrow" w:cs="Arial Narrow"/>
+        </w:rPr>
+        <w:t xml:space="preserve"> DE OCUPACIÓN ARQUITECTO, </w:t>
+      </w:r>
+      <w:r>
+        <w:rPr>
+          <w:rFonts w:ascii="Arial Narrow" w:eastAsia="Arial Narrow" w:hAnsi="Arial Narrow" w:cs="Arial Narrow"/>
+        </w:rPr>
+        <w:t>IDENTIFICÁNDOSE CON SU CREDENCIAL DE ELECTOR CON FOTOGRAFÍA EXPEDIDA POR EL INSTITUTO NACIONAL ELECTORAL CON NÚMERO DE FOLIO</w:t>
+      </w:r>
+      <w:r>
+        <w:rPr>
+          <w:rFonts w:ascii="Arial Narrow" w:eastAsia="Arial Narrow" w:hAnsi="Arial Narrow" w:cs="Arial Narrow"/>
+        </w:rPr>
+        <w:t xml:space="preserve"> </w:t>
+      </w:r>
+      <w:r>
+        <w:rPr>
+          <w:rFonts w:ascii="Arial Narrow" w:eastAsia="Arial Narrow" w:hAnsi="Arial Narrow" w:cs="Arial Narrow"/>
+        </w:rPr>
+        <w:t>0777088891591</w:t>
+      </w:r>
+      <w:r>
+        <w:rPr>
+          <w:rFonts w:ascii="Arial Narrow" w:eastAsia="Arial Narrow" w:hAnsi="Arial Narrow" w:cs="Arial Narrow"/>
+        </w:rPr>
+        <w:t>, DE LA CUAL SE ANEXA COPIA.</w:t>
       </w:r>
     </w:p>
     <w:p>
@@ -680,7 +740,14 @@
         <w:rPr>
           <w:rFonts w:ascii="Arial Narrow" w:eastAsia="Arial Narrow" w:hAnsi="Arial Narrow" w:cs="Arial Narrow"/>
         </w:rPr>
-        <w:t xml:space="preserve"> TAMBIÉN SE CONTARÁ CON SERVICIO DE VIDEOVIGILANCIA A TRAVÉS DE CÁMARAS DE SEGURIDAD, MISMAS QUE SERÁN UBICADAS EN LA ENTRADA PRINCIPAL Y EN OTROS PUNTOS ESTRATÉGICOS DENTRO DEL DESARROLLO HABITACIONAL</w:t>
+        <w:t xml:space="preserve"> TAMBIÉN SE CONTARÁ CON SERVICIO DE VIDEOVIGILANCIA A TRAVÉS DE CÁMARAS DE SEGURIDAD, MISMAS QUE SERÁN UBICADAS EN LA ENTRADA PRINCIPAL Y EN OTROS PUNTOS </w:t>
+      </w:r>
+      <w:r>
+        <w:rPr>
+          <w:rFonts w:ascii="Arial Narrow" w:eastAsia="Arial Narrow" w:hAnsi="Arial Narrow" w:cs="Arial Narrow"/>
+        </w:rPr>
+        <w:lastRenderedPageBreak/>
+        <w:t>ESTRATÉGICOS DENTRO DEL DESARROLLO HABITACIONAL</w:t>
       </w:r>
       <w:r>
         <w:rPr>
@@ -703,15 +770,7 @@
           <w:rFonts w:ascii="Arial Narrow" w:eastAsia="Arial Narrow" w:hAnsi="Arial Narrow" w:cs="Arial Narrow"/>
           <w:highlight w:val="white"/>
         </w:rPr>
-        <w:t xml:space="preserve">FUNCIONAMIENTO SE INICIARÁN UNA VEZ QUE EL DESARROLLADOR ALCANCE UN SESENTA POR </w:t>
-      </w:r>
-      <w:r>
-        <w:rPr>
-          <w:rFonts w:ascii="Arial Narrow" w:eastAsia="Arial Narrow" w:hAnsi="Arial Narrow" w:cs="Arial Narrow"/>
-          <w:highlight w:val="white"/>
-        </w:rPr>
-        <w:lastRenderedPageBreak/>
-        <w:t>CIENTO (60%) DE AVANCE EN LA LOTIFICACIÓN Y COMERCIALIZACIÓN DE LOS LOTES DEL DESARROLLO</w:t>
+        <w:t>FUNCIONAMIENTO SE INICIARÁN UNA VEZ QUE EL DESARROLLADOR ALCANCE UN SESENTA POR CIENTO (60%) DE AVANCE EN LA LOTIFICACIÓN Y COMERCIALIZACIÓN DE LOS LOTES DEL DESARROLLO</w:t>
       </w:r>
       <w:r>
         <w:rPr>
@@ -1247,19 +1306,19 @@
         <w:rPr>
           <w:rFonts w:ascii="Arial Narrow" w:eastAsia="Arial Narrow" w:hAnsi="Arial Narrow" w:cs="Arial Narrow"/>
         </w:rPr>
-        <w:t>, CON CLAVE</w:t>
-      </w:r>
-      <w:r>
-        <w:rPr>
-          <w:rFonts w:ascii="Arial Narrow" w:eastAsia="Arial Narrow" w:hAnsi="Arial Narrow" w:cs="Arial Narrow"/>
-        </w:rPr>
-        <w:t>S</w:t>
-      </w:r>
-      <w:r>
-        <w:rPr>
-          <w:rFonts w:ascii="Arial Narrow" w:eastAsia="Arial Narrow" w:hAnsi="Arial Narrow" w:cs="Arial Narrow"/>
-        </w:rPr>
-        <w:t xml:space="preserve"> DE ELECTOR </w:t>
+        <w:t xml:space="preserve">, </w:t>
+      </w:r>
+      <w:r>
+        <w:rPr>
+          <w:rFonts w:ascii="Arial Narrow" w:eastAsia="Arial Narrow" w:hAnsi="Arial Narrow" w:cs="Arial Narrow"/>
+        </w:rPr>
+        <w:t>IDENTIFICÁNDOSE CON SUS CREDENCIALES DE ELECTOR EXPEDIDAS POR EL INSTITUTO NACIONAL ELECTORAL CON NÚMEROS DE FOLIO</w:t>
+      </w:r>
+      <w:r>
+        <w:rPr>
+          <w:rFonts w:ascii="Arial Narrow" w:eastAsia="Arial Narrow" w:hAnsi="Arial Narrow" w:cs="Arial Narrow"/>
+        </w:rPr>
+        <w:t xml:space="preserve"> </w:t>
       </w:r>
       <w:r>
         <w:rPr>
@@ -1764,7 +1823,7 @@
               </wp:anchor>
             </w:drawing>
           </mc:Choice>
-          <mc:Fallback xmlns:sl="http://schemas.openxmlformats.org/schemaLibrary/2006/main" xmlns:a="http://schemas.openxmlformats.org/drawingml/2006/main" xmlns:pic="http://schemas.openxmlformats.org/drawingml/2006/picture" xmlns:c="http://schemas.openxmlformats.org/drawingml/2006/chart" xmlns:lc="http://schemas.openxmlformats.org/drawingml/2006/lockedCanvas" xmlns:dgm="http://schemas.openxmlformats.org/drawingml/2006/diagram" xmlns="http://schemas.microsoft.com/office/tasks/2019/documenttasks" xmlns:cr="http://schemas.microsoft.com/office/comments/2020/reactions">
+          <mc:Fallback xmlns:cr="http://schemas.microsoft.com/office/comments/2020/reactions" xmlns="http://schemas.microsoft.com/office/tasks/2019/documenttasks" xmlns:dgm="http://schemas.openxmlformats.org/drawingml/2006/diagram" xmlns:lc="http://schemas.openxmlformats.org/drawingml/2006/lockedCanvas" xmlns:c="http://schemas.openxmlformats.org/drawingml/2006/chart" xmlns:pic="http://schemas.openxmlformats.org/drawingml/2006/picture" xmlns:a="http://schemas.openxmlformats.org/drawingml/2006/main" xmlns:sl="http://schemas.openxmlformats.org/schemaLibrary/2006/main">
             <w:drawing>
               <wp:anchor allowOverlap="1" behindDoc="0" distB="0" distT="0" distL="114300" distR="114300" hidden="0" layoutInCell="1" locked="0" relativeHeight="0" simplePos="0">
                 <wp:simplePos x="0" y="0"/>
@@ -1858,7 +1917,7 @@
               </wp:anchor>
             </w:drawing>
           </mc:Choice>
-          <mc:Fallback xmlns:sl="http://schemas.openxmlformats.org/schemaLibrary/2006/main" xmlns:a="http://schemas.openxmlformats.org/drawingml/2006/main" xmlns:pic="http://schemas.openxmlformats.org/drawingml/2006/picture" xmlns:c="http://schemas.openxmlformats.org/drawingml/2006/chart" xmlns:lc="http://schemas.openxmlformats.org/drawingml/2006/lockedCanvas" xmlns:dgm="http://schemas.openxmlformats.org/drawingml/2006/diagram" xmlns="http://schemas.microsoft.com/office/tasks/2019/documenttasks" xmlns:cr="http://schemas.microsoft.com/office/comments/2020/reactions">
+          <mc:Fallback xmlns:cr="http://schemas.microsoft.com/office/comments/2020/reactions" xmlns="http://schemas.microsoft.com/office/tasks/2019/documenttasks" xmlns:dgm="http://schemas.openxmlformats.org/drawingml/2006/diagram" xmlns:lc="http://schemas.openxmlformats.org/drawingml/2006/lockedCanvas" xmlns:c="http://schemas.openxmlformats.org/drawingml/2006/chart" xmlns:pic="http://schemas.openxmlformats.org/drawingml/2006/picture" xmlns:a="http://schemas.openxmlformats.org/drawingml/2006/main" xmlns:sl="http://schemas.openxmlformats.org/schemaLibrary/2006/main">
             <w:drawing>
               <wp:anchor allowOverlap="1" behindDoc="0" distB="0" distT="0" distL="114300" distR="114300" hidden="0" layoutInCell="1" locked="0" relativeHeight="0" simplePos="0">
                 <wp:simplePos x="0" y="0"/>
@@ -2663,7 +2722,7 @@
               </wp:anchor>
             </w:drawing>
           </mc:Choice>
-          <mc:Fallback xmlns:sl="http://schemas.openxmlformats.org/schemaLibrary/2006/main" xmlns:a="http://schemas.openxmlformats.org/drawingml/2006/main" xmlns:pic="http://schemas.openxmlformats.org/drawingml/2006/picture" xmlns:c="http://schemas.openxmlformats.org/drawingml/2006/chart" xmlns:lc="http://schemas.openxmlformats.org/drawingml/2006/lockedCanvas" xmlns:dgm="http://schemas.openxmlformats.org/drawingml/2006/diagram" xmlns="http://schemas.microsoft.com/office/tasks/2019/documenttasks" xmlns:cr="http://schemas.microsoft.com/office/comments/2020/reactions">
+          <mc:Fallback xmlns:cr="http://schemas.microsoft.com/office/comments/2020/reactions" xmlns="http://schemas.microsoft.com/office/tasks/2019/documenttasks" xmlns:dgm="http://schemas.openxmlformats.org/drawingml/2006/diagram" xmlns:lc="http://schemas.openxmlformats.org/drawingml/2006/lockedCanvas" xmlns:c="http://schemas.openxmlformats.org/drawingml/2006/chart" xmlns:pic="http://schemas.openxmlformats.org/drawingml/2006/picture" xmlns:a="http://schemas.openxmlformats.org/drawingml/2006/main" xmlns:sl="http://schemas.openxmlformats.org/schemaLibrary/2006/main">
             <w:drawing>
               <wp:anchor allowOverlap="1" behindDoc="0" distB="0" distT="0" distL="114300" distR="114300" hidden="0" layoutInCell="1" locked="0" relativeHeight="0" simplePos="0">
                 <wp:simplePos x="0" y="0"/>
@@ -3252,7 +3311,55 @@
         <w:rPr>
           <w:rFonts w:ascii="Arial Narrow" w:eastAsia="Arial Narrow" w:hAnsi="Arial Narrow" w:cs="Arial Narrow"/>
         </w:rPr>
-        <w:t xml:space="preserve"> A REMITIR, POR CADA PAGO EFECTUADO, EL COMPROBANTE CORRESPONDIENTE QUE ACREDITE LA OPERACIÓN, INDICANDO DE MANERA CLARA EL MONTO, LA FECHA Y EL MEDIO DE PAGO UTILIZADO.</w:t>
+        <w:t xml:space="preserve"> A REMITIR, POR CADA PAGO EFECTUADO, EL COMPROBANTE CORRESPONDIENTE QUE ACREDITE LA OPERACIÓN, INDICANDO DE MANERA CLARA EL MONTO, LA FECHA Y </w:t>
+      </w:r>
+      <w:r>
+        <w:rPr>
+          <w:rFonts w:ascii="Arial Narrow" w:eastAsia="Arial Narrow" w:hAnsi="Arial Narrow" w:cs="Arial Narrow"/>
+        </w:rPr>
+        <w:t xml:space="preserve">EN EL CONCEPTO DE LA TRANSFERENCIA INDICAR ÚNICAMENTE EL NOMBRE COMPLETO </w:t>
+      </w:r>
+      <w:r>
+        <w:rPr>
+          <w:rFonts w:ascii="Arial Narrow" w:eastAsia="Arial Narrow" w:hAnsi="Arial Narrow" w:cs="Arial Narrow"/>
+        </w:rPr>
+        <w:t>{{SEXO_</w:t>
+      </w:r>
+      <w:r>
+        <w:rPr>
+          <w:rFonts w:ascii="Arial Narrow" w:eastAsia="Arial Narrow" w:hAnsi="Arial Narrow" w:cs="Arial Narrow"/>
+        </w:rPr>
+        <w:t>5</w:t>
+      </w:r>
+      <w:r>
+        <w:rPr>
+          <w:rFonts w:ascii="Arial Narrow" w:eastAsia="Arial Narrow" w:hAnsi="Arial Narrow" w:cs="Arial Narrow"/>
+        </w:rPr>
+        <w:t>}}</w:t>
+      </w:r>
+      <w:r>
+        <w:rPr>
+          <w:rFonts w:ascii="Arial Narrow" w:eastAsia="Arial Narrow" w:hAnsi="Arial Narrow" w:cs="Arial Narrow"/>
+        </w:rPr>
+        <w:t>CESIONARI</w:t>
+      </w:r>
+      <w:r>
+        <w:rPr>
+          <w:rFonts w:ascii="Arial Narrow" w:eastAsia="Arial Narrow" w:hAnsi="Arial Narrow" w:cs="Arial Narrow"/>
+        </w:rPr>
+        <w:t>{{SEXO_2}}</w:t>
+      </w:r>
+      <w:r>
+        <w:rPr>
+          <w:rFonts w:ascii="Arial Narrow" w:eastAsia="Arial Narrow" w:hAnsi="Arial Narrow" w:cs="Arial Narrow"/>
+        </w:rPr>
+        <w:t>”</w:t>
+      </w:r>
+      <w:r>
+        <w:rPr>
+          <w:rFonts w:ascii="Arial Narrow" w:eastAsia="Arial Narrow" w:hAnsi="Arial Narrow" w:cs="Arial Narrow"/>
+        </w:rPr>
+        <w:t>.</w:t>
       </w:r>
     </w:p>
     <w:p>
@@ -3315,13 +3422,7 @@
           <w:b/>
           <w:bCs/>
         </w:rPr>
-        <w:t>A)</w:t>
-      </w:r>
-      <w:r>
-        <w:rPr>
-          <w:rFonts w:ascii="Arial Narrow" w:eastAsia="Arial Narrow" w:hAnsi="Arial Narrow" w:cs="Arial Narrow"/>
-        </w:rPr>
-        <w:t xml:space="preserve"> </w:t>
+        <w:t>A</w:t>
       </w:r>
       <w:r>
         <w:rPr>
@@ -6155,7 +6256,28 @@
           <w:rFonts w:ascii="Arial Narrow" w:eastAsia="Arial Narrow" w:hAnsi="Arial Narrow" w:cs="Arial Narrow"/>
           <w:color w:val="000000"/>
         </w:rPr>
-        <w:t>IDENTIFICÁNDOSE CON SU CREDENCIAL DE ELECTOR CON NÚMERO</w:t>
+        <w:t>IDENTIFICÁNDOSE CON SU CREDENCIAL DE ELECTOR</w:t>
+      </w:r>
+      <w:r>
+        <w:rPr>
+          <w:rFonts w:ascii="Arial Narrow" w:eastAsia="Arial Narrow" w:hAnsi="Arial Narrow" w:cs="Arial Narrow"/>
+          <w:color w:val="000000"/>
+        </w:rPr>
+        <w:t xml:space="preserve"> CON FOTOGRAFÍA EXPEDIDA POR EL INSTITUTO NACIONAL ELECTORAL </w:t>
+      </w:r>
+      <w:r>
+        <w:rPr>
+          <w:rFonts w:ascii="Arial Narrow" w:eastAsia="Arial Narrow" w:hAnsi="Arial Narrow" w:cs="Arial Narrow"/>
+          <w:color w:val="000000"/>
+        </w:rPr>
+        <w:t>CON NÚMERO</w:t>
+      </w:r>
+      <w:r>
+        <w:rPr>
+          <w:rFonts w:ascii="Arial Narrow" w:eastAsia="Arial Narrow" w:hAnsi="Arial Narrow" w:cs="Arial Narrow"/>
+          <w:color w:val="000000"/>
+        </w:rPr>
+        <w:t xml:space="preserve"> DE FOLIO</w:t>
       </w:r>
       <w:r>
         <w:rPr>
